--- a/交付成果/第八轮去禅修引导/Word版/8周版/读书会01_第1周_禅修的本质与目标与如来禅修学体系_主持人版.docx
+++ b/交付成果/第八轮去禅修引导/Word版/8周版/读书会01_第1周_禅修的本质与目标与如来禅修学体系_主持人版.docx
@@ -4,10 +4,12 @@
   <w:body>
     <w:p>
       <w:pPr>
+        <w:spacing w:after="120"/>
         <w:jc w:val="right"/>
       </w:pPr>
       <w:r>
         <w:rPr>
+          <w:rFonts w:ascii="Times New Roman" w:hAnsi="Times New Roman" w:eastAsia="宋体"/>
           <w:color w:val="888888"/>
           <w:sz w:val="16"/>
         </w:rPr>
@@ -16,76 +18,105 @@
     </w:p>
     <w:p>
       <w:pPr>
+        <w:pBdr>
+          <w:bottom w:val="single" w:sz="12" w:space="8" w:color="1F3864"/>
+        </w:pBdr>
+        <w:spacing w:before="40" w:after="200" w:line="312" w:lineRule="auto"/>
         <w:jc w:val="center"/>
       </w:pPr>
       <w:r>
         <w:rPr>
+          <w:rFonts w:ascii="微软雅黑" w:hAnsi="微软雅黑" w:eastAsia="微软雅黑"/>
           <w:b/>
           <w:color w:val="1F3864"/>
-          <w:sz w:val="36"/>
+          <w:sz w:val="40"/>
         </w:rPr>
         <w:t>第1周：禅修的本质与目标与如来禅修学体系</w:t>
       </w:r>
     </w:p>
     <w:p>
       <w:pPr>
-        <w:ind w:left="170"/>
         <w:pBdr>
-          <w:left w:val="single" w:sz="18" w:space="4" w:color="1F3864"/>
+          <w:left w:val="single" w:sz="30" w:space="8" w:color="1F3864"/>
         </w:pBdr>
-        <w:shd w:val="clear" w:fill="F2F5FA"/>
+        <w:shd w:val="clear" w:fill="EEF3F9"/>
+        <w:spacing w:before="0" w:after="40" w:line="348" w:lineRule="auto"/>
+        <w:ind w:left="255" w:right="142"/>
+        <w:jc w:val="both"/>
       </w:pPr>
       <w:r>
         <w:rPr>
+          <w:rFonts w:ascii="Times New Roman" w:hAnsi="Times New Roman" w:eastAsia="宋体"/>
           <w:b w:val="0"/>
+          <w:color w:val="222222"/>
+          <w:sz w:val="20"/>
         </w:rPr>
         <w:t xml:space="preserve">⭐ </w:t>
       </w:r>
       <w:r>
         <w:rPr>
+          <w:rFonts w:ascii="Times New Roman" w:hAnsi="Times New Roman" w:eastAsia="宋体"/>
           <w:b/>
+          <w:color w:val="222222"/>
+          <w:sz w:val="20"/>
         </w:rPr>
         <w:t>本讲主持人速览</w:t>
       </w:r>
       <w:r>
         <w:rPr>
+          <w:rFonts w:ascii="Times New Roman" w:hAnsi="Times New Roman" w:eastAsia="宋体"/>
           <w:b w:val="0"/>
+          <w:color w:val="222222"/>
+          <w:sz w:val="20"/>
         </w:rPr>
         <w:t>（新主持人必读，2分钟看完）</w:t>
       </w:r>
     </w:p>
     <w:p>
       <w:pPr>
-        <w:ind w:left="170"/>
         <w:pBdr>
-          <w:left w:val="single" w:sz="18" w:space="4" w:color="1F3864"/>
+          <w:left w:val="single" w:sz="30" w:space="8" w:color="1F3864"/>
         </w:pBdr>
-        <w:shd w:val="clear" w:fill="F2F5FA"/>
+        <w:shd w:val="clear" w:fill="EEF3F9"/>
+        <w:spacing w:before="0" w:after="40" w:line="348" w:lineRule="auto"/>
+        <w:ind w:left="255" w:right="142"/>
+        <w:jc w:val="both"/>
       </w:pPr>
       <w:r>
         <w:rPr>
+          <w:rFonts w:ascii="Times New Roman" w:hAnsi="Times New Roman" w:eastAsia="宋体"/>
           <w:b w:val="0"/>
+          <w:color w:val="222222"/>
+          <w:sz w:val="20"/>
         </w:rPr>
         <w:t>你不是老师，是"共学同行者"。你不需要提前懂禅修，只需要按流程走。</w:t>
       </w:r>
     </w:p>
     <w:p>
       <w:pPr>
-        <w:ind w:left="170"/>
         <w:pBdr>
-          <w:left w:val="single" w:sz="18" w:space="4" w:color="1F3864"/>
+          <w:left w:val="single" w:sz="30" w:space="8" w:color="1F3864"/>
         </w:pBdr>
-        <w:shd w:val="clear" w:fill="F2F5FA"/>
+        <w:shd w:val="clear" w:fill="EEF3F9"/>
+        <w:spacing w:before="0" w:after="40" w:line="348" w:lineRule="auto"/>
+        <w:ind w:left="255" w:right="142"/>
+        <w:jc w:val="both"/>
       </w:pPr>
       <w:r>
         <w:rPr>
+          <w:rFonts w:ascii="Times New Roman" w:hAnsi="Times New Roman" w:eastAsia="宋体"/>
           <w:b/>
+          <w:color w:val="222222"/>
+          <w:sz w:val="20"/>
         </w:rPr>
         <w:t>本周为单一共读（25 min）</w:t>
       </w:r>
       <w:r>
         <w:rPr>
+          <w:rFonts w:ascii="Times New Roman" w:hAnsi="Times New Roman" w:eastAsia="宋体"/>
           <w:b w:val="0"/>
+          <w:color w:val="222222"/>
+          <w:sz w:val="20"/>
         </w:rPr>
         <w:t>，含一轮分享与一轮讨论，单讲 120 分钟。</w:t>
       </w:r>
@@ -94,26 +125,44 @@
       <w:tblPr>
         <w:tblStyle w:val="TableGrid"/>
         <w:tblW w:type="auto" w:w="0"/>
+        <w:jc w:val="center"/>
+        <w:tblLayout w:type="fixed"/>
+        <w:tblLayout w:type="fixed"/>
+        <w:tblCellMar>
+          <w:top w:w="80" w:type="dxa"/>
+          <w:bottom w:w="80" w:type="dxa"/>
+          <w:left w:w="110" w:type="dxa"/>
+          <w:right w:w="110" w:type="dxa"/>
+        </w:tblCellMar>
         <w:tblLook w:firstColumn="1" w:firstRow="1" w:lastColumn="0" w:lastRow="0" w:noHBand="0" w:noVBand="1" w:val="04A0"/>
       </w:tblPr>
       <w:tblGrid>
-        <w:gridCol w:w="2409"/>
-        <w:gridCol w:w="2409"/>
-        <w:gridCol w:w="2409"/>
-        <w:gridCol w:w="2409"/>
+        <w:gridCol w:w="2353"/>
+        <w:gridCol w:w="2353"/>
+        <w:gridCol w:w="2353"/>
+        <w:gridCol w:w="2353"/>
       </w:tblGrid>
       <w:tr>
+        <w:trPr>
+          <w:tblHeader w:val="true"/>
+          <w:trHeight w:val="396" w:hRule="atLeast"/>
+        </w:trPr>
         <w:tc>
           <w:tcPr>
-            <w:tcW w:type="dxa" w:w="2409"/>
+            <w:tcW w:type="dxa" w:w="1942"/>
             <w:shd w:val="clear" w:fill="1F3864"/>
           </w:tcPr>
           <w:p>
+            <w:pPr>
+              <w:spacing w:before="0" w:after="0" w:line="288" w:lineRule="auto"/>
+              <w:jc w:val="center"/>
+            </w:pPr>
             <w:r>
               <w:rPr>
-                <w:b w:val="0"/>
+                <w:rFonts w:ascii="Times New Roman" w:hAnsi="Times New Roman" w:eastAsia="宋体"/>
+                <w:b/>
                 <w:color w:val="FFFFFF"/>
-                <w:sz w:val="18"/>
+                <w:sz w:val="20"/>
               </w:rPr>
               <w:t>环节</w:t>
             </w:r>
@@ -121,15 +170,20 @@
         </w:tc>
         <w:tc>
           <w:tcPr>
-            <w:tcW w:type="dxa" w:w="2409"/>
+            <w:tcW w:type="dxa" w:w="1195"/>
             <w:shd w:val="clear" w:fill="1F3864"/>
           </w:tcPr>
           <w:p>
+            <w:pPr>
+              <w:spacing w:before="0" w:after="0" w:line="288" w:lineRule="auto"/>
+              <w:jc w:val="center"/>
+            </w:pPr>
             <w:r>
               <w:rPr>
-                <w:b w:val="0"/>
+                <w:rFonts w:ascii="Times New Roman" w:hAnsi="Times New Roman" w:eastAsia="宋体"/>
+                <w:b/>
                 <w:color w:val="FFFFFF"/>
-                <w:sz w:val="18"/>
+                <w:sz w:val="20"/>
               </w:rPr>
               <w:t>标准时长</w:t>
             </w:r>
@@ -137,15 +191,20 @@
         </w:tc>
         <w:tc>
           <w:tcPr>
-            <w:tcW w:type="dxa" w:w="2409"/>
+            <w:tcW w:type="dxa" w:w="3735"/>
             <w:shd w:val="clear" w:fill="1F3864"/>
           </w:tcPr>
           <w:p>
+            <w:pPr>
+              <w:spacing w:before="0" w:after="0" w:line="288" w:lineRule="auto"/>
+              <w:jc w:val="center"/>
+            </w:pPr>
             <w:r>
               <w:rPr>
-                <w:b w:val="0"/>
+                <w:rFonts w:ascii="Times New Roman" w:hAnsi="Times New Roman" w:eastAsia="宋体"/>
+                <w:b/>
                 <w:color w:val="FFFFFF"/>
-                <w:sz w:val="18"/>
+                <w:sz w:val="20"/>
               </w:rPr>
               <w:t>⏱ 时间不够→</w:t>
             </w:r>
@@ -153,15 +212,20 @@
         </w:tc>
         <w:tc>
           <w:tcPr>
-            <w:tcW w:type="dxa" w:w="2409"/>
+            <w:tcW w:type="dxa" w:w="2539"/>
             <w:shd w:val="clear" w:fill="1F3864"/>
           </w:tcPr>
           <w:p>
+            <w:pPr>
+              <w:spacing w:before="0" w:after="0" w:line="288" w:lineRule="auto"/>
+              <w:jc w:val="center"/>
+            </w:pPr>
             <w:r>
               <w:rPr>
-                <w:b w:val="0"/>
+                <w:rFonts w:ascii="Times New Roman" w:hAnsi="Times New Roman" w:eastAsia="宋体"/>
+                <w:b/>
                 <w:color w:val="FFFFFF"/>
-                <w:sz w:val="18"/>
+                <w:sz w:val="20"/>
               </w:rPr>
               <w:t>⏱ 时间富余→</w:t>
             </w:r>
@@ -171,13 +235,18 @@
       <w:tr>
         <w:tc>
           <w:tcPr>
-            <w:tcW w:type="dxa" w:w="2409"/>
+            <w:tcW w:type="dxa" w:w="1942"/>
           </w:tcPr>
           <w:p>
+            <w:pPr>
+              <w:spacing w:before="0" w:after="0" w:line="288" w:lineRule="auto"/>
+              <w:jc w:val="left"/>
+            </w:pPr>
             <w:r>
               <w:rPr>
-                <w:b w:val="0"/>
-                <w:sz w:val="18"/>
+                <w:rFonts w:ascii="Times New Roman" w:hAnsi="Times New Roman" w:eastAsia="宋体"/>
+                <w:b/>
+                <w:sz w:val="19"/>
               </w:rPr>
               <w:t>🧘 静心开场</w:t>
             </w:r>
@@ -185,13 +254,18 @@
         </w:tc>
         <w:tc>
           <w:tcPr>
-            <w:tcW w:type="dxa" w:w="2409"/>
+            <w:tcW w:type="dxa" w:w="1195"/>
           </w:tcPr>
           <w:p>
+            <w:pPr>
+              <w:spacing w:before="0" w:after="0" w:line="288" w:lineRule="auto"/>
+              <w:jc w:val="left"/>
+            </w:pPr>
             <w:r>
               <w:rPr>
+                <w:rFonts w:ascii="Times New Roman" w:hAnsi="Times New Roman" w:eastAsia="宋体"/>
                 <w:b w:val="0"/>
-                <w:sz w:val="18"/>
+                <w:sz w:val="19"/>
               </w:rPr>
               <w:t>10 min</w:t>
             </w:r>
@@ -199,13 +273,18 @@
         </w:tc>
         <w:tc>
           <w:tcPr>
-            <w:tcW w:type="dxa" w:w="2409"/>
+            <w:tcW w:type="dxa" w:w="3735"/>
           </w:tcPr>
           <w:p>
+            <w:pPr>
+              <w:spacing w:before="0" w:after="0" w:line="288" w:lineRule="auto"/>
+              <w:jc w:val="left"/>
+            </w:pPr>
             <w:r>
               <w:rPr>
+                <w:rFonts w:ascii="Times New Roman" w:hAnsi="Times New Roman" w:eastAsia="宋体"/>
                 <w:b w:val="0"/>
-                <w:sz w:val="18"/>
+                <w:sz w:val="19"/>
               </w:rPr>
               <w:t>缩至5 min</w:t>
             </w:r>
@@ -213,13 +292,18 @@
         </w:tc>
         <w:tc>
           <w:tcPr>
-            <w:tcW w:type="dxa" w:w="2409"/>
+            <w:tcW w:type="dxa" w:w="2539"/>
           </w:tcPr>
           <w:p>
+            <w:pPr>
+              <w:spacing w:before="0" w:after="0" w:line="288" w:lineRule="auto"/>
+              <w:jc w:val="left"/>
+            </w:pPr>
             <w:r>
               <w:rPr>
+                <w:rFonts w:ascii="Times New Roman" w:hAnsi="Times New Roman" w:eastAsia="宋体"/>
                 <w:b w:val="0"/>
-                <w:sz w:val="18"/>
+                <w:sz w:val="19"/>
               </w:rPr>
               <w:t>加2分钟静坐</w:t>
             </w:r>
@@ -229,14 +313,19 @@
       <w:tr>
         <w:tc>
           <w:tcPr>
-            <w:tcW w:type="dxa" w:w="2409"/>
-            <w:shd w:val="clear" w:fill="F2F5FA"/>
+            <w:tcW w:type="dxa" w:w="1942"/>
+            <w:shd w:val="clear" w:fill="EEF2F8"/>
           </w:tcPr>
           <w:p>
+            <w:pPr>
+              <w:spacing w:before="0" w:after="0" w:line="288" w:lineRule="auto"/>
+              <w:jc w:val="left"/>
+            </w:pPr>
             <w:r>
               <w:rPr>
-                <w:b w:val="0"/>
-                <w:sz w:val="18"/>
+                <w:rFonts w:ascii="Times New Roman" w:hAnsi="Times New Roman" w:eastAsia="宋体"/>
+                <w:b/>
+                <w:sz w:val="19"/>
               </w:rPr>
               <w:t>📖 共读原文</w:t>
             </w:r>
@@ -244,14 +333,19 @@
         </w:tc>
         <w:tc>
           <w:tcPr>
-            <w:tcW w:type="dxa" w:w="2409"/>
-            <w:shd w:val="clear" w:fill="F2F5FA"/>
+            <w:tcW w:type="dxa" w:w="1195"/>
+            <w:shd w:val="clear" w:fill="EEF2F8"/>
           </w:tcPr>
           <w:p>
+            <w:pPr>
+              <w:spacing w:before="0" w:after="0" w:line="288" w:lineRule="auto"/>
+              <w:jc w:val="left"/>
+            </w:pPr>
             <w:r>
               <w:rPr>
+                <w:rFonts w:ascii="Times New Roman" w:hAnsi="Times New Roman" w:eastAsia="宋体"/>
                 <w:b w:val="0"/>
-                <w:sz w:val="18"/>
+                <w:sz w:val="19"/>
               </w:rPr>
               <w:t>25 min</w:t>
             </w:r>
@@ -259,14 +353,19 @@
         </w:tc>
         <w:tc>
           <w:tcPr>
-            <w:tcW w:type="dxa" w:w="2409"/>
-            <w:shd w:val="clear" w:fill="F2F5FA"/>
+            <w:tcW w:type="dxa" w:w="3735"/>
+            <w:shd w:val="clear" w:fill="EEF2F8"/>
           </w:tcPr>
           <w:p>
+            <w:pPr>
+              <w:spacing w:before="0" w:after="0" w:line="288" w:lineRule="auto"/>
+              <w:jc w:val="left"/>
+            </w:pPr>
             <w:r>
               <w:rPr>
+                <w:rFonts w:ascii="Times New Roman" w:hAnsi="Times New Roman" w:eastAsia="宋体"/>
                 <w:b w:val="0"/>
-                <w:sz w:val="18"/>
+                <w:sz w:val="19"/>
               </w:rPr>
               <w:t>只读★核心段（约18 min）</w:t>
             </w:r>
@@ -274,14 +373,19 @@
         </w:tc>
         <w:tc>
           <w:tcPr>
-            <w:tcW w:type="dxa" w:w="2409"/>
-            <w:shd w:val="clear" w:fill="F2F5FA"/>
+            <w:tcW w:type="dxa" w:w="2539"/>
+            <w:shd w:val="clear" w:fill="EEF2F8"/>
           </w:tcPr>
           <w:p>
+            <w:pPr>
+              <w:spacing w:before="0" w:after="0" w:line="288" w:lineRule="auto"/>
+              <w:jc w:val="left"/>
+            </w:pPr>
             <w:r>
               <w:rPr>
+                <w:rFonts w:ascii="Times New Roman" w:hAnsi="Times New Roman" w:eastAsia="宋体"/>
                 <w:b w:val="0"/>
-                <w:sz w:val="18"/>
+                <w:sz w:val="19"/>
               </w:rPr>
               <w:t>加读◈扩展段</w:t>
             </w:r>
@@ -291,13 +395,18 @@
       <w:tr>
         <w:tc>
           <w:tcPr>
-            <w:tcW w:type="dxa" w:w="2409"/>
+            <w:tcW w:type="dxa" w:w="1942"/>
           </w:tcPr>
           <w:p>
+            <w:pPr>
+              <w:spacing w:before="0" w:after="0" w:line="288" w:lineRule="auto"/>
+              <w:jc w:val="left"/>
+            </w:pPr>
             <w:r>
               <w:rPr>
-                <w:b w:val="0"/>
-                <w:sz w:val="18"/>
+                <w:rFonts w:ascii="Times New Roman" w:hAnsi="Times New Roman" w:eastAsia="宋体"/>
+                <w:b/>
+                <w:sz w:val="19"/>
               </w:rPr>
               <w:t>💬 第一轮分享</w:t>
             </w:r>
@@ -305,13 +414,18 @@
         </w:tc>
         <w:tc>
           <w:tcPr>
-            <w:tcW w:type="dxa" w:w="2409"/>
+            <w:tcW w:type="dxa" w:w="1195"/>
           </w:tcPr>
           <w:p>
+            <w:pPr>
+              <w:spacing w:before="0" w:after="0" w:line="288" w:lineRule="auto"/>
+              <w:jc w:val="left"/>
+            </w:pPr>
             <w:r>
               <w:rPr>
+                <w:rFonts w:ascii="Times New Roman" w:hAnsi="Times New Roman" w:eastAsia="宋体"/>
                 <w:b w:val="0"/>
-                <w:sz w:val="18"/>
+                <w:sz w:val="19"/>
               </w:rPr>
               <w:t>20 min</w:t>
             </w:r>
@@ -319,13 +433,18 @@
         </w:tc>
         <w:tc>
           <w:tcPr>
-            <w:tcW w:type="dxa" w:w="2409"/>
+            <w:tcW w:type="dxa" w:w="3735"/>
           </w:tcPr>
           <w:p>
+            <w:pPr>
+              <w:spacing w:before="0" w:after="0" w:line="288" w:lineRule="auto"/>
+              <w:jc w:val="left"/>
+            </w:pPr>
             <w:r>
               <w:rPr>
+                <w:rFonts w:ascii="Times New Roman" w:hAnsi="Times New Roman" w:eastAsia="宋体"/>
                 <w:b w:val="0"/>
-                <w:sz w:val="18"/>
+                <w:sz w:val="19"/>
               </w:rPr>
               <w:t>每人1句话</w:t>
             </w:r>
@@ -333,13 +452,18 @@
         </w:tc>
         <w:tc>
           <w:tcPr>
-            <w:tcW w:type="dxa" w:w="2409"/>
+            <w:tcW w:type="dxa" w:w="2539"/>
           </w:tcPr>
           <w:p>
+            <w:pPr>
+              <w:spacing w:before="0" w:after="0" w:line="288" w:lineRule="auto"/>
+              <w:jc w:val="left"/>
+            </w:pPr>
             <w:r>
               <w:rPr>
+                <w:rFonts w:ascii="Times New Roman" w:hAnsi="Times New Roman" w:eastAsia="宋体"/>
                 <w:b w:val="0"/>
-                <w:sz w:val="18"/>
+                <w:sz w:val="19"/>
               </w:rPr>
               <w:t>每人3分钟</w:t>
             </w:r>
@@ -349,14 +473,19 @@
       <w:tr>
         <w:tc>
           <w:tcPr>
-            <w:tcW w:type="dxa" w:w="2409"/>
-            <w:shd w:val="clear" w:fill="F2F5FA"/>
+            <w:tcW w:type="dxa" w:w="1942"/>
+            <w:shd w:val="clear" w:fill="EEF2F8"/>
           </w:tcPr>
           <w:p>
+            <w:pPr>
+              <w:spacing w:before="0" w:after="0" w:line="288" w:lineRule="auto"/>
+              <w:jc w:val="left"/>
+            </w:pPr>
             <w:r>
               <w:rPr>
-                <w:b w:val="0"/>
-                <w:sz w:val="18"/>
+                <w:rFonts w:ascii="Times New Roman" w:hAnsi="Times New Roman" w:eastAsia="宋体"/>
+                <w:b/>
+                <w:sz w:val="19"/>
               </w:rPr>
               <w:t>🎯 主题讨论</w:t>
             </w:r>
@@ -364,14 +493,19 @@
         </w:tc>
         <w:tc>
           <w:tcPr>
-            <w:tcW w:type="dxa" w:w="2409"/>
-            <w:shd w:val="clear" w:fill="F2F5FA"/>
+            <w:tcW w:type="dxa" w:w="1195"/>
+            <w:shd w:val="clear" w:fill="EEF2F8"/>
           </w:tcPr>
           <w:p>
+            <w:pPr>
+              <w:spacing w:before="0" w:after="0" w:line="288" w:lineRule="auto"/>
+              <w:jc w:val="left"/>
+            </w:pPr>
             <w:r>
               <w:rPr>
+                <w:rFonts w:ascii="Times New Roman" w:hAnsi="Times New Roman" w:eastAsia="宋体"/>
                 <w:b w:val="0"/>
-                <w:sz w:val="18"/>
+                <w:sz w:val="19"/>
               </w:rPr>
               <w:t>35 min</w:t>
             </w:r>
@@ -379,14 +513,19 @@
         </w:tc>
         <w:tc>
           <w:tcPr>
-            <w:tcW w:type="dxa" w:w="2409"/>
-            <w:shd w:val="clear" w:fill="F2F5FA"/>
+            <w:tcW w:type="dxa" w:w="3735"/>
+            <w:shd w:val="clear" w:fill="EEF2F8"/>
           </w:tcPr>
           <w:p>
+            <w:pPr>
+              <w:spacing w:before="0" w:after="0" w:line="288" w:lineRule="auto"/>
+              <w:jc w:val="left"/>
+            </w:pPr>
             <w:r>
               <w:rPr>
+                <w:rFonts w:ascii="Times New Roman" w:hAnsi="Times New Roman" w:eastAsia="宋体"/>
                 <w:b w:val="0"/>
-                <w:sz w:val="18"/>
+                <w:sz w:val="19"/>
               </w:rPr>
               <w:t>只讨论问题①、②</w:t>
             </w:r>
@@ -394,14 +533,19 @@
         </w:tc>
         <w:tc>
           <w:tcPr>
-            <w:tcW w:type="dxa" w:w="2409"/>
-            <w:shd w:val="clear" w:fill="F2F5FA"/>
+            <w:tcW w:type="dxa" w:w="2539"/>
+            <w:shd w:val="clear" w:fill="EEF2F8"/>
           </w:tcPr>
           <w:p>
+            <w:pPr>
+              <w:spacing w:before="0" w:after="0" w:line="288" w:lineRule="auto"/>
+              <w:jc w:val="left"/>
+            </w:pPr>
             <w:r>
               <w:rPr>
+                <w:rFonts w:ascii="Times New Roman" w:hAnsi="Times New Roman" w:eastAsia="宋体"/>
                 <w:b w:val="0"/>
-                <w:sz w:val="18"/>
+                <w:sz w:val="19"/>
               </w:rPr>
               <w:t>讨论全部问题+扩展</w:t>
             </w:r>
@@ -411,13 +555,18 @@
       <w:tr>
         <w:tc>
           <w:tcPr>
-            <w:tcW w:type="dxa" w:w="2409"/>
+            <w:tcW w:type="dxa" w:w="1942"/>
           </w:tcPr>
           <w:p>
+            <w:pPr>
+              <w:spacing w:before="0" w:after="0" w:line="288" w:lineRule="auto"/>
+              <w:jc w:val="left"/>
+            </w:pPr>
             <w:r>
               <w:rPr>
-                <w:b w:val="0"/>
-                <w:sz w:val="18"/>
+                <w:rFonts w:ascii="Times New Roman" w:hAnsi="Times New Roman" w:eastAsia="宋体"/>
+                <w:b/>
+                <w:sz w:val="19"/>
               </w:rPr>
               <w:t>🧘 禅修练习</w:t>
             </w:r>
@@ -425,13 +574,18 @@
         </w:tc>
         <w:tc>
           <w:tcPr>
-            <w:tcW w:type="dxa" w:w="2409"/>
+            <w:tcW w:type="dxa" w:w="1195"/>
           </w:tcPr>
           <w:p>
+            <w:pPr>
+              <w:spacing w:before="0" w:after="0" w:line="288" w:lineRule="auto"/>
+              <w:jc w:val="left"/>
+            </w:pPr>
             <w:r>
               <w:rPr>
+                <w:rFonts w:ascii="Times New Roman" w:hAnsi="Times New Roman" w:eastAsia="宋体"/>
                 <w:b w:val="0"/>
-                <w:sz w:val="18"/>
+                <w:sz w:val="19"/>
               </w:rPr>
               <w:t>15 min</w:t>
             </w:r>
@@ -439,13 +593,18 @@
         </w:tc>
         <w:tc>
           <w:tcPr>
-            <w:tcW w:type="dxa" w:w="2409"/>
+            <w:tcW w:type="dxa" w:w="3735"/>
           </w:tcPr>
           <w:p>
+            <w:pPr>
+              <w:spacing w:before="0" w:after="0" w:line="288" w:lineRule="auto"/>
+              <w:jc w:val="left"/>
+            </w:pPr>
             <w:r>
               <w:rPr>
+                <w:rFonts w:ascii="Times New Roman" w:hAnsi="Times New Roman" w:eastAsia="宋体"/>
                 <w:b w:val="0"/>
-                <w:sz w:val="18"/>
+                <w:sz w:val="19"/>
               </w:rPr>
               <w:t>缩至8 min（只播音频前半）</w:t>
             </w:r>
@@ -453,13 +612,18 @@
         </w:tc>
         <w:tc>
           <w:tcPr>
-            <w:tcW w:type="dxa" w:w="2409"/>
+            <w:tcW w:type="dxa" w:w="2539"/>
           </w:tcPr>
           <w:p>
+            <w:pPr>
+              <w:spacing w:before="0" w:after="0" w:line="288" w:lineRule="auto"/>
+              <w:jc w:val="left"/>
+            </w:pPr>
             <w:r>
               <w:rPr>
+                <w:rFonts w:ascii="Times New Roman" w:hAnsi="Times New Roman" w:eastAsia="宋体"/>
                 <w:b w:val="0"/>
-                <w:sz w:val="18"/>
+                <w:sz w:val="19"/>
               </w:rPr>
               <w:t>延长至20 min</w:t>
             </w:r>
@@ -469,14 +633,19 @@
       <w:tr>
         <w:tc>
           <w:tcPr>
-            <w:tcW w:type="dxa" w:w="2409"/>
-            <w:shd w:val="clear" w:fill="F2F5FA"/>
+            <w:tcW w:type="dxa" w:w="1942"/>
+            <w:shd w:val="clear" w:fill="EEF2F8"/>
           </w:tcPr>
           <w:p>
+            <w:pPr>
+              <w:spacing w:before="0" w:after="0" w:line="288" w:lineRule="auto"/>
+              <w:jc w:val="left"/>
+            </w:pPr>
             <w:r>
               <w:rPr>
-                <w:b w:val="0"/>
-                <w:sz w:val="18"/>
+                <w:rFonts w:ascii="Times New Roman" w:hAnsi="Times New Roman" w:eastAsia="宋体"/>
+                <w:b/>
+                <w:sz w:val="19"/>
               </w:rPr>
               <w:t>🔚 收尾与回向</w:t>
             </w:r>
@@ -484,14 +653,19 @@
         </w:tc>
         <w:tc>
           <w:tcPr>
-            <w:tcW w:type="dxa" w:w="2409"/>
-            <w:shd w:val="clear" w:fill="F2F5FA"/>
+            <w:tcW w:type="dxa" w:w="1195"/>
+            <w:shd w:val="clear" w:fill="EEF2F8"/>
           </w:tcPr>
           <w:p>
+            <w:pPr>
+              <w:spacing w:before="0" w:after="0" w:line="288" w:lineRule="auto"/>
+              <w:jc w:val="left"/>
+            </w:pPr>
             <w:r>
               <w:rPr>
+                <w:rFonts w:ascii="Times New Roman" w:hAnsi="Times New Roman" w:eastAsia="宋体"/>
                 <w:b w:val="0"/>
-                <w:sz w:val="18"/>
+                <w:sz w:val="19"/>
               </w:rPr>
               <w:t>15 min</w:t>
             </w:r>
@@ -499,14 +673,19 @@
         </w:tc>
         <w:tc>
           <w:tcPr>
-            <w:tcW w:type="dxa" w:w="2409"/>
-            <w:shd w:val="clear" w:fill="F2F5FA"/>
+            <w:tcW w:type="dxa" w:w="3735"/>
+            <w:shd w:val="clear" w:fill="EEF2F8"/>
           </w:tcPr>
           <w:p>
+            <w:pPr>
+              <w:spacing w:before="0" w:after="0" w:line="288" w:lineRule="auto"/>
+              <w:jc w:val="left"/>
+            </w:pPr>
             <w:r>
               <w:rPr>
+                <w:rFonts w:ascii="Times New Roman" w:hAnsi="Times New Roman" w:eastAsia="宋体"/>
                 <w:b w:val="0"/>
-                <w:sz w:val="18"/>
+                <w:sz w:val="19"/>
               </w:rPr>
               <w:t>缩至10 min</w:t>
             </w:r>
@@ -514,14 +693,19 @@
         </w:tc>
         <w:tc>
           <w:tcPr>
-            <w:tcW w:type="dxa" w:w="2409"/>
-            <w:shd w:val="clear" w:fill="F2F5FA"/>
+            <w:tcW w:type="dxa" w:w="2539"/>
+            <w:shd w:val="clear" w:fill="EEF2F8"/>
           </w:tcPr>
           <w:p>
+            <w:pPr>
+              <w:spacing w:before="0" w:after="0" w:line="288" w:lineRule="auto"/>
+              <w:jc w:val="left"/>
+            </w:pPr>
             <w:r>
               <w:rPr>
+                <w:rFonts w:ascii="Times New Roman" w:hAnsi="Times New Roman" w:eastAsia="宋体"/>
                 <w:b w:val="0"/>
-                <w:sz w:val="18"/>
+                <w:sz w:val="19"/>
               </w:rPr>
               <w:t>保持</w:t>
             </w:r>
@@ -531,67 +715,98 @@
     </w:tbl>
     <w:p>
       <w:pPr>
-        <w:ind w:left="170"/>
+        <w:spacing w:before="0" w:after="0" w:line="120" w:lineRule="auto"/>
+      </w:pPr>
+    </w:p>
+    <w:p>
+      <w:pPr>
         <w:pBdr>
-          <w:left w:val="single" w:sz="18" w:space="4" w:color="1F3864"/>
+          <w:left w:val="single" w:sz="30" w:space="8" w:color="1F3864"/>
         </w:pBdr>
-        <w:shd w:val="clear" w:fill="F2F5FA"/>
+        <w:shd w:val="clear" w:fill="EEF3F9"/>
+        <w:spacing w:before="0" w:after="40" w:line="348" w:lineRule="auto"/>
+        <w:ind w:left="255" w:right="142"/>
+        <w:jc w:val="both"/>
       </w:pPr>
       <w:r>
         <w:rPr>
+          <w:rFonts w:ascii="Times New Roman" w:hAnsi="Times New Roman" w:eastAsia="宋体"/>
           <w:b/>
+          <w:color w:val="222222"/>
+          <w:sz w:val="20"/>
         </w:rPr>
         <w:t>主持人10条守则（精简版）</w:t>
       </w:r>
       <w:r>
         <w:rPr>
+          <w:rFonts w:ascii="Times New Roman" w:hAnsi="Times New Roman" w:eastAsia="宋体"/>
           <w:b w:val="0"/>
+          <w:color w:val="222222"/>
+          <w:sz w:val="20"/>
         </w:rPr>
         <w:t>：</w:t>
       </w:r>
     </w:p>
     <w:p>
       <w:pPr>
-        <w:ind w:left="170"/>
         <w:pBdr>
-          <w:left w:val="single" w:sz="18" w:space="4" w:color="1F3864"/>
+          <w:left w:val="single" w:sz="30" w:space="8" w:color="1F3864"/>
         </w:pBdr>
-        <w:shd w:val="clear" w:fill="F2F5FA"/>
+        <w:shd w:val="clear" w:fill="EEF3F9"/>
+        <w:spacing w:before="0" w:after="40" w:line="348" w:lineRule="auto"/>
+        <w:ind w:left="255" w:right="142"/>
+        <w:jc w:val="both"/>
       </w:pPr>
       <w:r>
         <w:rPr>
+          <w:rFonts w:ascii="Times New Roman" w:hAnsi="Times New Roman" w:eastAsia="宋体"/>
           <w:b w:val="0"/>
+          <w:color w:val="222222"/>
+          <w:sz w:val="20"/>
         </w:rPr>
         <w:t>① 不讲解、不提供答案——让原文自己说话；② 有人问"正确答案"→说"先听听大家的看法"；③ 冷场→主持人先分享自己的真实感受；④ 跑题→温和拉回："这个有意思，我们回到今天的原文"；⑤ 争论→"两种看法都很好，大家保留自己的理解"；⑥ 确保人人发言；⑦ 不评判任何人的分享；⑧ 时间到了就推进；⑨ 禅修练习播放古源尊者禅修引导音频即可；⑩ 结束一起回向。</w:t>
       </w:r>
     </w:p>
     <w:p>
       <w:pPr>
-        <w:ind w:left="170"/>
         <w:pBdr>
-          <w:left w:val="single" w:sz="18" w:space="4" w:color="1F3864"/>
+          <w:left w:val="single" w:sz="30" w:space="8" w:color="1F3864"/>
         </w:pBdr>
-        <w:shd w:val="clear" w:fill="F2F5FA"/>
+        <w:shd w:val="clear" w:fill="EEF3F9"/>
+        <w:spacing w:before="0" w:after="40" w:line="348" w:lineRule="auto"/>
+        <w:ind w:left="255" w:right="142"/>
+        <w:jc w:val="both"/>
       </w:pPr>
       <w:r>
         <w:rPr>
+          <w:rFonts w:ascii="Times New Roman" w:hAnsi="Times New Roman" w:eastAsia="宋体"/>
           <w:b w:val="0"/>
+          <w:color w:val="222222"/>
+          <w:sz w:val="20"/>
         </w:rPr>
         <w:t>本周主题：</w:t>
       </w:r>
       <w:r>
         <w:rPr>
+          <w:rFonts w:ascii="Times New Roman" w:hAnsi="Times New Roman" w:eastAsia="宋体"/>
           <w:b/>
+          <w:color w:val="222222"/>
+          <w:sz w:val="20"/>
         </w:rPr>
         <w:t>禅修不是放空发呆，而是"巴瓦那"——培育心的素质；目的是培育心的平静、去除内心的五盖。止禅令诸障碍法止息，观禅以三相观照名色，止是观的基础。正法依然住世五个千年，我们正站在还能证果的那一段；目标立在三种菩提上，整条路就在"三学·七清净·十六观智"这张图里。</w:t>
       </w:r>
     </w:p>
     <w:p>
+      <w:pPr>
+        <w:keepNext/>
+        <w:spacing w:before="280" w:after="80" w:line="300" w:lineRule="auto"/>
+      </w:pPr>
       <w:r>
         <w:rPr>
+          <w:rFonts w:ascii="微软雅黑" w:hAnsi="微软雅黑" w:eastAsia="微软雅黑"/>
           <w:b/>
           <w:color w:val="1F3864"/>
-          <w:sz w:val="26"/>
+          <w:sz w:val="27"/>
         </w:rPr>
         <w:t>📋 本周信息卡</w:t>
       </w:r>
@@ -600,24 +815,42 @@
       <w:tblPr>
         <w:tblStyle w:val="TableGrid"/>
         <w:tblW w:type="auto" w:w="0"/>
+        <w:jc w:val="center"/>
+        <w:tblLayout w:type="fixed"/>
+        <w:tblLayout w:type="fixed"/>
+        <w:tblCellMar>
+          <w:top w:w="80" w:type="dxa"/>
+          <w:bottom w:w="80" w:type="dxa"/>
+          <w:left w:w="110" w:type="dxa"/>
+          <w:right w:w="110" w:type="dxa"/>
+        </w:tblCellMar>
         <w:tblLook w:firstColumn="1" w:firstRow="1" w:lastColumn="0" w:lastRow="0" w:noHBand="0" w:noVBand="1" w:val="04A0"/>
       </w:tblPr>
       <w:tblGrid>
-        <w:gridCol w:w="4819"/>
-        <w:gridCol w:w="4819"/>
+        <w:gridCol w:w="4706"/>
+        <w:gridCol w:w="4706"/>
       </w:tblGrid>
       <w:tr>
+        <w:trPr>
+          <w:tblHeader w:val="true"/>
+          <w:trHeight w:val="396" w:hRule="atLeast"/>
+        </w:trPr>
         <w:tc>
           <w:tcPr>
-            <w:tcW w:type="dxa" w:w="4819"/>
+            <w:tcW w:type="dxa" w:w="906"/>
             <w:shd w:val="clear" w:fill="1F3864"/>
           </w:tcPr>
           <w:p>
+            <w:pPr>
+              <w:spacing w:before="0" w:after="0" w:line="288" w:lineRule="auto"/>
+              <w:jc w:val="center"/>
+            </w:pPr>
             <w:r>
               <w:rPr>
-                <w:b w:val="0"/>
+                <w:rFonts w:ascii="Times New Roman" w:hAnsi="Times New Roman" w:eastAsia="宋体"/>
+                <w:b/>
                 <w:color w:val="FFFFFF"/>
-                <w:sz w:val="18"/>
+                <w:sz w:val="20"/>
               </w:rPr>
               <w:t>项目</w:t>
             </w:r>
@@ -625,15 +858,20 @@
         </w:tc>
         <w:tc>
           <w:tcPr>
-            <w:tcW w:type="dxa" w:w="4819"/>
+            <w:tcW w:type="dxa" w:w="8505"/>
             <w:shd w:val="clear" w:fill="1F3864"/>
           </w:tcPr>
           <w:p>
+            <w:pPr>
+              <w:spacing w:before="0" w:after="0" w:line="288" w:lineRule="auto"/>
+              <w:jc w:val="center"/>
+            </w:pPr>
             <w:r>
               <w:rPr>
-                <w:b w:val="0"/>
+                <w:rFonts w:ascii="Times New Roman" w:hAnsi="Times New Roman" w:eastAsia="宋体"/>
+                <w:b/>
                 <w:color w:val="FFFFFF"/>
-                <w:sz w:val="18"/>
+                <w:sz w:val="20"/>
               </w:rPr>
               <w:t>内容</w:t>
             </w:r>
@@ -643,13 +881,18 @@
       <w:tr>
         <w:tc>
           <w:tcPr>
-            <w:tcW w:type="dxa" w:w="4819"/>
+            <w:tcW w:type="dxa" w:w="906"/>
           </w:tcPr>
           <w:p>
+            <w:pPr>
+              <w:spacing w:before="0" w:after="0" w:line="288" w:lineRule="auto"/>
+              <w:jc w:val="left"/>
+            </w:pPr>
             <w:r>
               <w:rPr>
-                <w:b w:val="0"/>
-                <w:sz w:val="18"/>
+                <w:rFonts w:ascii="Times New Roman" w:hAnsi="Times New Roman" w:eastAsia="宋体"/>
+                <w:b/>
+                <w:sz w:val="19"/>
               </w:rPr>
               <w:t>时长</w:t>
             </w:r>
@@ -657,13 +900,18 @@
         </w:tc>
         <w:tc>
           <w:tcPr>
-            <w:tcW w:type="dxa" w:w="4819"/>
+            <w:tcW w:type="dxa" w:w="8505"/>
           </w:tcPr>
           <w:p>
+            <w:pPr>
+              <w:spacing w:before="0" w:after="0" w:line="288" w:lineRule="auto"/>
+              <w:jc w:val="left"/>
+            </w:pPr>
             <w:r>
               <w:rPr>
+                <w:rFonts w:ascii="Times New Roman" w:hAnsi="Times New Roman" w:eastAsia="宋体"/>
                 <w:b w:val="0"/>
-                <w:sz w:val="18"/>
+                <w:sz w:val="19"/>
               </w:rPr>
               <w:t>120分钟（8周版 · 6环节）</w:t>
             </w:r>
@@ -673,14 +921,19 @@
       <w:tr>
         <w:tc>
           <w:tcPr>
-            <w:tcW w:type="dxa" w:w="4819"/>
-            <w:shd w:val="clear" w:fill="F2F5FA"/>
+            <w:tcW w:type="dxa" w:w="906"/>
+            <w:shd w:val="clear" w:fill="EEF2F8"/>
           </w:tcPr>
           <w:p>
+            <w:pPr>
+              <w:spacing w:before="0" w:after="0" w:line="288" w:lineRule="auto"/>
+              <w:jc w:val="left"/>
+            </w:pPr>
             <w:r>
               <w:rPr>
-                <w:b w:val="0"/>
-                <w:sz w:val="18"/>
+                <w:rFonts w:ascii="Times New Roman" w:hAnsi="Times New Roman" w:eastAsia="宋体"/>
+                <w:b/>
+                <w:sz w:val="19"/>
               </w:rPr>
               <w:t>核心问题</w:t>
             </w:r>
@@ -688,14 +941,19 @@
         </w:tc>
         <w:tc>
           <w:tcPr>
-            <w:tcW w:type="dxa" w:w="4819"/>
-            <w:shd w:val="clear" w:fill="F2F5FA"/>
+            <w:tcW w:type="dxa" w:w="8505"/>
+            <w:shd w:val="clear" w:fill="EEF2F8"/>
           </w:tcPr>
           <w:p>
+            <w:pPr>
+              <w:spacing w:before="0" w:after="0" w:line="288" w:lineRule="auto"/>
+              <w:jc w:val="left"/>
+            </w:pPr>
             <w:r>
               <w:rPr>
+                <w:rFonts w:ascii="Times New Roman" w:hAnsi="Times New Roman" w:eastAsia="宋体"/>
                 <w:b w:val="0"/>
-                <w:sz w:val="18"/>
+                <w:sz w:val="19"/>
               </w:rPr>
               <w:t>禅修到底在做什么？止禅与观禅各是什么、为什么止是观的基础？两千多年后的今天，还修得成吗？目标该立在哪里？</w:t>
             </w:r>
@@ -705,13 +963,18 @@
       <w:tr>
         <w:tc>
           <w:tcPr>
-            <w:tcW w:type="dxa" w:w="4819"/>
+            <w:tcW w:type="dxa" w:w="906"/>
           </w:tcPr>
           <w:p>
+            <w:pPr>
+              <w:spacing w:before="0" w:after="0" w:line="288" w:lineRule="auto"/>
+              <w:jc w:val="left"/>
+            </w:pPr>
             <w:r>
               <w:rPr>
-                <w:b w:val="0"/>
-                <w:sz w:val="18"/>
+                <w:rFonts w:ascii="Times New Roman" w:hAnsi="Times New Roman" w:eastAsia="宋体"/>
+                <w:b/>
+                <w:sz w:val="19"/>
               </w:rPr>
               <w:t>共读原文</w:t>
             </w:r>
@@ -719,13 +982,18 @@
         </w:tc>
         <w:tc>
           <w:tcPr>
-            <w:tcW w:type="dxa" w:w="4819"/>
+            <w:tcW w:type="dxa" w:w="8505"/>
           </w:tcPr>
           <w:p>
+            <w:pPr>
+              <w:spacing w:before="0" w:after="0" w:line="288" w:lineRule="auto"/>
+              <w:jc w:val="left"/>
+            </w:pPr>
             <w:r>
               <w:rPr>
+                <w:rFonts w:ascii="Times New Roman" w:hAnsi="Times New Roman" w:eastAsia="宋体"/>
                 <w:b w:val="0"/>
-                <w:sz w:val="18"/>
+                <w:sz w:val="19"/>
               </w:rPr>
               <w:t>朗读学习资料——禅修的本质与目标与如来禅修学体系（据知识库「古源尊者开示及上座部佛教资料」整理）</w:t>
             </w:r>
@@ -735,14 +1003,19 @@
       <w:tr>
         <w:tc>
           <w:tcPr>
-            <w:tcW w:type="dxa" w:w="4819"/>
-            <w:shd w:val="clear" w:fill="F2F5FA"/>
+            <w:tcW w:type="dxa" w:w="906"/>
+            <w:shd w:val="clear" w:fill="EEF2F8"/>
           </w:tcPr>
           <w:p>
+            <w:pPr>
+              <w:spacing w:before="0" w:after="0" w:line="288" w:lineRule="auto"/>
+              <w:jc w:val="left"/>
+            </w:pPr>
             <w:r>
               <w:rPr>
-                <w:b w:val="0"/>
-                <w:sz w:val="18"/>
+                <w:rFonts w:ascii="Times New Roman" w:hAnsi="Times New Roman" w:eastAsia="宋体"/>
+                <w:b/>
+                <w:sz w:val="19"/>
               </w:rPr>
               <w:t>本周作业</w:t>
             </w:r>
@@ -750,14 +1023,19 @@
         </w:tc>
         <w:tc>
           <w:tcPr>
-            <w:tcW w:type="dxa" w:w="4819"/>
-            <w:shd w:val="clear" w:fill="F2F5FA"/>
+            <w:tcW w:type="dxa" w:w="8505"/>
+            <w:shd w:val="clear" w:fill="EEF2F8"/>
           </w:tcPr>
           <w:p>
+            <w:pPr>
+              <w:spacing w:before="0" w:after="0" w:line="288" w:lineRule="auto"/>
+              <w:jc w:val="left"/>
+            </w:pPr>
             <w:r>
               <w:rPr>
+                <w:rFonts w:ascii="Times New Roman" w:hAnsi="Times New Roman" w:eastAsia="宋体"/>
                 <w:b w:val="0"/>
-                <w:sz w:val="18"/>
+                <w:sz w:val="19"/>
               </w:rPr>
               <w:t>①简答题：用自己的话说出禅修的本质与目的，并写出五盖的名目。②实践题：每天睡前用2分钟回想今天心里最清楚的一次状态（不评判，只观察）；每天挑十分钟安静坐着，只观察此刻的心是紧的还是松的，不急着改变它。</w:t>
             </w:r>
@@ -766,275 +1044,419 @@
       </w:tr>
     </w:tbl>
     <w:p>
+      <w:pPr>
+        <w:spacing w:before="0" w:after="0" w:line="120" w:lineRule="auto"/>
+      </w:pPr>
+    </w:p>
+    <w:p>
+      <w:pPr>
+        <w:keepNext/>
+        <w:spacing w:before="280" w:after="80" w:line="300" w:lineRule="auto"/>
+      </w:pPr>
       <w:r>
         <w:rPr>
+          <w:rFonts w:ascii="微软雅黑" w:hAnsi="微软雅黑" w:eastAsia="微软雅黑"/>
           <w:b/>
           <w:color w:val="1F3864"/>
-          <w:sz w:val="26"/>
+          <w:sz w:val="27"/>
         </w:rPr>
         <w:t>🗺 本周知识地图</w:t>
       </w:r>
     </w:p>
     <w:p>
+      <w:pPr>
+        <w:spacing w:before="0" w:after="40" w:line="312" w:lineRule="auto"/>
+        <w:ind w:left="198" w:right="113"/>
+        <w:jc w:val="left"/>
+      </w:pPr>
       <w:r>
         <w:rPr>
-          <w:b w:val="0"/>
-        </w:rPr>
-        <w:t>`</w:t>
-      </w:r>
-    </w:p>
-    <w:p>
-      <w:r>
-        <w:rPr>
-          <w:b w:val="0"/>
+          <w:rFonts w:ascii="Times New Roman" w:hAnsi="Times New Roman" w:eastAsia="宋体"/>
+          <w:b/>
+          <w:color w:val="1A1A1A"/>
+          <w:sz w:val="21"/>
         </w:rPr>
         <w:t>本周 = 禅修的本质与目标（八周的第一课：先认路，再上路）</w:t>
       </w:r>
     </w:p>
     <w:p>
+      <w:pPr>
+        <w:spacing w:before="0" w:after="40" w:line="312" w:lineRule="auto"/>
+        <w:ind w:left="198" w:right="113"/>
+        <w:jc w:val="left"/>
+      </w:pPr>
       <w:r>
         <w:rPr>
-          <w:b w:val="0"/>
+          <w:rFonts w:ascii="Times New Roman" w:hAnsi="Times New Roman" w:eastAsia="宋体"/>
+          <w:b/>
+          <w:color w:val="1A1A1A"/>
+          <w:sz w:val="21"/>
         </w:rPr>
-        <w:t>│</w:t>
+        <w:t>一、是什么：巴瓦那（bhāvanā）＝发展、培育</w:t>
       </w:r>
     </w:p>
     <w:p>
+      <w:pPr>
+        <w:spacing w:before="0" w:after="40" w:line="312" w:lineRule="auto"/>
+        <w:ind w:left="510" w:right="113"/>
+        <w:jc w:val="left"/>
+      </w:pPr>
       <w:r>
         <w:rPr>
+          <w:rFonts w:ascii="Times New Roman" w:hAnsi="Times New Roman" w:eastAsia="宋体"/>
           <w:b w:val="0"/>
+          <w:color w:val="333333"/>
+          <w:sz w:val="20"/>
         </w:rPr>
-        <w:t>├─ 一、是什么：巴瓦那（bhāvanā）＝发展、培育</w:t>
+        <w:t>心灵发展、提升心的素质的修行实践；对象是心</w:t>
       </w:r>
     </w:p>
     <w:p>
+      <w:pPr>
+        <w:spacing w:before="0" w:after="40" w:line="312" w:lineRule="auto"/>
+        <w:ind w:left="510" w:right="113"/>
+        <w:jc w:val="left"/>
+      </w:pPr>
       <w:r>
         <w:rPr>
+          <w:rFonts w:ascii="Times New Roman" w:hAnsi="Times New Roman" w:eastAsia="宋体"/>
           <w:b w:val="0"/>
+          <w:color w:val="333333"/>
+          <w:sz w:val="20"/>
         </w:rPr>
-        <w:t>│   ├─ 心灵发展、提升心的素质的修行实践；对象是心</w:t>
+        <w:t>可重复、有次第、慢慢累积：不是神秘状态，不是把心放空</w:t>
       </w:r>
     </w:p>
     <w:p>
+      <w:pPr>
+        <w:spacing w:before="0" w:after="40" w:line="312" w:lineRule="auto"/>
+        <w:ind w:left="198" w:right="113"/>
+        <w:jc w:val="left"/>
+      </w:pPr>
       <w:r>
         <w:rPr>
-          <w:b w:val="0"/>
+          <w:rFonts w:ascii="Times New Roman" w:hAnsi="Times New Roman" w:eastAsia="宋体"/>
+          <w:b/>
+          <w:color w:val="1A1A1A"/>
+          <w:sz w:val="21"/>
         </w:rPr>
-        <w:t>│   └─ 可重复、有次第、慢慢累积：不是神秘状态，不是把心放空</w:t>
+        <w:t>二、为什么：平静·去五盖·不为结果</w:t>
       </w:r>
     </w:p>
     <w:p>
+      <w:pPr>
+        <w:spacing w:before="0" w:after="40" w:line="312" w:lineRule="auto"/>
+        <w:ind w:left="510" w:right="113"/>
+        <w:jc w:val="left"/>
+      </w:pPr>
       <w:r>
         <w:rPr>
+          <w:rFonts w:ascii="Times New Roman" w:hAnsi="Times New Roman" w:eastAsia="宋体"/>
           <w:b w:val="0"/>
+          <w:color w:val="333333"/>
+          <w:sz w:val="20"/>
         </w:rPr>
-        <w:t>│</w:t>
+        <w:t>目的＝培育心的平静、去除五盖（欲贪·瞋恚·昏沉睡眠·掉举恶作·疑）</w:t>
       </w:r>
     </w:p>
     <w:p>
+      <w:pPr>
+        <w:spacing w:before="0" w:after="40" w:line="312" w:lineRule="auto"/>
+        <w:ind w:left="510" w:right="113"/>
+        <w:jc w:val="left"/>
+      </w:pPr>
       <w:r>
         <w:rPr>
+          <w:rFonts w:ascii="Times New Roman" w:hAnsi="Times New Roman" w:eastAsia="宋体"/>
           <w:b w:val="0"/>
+          <w:color w:val="333333"/>
+          <w:sz w:val="20"/>
         </w:rPr>
-        <w:t>├─ 二、为什么：平静·去五盖·不为结果</w:t>
+        <w:t>不为结果，结果是自然的呈现；只管当下心在上行，不善心自然不生</w:t>
       </w:r>
     </w:p>
     <w:p>
+      <w:pPr>
+        <w:spacing w:before="0" w:after="40" w:line="312" w:lineRule="auto"/>
+        <w:ind w:left="198" w:right="113"/>
+        <w:jc w:val="left"/>
+      </w:pPr>
       <w:r>
         <w:rPr>
-          <w:b w:val="0"/>
+          <w:rFonts w:ascii="Times New Roman" w:hAnsi="Times New Roman" w:eastAsia="宋体"/>
+          <w:b/>
+          <w:color w:val="1A1A1A"/>
+          <w:sz w:val="21"/>
         </w:rPr>
-        <w:t>│   ├─ 目的＝培育心的平静、去除五盖（欲贪·瞋恚·昏沉睡眠·掉举恶作·疑）</w:t>
+        <w:t>三、止与观：两块，一条路</w:t>
       </w:r>
     </w:p>
     <w:p>
+      <w:pPr>
+        <w:spacing w:before="0" w:after="40" w:line="312" w:lineRule="auto"/>
+        <w:ind w:left="510" w:right="113"/>
+        <w:jc w:val="left"/>
+      </w:pPr>
       <w:r>
         <w:rPr>
+          <w:rFonts w:ascii="Times New Roman" w:hAnsi="Times New Roman" w:eastAsia="宋体"/>
           <w:b w:val="0"/>
+          <w:color w:val="333333"/>
+          <w:sz w:val="20"/>
         </w:rPr>
-        <w:t>│   └─ 不为结果，结果是自然的呈现；只管当下心在上行，不善心自然不生</w:t>
+        <w:t>止＝萨马塔（samatha）：令贪等诸障碍法止息，故名止（《辨析道义注》·沙利子尊者）</w:t>
       </w:r>
     </w:p>
     <w:p>
+      <w:pPr>
+        <w:spacing w:before="0" w:after="40" w:line="312" w:lineRule="auto"/>
+        <w:ind w:left="822" w:right="113"/>
+        <w:jc w:val="left"/>
+      </w:pPr>
       <w:r>
         <w:rPr>
+          <w:rFonts w:ascii="Times New Roman" w:hAnsi="Times New Roman" w:eastAsia="宋体"/>
           <w:b w:val="0"/>
+          <w:color w:val="333333"/>
+          <w:sz w:val="20"/>
         </w:rPr>
-        <w:t>│</w:t>
+        <w:t>目标：宁静·征服烦恼·为观禅提供基础；修「心」＝止</w:t>
       </w:r>
     </w:p>
     <w:p>
+      <w:pPr>
+        <w:spacing w:before="0" w:after="40" w:line="312" w:lineRule="auto"/>
+        <w:ind w:left="510" w:right="113"/>
+        <w:jc w:val="left"/>
+      </w:pPr>
       <w:r>
         <w:rPr>
+          <w:rFonts w:ascii="Times New Roman" w:hAnsi="Times New Roman" w:eastAsia="宋体"/>
           <w:b w:val="0"/>
+          <w:color w:val="333333"/>
+          <w:sz w:val="20"/>
         </w:rPr>
-        <w:t>├─ 三、止与观：两块，一条路</w:t>
+        <w:t>观＝维巴萨那（vipassanā）：以无常等行相观照名色诸行法（译「内观」不准确）</w:t>
       </w:r>
     </w:p>
     <w:p>
+      <w:pPr>
+        <w:spacing w:before="0" w:after="40" w:line="312" w:lineRule="auto"/>
+        <w:ind w:left="822" w:right="113"/>
+        <w:jc w:val="left"/>
+      </w:pPr>
       <w:r>
         <w:rPr>
+          <w:rFonts w:ascii="Times New Roman" w:hAnsi="Times New Roman" w:eastAsia="宋体"/>
           <w:b w:val="0"/>
+          <w:color w:val="333333"/>
+          <w:sz w:val="20"/>
         </w:rPr>
-        <w:t>│   ├─ 止＝萨马塔（samatha）：令贪等诸障碍法止息，故名止（《辨析道义注》·沙利子尊者）</w:t>
+        <w:t>所观＝无常·苦·无我；目的＝舍断执取、证悟涅槃；修「慧」＝观智（十六观智）</w:t>
       </w:r>
     </w:p>
     <w:p>
+      <w:pPr>
+        <w:spacing w:before="0" w:after="40" w:line="312" w:lineRule="auto"/>
+        <w:ind w:left="510" w:right="113"/>
+        <w:jc w:val="left"/>
+      </w:pPr>
       <w:r>
         <w:rPr>
+          <w:rFonts w:ascii="Times New Roman" w:hAnsi="Times New Roman" w:eastAsia="宋体"/>
           <w:b w:val="0"/>
+          <w:color w:val="333333"/>
+          <w:sz w:val="20"/>
         </w:rPr>
-        <w:t>│   │   · 目标：宁静·征服烦恼·为观禅提供基础；修「心」＝止</w:t>
+        <w:t>止是观的基础（灯在静处才照得清）；阿毗达摩是修观的说明书</w:t>
       </w:r>
     </w:p>
     <w:p>
+      <w:pPr>
+        <w:spacing w:before="0" w:after="40" w:line="312" w:lineRule="auto"/>
+        <w:ind w:left="198" w:right="113"/>
+        <w:jc w:val="left"/>
+      </w:pPr>
       <w:r>
         <w:rPr>
-          <w:b w:val="0"/>
+          <w:rFonts w:ascii="Times New Roman" w:hAnsi="Times New Roman" w:eastAsia="宋体"/>
+          <w:b/>
+          <w:color w:val="1A1A1A"/>
+          <w:sz w:val="21"/>
         </w:rPr>
-        <w:t>│   ├─ 观＝维巴萨那（vipassanā）：以无常等行相观照名色诸行法（译「内观」不准确）</w:t>
+        <w:t>四、两条路：止观行者与纯观行者</w:t>
       </w:r>
     </w:p>
     <w:p>
+      <w:pPr>
+        <w:spacing w:before="0" w:after="40" w:line="312" w:lineRule="auto"/>
+        <w:ind w:left="510" w:right="113"/>
+        <w:jc w:val="left"/>
+      </w:pPr>
       <w:r>
         <w:rPr>
+          <w:rFonts w:ascii="Times New Roman" w:hAnsi="Times New Roman" w:eastAsia="宋体"/>
           <w:b w:val="0"/>
+          <w:color w:val="333333"/>
+          <w:sz w:val="20"/>
         </w:rPr>
-        <w:t>│   │   · 所观＝无常·苦·无我；目的＝舍断执取、证悟涅槃；修「慧」＝观智（十六观智）</w:t>
+        <w:t>止观行者（萨马塔亚尼卡）＝证初禅乃至八定，出定后转修观智</w:t>
       </w:r>
     </w:p>
     <w:p>
+      <w:pPr>
+        <w:spacing w:before="0" w:after="40" w:line="312" w:lineRule="auto"/>
+        <w:ind w:left="510" w:right="113"/>
+        <w:jc w:val="left"/>
+      </w:pPr>
       <w:r>
         <w:rPr>
+          <w:rFonts w:ascii="Times New Roman" w:hAnsi="Times New Roman" w:eastAsia="宋体"/>
           <w:b w:val="0"/>
+          <w:color w:val="333333"/>
+          <w:sz w:val="20"/>
         </w:rPr>
-        <w:t>│   └─ 止是观的基础（灯在静处才照得清）；阿毗达摩是修观的说明书</w:t>
+        <w:t>纯观行者（干观）＝未证安止禅那，以近行定为基修观</w:t>
       </w:r>
     </w:p>
     <w:p>
+      <w:pPr>
+        <w:spacing w:before="0" w:after="40" w:line="312" w:lineRule="auto"/>
+        <w:ind w:left="510" w:right="113"/>
+        <w:jc w:val="left"/>
+      </w:pPr>
       <w:r>
         <w:rPr>
+          <w:rFonts w:ascii="Times New Roman" w:hAnsi="Times New Roman" w:eastAsia="宋体"/>
           <w:b w:val="0"/>
+          <w:color w:val="333333"/>
+          <w:sz w:val="20"/>
         </w:rPr>
-        <w:t>│</w:t>
+        <w:t>前者完全涵盖后者；禅那如战场战士的堡垒，作休息处（《中部·两种寻经》）</w:t>
       </w:r>
     </w:p>
     <w:p>
+      <w:pPr>
+        <w:spacing w:before="0" w:after="40" w:line="312" w:lineRule="auto"/>
+        <w:ind w:left="198" w:right="113"/>
+        <w:jc w:val="left"/>
+      </w:pPr>
       <w:r>
         <w:rPr>
-          <w:b w:val="0"/>
+          <w:rFonts w:ascii="Times New Roman" w:hAnsi="Times New Roman" w:eastAsia="宋体"/>
+          <w:b/>
+          <w:color w:val="1A1A1A"/>
+          <w:sz w:val="21"/>
         </w:rPr>
-        <w:t>├─ 四、两条路：止观行者与纯观行者</w:t>
+        <w:t>五、时代：正法住世五个千年（《长部义注》）</w:t>
       </w:r>
     </w:p>
     <w:p>
+      <w:pPr>
+        <w:spacing w:before="0" w:after="40" w:line="312" w:lineRule="auto"/>
+        <w:ind w:left="510" w:right="113"/>
+        <w:jc w:val="left"/>
+      </w:pPr>
       <w:r>
         <w:rPr>
+          <w:rFonts w:ascii="Times New Roman" w:hAnsi="Times New Roman" w:eastAsia="宋体"/>
           <w:b w:val="0"/>
+          <w:color w:val="333333"/>
+          <w:sz w:val="20"/>
         </w:rPr>
-        <w:t>│   ├─ 止观行者（萨马塔亚尼卡）＝证初禅乃至八定，出定后转修观智</w:t>
+        <w:t>辨析智→六神通→三明（tevijjā）→纯观阿拉汉果→不来·一来·入流果</w:t>
       </w:r>
     </w:p>
     <w:p>
+      <w:pPr>
+        <w:spacing w:before="0" w:after="40" w:line="312" w:lineRule="auto"/>
+        <w:ind w:left="510" w:right="113"/>
+        <w:jc w:val="left"/>
+      </w:pPr>
       <w:r>
         <w:rPr>
+          <w:rFonts w:ascii="Times New Roman" w:hAnsi="Times New Roman" w:eastAsia="宋体"/>
           <w:b w:val="0"/>
+          <w:color w:val="333333"/>
+          <w:sz w:val="20"/>
         </w:rPr>
-        <w:t>│   ├─ 纯观行者（干观）＝未证安止禅那，以近行定为基修观</w:t>
+        <w:t>佛灭两千五百多年，正处第三个千年：三明仍可证，法没有过期，是人的条件变了</w:t>
       </w:r>
     </w:p>
     <w:p>
+      <w:pPr>
+        <w:spacing w:before="0" w:after="40" w:line="312" w:lineRule="auto"/>
+        <w:ind w:left="198" w:right="113"/>
+        <w:jc w:val="left"/>
+      </w:pPr>
       <w:r>
         <w:rPr>
-          <w:b w:val="0"/>
+          <w:rFonts w:ascii="Times New Roman" w:hAnsi="Times New Roman" w:eastAsia="宋体"/>
+          <w:b/>
+          <w:color w:val="1A1A1A"/>
+          <w:sz w:val="21"/>
         </w:rPr>
-        <w:t>│   └─ 前者完全涵盖后者；禅那如战场战士的堡垒，作休息处（《中部·两种寻经》）</w:t>
+        <w:t>六、目标与全图：三种菩提·如来禅体系</w:t>
       </w:r>
     </w:p>
     <w:p>
+      <w:pPr>
+        <w:spacing w:before="0" w:after="40" w:line="312" w:lineRule="auto"/>
+        <w:ind w:left="510" w:right="113"/>
+        <w:jc w:val="left"/>
+      </w:pPr>
       <w:r>
         <w:rPr>
+          <w:rFonts w:ascii="Times New Roman" w:hAnsi="Times New Roman" w:eastAsia="宋体"/>
           <w:b w:val="0"/>
+          <w:color w:val="333333"/>
+          <w:sz w:val="20"/>
         </w:rPr>
-        <w:t>│</w:t>
+        <w:t>正自觉（sammā-sambodhi→佛陀）·独觉（pacceka-bodhi→独觉佛）</w:t>
       </w:r>
     </w:p>
     <w:p>
+      <w:pPr>
+        <w:spacing w:before="0" w:after="40" w:line="312" w:lineRule="auto"/>
+        <w:ind w:left="510" w:right="113"/>
+        <w:jc w:val="left"/>
+      </w:pPr>
       <w:r>
         <w:rPr>
+          <w:rFonts w:ascii="Times New Roman" w:hAnsi="Times New Roman" w:eastAsia="宋体"/>
           <w:b w:val="0"/>
+          <w:color w:val="333333"/>
+          <w:sz w:val="20"/>
         </w:rPr>
-        <w:t>├─ 五、时代：正法住世五个千年（《长部义注》）</w:t>
+        <w:t>弟子（sāvaka-bodhi→圣弟子）：解脱无差异，差异在愿力·巴拉密·时间</w:t>
       </w:r>
     </w:p>
     <w:p>
+      <w:pPr>
+        <w:spacing w:before="0" w:after="40" w:line="312" w:lineRule="auto"/>
+        <w:ind w:left="510" w:right="113"/>
+        <w:jc w:val="left"/>
+      </w:pPr>
       <w:r>
         <w:rPr>
+          <w:rFonts w:ascii="Times New Roman" w:hAnsi="Times New Roman" w:eastAsia="宋体"/>
           <w:b w:val="0"/>
+          <w:color w:val="333333"/>
+          <w:sz w:val="20"/>
         </w:rPr>
-        <w:t>│   ├─ 辨析智→六神通→三明（tevijjā）→纯观阿拉汉果→不来·一来·入流果</w:t>
+        <w:t>如来禅＝佛陀教导、辗转传来无增减的禅法：三学＋七清净（后五展开为十六观智）</w:t>
       </w:r>
     </w:p>
     <w:p>
+      <w:pPr>
+        <w:spacing w:before="0" w:after="100" w:line="336" w:lineRule="auto"/>
+        <w:jc w:val="both"/>
+      </w:pPr>
       <w:r>
         <w:rPr>
-          <w:b w:val="0"/>
-        </w:rPr>
-        <w:t>│   └─ 佛灭两千五百多年，正处第三个千年：三明仍可证，法没有过期，是人的条件变了</w:t>
-      </w:r>
-    </w:p>
-    <w:p>
-      <w:r>
-        <w:rPr>
-          <w:b w:val="0"/>
-        </w:rPr>
-        <w:t>│</w:t>
-      </w:r>
-    </w:p>
-    <w:p>
-      <w:r>
-        <w:rPr>
-          <w:b w:val="0"/>
-        </w:rPr>
-        <w:t>└─ 六、目标与全图：三种菩提·如来禅体系</w:t>
-      </w:r>
-    </w:p>
-    <w:p>
-      <w:r>
-        <w:rPr>
-          <w:b w:val="0"/>
-        </w:rPr>
-        <w:t>├─ 正自觉（sammā-sambodhi→佛陀）·独觉（pacceka-bodhi→独觉佛）</w:t>
-      </w:r>
-    </w:p>
-    <w:p>
-      <w:r>
-        <w:rPr>
-          <w:b w:val="0"/>
-        </w:rPr>
-        <w:t>├─ 弟子（sāvaka-bodhi→圣弟子）：解脱无差异，差异在愿力·巴拉密·时间</w:t>
-      </w:r>
-    </w:p>
-    <w:p>
-      <w:r>
-        <w:rPr>
-          <w:b w:val="0"/>
-        </w:rPr>
-        <w:t>└─ 如来禅＝佛陀教导、辗转传来无增减的禅法：三学＋七清净（后五展开为十六观智）</w:t>
-      </w:r>
-    </w:p>
-    <w:p>
-      <w:r>
-        <w:rPr>
-          <w:b w:val="0"/>
-        </w:rPr>
-        <w:t>`</w:t>
-      </w:r>
-    </w:p>
-    <w:p>
-      <w:r>
-        <w:rPr>
+          <w:rFonts w:ascii="Times New Roman" w:hAnsi="Times New Roman" w:eastAsia="宋体"/>
           <w:b/>
+          <w:sz w:val="21"/>
         </w:rPr>
         <w:t>本周要点（7 条）</w:t>
       </w:r>
@@ -1042,16 +1464,23 @@
     <w:p>
       <w:pPr>
         <w:pStyle w:val="ListNumber"/>
+        <w:spacing w:before="0" w:after="60" w:line="336" w:lineRule="auto"/>
+        <w:ind w:left="539" w:hanging="255"/>
+        <w:jc w:val="both"/>
       </w:pPr>
       <w:r>
         <w:rPr>
+          <w:rFonts w:ascii="Times New Roman" w:hAnsi="Times New Roman" w:eastAsia="宋体"/>
           <w:b/>
+          <w:sz w:val="21"/>
         </w:rPr>
         <w:t>禅修＝巴瓦那，培育心的素质</w:t>
       </w:r>
       <w:r>
         <w:rPr>
+          <w:rFonts w:ascii="Times New Roman" w:hAnsi="Times New Roman" w:eastAsia="宋体"/>
           <w:b w:val="0"/>
+          <w:sz w:val="21"/>
         </w:rPr>
         <w:t>——bhāvanā 意为发展、培育；对象是心，可重复累积，不是放空。</w:t>
       </w:r>
@@ -1059,16 +1488,23 @@
     <w:p>
       <w:pPr>
         <w:pStyle w:val="ListNumber"/>
+        <w:spacing w:before="0" w:after="60" w:line="336" w:lineRule="auto"/>
+        <w:ind w:left="539" w:hanging="255"/>
+        <w:jc w:val="both"/>
       </w:pPr>
       <w:r>
         <w:rPr>
+          <w:rFonts w:ascii="Times New Roman" w:hAnsi="Times New Roman" w:eastAsia="宋体"/>
           <w:b/>
+          <w:sz w:val="21"/>
         </w:rPr>
         <w:t>目的＝平静与去五盖</w:t>
       </w:r>
       <w:r>
         <w:rPr>
+          <w:rFonts w:ascii="Times New Roman" w:hAnsi="Times New Roman" w:eastAsia="宋体"/>
           <w:b w:val="0"/>
+          <w:sz w:val="21"/>
         </w:rPr>
         <w:t>——五盖即欲贪、瞋恚、昏沉睡眠、掉举恶作、疑；心被盖住就看不清、使不上力。</w:t>
       </w:r>
@@ -1076,16 +1512,23 @@
     <w:p>
       <w:pPr>
         <w:pStyle w:val="ListNumber"/>
+        <w:spacing w:before="0" w:after="60" w:line="336" w:lineRule="auto"/>
+        <w:ind w:left="539" w:hanging="255"/>
+        <w:jc w:val="both"/>
       </w:pPr>
       <w:r>
         <w:rPr>
+          <w:rFonts w:ascii="Times New Roman" w:hAnsi="Times New Roman" w:eastAsia="宋体"/>
           <w:b/>
+          <w:sz w:val="21"/>
         </w:rPr>
         <w:t>不为结果，结果是自然的呈现</w:t>
       </w:r>
       <w:r>
         <w:rPr>
+          <w:rFonts w:ascii="Times New Roman" w:hAnsi="Times New Roman" w:eastAsia="宋体"/>
           <w:b w:val="0"/>
+          <w:sz w:val="21"/>
         </w:rPr>
         <w:t>——追结果的急、加力、紧绷，正是许多「禅病」的来路。</w:t>
       </w:r>
@@ -1093,16 +1536,23 @@
     <w:p>
       <w:pPr>
         <w:pStyle w:val="ListNumber"/>
+        <w:spacing w:before="0" w:after="60" w:line="336" w:lineRule="auto"/>
+        <w:ind w:left="539" w:hanging="255"/>
+        <w:jc w:val="both"/>
       </w:pPr>
       <w:r>
         <w:rPr>
+          <w:rFonts w:ascii="Times New Roman" w:hAnsi="Times New Roman" w:eastAsia="宋体"/>
           <w:b/>
+          <w:sz w:val="21"/>
         </w:rPr>
         <w:t>止＝萨马塔</w:t>
       </w:r>
       <w:r>
         <w:rPr>
+          <w:rFonts w:ascii="Times New Roman" w:hAnsi="Times New Roman" w:eastAsia="宋体"/>
           <w:b w:val="0"/>
+          <w:sz w:val="21"/>
         </w:rPr>
         <w:t>——令欲贪等诸障碍法止息、消失，故名止；目标是为观禅提供基础。</w:t>
       </w:r>
@@ -1110,16 +1560,23 @@
     <w:p>
       <w:pPr>
         <w:pStyle w:val="ListNumber"/>
+        <w:spacing w:before="0" w:after="60" w:line="336" w:lineRule="auto"/>
+        <w:ind w:left="539" w:hanging="255"/>
+        <w:jc w:val="both"/>
       </w:pPr>
       <w:r>
         <w:rPr>
+          <w:rFonts w:ascii="Times New Roman" w:hAnsi="Times New Roman" w:eastAsia="宋体"/>
           <w:b/>
+          <w:sz w:val="21"/>
         </w:rPr>
         <w:t>观＝维巴萨那</w:t>
       </w:r>
       <w:r>
         <w:rPr>
+          <w:rFonts w:ascii="Times New Roman" w:hAnsi="Times New Roman" w:eastAsia="宋体"/>
           <w:b w:val="0"/>
+          <w:sz w:val="21"/>
         </w:rPr>
         <w:t>——以无常·苦·无我观照名色诸行法，舍断对五蕴的执取；阿毗达摩是修观的说明书。</w:t>
       </w:r>
@@ -1127,16 +1584,23 @@
     <w:p>
       <w:pPr>
         <w:pStyle w:val="ListNumber"/>
+        <w:spacing w:before="0" w:after="60" w:line="336" w:lineRule="auto"/>
+        <w:ind w:left="539" w:hanging="255"/>
+        <w:jc w:val="both"/>
       </w:pPr>
       <w:r>
         <w:rPr>
+          <w:rFonts w:ascii="Times New Roman" w:hAnsi="Times New Roman" w:eastAsia="宋体"/>
           <w:b/>
+          <w:sz w:val="21"/>
         </w:rPr>
         <w:t>两条路都通</w:t>
       </w:r>
       <w:r>
         <w:rPr>
+          <w:rFonts w:ascii="Times New Roman" w:hAnsi="Times New Roman" w:eastAsia="宋体"/>
           <w:b w:val="0"/>
+          <w:sz w:val="21"/>
         </w:rPr>
         <w:t>——止观行者的路完全涵盖纯观行者；禅那如堡垒，是休息处。</w:t>
       </w:r>
@@ -1144,318 +1608,447 @@
     <w:p>
       <w:pPr>
         <w:pStyle w:val="ListNumber"/>
+        <w:spacing w:before="0" w:after="60" w:line="336" w:lineRule="auto"/>
+        <w:ind w:left="539" w:hanging="255"/>
+        <w:jc w:val="both"/>
       </w:pPr>
       <w:r>
         <w:rPr>
+          <w:rFonts w:ascii="Times New Roman" w:hAnsi="Times New Roman" w:eastAsia="宋体"/>
           <w:b/>
+          <w:sz w:val="21"/>
         </w:rPr>
         <w:t>正法还在、目标清楚、地图在手</w:t>
       </w:r>
       <w:r>
         <w:rPr>
+          <w:rFonts w:ascii="Times New Roman" w:hAnsi="Times New Roman" w:eastAsia="宋体"/>
           <w:b w:val="0"/>
+          <w:sz w:val="21"/>
         </w:rPr>
         <w:t>——五个千年里仍能证果；三种菩提解脱无差异；体系即三学·七清净·十六观智。</w:t>
       </w:r>
     </w:p>
     <w:p>
+      <w:pPr>
+        <w:spacing w:before="0" w:after="100" w:line="336" w:lineRule="auto"/>
+        <w:jc w:val="both"/>
+      </w:pPr>
       <w:r>
         <w:rPr>
+          <w:rFonts w:ascii="Times New Roman" w:hAnsi="Times New Roman" w:eastAsia="宋体"/>
           <w:b w:val="0"/>
+          <w:sz w:val="21"/>
         </w:rPr>
         <w:t>📌 来源：知识框架与要点/读书会01_禅修入门与基础_知识框架与要点.md → 「二、8周版 · W1　禅修的本质与目标与如来禅修学体系」（脚本：全部取自 ima 知识库「古源尊者开示及上座部佛教资料」）</w:t>
       </w:r>
     </w:p>
     <w:p>
+      <w:pPr>
+        <w:keepNext/>
+        <w:spacing w:before="280" w:after="80" w:line="300" w:lineRule="auto"/>
+      </w:pPr>
       <w:r>
         <w:rPr>
+          <w:rFonts w:ascii="微软雅黑" w:hAnsi="微软雅黑" w:eastAsia="微软雅黑"/>
           <w:b/>
           <w:color w:val="1F3864"/>
-          <w:sz w:val="26"/>
+          <w:sz w:val="27"/>
         </w:rPr>
         <w:t>🧘 静心开场（10 min）</w:t>
       </w:r>
     </w:p>
     <w:p>
       <w:pPr>
-        <w:ind w:left="170"/>
         <w:pBdr>
-          <w:left w:val="single" w:sz="18" w:space="4" w:color="1F3864"/>
+          <w:left w:val="single" w:sz="30" w:space="8" w:color="1F3864"/>
         </w:pBdr>
-        <w:shd w:val="clear" w:fill="F2F5FA"/>
+        <w:shd w:val="clear" w:fill="EEF3F9"/>
+        <w:spacing w:before="0" w:after="40" w:line="348" w:lineRule="auto"/>
+        <w:ind w:left="255" w:right="142"/>
+        <w:jc w:val="both"/>
       </w:pPr>
       <w:r>
         <w:rPr>
+          <w:rFonts w:ascii="Times New Roman" w:hAnsi="Times New Roman" w:eastAsia="宋体"/>
           <w:b w:val="0"/>
+          <w:color w:val="222222"/>
+          <w:sz w:val="20"/>
         </w:rPr>
         <w:t>各位贤友，欢迎来到《禅修入门与基础》的第一周。八周之后，我们会走完从"弄懂禅修是什么"到"日常怎么用功"这一段路；而今晚，我们只做一件事——把心里那张底图铺开：禅修到底在做什么，为什么两千多年后的今天还修得成，这条路长什么样。今晚不急着"修行"，也不评比谁坐得好；先让心安静下来，再一起读原文。记得：禅修不是要你更紧绷，也不是让你更放任，它是"培育"——像照顾一株植物那样，给心合适的条件，让好的素质自己长出来。</w:t>
       </w:r>
     </w:p>
     <w:p>
       <w:pPr>
-        <w:ind w:left="170"/>
         <w:pBdr>
-          <w:left w:val="single" w:sz="18" w:space="4" w:color="1F3864"/>
+          <w:left w:val="single" w:sz="30" w:space="8" w:color="1F3864"/>
         </w:pBdr>
-        <w:shd w:val="clear" w:fill="F2F5FA"/>
+        <w:shd w:val="clear" w:fill="EEF3F9"/>
+        <w:spacing w:before="0" w:after="40" w:line="348" w:lineRule="auto"/>
+        <w:ind w:left="255" w:right="142"/>
+        <w:jc w:val="both"/>
       </w:pPr>
       <w:r>
         <w:rPr>
+          <w:rFonts w:ascii="Times New Roman" w:hAnsi="Times New Roman" w:eastAsia="宋体"/>
           <w:b/>
+          <w:color w:val="222222"/>
+          <w:sz w:val="20"/>
         </w:rPr>
         <w:t>静心引导语（照读即可）</w:t>
       </w:r>
     </w:p>
     <w:p>
       <w:pPr>
-        <w:ind w:left="170"/>
         <w:pBdr>
-          <w:left w:val="single" w:sz="18" w:space="4" w:color="1F3864"/>
+          <w:left w:val="single" w:sz="30" w:space="8" w:color="1F3864"/>
         </w:pBdr>
-        <w:shd w:val="clear" w:fill="F2F5FA"/>
+        <w:shd w:val="clear" w:fill="EEF3F9"/>
+        <w:spacing w:before="0" w:after="40" w:line="348" w:lineRule="auto"/>
+        <w:ind w:left="255" w:right="142"/>
+        <w:jc w:val="both"/>
       </w:pPr>
       <w:r>
         <w:rPr>
+          <w:rFonts w:ascii="Times New Roman" w:hAnsi="Times New Roman" w:eastAsia="宋体"/>
           <w:b w:val="0"/>
+          <w:color w:val="222222"/>
+          <w:sz w:val="20"/>
         </w:rPr>
         <w:t>各位贤友，请找一个让自己安稳的坐姿。习惯盘腿的就盘腿，习惯坐椅子的就坐椅子。先不用管姿势对不对，那件事我们后面几周会专门处理。</w:t>
       </w:r>
     </w:p>
     <w:p>
       <w:pPr>
-        <w:ind w:left="170"/>
         <w:pBdr>
-          <w:left w:val="single" w:sz="18" w:space="4" w:color="1F3864"/>
+          <w:left w:val="single" w:sz="30" w:space="8" w:color="1F3864"/>
         </w:pBdr>
-        <w:shd w:val="clear" w:fill="F2F5FA"/>
+        <w:shd w:val="clear" w:fill="EEF3F9"/>
+        <w:spacing w:before="0" w:after="40" w:line="348" w:lineRule="auto"/>
+        <w:ind w:left="255" w:right="142"/>
+        <w:jc w:val="both"/>
       </w:pPr>
       <w:r>
         <w:rPr>
+          <w:rFonts w:ascii="Times New Roman" w:hAnsi="Times New Roman" w:eastAsia="宋体"/>
           <w:b w:val="0"/>
+          <w:color w:val="222222"/>
+          <w:sz w:val="20"/>
         </w:rPr>
         <w:t>把背自然直起来，不要用胸部去挺，只是让身体自然立着；两手放松放在腿上。可以轻轻闭上眼睛，也可以目光柔和地落在前方一两尺的地面。先做三次深长的呼吸——吸气，感觉气息从鼻端进来；呼气，让肩膀沉下来，让身体重一点、再重一点，交给坐垫。</w:t>
       </w:r>
     </w:p>
     <w:p>
       <w:pPr>
-        <w:ind w:left="170"/>
         <w:pBdr>
-          <w:left w:val="single" w:sz="18" w:space="4" w:color="1F3864"/>
+          <w:left w:val="single" w:sz="30" w:space="8" w:color="1F3864"/>
         </w:pBdr>
-        <w:shd w:val="clear" w:fill="F2F5FA"/>
+        <w:shd w:val="clear" w:fill="EEF3F9"/>
+        <w:spacing w:before="0" w:after="40" w:line="348" w:lineRule="auto"/>
+        <w:ind w:left="255" w:right="142"/>
+        <w:jc w:val="both"/>
       </w:pPr>
       <w:r>
         <w:rPr>
+          <w:rFonts w:ascii="Times New Roman" w:hAnsi="Times New Roman" w:eastAsia="宋体"/>
           <w:b w:val="0"/>
+          <w:color w:val="222222"/>
+          <w:sz w:val="20"/>
         </w:rPr>
         <w:t>（停 30 秒）</w:t>
       </w:r>
     </w:p>
     <w:p>
       <w:pPr>
-        <w:ind w:left="170"/>
         <w:pBdr>
-          <w:left w:val="single" w:sz="18" w:space="4" w:color="1F3864"/>
+          <w:left w:val="single" w:sz="30" w:space="8" w:color="1F3864"/>
         </w:pBdr>
-        <w:shd w:val="clear" w:fill="F2F5FA"/>
+        <w:shd w:val="clear" w:fill="EEF3F9"/>
+        <w:spacing w:before="0" w:after="40" w:line="348" w:lineRule="auto"/>
+        <w:ind w:left="255" w:right="142"/>
+        <w:jc w:val="both"/>
       </w:pPr>
       <w:r>
         <w:rPr>
+          <w:rFonts w:ascii="Times New Roman" w:hAnsi="Times New Roman" w:eastAsia="宋体"/>
           <w:b w:val="0"/>
+          <w:color w:val="222222"/>
+          <w:sz w:val="20"/>
         </w:rPr>
         <w:t>接下来的几分钟，不需要做什么，也不需要做到什么，只是知道自己在呼吸——气息长，知道长；气息短，知道短。念头来了，不用赶走它，也知道它来了，然后轻轻地回到呼吸上。</w:t>
       </w:r>
     </w:p>
     <w:p>
       <w:pPr>
-        <w:ind w:left="170"/>
         <w:pBdr>
-          <w:left w:val="single" w:sz="18" w:space="4" w:color="1F3864"/>
+          <w:left w:val="single" w:sz="30" w:space="8" w:color="1F3864"/>
         </w:pBdr>
-        <w:shd w:val="clear" w:fill="F2F5FA"/>
+        <w:shd w:val="clear" w:fill="EEF3F9"/>
+        <w:spacing w:before="0" w:after="40" w:line="348" w:lineRule="auto"/>
+        <w:ind w:left="255" w:right="142"/>
+        <w:jc w:val="both"/>
       </w:pPr>
       <w:r>
         <w:rPr>
+          <w:rFonts w:ascii="Times New Roman" w:hAnsi="Times New Roman" w:eastAsia="宋体"/>
           <w:b w:val="0"/>
+          <w:color w:val="222222"/>
+          <w:sz w:val="20"/>
         </w:rPr>
         <w:t>（停 30 秒）</w:t>
       </w:r>
     </w:p>
     <w:p>
       <w:pPr>
-        <w:ind w:left="170"/>
         <w:pBdr>
-          <w:left w:val="single" w:sz="18" w:space="4" w:color="1F3864"/>
+          <w:left w:val="single" w:sz="30" w:space="8" w:color="1F3864"/>
         </w:pBdr>
-        <w:shd w:val="clear" w:fill="F2F5FA"/>
+        <w:shd w:val="clear" w:fill="EEF3F9"/>
+        <w:spacing w:before="0" w:after="40" w:line="348" w:lineRule="auto"/>
+        <w:ind w:left="255" w:right="142"/>
+        <w:jc w:val="both"/>
       </w:pPr>
       <w:r>
         <w:rPr>
+          <w:rFonts w:ascii="Times New Roman" w:hAnsi="Times New Roman" w:eastAsia="宋体"/>
           <w:b w:val="0"/>
+          <w:color w:val="222222"/>
+          <w:sz w:val="20"/>
         </w:rPr>
         <w:t>今晚我们要听的第一个问题，是"禅修到底在做什么"。在听到答案之前，先让心从外面的事情里退回来。一颗还在赶路的心，听不进"培育"这两个字。</w:t>
       </w:r>
     </w:p>
     <w:p>
       <w:pPr>
-        <w:ind w:left="170"/>
         <w:pBdr>
-          <w:left w:val="single" w:sz="18" w:space="4" w:color="1F3864"/>
+          <w:left w:val="single" w:sz="30" w:space="8" w:color="1F3864"/>
         </w:pBdr>
-        <w:shd w:val="clear" w:fill="F2F5FA"/>
+        <w:shd w:val="clear" w:fill="EEF3F9"/>
+        <w:spacing w:before="0" w:after="40" w:line="348" w:lineRule="auto"/>
+        <w:ind w:left="255" w:right="142"/>
+        <w:jc w:val="both"/>
       </w:pPr>
       <w:r>
         <w:rPr>
+          <w:rFonts w:ascii="Times New Roman" w:hAnsi="Times New Roman" w:eastAsia="宋体"/>
           <w:b w:val="0"/>
+          <w:color w:val="222222"/>
+          <w:sz w:val="20"/>
         </w:rPr>
         <w:t>（静默静坐约 3 分钟。结束前轻声提醒：）请慢慢把注意力带回这个房间，动一动手指、脚趾，轻轻转动颈部。当你准备好时，睁开眼睛。</w:t>
       </w:r>
     </w:p>
     <w:p>
       <w:pPr>
-        <w:ind w:left="170"/>
         <w:pBdr>
-          <w:left w:val="single" w:sz="18" w:space="4" w:color="1F3864"/>
+          <w:left w:val="single" w:sz="30" w:space="8" w:color="1F3864"/>
         </w:pBdr>
-        <w:shd w:val="clear" w:fill="F2F5FA"/>
+        <w:shd w:val="clear" w:fill="EEF3F9"/>
+        <w:spacing w:before="0" w:after="40" w:line="348" w:lineRule="auto"/>
+        <w:ind w:left="255" w:right="142"/>
+        <w:jc w:val="both"/>
       </w:pPr>
       <w:r>
         <w:rPr>
+          <w:rFonts w:ascii="Times New Roman" w:hAnsi="Times New Roman" w:eastAsia="宋体"/>
           <w:b w:val="0"/>
+          <w:color w:val="222222"/>
+          <w:sz w:val="20"/>
         </w:rPr>
         <w:t xml:space="preserve">💬 </w:t>
       </w:r>
       <w:r>
         <w:rPr>
+          <w:rFonts w:ascii="Times New Roman" w:hAnsi="Times New Roman" w:eastAsia="宋体"/>
           <w:b/>
+          <w:color w:val="222222"/>
+          <w:sz w:val="20"/>
         </w:rPr>
         <w:t>破冰｜3–5分钟</w:t>
       </w:r>
       <w:r>
         <w:rPr>
+          <w:rFonts w:ascii="Times New Roman" w:hAnsi="Times New Roman" w:eastAsia="宋体"/>
           <w:b w:val="0"/>
+          <w:color w:val="222222"/>
+          <w:sz w:val="20"/>
         </w:rPr>
         <w:t>：说说看——来之前，你以为"禅修"是什么？不用解释背景，一句话就好，说"我以为是来放松的""我以为是打坐发呆"都完全成立。我不做点评，说完就换下一位。这一轮的目的只有一个：把各自心里那幅画面先摆出来，等下共读时我们再来对照。若成员超过10人，改为"每人说一个词"。</w:t>
       </w:r>
     </w:p>
     <w:p>
       <w:pPr>
-        <w:ind w:left="170"/>
         <w:pBdr>
-          <w:left w:val="single" w:sz="18" w:space="4" w:color="1F3864"/>
+          <w:left w:val="single" w:sz="30" w:space="8" w:color="1F3864"/>
         </w:pBdr>
-        <w:shd w:val="clear" w:fill="F2F5FA"/>
+        <w:shd w:val="clear" w:fill="EEF3F9"/>
+        <w:spacing w:before="0" w:after="40" w:line="348" w:lineRule="auto"/>
+        <w:ind w:left="255" w:right="142"/>
+        <w:jc w:val="both"/>
       </w:pPr>
       <w:r>
         <w:rPr>
+          <w:rFonts w:ascii="Times New Roman" w:hAnsi="Times New Roman" w:eastAsia="宋体"/>
           <w:b w:val="0"/>
+          <w:color w:val="222222"/>
+          <w:sz w:val="20"/>
         </w:rPr>
         <w:t xml:space="preserve">🛡️ </w:t>
       </w:r>
       <w:r>
         <w:rPr>
+          <w:rFonts w:ascii="Times New Roman" w:hAnsi="Times New Roman" w:eastAsia="宋体"/>
           <w:b/>
+          <w:color w:val="222222"/>
+          <w:sz w:val="20"/>
         </w:rPr>
         <w:t>心理安全三约定</w:t>
       </w:r>
       <w:r>
         <w:rPr>
+          <w:rFonts w:ascii="Times New Roman" w:hAnsi="Times New Roman" w:eastAsia="宋体"/>
           <w:b w:val="0"/>
+          <w:color w:val="222222"/>
+          <w:sz w:val="20"/>
         </w:rPr>
         <w:t xml:space="preserve">（每次开场在心里过一遍）：① </w:t>
       </w:r>
       <w:r>
         <w:rPr>
+          <w:rFonts w:ascii="Times New Roman" w:hAnsi="Times New Roman" w:eastAsia="宋体"/>
           <w:b/>
+          <w:color w:val="222222"/>
+          <w:sz w:val="20"/>
         </w:rPr>
         <w:t>保密</w:t>
       </w:r>
       <w:r>
         <w:rPr>
+          <w:rFonts w:ascii="Times New Roman" w:hAnsi="Times New Roman" w:eastAsia="宋体"/>
           <w:b w:val="0"/>
+          <w:color w:val="222222"/>
+          <w:sz w:val="20"/>
         </w:rPr>
         <w:t xml:space="preserve">——这里说的话不出这间屋子；② </w:t>
       </w:r>
       <w:r>
         <w:rPr>
+          <w:rFonts w:ascii="Times New Roman" w:hAnsi="Times New Roman" w:eastAsia="宋体"/>
           <w:b/>
+          <w:color w:val="222222"/>
+          <w:sz w:val="20"/>
         </w:rPr>
         <w:t>不评判</w:t>
       </w:r>
       <w:r>
         <w:rPr>
+          <w:rFonts w:ascii="Times New Roman" w:hAnsi="Times New Roman" w:eastAsia="宋体"/>
           <w:b w:val="0"/>
+          <w:color w:val="222222"/>
+          <w:sz w:val="20"/>
         </w:rPr>
         <w:t xml:space="preserve">——不评价任何人的分享，也不急着评价自己；③ </w:t>
       </w:r>
       <w:r>
         <w:rPr>
+          <w:rFonts w:ascii="Times New Roman" w:hAnsi="Times New Roman" w:eastAsia="宋体"/>
           <w:b/>
+          <w:color w:val="222222"/>
+          <w:sz w:val="20"/>
         </w:rPr>
         <w:t>可随时暂停</w:t>
       </w:r>
       <w:r>
         <w:rPr>
+          <w:rFonts w:ascii="Times New Roman" w:hAnsi="Times New Roman" w:eastAsia="宋体"/>
           <w:b w:val="0"/>
+          <w:color w:val="222222"/>
+          <w:sz w:val="20"/>
         </w:rPr>
         <w:t>——任何时候觉得不舒服，都可以停下来休息、喝水或离开，不需要解释。</w:t>
       </w:r>
     </w:p>
     <w:p>
+      <w:pPr>
+        <w:keepNext/>
+        <w:spacing w:before="280" w:after="80" w:line="300" w:lineRule="auto"/>
+      </w:pPr>
       <w:r>
         <w:rPr>
+          <w:rFonts w:ascii="微软雅黑" w:hAnsi="微软雅黑" w:eastAsia="微软雅黑"/>
           <w:b/>
           <w:color w:val="1F3864"/>
-          <w:sz w:val="26"/>
+          <w:sz w:val="27"/>
         </w:rPr>
         <w:t>📖 共读原文（25 min）</w:t>
       </w:r>
     </w:p>
     <w:p>
       <w:pPr>
-        <w:ind w:left="170"/>
         <w:pBdr>
-          <w:left w:val="single" w:sz="18" w:space="4" w:color="1F3864"/>
+          <w:left w:val="single" w:sz="30" w:space="8" w:color="1F3864"/>
         </w:pBdr>
-        <w:shd w:val="clear" w:fill="F2F5FA"/>
+        <w:shd w:val="clear" w:fill="EEF3F9"/>
+        <w:spacing w:before="0" w:after="40" w:line="348" w:lineRule="auto"/>
+        <w:ind w:left="255" w:right="142"/>
+        <w:jc w:val="both"/>
       </w:pPr>
       <w:r>
         <w:rPr>
+          <w:rFonts w:ascii="Times New Roman" w:hAnsi="Times New Roman" w:eastAsia="宋体"/>
           <w:b w:val="0"/>
+          <w:color w:val="222222"/>
+          <w:sz w:val="20"/>
         </w:rPr>
         <w:t>主持人：本段是八周的地基——先把"禅修是什么、修什么、为什么现在还能修、整条路长什么样"这条线立住。请大家留意三处：①禅修的目的到底是哪两句话；②止禅与观禅各自的对象与目标、为什么说止是观的基础；③五个千年的划分说明我们今天站在哪里。</w:t>
       </w:r>
     </w:p>
     <w:p>
       <w:pPr>
-        <w:ind w:left="170"/>
         <w:pBdr>
-          <w:left w:val="single" w:sz="18" w:space="4" w:color="1F3864"/>
+          <w:left w:val="single" w:sz="30" w:space="8" w:color="1F3864"/>
         </w:pBdr>
-        <w:shd w:val="clear" w:fill="F2F5FA"/>
+        <w:shd w:val="clear" w:fill="EEF3F9"/>
+        <w:spacing w:before="0" w:after="40" w:line="348" w:lineRule="auto"/>
+        <w:ind w:left="255" w:right="142"/>
+        <w:jc w:val="both"/>
       </w:pPr>
       <w:r>
         <w:rPr>
+          <w:rFonts w:ascii="Times New Roman" w:hAnsi="Times New Roman" w:eastAsia="宋体"/>
           <w:b w:val="0"/>
+          <w:color w:val="222222"/>
+          <w:sz w:val="20"/>
         </w:rPr>
         <w:t>⚠️ 主持人操作：本段为</w:t>
       </w:r>
       <w:r>
         <w:rPr>
+          <w:rFonts w:ascii="Times New Roman" w:hAnsi="Times New Roman" w:eastAsia="宋体"/>
           <w:b/>
+          <w:color w:val="222222"/>
+          <w:sz w:val="20"/>
         </w:rPr>
         <w:t>据知识库整理的朗读学习资料</w:t>
       </w:r>
       <w:r>
         <w:rPr>
+          <w:rFonts w:ascii="Times New Roman" w:hAnsi="Times New Roman" w:eastAsia="宋体"/>
           <w:b w:val="0"/>
+          <w:color w:val="222222"/>
+          <w:sz w:val="20"/>
         </w:rPr>
         <w:t>，全新改写、逐字照读、无需解释。全篇共十节：①禅修是什么·巴瓦那 ②目的·平静与五盖 ③止禅 ④观禅 ⑤止观关系 ⑥两条证悟的路 ⑦五个千年 ⑧三种菩提 ⑨如来禅的名字与全图 ⑩收束。③④两节的巴利语与论典名（萨马塔／维巴萨那／《辨析道义注》／沙利子尊者）请念得慢一点、清楚一点；⑦五个千年是全篇最能让现代人安心的一段，务必念完。</w:t>
       </w:r>
     </w:p>
     <w:p>
+      <w:pPr>
+        <w:keepNext/>
+        <w:spacing w:before="180" w:after="40" w:line="300" w:lineRule="auto"/>
+      </w:pPr>
       <w:r>
         <w:rPr>
+          <w:rFonts w:ascii="微软雅黑" w:hAnsi="微软雅黑" w:eastAsia="微软雅黑"/>
           <w:b/>
           <w:color w:val="1F3864"/>
           <w:sz w:val="23"/>
@@ -1466,45 +2059,71 @@
     <w:p>
       <w:pPr>
         <w:pStyle w:val="ListBullet"/>
+        <w:spacing w:before="0" w:after="60" w:line="336" w:lineRule="auto"/>
+        <w:ind w:left="539" w:hanging="255"/>
+        <w:jc w:val="both"/>
       </w:pPr>
       <w:r>
         <w:rPr>
+          <w:rFonts w:ascii="Times New Roman" w:hAnsi="Times New Roman" w:eastAsia="宋体"/>
           <w:b/>
+          <w:sz w:val="21"/>
         </w:rPr>
         <w:t>文件</w:t>
       </w:r>
       <w:r>
         <w:rPr>
+          <w:rFonts w:ascii="Times New Roman" w:hAnsi="Times New Roman" w:eastAsia="宋体"/>
           <w:b w:val="0"/>
+          <w:sz w:val="21"/>
         </w:rPr>
         <w:t>：《禅修入门与基础·第1周·朗读学习资料——禅修的本质与目标与如来禅修学体系》（据知识库「古源尊者开示及上座部佛教资料」整理）</w:t>
       </w:r>
     </w:p>
     <w:p>
+      <w:pPr>
+        <w:spacing w:before="0" w:after="100" w:line="336" w:lineRule="auto"/>
+        <w:jc w:val="both"/>
+      </w:pPr>
       <w:r>
         <w:rPr>
+          <w:rFonts w:ascii="Times New Roman" w:hAnsi="Times New Roman" w:eastAsia="宋体"/>
           <w:b/>
+          <w:sz w:val="21"/>
         </w:rPr>
         <w:t>★核心段落</w:t>
       </w:r>
       <w:r>
         <w:rPr>
+          <w:rFonts w:ascii="Times New Roman" w:hAnsi="Times New Roman" w:eastAsia="宋体"/>
           <w:b w:val="0"/>
+          <w:sz w:val="21"/>
         </w:rPr>
         <w:t>（必读）</w:t>
       </w:r>
     </w:p>
     <w:p>
+      <w:pPr>
+        <w:spacing w:before="0" w:after="100" w:line="336" w:lineRule="auto"/>
+        <w:jc w:val="both"/>
+      </w:pPr>
       <w:r>
         <w:rPr>
+          <w:rFonts w:ascii="Times New Roman" w:hAnsi="Times New Roman" w:eastAsia="宋体"/>
           <w:b w:val="0"/>
+          <w:sz w:val="21"/>
         </w:rPr>
         <w:t>各位贤友，从这一周开始，我们一起读《禅修入门与基础》。第一周要先把两件最根本的事情弄清楚：禅修到底是在做什么？两千多年之后的今天，我们还能不能修？这两件事没弄清楚，后面的方法就用不上力。所以今晚这一篇，我们先把心里这张底图铺开：先看禅修的本质与目的，再看止禅与观禅各自是什么、两者是什么关系，然后看正法住世到什么时候、我们该把目标立在哪里，最后看一眼整条路的全图——如来禅的三学、七清净、十六观智。请大家不必急着记住名词，只要顺着这条线往下听，听完知道"我大概站在哪里、要往哪里走"，这就够了。</w:t>
       </w:r>
     </w:p>
     <w:p>
+      <w:pPr>
+        <w:keepNext/>
+        <w:spacing w:before="180" w:after="40" w:line="300" w:lineRule="auto"/>
+      </w:pPr>
       <w:r>
         <w:rPr>
+          <w:rFonts w:ascii="微软雅黑" w:hAnsi="微软雅黑" w:eastAsia="微软雅黑"/>
           <w:b/>
           <w:color w:val="1F3864"/>
           <w:sz w:val="23"/>
@@ -1513,32 +2132,55 @@
       </w:r>
     </w:p>
     <w:p>
+      <w:pPr>
+        <w:spacing w:before="0" w:after="100" w:line="336" w:lineRule="auto"/>
+        <w:jc w:val="both"/>
+      </w:pPr>
       <w:r>
         <w:rPr>
+          <w:rFonts w:ascii="Times New Roman" w:hAnsi="Times New Roman" w:eastAsia="宋体"/>
           <w:b w:val="0"/>
+          <w:sz w:val="21"/>
         </w:rPr>
         <w:t>我们先说"禅修"这两个字在巴利语里叫什么。它叫"巴瓦那"（bhāvanā），意思是发展、培育。所以禅修，是用来进行心灵发展、提升我们心的素质的一种修行实践。</w:t>
       </w:r>
     </w:p>
     <w:p>
+      <w:pPr>
+        <w:spacing w:before="0" w:after="100" w:line="336" w:lineRule="auto"/>
+        <w:jc w:val="both"/>
+      </w:pPr>
       <w:r>
         <w:rPr>
+          <w:rFonts w:ascii="Times New Roman" w:hAnsi="Times New Roman" w:eastAsia="宋体"/>
           <w:b w:val="0"/>
+          <w:sz w:val="21"/>
         </w:rPr>
         <w:t>这句话里有两个词要留意：一个是"心"，一个是"素质"。也就是说，禅修要处理的对象不是外面的世界，而是我们这颗心；要做的不是把心压住、也不是让心什么都不想，而是像培育一株植物那样，给它合适的条件，让它长出它本来就有的好东西——平静、清明、柔软、堪能、有力量。我们平常说"训练身体"，要重复、要有次第、要循序渐进；训练心也一样，它不是一次性的动作，而是一个可以反复练习、慢慢累积的过程。</w:t>
       </w:r>
     </w:p>
     <w:p>
+      <w:pPr>
+        <w:spacing w:before="0" w:after="100" w:line="336" w:lineRule="auto"/>
+        <w:jc w:val="both"/>
+      </w:pPr>
       <w:r>
         <w:rPr>
+          <w:rFonts w:ascii="Times New Roman" w:hAnsi="Times New Roman" w:eastAsia="宋体"/>
           <w:b w:val="0"/>
+          <w:sz w:val="21"/>
         </w:rPr>
         <w:t>所以，禅修不是一种神秘状态，也不是一种把脑子放空的技术。它是一种训练：反复地把心带回善的、清明的位置上，让好的素质一点点长起来，让不好的素质一点点薄下去。心是可以被训练的，这一点必须先信下来；如果认为"我的性格就是这样，改不了"，那连第一步都迈不出去。</w:t>
       </w:r>
     </w:p>
     <w:p>
+      <w:pPr>
+        <w:keepNext/>
+        <w:spacing w:before="180" w:after="40" w:line="300" w:lineRule="auto"/>
+      </w:pPr>
       <w:r>
         <w:rPr>
+          <w:rFonts w:ascii="微软雅黑" w:hAnsi="微软雅黑" w:eastAsia="微软雅黑"/>
           <w:b/>
           <w:color w:val="1F3864"/>
           <w:sz w:val="23"/>
@@ -1547,32 +2189,55 @@
       </w:r>
     </w:p>
     <w:p>
+      <w:pPr>
+        <w:spacing w:before="0" w:after="100" w:line="336" w:lineRule="auto"/>
+        <w:jc w:val="both"/>
+      </w:pPr>
       <w:r>
         <w:rPr>
+          <w:rFonts w:ascii="Times New Roman" w:hAnsi="Times New Roman" w:eastAsia="宋体"/>
           <w:b w:val="0"/>
+          <w:sz w:val="21"/>
         </w:rPr>
         <w:t>那么，这颗心要培育成什么样？有一句话，我们必须从一开始就特别地、一再地交代给自己听：禅修的目的是培育心的平静，是去除我们内心的五盖。</w:t>
       </w:r>
     </w:p>
     <w:p>
+      <w:pPr>
+        <w:spacing w:before="0" w:after="100" w:line="336" w:lineRule="auto"/>
+        <w:jc w:val="both"/>
+      </w:pPr>
       <w:r>
         <w:rPr>
+          <w:rFonts w:ascii="Times New Roman" w:hAnsi="Times New Roman" w:eastAsia="宋体"/>
           <w:b w:val="0"/>
+          <w:sz w:val="21"/>
         </w:rPr>
         <w:t>什么是五盖？就是五种覆盖心的状态：欲贪、瞋恚、昏沉睡眠、掉举恶作、疑。心被这五样东西盖住的时候，看什么都看不清楚，做什么都使不上力。我们平常觉得心很累、很乱、很闷，多半不是外面的事情太多，而是这五种状态在心里轮流坐庄。所以禅修的第一个方向，不是去增加什么，而是让这些盖覆一层一层地薄下去。</w:t>
       </w:r>
     </w:p>
     <w:p>
+      <w:pPr>
+        <w:spacing w:before="0" w:after="100" w:line="336" w:lineRule="auto"/>
+        <w:jc w:val="both"/>
+      </w:pPr>
       <w:r>
         <w:rPr>
+          <w:rFonts w:ascii="Times New Roman" w:hAnsi="Times New Roman" w:eastAsia="宋体"/>
           <w:b w:val="0"/>
+          <w:sz w:val="21"/>
         </w:rPr>
         <w:t>这里还要交代一句同样重要的话：修行不是为结果，结果是一个自然的呈现。我们习惯性是追那个结果的——坐了三天，就希望心静下来；坐了一个月，就希望有什么体验。可是你只管在每个当下，让心在上行的状态、在善心的状态，不善心自然就不会生起。就像我们说"你只管做好事就行了，果报自然会来"，道理是一样的。很多人最后修出很多禅病，就是因为这个追结果的心态：追不到就急，急了就加力，加力就紧绷，紧绷久了身体和心一起出问题。所以这句话要一再地讲：目的在平静与去盖，不在追求什么特别的境界。</w:t>
       </w:r>
     </w:p>
     <w:p>
+      <w:pPr>
+        <w:keepNext/>
+        <w:spacing w:before="180" w:after="40" w:line="300" w:lineRule="auto"/>
+      </w:pPr>
       <w:r>
         <w:rPr>
+          <w:rFonts w:ascii="微软雅黑" w:hAnsi="微软雅黑" w:eastAsia="微软雅黑"/>
           <w:b/>
           <w:color w:val="1F3864"/>
           <w:sz w:val="23"/>
@@ -1581,40 +2246,69 @@
       </w:r>
     </w:p>
     <w:p>
+      <w:pPr>
+        <w:spacing w:before="0" w:after="100" w:line="336" w:lineRule="auto"/>
+        <w:jc w:val="both"/>
+      </w:pPr>
       <w:r>
         <w:rPr>
+          <w:rFonts w:ascii="Times New Roman" w:hAnsi="Times New Roman" w:eastAsia="宋体"/>
           <w:b w:val="0"/>
+          <w:sz w:val="21"/>
         </w:rPr>
         <w:t>止观禅法，严格来讲分成两块：止禅和观禅。先说止禅。</w:t>
       </w:r>
     </w:p>
     <w:p>
+      <w:pPr>
+        <w:spacing w:before="0" w:after="100" w:line="336" w:lineRule="auto"/>
+        <w:jc w:val="both"/>
+      </w:pPr>
       <w:r>
         <w:rPr>
+          <w:rFonts w:ascii="Times New Roman" w:hAnsi="Times New Roman" w:eastAsia="宋体"/>
           <w:b w:val="0"/>
+          <w:sz w:val="21"/>
         </w:rPr>
         <w:t>止禅在巴利语里叫"萨马塔"（samatha），过去翻译成"舍摩他"，也有人写作"奢摩他"。它的意思是令烦恼止息、令心平静——"萨马塔"是一个组合词，其中"沙玛"（sama）就是平、很平静的意思。心安住在一个位置上，不动、没有烦恼、安宁，这就是止的状态。</w:t>
       </w:r>
     </w:p>
     <w:p>
+      <w:pPr>
+        <w:spacing w:before="0" w:after="100" w:line="336" w:lineRule="auto"/>
+        <w:jc w:val="both"/>
+      </w:pPr>
       <w:r>
         <w:rPr>
+          <w:rFonts w:ascii="Times New Roman" w:hAnsi="Times New Roman" w:eastAsia="宋体"/>
           <w:b w:val="0"/>
+          <w:sz w:val="21"/>
         </w:rPr>
         <w:t>在《辨析道义注》里——也就是《辨析道》，过去翻译成《无碍解道》，是沙利子尊者的论著——在《辨析道义注》和《法集义注》里面，对"止"有一个很明确的解释：令欲贪等诸障碍法止息、消失，故称为止。这里讲的诸障碍法，指的就是欲贪等五盖的烦恼，也就是我们汉地天台宗智者大师所说的"诃欲、弃盖"里面的那个五盖。让五盖这些烦恼止息、消失，称为"止"。</w:t>
       </w:r>
     </w:p>
     <w:p>
+      <w:pPr>
+        <w:spacing w:before="0" w:after="100" w:line="336" w:lineRule="auto"/>
+        <w:jc w:val="both"/>
+      </w:pPr>
       <w:r>
         <w:rPr>
+          <w:rFonts w:ascii="Times New Roman" w:hAnsi="Times New Roman" w:eastAsia="宋体"/>
           <w:b w:val="0"/>
+          <w:sz w:val="21"/>
         </w:rPr>
         <w:t>所以止禅的目标很清楚：培育我们心的宁静、平静，令心的素质提升，得以征服烦恼，并且为后面开展观禅提供基础。请注意最后这一句——止不是终点，它是基础。止做得好，心像一面擦干净的镜子；镜子不干净，后面要看的东西就照不出来。</w:t>
       </w:r>
     </w:p>
     <w:p>
+      <w:pPr>
+        <w:keepNext/>
+        <w:spacing w:before="180" w:after="40" w:line="300" w:lineRule="auto"/>
+      </w:pPr>
       <w:r>
         <w:rPr>
+          <w:rFonts w:ascii="微软雅黑" w:hAnsi="微软雅黑" w:eastAsia="微软雅黑"/>
           <w:b/>
           <w:color w:val="1F3864"/>
           <w:sz w:val="23"/>
@@ -1623,32 +2317,55 @@
       </w:r>
     </w:p>
     <w:p>
+      <w:pPr>
+        <w:spacing w:before="0" w:after="100" w:line="336" w:lineRule="auto"/>
+        <w:jc w:val="both"/>
+      </w:pPr>
       <w:r>
         <w:rPr>
+          <w:rFonts w:ascii="Times New Roman" w:hAnsi="Times New Roman" w:eastAsia="宋体"/>
           <w:b w:val="0"/>
+          <w:sz w:val="21"/>
         </w:rPr>
         <w:t>接下来是观。观在巴利语里叫"维巴萨那"（vipassanā），古汉语翻译成"毗婆舍那"。这也是一个组合词："维"（vi）是不同、多样的意思，"巴萨那"（passanā）是观照、看；合起来，就是通过无常等种种行相去观照诸行法，这样的一种方法称为毗婆舍那，称为观。现在有人把它翻译成"内观"，其实并不非常准确，因为它不仅仅是向内观，还有向外看。</w:t>
       </w:r>
     </w:p>
     <w:p>
+      <w:pPr>
+        <w:spacing w:before="0" w:after="100" w:line="336" w:lineRule="auto"/>
+        <w:jc w:val="both"/>
+      </w:pPr>
       <w:r>
         <w:rPr>
+          <w:rFonts w:ascii="Times New Roman" w:hAnsi="Times New Roman" w:eastAsia="宋体"/>
           <w:b w:val="0"/>
+          <w:sz w:val="21"/>
         </w:rPr>
         <w:t>观照的对象是什么？我们精神和物质这两个部分，称为名色。观，就是观照名色等诸行法的无常、苦、无我三相，以此来培养智慧的一种方法。观的目的，是舍断对名色法的执取，也就是对五蕴身心——精神与物质——的执取，然后证悟涅槃、体证道果。</w:t>
       </w:r>
     </w:p>
     <w:p>
+      <w:pPr>
+        <w:spacing w:before="0" w:after="100" w:line="336" w:lineRule="auto"/>
+        <w:jc w:val="both"/>
+      </w:pPr>
       <w:r>
         <w:rPr>
+          <w:rFonts w:ascii="Times New Roman" w:hAnsi="Times New Roman" w:eastAsia="宋体"/>
           <w:b w:val="0"/>
+          <w:sz w:val="21"/>
         </w:rPr>
         <w:t>所以如来禅的观禅系统，强调以佛陀的一代言教为依托，就是以最接近佛陀言教的巴利三藏圣典为依托，特别注重对阿毗达摩的研究和实践。为什么？因为阿毗达摩就是修观的说明书。阿毗达摩讲名法、讲色法、讲缘起法，修观的时候，你就是要去看这个名法、看这个色法、看这个缘起法。看清楚了，才谈得上放下。</w:t>
       </w:r>
     </w:p>
     <w:p>
+      <w:pPr>
+        <w:keepNext/>
+        <w:spacing w:before="180" w:after="40" w:line="300" w:lineRule="auto"/>
+      </w:pPr>
       <w:r>
         <w:rPr>
+          <w:rFonts w:ascii="微软雅黑" w:hAnsi="微软雅黑" w:eastAsia="微软雅黑"/>
           <w:b/>
           <w:color w:val="1F3864"/>
           <w:sz w:val="23"/>
@@ -1657,40 +2374,69 @@
       </w:r>
     </w:p>
     <w:p>
+      <w:pPr>
+        <w:spacing w:before="0" w:after="100" w:line="336" w:lineRule="auto"/>
+        <w:jc w:val="both"/>
+      </w:pPr>
       <w:r>
         <w:rPr>
+          <w:rFonts w:ascii="Times New Roman" w:hAnsi="Times New Roman" w:eastAsia="宋体"/>
           <w:b w:val="0"/>
+          <w:sz w:val="21"/>
         </w:rPr>
         <w:t>讲到这里，就可以把止和观的关系说清楚了。</w:t>
       </w:r>
     </w:p>
     <w:p>
+      <w:pPr>
+        <w:spacing w:before="0" w:after="100" w:line="336" w:lineRule="auto"/>
+        <w:jc w:val="both"/>
+      </w:pPr>
       <w:r>
         <w:rPr>
+          <w:rFonts w:ascii="Times New Roman" w:hAnsi="Times New Roman" w:eastAsia="宋体"/>
           <w:b w:val="0"/>
+          <w:sz w:val="21"/>
         </w:rPr>
         <w:t>如来禅的禅修，简单来讲就称为止观的禅法：以传承清净的巴利三藏为依托，有着佛陀教导的严格、清晰的禅修次第。修什么呢？修习心与慧。心的修习，就是止禅的部分，让我们的心变得清净，那就是修止、修定；慧的修习，就是观智，也就是刚才讲的维巴萨那，毗婆舍那有十六种观智。</w:t>
       </w:r>
     </w:p>
     <w:p>
+      <w:pPr>
+        <w:spacing w:before="0" w:after="100" w:line="336" w:lineRule="auto"/>
+        <w:jc w:val="both"/>
+      </w:pPr>
       <w:r>
         <w:rPr>
+          <w:rFonts w:ascii="Times New Roman" w:hAnsi="Times New Roman" w:eastAsia="宋体"/>
           <w:b w:val="0"/>
+          <w:sz w:val="21"/>
         </w:rPr>
         <w:t>为什么止一定在前？因为心不静，就看不清楚。一盏灯放在风口里，光晃得厉害，照什么都不分明；把灯移到静处，光稳了，才照得见细节。观禅要照见的是名色的生灭、是无常苦无我，这个所缘比呼吸还细，心没有相当的定力，根本跟不上。所以止是观的基础，不是可有可无的前置条件。</w:t>
       </w:r>
     </w:p>
     <w:p>
+      <w:pPr>
+        <w:spacing w:before="0" w:after="100" w:line="336" w:lineRule="auto"/>
+        <w:jc w:val="both"/>
+      </w:pPr>
       <w:r>
         <w:rPr>
+          <w:rFonts w:ascii="Times New Roman" w:hAnsi="Times New Roman" w:eastAsia="宋体"/>
           <w:b w:val="0"/>
+          <w:sz w:val="21"/>
         </w:rPr>
         <w:t>在佛陀的时代，佛教的解脱是通过心的修行得以实现的，禅修就是修心的方法。而止观禅修，是出家人与在家人获得解脱、或者累积解脱资粮最有效的方式。这一点不分在家出家，只看有没有走在止观这条路上。</w:t>
       </w:r>
     </w:p>
     <w:p>
+      <w:pPr>
+        <w:keepNext/>
+        <w:spacing w:before="180" w:after="40" w:line="300" w:lineRule="auto"/>
+      </w:pPr>
       <w:r>
         <w:rPr>
+          <w:rFonts w:ascii="微软雅黑" w:hAnsi="微软雅黑" w:eastAsia="微软雅黑"/>
           <w:b/>
           <w:color w:val="1F3864"/>
           <w:sz w:val="23"/>
@@ -1699,40 +2445,69 @@
       </w:r>
     </w:p>
     <w:p>
+      <w:pPr>
+        <w:spacing w:before="0" w:after="100" w:line="336" w:lineRule="auto"/>
+        <w:jc w:val="both"/>
+      </w:pPr>
       <w:r>
         <w:rPr>
+          <w:rFonts w:ascii="Times New Roman" w:hAnsi="Times New Roman" w:eastAsia="宋体"/>
           <w:b w:val="0"/>
+          <w:sz w:val="21"/>
         </w:rPr>
         <w:t>既然止是观的基础，那是不是每个人都要先证到禅那才能修观？不一定。这里有两条路。</w:t>
       </w:r>
     </w:p>
     <w:p>
+      <w:pPr>
+        <w:spacing w:before="0" w:after="100" w:line="336" w:lineRule="auto"/>
+        <w:jc w:val="both"/>
+      </w:pPr>
       <w:r>
         <w:rPr>
+          <w:rFonts w:ascii="Times New Roman" w:hAnsi="Times New Roman" w:eastAsia="宋体"/>
           <w:b w:val="0"/>
+          <w:sz w:val="21"/>
         </w:rPr>
         <w:t>第一条叫止观行者，巴利语是萨马塔亚尼卡（samathayānika）：先修止，证得初禅乃至八定，出定之后再转修观智。第二条叫纯观行者，也叫"干观"：没有证得安止禅那，以近行定为基，直接修观禅。这两条路在经典里都有依据，都走得通。</w:t>
       </w:r>
     </w:p>
     <w:p>
+      <w:pPr>
+        <w:spacing w:before="0" w:after="100" w:line="336" w:lineRule="auto"/>
+        <w:jc w:val="both"/>
+      </w:pPr>
       <w:r>
         <w:rPr>
+          <w:rFonts w:ascii="Times New Roman" w:hAnsi="Times New Roman" w:eastAsia="宋体"/>
           <w:b w:val="0"/>
+          <w:sz w:val="21"/>
         </w:rPr>
         <w:t>但要说清楚一点：止观行者的路，完全涵盖纯观行者。也就是说，能修止观的人一定具备纯观行者所需的一切，反过来不一定。《中部·两种寻经》里有一个战场战士的比喻：上战场之前，要先有堡垒、有护城河、有兵器；打累了，退回堡垒里休息，恢复了再出战。禅那和近行定，就是这个堡垒——它让你有地方休息、有力量再观。没有堡垒的战士，也能打，但撑不久。</w:t>
       </w:r>
     </w:p>
     <w:p>
+      <w:pPr>
+        <w:spacing w:before="0" w:after="100" w:line="336" w:lineRule="auto"/>
+        <w:jc w:val="both"/>
+      </w:pPr>
       <w:r>
         <w:rPr>
+          <w:rFonts w:ascii="Times New Roman" w:hAnsi="Times New Roman" w:eastAsia="宋体"/>
           <w:b w:val="0"/>
+          <w:sz w:val="21"/>
         </w:rPr>
         <w:t>还有一点也要交代：众生的根基不同。佛陀在《增支部》里讲到四类人：敏锐知者、详说知者、可引导者、文句为最者。有人一听就懂，有人要展开才懂，有人要慢慢引导，有人要到文句的末端才得利益。根基有快慢，路只有一条：戒、定、慧。不必比较快慢，只问自己今天有没有往前走。</w:t>
       </w:r>
     </w:p>
     <w:p>
+      <w:pPr>
+        <w:keepNext/>
+        <w:spacing w:before="180" w:after="40" w:line="300" w:lineRule="auto"/>
+      </w:pPr>
       <w:r>
         <w:rPr>
+          <w:rFonts w:ascii="微软雅黑" w:hAnsi="微软雅黑" w:eastAsia="微软雅黑"/>
           <w:b/>
           <w:color w:val="1F3864"/>
           <w:sz w:val="23"/>
@@ -1741,40 +2516,69 @@
       </w:r>
     </w:p>
     <w:p>
+      <w:pPr>
+        <w:spacing w:before="0" w:after="100" w:line="336" w:lineRule="auto"/>
+        <w:jc w:val="both"/>
+      </w:pPr>
       <w:r>
         <w:rPr>
+          <w:rFonts w:ascii="Times New Roman" w:hAnsi="Times New Roman" w:eastAsia="宋体"/>
           <w:b w:val="0"/>
+          <w:sz w:val="21"/>
         </w:rPr>
         <w:t>接下来这个问题，很多人心里都有：佛陀已经入灭两千多年了，现在还修得成吗？</w:t>
       </w:r>
     </w:p>
     <w:p>
+      <w:pPr>
+        <w:spacing w:before="0" w:after="100" w:line="336" w:lineRule="auto"/>
+        <w:jc w:val="both"/>
+      </w:pPr>
       <w:r>
         <w:rPr>
+          <w:rFonts w:ascii="Times New Roman" w:hAnsi="Times New Roman" w:eastAsia="宋体"/>
           <w:b w:val="0"/>
+          <w:sz w:val="21"/>
         </w:rPr>
         <w:t>《长部义注》里有一句话："以得达辨析者住立千年，以六通者千年，以三明者千年，以纯观者千年，以巴帝摩卡住立千年。"《增支部义注》里也有一段相应的说明。按长部义注的说法，正法住世分五个千年，每一个千年能成就的果证不一样。</w:t>
       </w:r>
     </w:p>
     <w:p>
+      <w:pPr>
+        <w:spacing w:before="0" w:after="100" w:line="336" w:lineRule="auto"/>
+        <w:jc w:val="both"/>
+      </w:pPr>
       <w:r>
         <w:rPr>
+          <w:rFonts w:ascii="Times New Roman" w:hAnsi="Times New Roman" w:eastAsia="宋体"/>
           <w:b w:val="0"/>
+          <w:sz w:val="21"/>
         </w:rPr>
         <w:t>第一个千年，能够得到辨析智；第二个千年，能够得到六神通；第三个千年，能够得到三明（tevijjā）；第四个千年，能够证得纯观的阿拉汉果；到了第五个千年，连断除一切烦恼都不可能了，只能成就更低的三个果位：不来果、一来果与入流果。</w:t>
       </w:r>
     </w:p>
     <w:p>
+      <w:pPr>
+        <w:spacing w:before="0" w:after="100" w:line="336" w:lineRule="auto"/>
+        <w:jc w:val="both"/>
+      </w:pPr>
       <w:r>
         <w:rPr>
+          <w:rFonts w:ascii="Times New Roman" w:hAnsi="Times New Roman" w:eastAsia="宋体"/>
           <w:b w:val="0"/>
+          <w:sz w:val="21"/>
         </w:rPr>
         <w:t>请大家把这个时间表对照一下：佛灭到现在是两千五百多年，我们正处在第三个千年。也就是说，六神通与四无碍解这些，我们这一代人确实谈不上了；但三明的阿拉汉果还证得到，纯观的阿拉汉果也还在，不来果、一来果、入流果都还在。正法依然住世，法并没有过期，是人的条件变了，不是法变了。所以不要拿"时代不行了"当作不修的理由——路还在，只是要走得更老实、更扎实。</w:t>
       </w:r>
     </w:p>
     <w:p>
+      <w:pPr>
+        <w:keepNext/>
+        <w:spacing w:before="180" w:after="40" w:line="300" w:lineRule="auto"/>
+      </w:pPr>
       <w:r>
         <w:rPr>
+          <w:rFonts w:ascii="微软雅黑" w:hAnsi="微软雅黑" w:eastAsia="微软雅黑"/>
           <w:b/>
           <w:color w:val="1F3864"/>
           <w:sz w:val="23"/>
@@ -1783,48 +2587,83 @@
       </w:r>
     </w:p>
     <w:p>
+      <w:pPr>
+        <w:spacing w:before="0" w:after="100" w:line="336" w:lineRule="auto"/>
+        <w:jc w:val="both"/>
+      </w:pPr>
       <w:r>
         <w:rPr>
+          <w:rFonts w:ascii="Times New Roman" w:hAnsi="Times New Roman" w:eastAsia="宋体"/>
           <w:b w:val="0"/>
+          <w:sz w:val="21"/>
         </w:rPr>
         <w:t>路还在，那目标要立在哪里？在上座部佛教中，有三种菩提。</w:t>
       </w:r>
     </w:p>
     <w:p>
+      <w:pPr>
+        <w:spacing w:before="0" w:after="100" w:line="336" w:lineRule="auto"/>
+        <w:jc w:val="both"/>
+      </w:pPr>
       <w:r>
         <w:rPr>
+          <w:rFonts w:ascii="Times New Roman" w:hAnsi="Times New Roman" w:eastAsia="宋体"/>
           <w:b w:val="0"/>
+          <w:sz w:val="21"/>
         </w:rPr>
         <w:t>第一种是正自觉菩提（sammā-sambodhi），成就这一种的人称为正自觉者，也就是佛陀。第二种是独觉菩提（pacceka-bodhi），成就的人称为独觉佛。第三种是弟子菩提（sāvaka-bodhi），成就的人称为圣弟子（ariya-sāvaka）。</w:t>
       </w:r>
     </w:p>
     <w:p>
+      <w:pPr>
+        <w:spacing w:before="0" w:after="100" w:line="336" w:lineRule="auto"/>
+        <w:jc w:val="both"/>
+      </w:pPr>
       <w:r>
         <w:rPr>
+          <w:rFonts w:ascii="Times New Roman" w:hAnsi="Times New Roman" w:eastAsia="宋体"/>
           <w:b w:val="0"/>
+          <w:sz w:val="21"/>
         </w:rPr>
         <w:t>这三类圣者在证悟阿拉汉果的时候，都已经彻见四圣谛、断除一切烦恼，完全清凉与寂静——他们在解脱上并没有差异。差异在哪里？在于往昔所发之愿、为满愿而积累的巴拉密，以及累积巴拉密的时间不同，因此在最后一生解脱之后，神通、智慧、福德有很大的差异。</w:t>
       </w:r>
     </w:p>
     <w:p>
+      <w:pPr>
+        <w:spacing w:before="0" w:after="100" w:line="336" w:lineRule="auto"/>
+        <w:jc w:val="both"/>
+      </w:pPr>
       <w:r>
         <w:rPr>
+          <w:rFonts w:ascii="Times New Roman" w:hAnsi="Times New Roman" w:eastAsia="宋体"/>
           <w:b w:val="0"/>
+          <w:sz w:val="21"/>
         </w:rPr>
         <w:t>《增支部·一集》里说："诸比库，有一人出现于世间时，是稀有之人的出现。哪一人呢？如来、阿拉汉、正自觉者。"经里又说：绝无此理，一个世界中有两位阿拉汉、正自觉者不先不后地出现。所以佛陀的出世是极稀有的事，而我们现在遇上了法，这份相遇要用在什么地方，就是我们要立的目标。</w:t>
       </w:r>
     </w:p>
     <w:p>
+      <w:pPr>
+        <w:spacing w:before="0" w:after="100" w:line="336" w:lineRule="auto"/>
+        <w:jc w:val="both"/>
+      </w:pPr>
       <w:r>
         <w:rPr>
+          <w:rFonts w:ascii="Times New Roman" w:hAnsi="Times New Roman" w:eastAsia="宋体"/>
           <w:b w:val="0"/>
+          <w:sz w:val="21"/>
         </w:rPr>
         <w:t>若禅修者发愿成为普通弟子，致力于尽快解脱，那就按弟子菩提的路走；根基、愿力不同，路的长短不同，但方向是同一个：断烦恼、出轮回。目标定清楚了，修行才不会变成求神奇、求感应；也不会因为别人走得快，自己就慌。</w:t>
       </w:r>
     </w:p>
     <w:p>
+      <w:pPr>
+        <w:keepNext/>
+        <w:spacing w:before="180" w:after="40" w:line="300" w:lineRule="auto"/>
+      </w:pPr>
       <w:r>
         <w:rPr>
+          <w:rFonts w:ascii="微软雅黑" w:hAnsi="微软雅黑" w:eastAsia="微软雅黑"/>
           <w:b/>
           <w:color w:val="1F3864"/>
           <w:sz w:val="23"/>
@@ -1833,40 +2672,69 @@
       </w:r>
     </w:p>
     <w:p>
+      <w:pPr>
+        <w:spacing w:before="0" w:after="100" w:line="336" w:lineRule="auto"/>
+        <w:jc w:val="both"/>
+      </w:pPr>
       <w:r>
         <w:rPr>
+          <w:rFonts w:ascii="Times New Roman" w:hAnsi="Times New Roman" w:eastAsia="宋体"/>
           <w:b w:val="0"/>
+          <w:sz w:val="21"/>
         </w:rPr>
         <w:t>最后我们看一眼这条路的名称和全图。</w:t>
       </w:r>
     </w:p>
     <w:p>
+      <w:pPr>
+        <w:spacing w:before="0" w:after="100" w:line="336" w:lineRule="auto"/>
+        <w:jc w:val="both"/>
+      </w:pPr>
       <w:r>
         <w:rPr>
+          <w:rFonts w:ascii="Times New Roman" w:hAnsi="Times New Roman" w:eastAsia="宋体"/>
           <w:b w:val="0"/>
+          <w:sz w:val="21"/>
         </w:rPr>
         <w:t>什么叫如来禅？先要知道什么是如来。佛陀说："诸比库，如是说而如是行，如是行而如是说者，故被称为如来。"经里又说：于天魔、梵天、沙门、婆罗门、天人世间，如来是胜利者、不被征服者、见一切者、有自在力者，故被称为如来。从觉悟之智到般涅槃日，于其中间所说一切所谈，只是"如"而已，并非不如，故名如来。所以"如来"是佛陀对自己的自称；如来禅，就是佛陀所教导的禅法，从佛陀辗转传来、没有增减的这样的禅法，依据的是巴利三藏的圣典，以及义注和复注对这个禅法的解释与修证方法。</w:t>
       </w:r>
     </w:p>
     <w:p>
+      <w:pPr>
+        <w:spacing w:before="0" w:after="100" w:line="336" w:lineRule="auto"/>
+        <w:jc w:val="both"/>
+      </w:pPr>
       <w:r>
         <w:rPr>
+          <w:rFonts w:ascii="Times New Roman" w:hAnsi="Times New Roman" w:eastAsia="宋体"/>
           <w:b w:val="0"/>
+          <w:sz w:val="21"/>
         </w:rPr>
         <w:t>这个体系的次第归结出来，就是三学、七清净、十六种观智。三学大家很熟悉：戒学、定学、慧学。七清净是：戒清净、心清净、见清净、度疑清净、道非道智见清净、行道智见清净、智见清净。这七清净展开来——除了戒清净和心清净之外，从见清净到智见清净这五个清净，又被展开称为十六种观智。</w:t>
       </w:r>
     </w:p>
     <w:p>
+      <w:pPr>
+        <w:spacing w:before="0" w:after="100" w:line="336" w:lineRule="auto"/>
+        <w:jc w:val="both"/>
+      </w:pPr>
       <w:r>
         <w:rPr>
+          <w:rFonts w:ascii="Times New Roman" w:hAnsi="Times New Roman" w:eastAsia="宋体"/>
           <w:b w:val="0"/>
+          <w:sz w:val="21"/>
         </w:rPr>
         <w:t>请大家把这张图记在心里：戒是地基，定是把心擦干净，慧是看清楚；七清净是七个台阶，十六观智是最后几级台阶的细分。我们后面几周学的入出息念，就在这张图的第一段——戒清净之后的修定部分。知道自己在第几级台阶上，走起来就不慌。</w:t>
       </w:r>
     </w:p>
     <w:p>
+      <w:pPr>
+        <w:keepNext/>
+        <w:spacing w:before="180" w:after="40" w:line="300" w:lineRule="auto"/>
+      </w:pPr>
       <w:r>
         <w:rPr>
+          <w:rFonts w:ascii="微软雅黑" w:hAnsi="微软雅黑" w:eastAsia="微软雅黑"/>
           <w:b/>
           <w:color w:val="1F3864"/>
           <w:sz w:val="23"/>
@@ -1875,43 +2743,72 @@
       </w:r>
     </w:p>
     <w:p>
+      <w:pPr>
+        <w:spacing w:before="0" w:after="100" w:line="336" w:lineRule="auto"/>
+        <w:jc w:val="both"/>
+      </w:pPr>
       <w:r>
         <w:rPr>
+          <w:rFonts w:ascii="Times New Roman" w:hAnsi="Times New Roman" w:eastAsia="宋体"/>
           <w:b w:val="0"/>
+          <w:sz w:val="21"/>
         </w:rPr>
         <w:t>各位贤友，本周的共读我们就读到这里。</w:t>
       </w:r>
     </w:p>
     <w:p>
+      <w:pPr>
+        <w:spacing w:before="0" w:after="100" w:line="336" w:lineRule="auto"/>
+        <w:jc w:val="both"/>
+      </w:pPr>
       <w:r>
         <w:rPr>
+          <w:rFonts w:ascii="Times New Roman" w:hAnsi="Times New Roman" w:eastAsia="宋体"/>
           <w:b w:val="0"/>
+          <w:sz w:val="21"/>
         </w:rPr>
         <w:t>请记住三句最朴素的话。第一，禅修是巴瓦那，是培育心的素质；它的目的是培育心的平静、去除内心的五盖，不是追求什么境界；修行不为结果，结果是自然的呈现。第二，止禅让诸障碍法止息、令心平静，观禅以无常苦无我三相观照名色、舍断执取，止是观的基础；两条路——止观行者与纯观行者——都走得通，止观行者的路完全涵盖纯观行者。第三，正法依然住世，五个千年里我们还在能证果的那一段；目标要立在三种菩提上，体系就在三学、七清净、十六观智这张图里。</w:t>
       </w:r>
     </w:p>
     <w:p>
+      <w:pPr>
+        <w:spacing w:before="0" w:after="100" w:line="336" w:lineRule="auto"/>
+        <w:jc w:val="both"/>
+      </w:pPr>
       <w:r>
         <w:rPr>
+          <w:rFonts w:ascii="Times New Roman" w:hAnsi="Times New Roman" w:eastAsia="宋体"/>
           <w:b w:val="0"/>
+          <w:sz w:val="21"/>
         </w:rPr>
         <w:t>路认清楚了，接下来就要坐下去了。下一篇，我们就来讲最实际的一件事：这一坐，身体该怎么摆。</w:t>
       </w:r>
     </w:p>
     <w:p>
+      <w:pPr>
+        <w:keepNext/>
+        <w:spacing w:before="280" w:after="80" w:line="300" w:lineRule="auto"/>
+      </w:pPr>
       <w:r>
         <w:rPr>
+          <w:rFonts w:ascii="微软雅黑" w:hAnsi="微软雅黑" w:eastAsia="微软雅黑"/>
           <w:b/>
           <w:color w:val="1F3864"/>
-          <w:sz w:val="26"/>
+          <w:sz w:val="27"/>
         </w:rPr>
         <w:t>💬 第一轮分享（20 min）</w:t>
       </w:r>
     </w:p>
     <w:p>
+      <w:pPr>
+        <w:spacing w:before="0" w:after="100" w:line="336" w:lineRule="auto"/>
+        <w:jc w:val="both"/>
+      </w:pPr>
       <w:r>
         <w:rPr>
+          <w:rFonts w:ascii="Times New Roman" w:hAnsi="Times New Roman" w:eastAsia="宋体"/>
           <w:b/>
+          <w:sz w:val="21"/>
         </w:rPr>
         <w:t>分享规则（主持人开场时简短宣读）</w:t>
       </w:r>
@@ -1919,10 +2816,15 @@
     <w:p>
       <w:pPr>
         <w:pStyle w:val="ListBullet"/>
+        <w:spacing w:before="0" w:after="60" w:line="336" w:lineRule="auto"/>
+        <w:ind w:left="539" w:hanging="255"/>
+        <w:jc w:val="both"/>
       </w:pPr>
       <w:r>
         <w:rPr>
+          <w:rFonts w:ascii="Times New Roman" w:hAnsi="Times New Roman" w:eastAsia="宋体"/>
           <w:b w:val="0"/>
+          <w:sz w:val="21"/>
         </w:rPr>
         <w:t>自愿分享：可以从"跳过"开始，任何人都可以只说"我这周想先听"；</w:t>
       </w:r>
@@ -1930,10 +2832,15 @@
     <w:p>
       <w:pPr>
         <w:pStyle w:val="ListBullet"/>
+        <w:spacing w:before="0" w:after="60" w:line="336" w:lineRule="auto"/>
+        <w:ind w:left="539" w:hanging="255"/>
+        <w:jc w:val="both"/>
       </w:pPr>
       <w:r>
         <w:rPr>
+          <w:rFonts w:ascii="Times New Roman" w:hAnsi="Times New Roman" w:eastAsia="宋体"/>
           <w:b w:val="0"/>
+          <w:sz w:val="21"/>
         </w:rPr>
         <w:t>一轮制：每人不超过2分钟，说"最近的、真实的"比说"正确的"更有价值；</w:t>
       </w:r>
@@ -1941,10 +2848,15 @@
     <w:p>
       <w:pPr>
         <w:pStyle w:val="ListBullet"/>
+        <w:spacing w:before="0" w:after="60" w:line="336" w:lineRule="auto"/>
+        <w:ind w:left="539" w:hanging="255"/>
+        <w:jc w:val="both"/>
       </w:pPr>
       <w:r>
         <w:rPr>
+          <w:rFonts w:ascii="Times New Roman" w:hAnsi="Times New Roman" w:eastAsia="宋体"/>
           <w:b w:val="0"/>
+          <w:sz w:val="21"/>
         </w:rPr>
         <w:t>不交叉评论：分享阶段不回应、不辩论、不建议，只倾听；他人的分享将在主题讨论环节以"话题"而非"当事人"的方式被谈及；</w:t>
       </w:r>
@@ -1952,18 +2864,29 @@
     <w:p>
       <w:pPr>
         <w:pStyle w:val="ListBullet"/>
+        <w:spacing w:before="0" w:after="60" w:line="336" w:lineRule="auto"/>
+        <w:ind w:left="539" w:hanging="255"/>
+        <w:jc w:val="both"/>
       </w:pPr>
       <w:r>
         <w:rPr>
+          <w:rFonts w:ascii="Times New Roman" w:hAnsi="Times New Roman" w:eastAsia="宋体"/>
           <w:b w:val="0"/>
+          <w:sz w:val="21"/>
         </w:rPr>
         <w:t>保密约定：会中分享不出本场。</w:t>
       </w:r>
     </w:p>
     <w:p>
+      <w:pPr>
+        <w:spacing w:before="0" w:after="100" w:line="336" w:lineRule="auto"/>
+        <w:jc w:val="both"/>
+      </w:pPr>
       <w:r>
         <w:rPr>
+          <w:rFonts w:ascii="Times New Roman" w:hAnsi="Times New Roman" w:eastAsia="宋体"/>
           <w:b/>
+          <w:sz w:val="21"/>
         </w:rPr>
         <w:t>起手问题（三选一或依次使用）</w:t>
       </w:r>
@@ -1971,10 +2894,15 @@
     <w:p>
       <w:pPr>
         <w:pStyle w:val="ListNumber"/>
+        <w:spacing w:before="0" w:after="60" w:line="336" w:lineRule="auto"/>
+        <w:ind w:left="539" w:hanging="255"/>
+        <w:jc w:val="both"/>
       </w:pPr>
       <w:r>
         <w:rPr>
+          <w:rFonts w:ascii="Times New Roman" w:hAnsi="Times New Roman" w:eastAsia="宋体"/>
           <w:b w:val="0"/>
+          <w:sz w:val="21"/>
         </w:rPr>
         <w:t>刚才共读里，哪一句话最让你意外？为什么？（问这个是因为它安全、具体，只要求回应文本画面，适合第一轮破冰。）</w:t>
       </w:r>
@@ -1982,10 +2910,15 @@
     <w:p>
       <w:pPr>
         <w:pStyle w:val="ListNumber"/>
+        <w:spacing w:before="0" w:after="60" w:line="336" w:lineRule="auto"/>
+        <w:ind w:left="539" w:hanging="255"/>
+        <w:jc w:val="both"/>
       </w:pPr>
       <w:r>
         <w:rPr>
+          <w:rFonts w:ascii="Times New Roman" w:hAnsi="Times New Roman" w:eastAsia="宋体"/>
           <w:b w:val="0"/>
+          <w:sz w:val="21"/>
         </w:rPr>
         <w:t>你来之前以为"禅修"是什么？听完这一段，那个印象有没有一点变化？（不追求正确答案，我们只想收集第一印象，再对照原文找差异。）</w:t>
       </w:r>
@@ -1993,10 +2926,15 @@
     <w:p>
       <w:pPr>
         <w:pStyle w:val="ListNumber"/>
+        <w:spacing w:before="0" w:after="60" w:line="336" w:lineRule="auto"/>
+        <w:ind w:left="539" w:hanging="255"/>
+        <w:jc w:val="both"/>
       </w:pPr>
       <w:r>
         <w:rPr>
+          <w:rFonts w:ascii="Times New Roman" w:hAnsi="Times New Roman" w:eastAsia="宋体"/>
           <w:b w:val="0"/>
+          <w:sz w:val="21"/>
         </w:rPr>
         <w:t>"禅修的目的是培育心的平静，是去除我们内心的五盖"——这句话里，哪一个词你最想弄懂？（五盖、平静、培育，任选一个即可。）</w:t>
       </w:r>
@@ -2004,394 +2942,558 @@
     <w:p>
       <w:pPr>
         <w:pStyle w:val="ListNumber"/>
+        <w:spacing w:before="0" w:after="60" w:line="336" w:lineRule="auto"/>
+        <w:ind w:left="539" w:hanging="255"/>
+        <w:jc w:val="both"/>
       </w:pPr>
       <w:r>
         <w:rPr>
+          <w:rFonts w:ascii="Times New Roman" w:hAnsi="Times New Roman" w:eastAsia="宋体"/>
           <w:b w:val="0"/>
+          <w:sz w:val="21"/>
         </w:rPr>
         <w:t>（备用）共读里哪一段你"读不太懂但很好奇"？（把疑问念出来记在白板"问题角"，并说明"这些问题正是未来七周的路标"。）</w:t>
       </w:r>
     </w:p>
     <w:p>
       <w:pPr>
-        <w:ind w:left="170"/>
         <w:pBdr>
-          <w:left w:val="single" w:sz="18" w:space="4" w:color="1F3864"/>
+          <w:left w:val="single" w:sz="30" w:space="8" w:color="1F3864"/>
         </w:pBdr>
-        <w:shd w:val="clear" w:fill="F2F5FA"/>
+        <w:shd w:val="clear" w:fill="EEF3F9"/>
+        <w:spacing w:before="0" w:after="40" w:line="348" w:lineRule="auto"/>
+        <w:ind w:left="255" w:right="142"/>
+        <w:jc w:val="both"/>
       </w:pPr>
       <w:r>
         <w:rPr>
+          <w:rFonts w:ascii="Times New Roman" w:hAnsi="Times New Roman" w:eastAsia="宋体"/>
           <w:b w:val="0"/>
+          <w:color w:val="222222"/>
+          <w:sz w:val="20"/>
         </w:rPr>
         <w:t>主持人提示：第一轮的目的只是"让每个人开口、让素材浮上来"。对成员提到的任何具体经历（打坐腿痛、失眠、焦虑、工作压力），只倾听、不评价；记录关键词（如"坐不住""越坐越紧""一闭眼就犯困"）留到主题讨论使用，但不在分享环节点名重提。</w:t>
       </w:r>
     </w:p>
     <w:p>
       <w:pPr>
-        <w:ind w:left="170"/>
         <w:pBdr>
-          <w:left w:val="single" w:sz="18" w:space="4" w:color="1F3864"/>
+          <w:left w:val="single" w:sz="30" w:space="8" w:color="1F3864"/>
         </w:pBdr>
-        <w:shd w:val="clear" w:fill="F2F5FA"/>
+        <w:shd w:val="clear" w:fill="EEF3F9"/>
+        <w:spacing w:before="0" w:after="40" w:line="348" w:lineRule="auto"/>
+        <w:ind w:left="255" w:right="142"/>
+        <w:jc w:val="both"/>
       </w:pPr>
       <w:r>
         <w:rPr>
+          <w:rFonts w:ascii="Times New Roman" w:hAnsi="Times New Roman" w:eastAsia="宋体"/>
           <w:b/>
+          <w:color w:val="222222"/>
+          <w:sz w:val="20"/>
         </w:rPr>
         <w:t>计时与流程建议</w:t>
       </w:r>
     </w:p>
     <w:p>
       <w:pPr>
-        <w:ind w:left="170"/>
         <w:pBdr>
-          <w:left w:val="single" w:sz="18" w:space="4" w:color="1F3864"/>
+          <w:left w:val="single" w:sz="30" w:space="8" w:color="1F3864"/>
         </w:pBdr>
-        <w:shd w:val="clear" w:fill="F2F5FA"/>
+        <w:shd w:val="clear" w:fill="EEF3F9"/>
+        <w:spacing w:before="0" w:after="40" w:line="348" w:lineRule="auto"/>
+        <w:ind w:left="255" w:right="142"/>
+        <w:jc w:val="both"/>
       </w:pPr>
       <w:r>
         <w:rPr>
+          <w:rFonts w:ascii="Times New Roman" w:hAnsi="Times New Roman" w:eastAsia="宋体"/>
           <w:b w:val="0"/>
+          <w:color w:val="222222"/>
+          <w:sz w:val="20"/>
         </w:rPr>
         <w:t>- 20分钟的常见切法：规则宣读约2分钟＋起手问题约1分钟＋每人2分钟（按7–8人计约16分钟）＋收束1分钟；</w:t>
       </w:r>
     </w:p>
     <w:p>
       <w:pPr>
-        <w:ind w:left="170"/>
         <w:pBdr>
-          <w:left w:val="single" w:sz="18" w:space="4" w:color="1F3864"/>
+          <w:left w:val="single" w:sz="30" w:space="8" w:color="1F3864"/>
         </w:pBdr>
-        <w:shd w:val="clear" w:fill="F2F5FA"/>
+        <w:shd w:val="clear" w:fill="EEF3F9"/>
+        <w:spacing w:before="0" w:after="40" w:line="348" w:lineRule="auto"/>
+        <w:ind w:left="255" w:right="142"/>
+        <w:jc w:val="both"/>
       </w:pPr>
       <w:r>
         <w:rPr>
+          <w:rFonts w:ascii="Times New Roman" w:hAnsi="Times New Roman" w:eastAsia="宋体"/>
           <w:b w:val="0"/>
+          <w:color w:val="222222"/>
+          <w:sz w:val="20"/>
         </w:rPr>
         <w:t>- 人数超过10人时，提前说明"本轮压缩到每人90秒"，并请在场最守时的人自愿帮看时间；</w:t>
       </w:r>
     </w:p>
     <w:p>
       <w:pPr>
-        <w:ind w:left="170"/>
         <w:pBdr>
-          <w:left w:val="single" w:sz="18" w:space="4" w:color="1F3864"/>
+          <w:left w:val="single" w:sz="30" w:space="8" w:color="1F3864"/>
         </w:pBdr>
-        <w:shd w:val="clear" w:fill="F2F5FA"/>
+        <w:shd w:val="clear" w:fill="EEF3F9"/>
+        <w:spacing w:before="0" w:after="40" w:line="348" w:lineRule="auto"/>
+        <w:ind w:left="255" w:right="142"/>
+        <w:jc w:val="both"/>
       </w:pPr>
       <w:r>
         <w:rPr>
+          <w:rFonts w:ascii="Times New Roman" w:hAnsi="Times New Roman" w:eastAsia="宋体"/>
           <w:b w:val="0"/>
+          <w:color w:val="222222"/>
+          <w:sz w:val="20"/>
         </w:rPr>
         <w:t>- 若有人明显超时，用"感谢你说的这点，我很想听后面的朋友也谈谈"自然收束，不生硬打断。</w:t>
       </w:r>
     </w:p>
     <w:p>
+      <w:pPr>
+        <w:keepNext/>
+        <w:spacing w:before="280" w:after="80" w:line="300" w:lineRule="auto"/>
+      </w:pPr>
       <w:r>
         <w:rPr>
+          <w:rFonts w:ascii="微软雅黑" w:hAnsi="微软雅黑" w:eastAsia="微软雅黑"/>
           <w:b/>
           <w:color w:val="1F3864"/>
-          <w:sz w:val="26"/>
+          <w:sz w:val="27"/>
         </w:rPr>
         <w:t>🎯 主题讨论（35 min）</w:t>
       </w:r>
     </w:p>
     <w:p>
+      <w:pPr>
+        <w:spacing w:before="0" w:after="100" w:line="336" w:lineRule="auto"/>
+        <w:jc w:val="both"/>
+      </w:pPr>
       <w:r>
         <w:rPr>
+          <w:rFonts w:ascii="Times New Roman" w:hAnsi="Times New Roman" w:eastAsia="宋体"/>
           <w:b/>
+          <w:sz w:val="21"/>
         </w:rPr>
         <w:t>引导问题一（由浅入深·第1层）：禅修的本质是"培育心的平静、去除五盖"——这和"打坐发呆、放松解压"有什么不同？</w:t>
       </w:r>
     </w:p>
     <w:p>
       <w:pPr>
-        <w:ind w:left="170"/>
         <w:pBdr>
-          <w:left w:val="single" w:sz="18" w:space="4" w:color="1F3864"/>
+          <w:left w:val="single" w:sz="30" w:space="8" w:color="1F3864"/>
         </w:pBdr>
-        <w:shd w:val="clear" w:fill="F2F5FA"/>
+        <w:shd w:val="clear" w:fill="EEF3F9"/>
+        <w:spacing w:before="0" w:after="40" w:line="348" w:lineRule="auto"/>
+        <w:ind w:left="255" w:right="142"/>
+        <w:jc w:val="both"/>
       </w:pPr>
       <w:r>
         <w:rPr>
+          <w:rFonts w:ascii="Times New Roman" w:hAnsi="Times New Roman" w:eastAsia="宋体"/>
           <w:b w:val="0"/>
+          <w:color w:val="222222"/>
+          <w:sz w:val="20"/>
         </w:rPr>
         <w:t>提示：请成员回到原文找答案——"巴瓦那的意思是发展、培育，是心灵发展、提升心的素质的一种修行实践""禅修的目的是培育心的平静，是去除我们内心的五盖"。追问：五盖是哪五样？你在自己身上最常看到的是哪一样？</w:t>
       </w:r>
     </w:p>
     <w:p>
       <w:pPr>
-        <w:ind w:left="170"/>
         <w:pBdr>
-          <w:left w:val="single" w:sz="18" w:space="4" w:color="1F3864"/>
+          <w:left w:val="single" w:sz="30" w:space="8" w:color="1F3864"/>
         </w:pBdr>
-        <w:shd w:val="clear" w:fill="F2F5FA"/>
+        <w:shd w:val="clear" w:fill="EEF3F9"/>
+        <w:spacing w:before="0" w:after="40" w:line="348" w:lineRule="auto"/>
+        <w:ind w:left="255" w:right="142"/>
+        <w:jc w:val="both"/>
       </w:pPr>
       <w:r>
         <w:rPr>
+          <w:rFonts w:ascii="Times New Roman" w:hAnsi="Times New Roman" w:eastAsia="宋体"/>
           <w:b w:val="0"/>
+          <w:color w:val="222222"/>
+          <w:sz w:val="20"/>
         </w:rPr>
         <w:t>落点：不必否定"放松解压"的价值，只说"那是它顺带带来的，不是它的全部"。若有人问"那我不追结果，还修什么"——回应原文："你只管在每个当下心在上行、在善心，不善心自然就不生起。"</w:t>
       </w:r>
     </w:p>
     <w:p>
+      <w:pPr>
+        <w:spacing w:before="0" w:after="100" w:line="336" w:lineRule="auto"/>
+        <w:jc w:val="both"/>
+      </w:pPr>
       <w:r>
         <w:rPr>
+          <w:rFonts w:ascii="Times New Roman" w:hAnsi="Times New Roman" w:eastAsia="宋体"/>
           <w:b/>
+          <w:sz w:val="21"/>
         </w:rPr>
         <w:t>引导问题二（第2层）：止禅与观禅各是什么？为什么说"止是观的基础"？</w:t>
       </w:r>
     </w:p>
     <w:p>
       <w:pPr>
-        <w:ind w:left="170"/>
         <w:pBdr>
-          <w:left w:val="single" w:sz="18" w:space="4" w:color="1F3864"/>
+          <w:left w:val="single" w:sz="30" w:space="8" w:color="1F3864"/>
         </w:pBdr>
-        <w:shd w:val="clear" w:fill="F2F5FA"/>
+        <w:shd w:val="clear" w:fill="EEF3F9"/>
+        <w:spacing w:before="0" w:after="40" w:line="348" w:lineRule="auto"/>
+        <w:ind w:left="255" w:right="142"/>
+        <w:jc w:val="both"/>
       </w:pPr>
       <w:r>
         <w:rPr>
+          <w:rFonts w:ascii="Times New Roman" w:hAnsi="Times New Roman" w:eastAsia="宋体"/>
           <w:b w:val="0"/>
+          <w:color w:val="222222"/>
+          <w:sz w:val="20"/>
         </w:rPr>
         <w:t>提示：先请成员分别用一句话说"止在做什么""观在看什么"，再回到原文——止是令欲贪等诸障碍法止息、消失，目标是心宁静平静、为观禅提供基础；观是以无常等种种行相观照名色诸行法，目的是舍断对五蕴的执取。</w:t>
       </w:r>
     </w:p>
     <w:p>
       <w:pPr>
-        <w:ind w:left="170"/>
         <w:pBdr>
-          <w:left w:val="single" w:sz="18" w:space="4" w:color="1F3864"/>
+          <w:left w:val="single" w:sz="30" w:space="8" w:color="1F3864"/>
         </w:pBdr>
-        <w:shd w:val="clear" w:fill="F2F5FA"/>
+        <w:shd w:val="clear" w:fill="EEF3F9"/>
+        <w:spacing w:before="0" w:after="40" w:line="348" w:lineRule="auto"/>
+        <w:ind w:left="255" w:right="142"/>
+        <w:jc w:val="both"/>
       </w:pPr>
       <w:r>
         <w:rPr>
+          <w:rFonts w:ascii="Times New Roman" w:hAnsi="Times New Roman" w:eastAsia="宋体"/>
           <w:b w:val="0"/>
+          <w:color w:val="222222"/>
+          <w:sz w:val="20"/>
         </w:rPr>
         <w:t>落点：用"灯在风口与灯在静处"的比喻收束。有人若问"能不能直接修观"，回应：两条路都通，纯观行者以近行定为基；但止观行者的路涵盖纯观行者——先不必替自己选，先把路看清。</w:t>
       </w:r>
     </w:p>
     <w:p>
+      <w:pPr>
+        <w:spacing w:before="0" w:after="100" w:line="336" w:lineRule="auto"/>
+        <w:jc w:val="both"/>
+      </w:pPr>
       <w:r>
         <w:rPr>
+          <w:rFonts w:ascii="Times New Roman" w:hAnsi="Times New Roman" w:eastAsia="宋体"/>
           <w:b/>
+          <w:sz w:val="21"/>
         </w:rPr>
         <w:t>引导问题三（第3层·指向信心与目标）：五个千年说明了什么？目标该立在哪里？</w:t>
       </w:r>
     </w:p>
     <w:p>
       <w:pPr>
-        <w:ind w:left="170"/>
         <w:pBdr>
-          <w:left w:val="single" w:sz="18" w:space="4" w:color="1F3864"/>
+          <w:left w:val="single" w:sz="30" w:space="8" w:color="1F3864"/>
         </w:pBdr>
-        <w:shd w:val="clear" w:fill="F2F5FA"/>
+        <w:shd w:val="clear" w:fill="EEF3F9"/>
+        <w:spacing w:before="0" w:after="40" w:line="348" w:lineRule="auto"/>
+        <w:ind w:left="255" w:right="142"/>
+        <w:jc w:val="both"/>
       </w:pPr>
       <w:r>
         <w:rPr>
+          <w:rFonts w:ascii="Times New Roman" w:hAnsi="Times New Roman" w:eastAsia="宋体"/>
           <w:b w:val="0"/>
+          <w:color w:val="222222"/>
+          <w:sz w:val="20"/>
         </w:rPr>
         <w:t>提示：重读原文第七、八节——第一千年辨析智、第二千年六神通、第三千年三明、第四千年纯观阿拉汉果、第五千年只能证不来·一来·入流果；佛灭两千五百多年，我们正处在第三个千年——三明还证得到，只是六通与四无碍解难得。三种菩提（正自觉·独觉·弟子）在解脱上无差异，差异在往昔所愿、巴拉密与累积时间。</w:t>
       </w:r>
     </w:p>
     <w:p>
       <w:pPr>
-        <w:ind w:left="170"/>
         <w:pBdr>
-          <w:left w:val="single" w:sz="18" w:space="4" w:color="1F3864"/>
+          <w:left w:val="single" w:sz="30" w:space="8" w:color="1F3864"/>
         </w:pBdr>
-        <w:shd w:val="clear" w:fill="F2F5FA"/>
+        <w:shd w:val="clear" w:fill="EEF3F9"/>
+        <w:spacing w:before="0" w:after="40" w:line="348" w:lineRule="auto"/>
+        <w:ind w:left="255" w:right="142"/>
+        <w:jc w:val="both"/>
       </w:pPr>
       <w:r>
         <w:rPr>
+          <w:rFonts w:ascii="Times New Roman" w:hAnsi="Times New Roman" w:eastAsia="宋体"/>
           <w:b w:val="0"/>
+          <w:color w:val="222222"/>
+          <w:sz w:val="20"/>
         </w:rPr>
         <w:t>落点：不承诺任何人的修行结果，也不谈神通与境界，只说"路还在，法没有过期"；目标立清楚，修行才不会变成求神奇、求感应。</w:t>
       </w:r>
     </w:p>
     <w:p>
       <w:pPr>
-        <w:ind w:left="170"/>
         <w:pBdr>
-          <w:left w:val="single" w:sz="18" w:space="4" w:color="1F3864"/>
+          <w:left w:val="single" w:sz="30" w:space="8" w:color="1F3864"/>
         </w:pBdr>
-        <w:shd w:val="clear" w:fill="F2F5FA"/>
+        <w:shd w:val="clear" w:fill="EEF3F9"/>
+        <w:spacing w:before="0" w:after="40" w:line="348" w:lineRule="auto"/>
+        <w:ind w:left="255" w:right="142"/>
+        <w:jc w:val="both"/>
       </w:pPr>
       <w:r>
         <w:rPr>
+          <w:rFonts w:ascii="Times New Roman" w:hAnsi="Times New Roman" w:eastAsia="宋体"/>
           <w:b w:val="0"/>
+          <w:color w:val="222222"/>
+          <w:sz w:val="20"/>
         </w:rPr>
         <w:t>主持人收束一句（照读即可）：请带走三句话——"禅修是培育心的素质""止是观的基础""正法还在，我们站在能证果的那一段"。</w:t>
       </w:r>
       <w:r>
         <w:rPr>
+          <w:rFonts w:ascii="Times New Roman" w:hAnsi="Times New Roman" w:eastAsia="宋体"/>
           <w:b/>
+          <w:color w:val="222222"/>
+          <w:sz w:val="20"/>
         </w:rPr>
         <w:t>路认清楚了，接下来的每一步，才走得踏实。</w:t>
       </w:r>
     </w:p>
     <w:p>
       <w:pPr>
-        <w:ind w:left="170"/>
         <w:pBdr>
-          <w:left w:val="single" w:sz="18" w:space="4" w:color="1F3864"/>
+          <w:left w:val="single" w:sz="30" w:space="8" w:color="1F3864"/>
         </w:pBdr>
-        <w:shd w:val="clear" w:fill="F2F5FA"/>
+        <w:shd w:val="clear" w:fill="EEF3F9"/>
+        <w:spacing w:before="0" w:after="40" w:line="348" w:lineRule="auto"/>
+        <w:ind w:left="255" w:right="142"/>
+        <w:jc w:val="both"/>
       </w:pPr>
       <w:r>
         <w:rPr>
+          <w:rFonts w:ascii="Times New Roman" w:hAnsi="Times New Roman" w:eastAsia="宋体"/>
           <w:b/>
+          <w:color w:val="222222"/>
+          <w:sz w:val="20"/>
         </w:rPr>
         <w:t>分层追问</w:t>
       </w:r>
       <w:r>
         <w:rPr>
+          <w:rFonts w:ascii="Times New Roman" w:hAnsi="Times New Roman" w:eastAsia="宋体"/>
           <w:b w:val="0"/>
+          <w:color w:val="222222"/>
+          <w:sz w:val="20"/>
         </w:rPr>
         <w:t>（可视时间取用，由浅入深）：</w:t>
       </w:r>
     </w:p>
     <w:p>
       <w:pPr>
-        <w:ind w:left="170"/>
         <w:pBdr>
-          <w:left w:val="single" w:sz="18" w:space="4" w:color="1F3864"/>
+          <w:left w:val="single" w:sz="30" w:space="8" w:color="1F3864"/>
         </w:pBdr>
-        <w:shd w:val="clear" w:fill="F2F5FA"/>
+        <w:shd w:val="clear" w:fill="EEF3F9"/>
+        <w:spacing w:before="0" w:after="40" w:line="348" w:lineRule="auto"/>
+        <w:ind w:left="255" w:right="142"/>
+        <w:jc w:val="both"/>
       </w:pPr>
       <w:r>
         <w:rPr>
+          <w:rFonts w:ascii="Times New Roman" w:hAnsi="Times New Roman" w:eastAsia="宋体"/>
           <w:b w:val="0"/>
+          <w:color w:val="222222"/>
+          <w:sz w:val="20"/>
         </w:rPr>
         <w:t>- 【现象】你平时听到"禅修"这个词时，脑子里浮现的第一幅画面是什么？它又是从哪里来的？</w:t>
       </w:r>
     </w:p>
     <w:p>
       <w:pPr>
-        <w:ind w:left="170"/>
         <w:pBdr>
-          <w:left w:val="single" w:sz="18" w:space="4" w:color="1F3864"/>
+          <w:left w:val="single" w:sz="30" w:space="8" w:color="1F3864"/>
         </w:pBdr>
-        <w:shd w:val="clear" w:fill="F2F5FA"/>
+        <w:shd w:val="clear" w:fill="EEF3F9"/>
+        <w:spacing w:before="0" w:after="40" w:line="348" w:lineRule="auto"/>
+        <w:ind w:left="255" w:right="142"/>
+        <w:jc w:val="both"/>
       </w:pPr>
       <w:r>
         <w:rPr>
+          <w:rFonts w:ascii="Times New Roman" w:hAnsi="Times New Roman" w:eastAsia="宋体"/>
           <w:b w:val="0"/>
+          <w:color w:val="222222"/>
+          <w:sz w:val="20"/>
         </w:rPr>
         <w:t>- 【影响】回想你最近一次想让心静下来的时刻，那时的你，是想解决点什么，还是只想歇一歇？</w:t>
       </w:r>
     </w:p>
     <w:p>
       <w:pPr>
-        <w:ind w:left="170"/>
         <w:pBdr>
-          <w:left w:val="single" w:sz="18" w:space="4" w:color="1F3864"/>
+          <w:left w:val="single" w:sz="30" w:space="8" w:color="1F3864"/>
         </w:pBdr>
-        <w:shd w:val="clear" w:fill="F2F5FA"/>
+        <w:shd w:val="clear" w:fill="EEF3F9"/>
+        <w:spacing w:before="0" w:after="40" w:line="348" w:lineRule="auto"/>
+        <w:ind w:left="255" w:right="142"/>
+        <w:jc w:val="both"/>
       </w:pPr>
       <w:r>
         <w:rPr>
+          <w:rFonts w:ascii="Times New Roman" w:hAnsi="Times New Roman" w:eastAsia="宋体"/>
           <w:b w:val="0"/>
+          <w:color w:val="222222"/>
+          <w:sz w:val="20"/>
         </w:rPr>
         <w:t>- 【应对】这周挑一个安静的十分钟，坐着不动，只观察此刻的心是紧的还是松的，不急着去改变它。</w:t>
       </w:r>
     </w:p>
     <w:p>
+      <w:pPr>
+        <w:keepNext/>
+        <w:spacing w:before="280" w:after="80" w:line="300" w:lineRule="auto"/>
+      </w:pPr>
       <w:r>
         <w:rPr>
+          <w:rFonts w:ascii="微软雅黑" w:hAnsi="微软雅黑" w:eastAsia="微软雅黑"/>
           <w:b/>
           <w:color w:val="1F3864"/>
-          <w:sz w:val="26"/>
+          <w:sz w:val="27"/>
         </w:rPr>
         <w:t>🧘 禅修练习</w:t>
       </w:r>
     </w:p>
     <w:p>
       <w:pPr>
-        <w:ind w:left="170"/>
         <w:pBdr>
-          <w:left w:val="single" w:sz="18" w:space="4" w:color="1F3864"/>
+          <w:left w:val="single" w:sz="30" w:space="8" w:color="1F3864"/>
         </w:pBdr>
-        <w:shd w:val="clear" w:fill="F2F5FA"/>
+        <w:shd w:val="clear" w:fill="EEF3F9"/>
+        <w:spacing w:before="0" w:after="40" w:line="348" w:lineRule="auto"/>
+        <w:ind w:left="255" w:right="142"/>
+        <w:jc w:val="both"/>
       </w:pPr>
       <w:r>
         <w:rPr>
+          <w:rFonts w:ascii="Times New Roman" w:hAnsi="Times New Roman" w:eastAsia="宋体"/>
           <w:b w:val="0"/>
+          <w:color w:val="222222"/>
+          <w:sz w:val="20"/>
         </w:rPr>
         <w:t xml:space="preserve">⚠️ </w:t>
       </w:r>
       <w:r>
         <w:rPr>
+          <w:rFonts w:ascii="Times New Roman" w:hAnsi="Times New Roman" w:eastAsia="宋体"/>
           <w:b/>
+          <w:color w:val="222222"/>
+          <w:sz w:val="20"/>
         </w:rPr>
         <w:t>禅修禁忌提示</w:t>
       </w:r>
       <w:r>
         <w:rPr>
+          <w:rFonts w:ascii="Times New Roman" w:hAnsi="Times New Roman" w:eastAsia="宋体"/>
           <w:b w:val="0"/>
+          <w:color w:val="222222"/>
+          <w:sz w:val="20"/>
         </w:rPr>
         <w:t>：若你正处在严重抑郁、焦虑、创伤后应激，或精神类疾病的发作／用药期，或正经历强烈的情绪危机，请先咨询医生或心理师，再决定是否练习；练习中若出现明显不适（如心悸、胸闷、情绪失控），请立即停止，睁开眼睛，把注意力放回呼吸与身体，必要时离场休息。</w:t>
       </w:r>
     </w:p>
     <w:p>
       <w:pPr>
-        <w:ind w:left="170"/>
         <w:pBdr>
-          <w:left w:val="single" w:sz="18" w:space="4" w:color="1F3864"/>
+          <w:left w:val="single" w:sz="30" w:space="8" w:color="1F3864"/>
         </w:pBdr>
-        <w:shd w:val="clear" w:fill="F2F5FA"/>
+        <w:shd w:val="clear" w:fill="EEF3F9"/>
+        <w:spacing w:before="0" w:after="40" w:line="348" w:lineRule="auto"/>
+        <w:ind w:left="255" w:right="142"/>
+        <w:jc w:val="both"/>
       </w:pPr>
       <w:r>
         <w:rPr>
+          <w:rFonts w:ascii="Times New Roman" w:hAnsi="Times New Roman" w:eastAsia="宋体"/>
           <w:b w:val="0"/>
+          <w:color w:val="222222"/>
+          <w:sz w:val="20"/>
         </w:rPr>
         <w:t xml:space="preserve">🎧 </w:t>
       </w:r>
       <w:r>
         <w:rPr>
+          <w:rFonts w:ascii="Times New Roman" w:hAnsi="Times New Roman" w:eastAsia="宋体"/>
           <w:b/>
+          <w:color w:val="222222"/>
+          <w:sz w:val="20"/>
         </w:rPr>
         <w:t>播放古源尊者禅修引导音频</w:t>
       </w:r>
       <w:r>
         <w:rPr>
+          <w:rFonts w:ascii="Times New Roman" w:hAnsi="Times New Roman" w:eastAsia="宋体"/>
           <w:b w:val="0"/>
+          <w:color w:val="222222"/>
+          <w:sz w:val="20"/>
         </w:rPr>
         <w:t>。请各位贤友安静坐好，跟随音频练习；主持人不再口头引导，也不必解释名词。</w:t>
       </w:r>
     </w:p>
     <w:p>
+      <w:pPr>
+        <w:keepNext/>
+        <w:spacing w:before="280" w:after="80" w:line="300" w:lineRule="auto"/>
+      </w:pPr>
       <w:r>
         <w:rPr>
+          <w:rFonts w:ascii="微软雅黑" w:hAnsi="微软雅黑" w:eastAsia="微软雅黑"/>
           <w:b/>
           <w:color w:val="1F3864"/>
-          <w:sz w:val="26"/>
+          <w:sz w:val="27"/>
         </w:rPr>
         <w:t>🔚 收尾与回向（15 min）</w:t>
       </w:r>
     </w:p>
     <w:p>
+      <w:pPr>
+        <w:spacing w:before="0" w:after="100" w:line="336" w:lineRule="auto"/>
+        <w:jc w:val="both"/>
+      </w:pPr>
       <w:r>
         <w:rPr>
+          <w:rFonts w:ascii="Times New Roman" w:hAnsi="Times New Roman" w:eastAsia="宋体"/>
           <w:b/>
+          <w:sz w:val="21"/>
         </w:rPr>
         <w:t>总结引导（主持人照读或化用）</w:t>
       </w:r>
     </w:p>
     <w:p>
+      <w:pPr>
+        <w:spacing w:before="0" w:after="100" w:line="336" w:lineRule="auto"/>
+        <w:jc w:val="both"/>
+      </w:pPr>
       <w:r>
         <w:rPr>
+          <w:rFonts w:ascii="Times New Roman" w:hAnsi="Times New Roman" w:eastAsia="宋体"/>
           <w:b w:val="0"/>
+          <w:sz w:val="21"/>
         </w:rPr>
         <w:t>今晚我们走过了四步：第一步，禅修是巴瓦那——发展、培育，是心灵发展、提升心的素质的修行实践，它不是放空，也不是神秘状态。第二步，目的是培育心的平静、去除五盖（欲贪、瞋恚、昏沉睡眠、掉举恶作、疑）；而修行不为结果，结果是自然的呈现。第三步，止禅是萨马塔，令欲贪等诸障碍法止息、消失，故名止，它征服烦恼并为观禅提供基础；观禅是维巴萨那，以无常等种种行相观照名色诸行法的无常·苦·无我，目的是舍断对五蕴的执取、证悟涅槃——止是观的基础，两条路都通。第四步，正法还在：五个千年里，我们现在正处在第三个千年，三明的阿拉汉果还证得到，只是六通与四无碍解难得；目标就立在三种菩提上，体系就是三学、七清净、十六观智。</w:t>
       </w:r>
     </w:p>
     <w:p>
+      <w:pPr>
+        <w:spacing w:before="0" w:after="100" w:line="336" w:lineRule="auto"/>
+        <w:jc w:val="both"/>
+      </w:pPr>
       <w:r>
         <w:rPr>
+          <w:rFonts w:ascii="Times New Roman" w:hAnsi="Times New Roman" w:eastAsia="宋体"/>
           <w:b/>
+          <w:sz w:val="21"/>
         </w:rPr>
         <w:t>今晚请带走这三样（主持人照读或化用）</w:t>
       </w:r>
@@ -2399,10 +3501,15 @@
     <w:p>
       <w:pPr>
         <w:pStyle w:val="ListBullet"/>
+        <w:spacing w:before="0" w:after="60" w:line="336" w:lineRule="auto"/>
+        <w:ind w:left="539" w:hanging="255"/>
+        <w:jc w:val="both"/>
       </w:pPr>
       <w:r>
         <w:rPr>
+          <w:rFonts w:ascii="Times New Roman" w:hAnsi="Times New Roman" w:eastAsia="宋体"/>
           <w:b w:val="0"/>
+          <w:sz w:val="21"/>
         </w:rPr>
         <w:t>一句话：禅修是培育，不是放空——培育心的平静、去除五盖；不追结果，结果自然来。</w:t>
       </w:r>
@@ -2410,10 +3517,15 @@
     <w:p>
       <w:pPr>
         <w:pStyle w:val="ListBullet"/>
+        <w:spacing w:before="0" w:after="60" w:line="336" w:lineRule="auto"/>
+        <w:ind w:left="539" w:hanging="255"/>
+        <w:jc w:val="both"/>
       </w:pPr>
       <w:r>
         <w:rPr>
+          <w:rFonts w:ascii="Times New Roman" w:hAnsi="Times New Roman" w:eastAsia="宋体"/>
           <w:b w:val="0"/>
+          <w:sz w:val="21"/>
         </w:rPr>
         <w:t>一次观察：本周留意一次自己的心"紧／松"，两三行字，自愿记录（即作业二）。</w:t>
       </w:r>
@@ -2421,34 +3533,57 @@
     <w:p>
       <w:pPr>
         <w:pStyle w:val="ListBullet"/>
+        <w:spacing w:before="0" w:after="60" w:line="336" w:lineRule="auto"/>
+        <w:ind w:left="539" w:hanging="255"/>
+        <w:jc w:val="both"/>
       </w:pPr>
       <w:r>
         <w:rPr>
+          <w:rFonts w:ascii="Times New Roman" w:hAnsi="Times New Roman" w:eastAsia="宋体"/>
           <w:b w:val="0"/>
+          <w:sz w:val="21"/>
         </w:rPr>
         <w:t>一张图：三学——七清净——十六观智。知道自己在第一段，就不慌。</w:t>
       </w:r>
     </w:p>
     <w:p>
+      <w:pPr>
+        <w:spacing w:before="0" w:after="100" w:line="336" w:lineRule="auto"/>
+        <w:jc w:val="both"/>
+      </w:pPr>
       <w:r>
         <w:rPr>
+          <w:rFonts w:ascii="Times New Roman" w:hAnsi="Times New Roman" w:eastAsia="宋体"/>
           <w:b/>
+          <w:sz w:val="21"/>
         </w:rPr>
         <w:t>下周预告</w:t>
       </w:r>
     </w:p>
     <w:p>
+      <w:pPr>
+        <w:spacing w:before="0" w:after="100" w:line="336" w:lineRule="auto"/>
+        <w:jc w:val="both"/>
+      </w:pPr>
       <w:r>
         <w:rPr>
+          <w:rFonts w:ascii="Times New Roman" w:hAnsi="Times New Roman" w:eastAsia="宋体"/>
           <w:b w:val="0"/>
+          <w:sz w:val="21"/>
         </w:rPr>
         <w:t>下周主题：〈正确坐姿与身心准备〉。今晚我们知道了"要培育什么"，下周解决"怎么坐下来"：骨盆怎么放、肩怎么松、头怎么摆，坐下之前要检查什么。请带一样东西来——你平时坐的椅子或坐垫，家里用什么，下周就用什么练。</w:t>
       </w:r>
     </w:p>
     <w:p>
+      <w:pPr>
+        <w:spacing w:before="0" w:after="100" w:line="336" w:lineRule="auto"/>
+        <w:jc w:val="both"/>
+      </w:pPr>
       <w:r>
         <w:rPr>
+          <w:rFonts w:ascii="Times New Roman" w:hAnsi="Times New Roman" w:eastAsia="宋体"/>
           <w:b/>
+          <w:sz w:val="21"/>
         </w:rPr>
         <w:t>本周作业详说（照读）</w:t>
       </w:r>
@@ -2456,10 +3591,15 @@
     <w:p>
       <w:pPr>
         <w:pStyle w:val="ListBullet"/>
+        <w:spacing w:before="0" w:after="60" w:line="336" w:lineRule="auto"/>
+        <w:ind w:left="539" w:hanging="255"/>
+        <w:jc w:val="both"/>
       </w:pPr>
       <w:r>
         <w:rPr>
+          <w:rFonts w:ascii="Times New Roman" w:hAnsi="Times New Roman" w:eastAsia="宋体"/>
           <w:b w:val="0"/>
+          <w:sz w:val="21"/>
         </w:rPr>
         <w:t>作业一（全员）：用自己的话说出禅修的本质与目的，并写出五盖的名目——欲贪、瞋恚、昏沉睡眠、掉举恶作、疑。不必背诵解释，能说出来就好。</w:t>
       </w:r>
@@ -2467,10 +3607,15 @@
     <w:p>
       <w:pPr>
         <w:pStyle w:val="ListBullet"/>
+        <w:spacing w:before="0" w:after="60" w:line="336" w:lineRule="auto"/>
+        <w:ind w:left="539" w:hanging="255"/>
+        <w:jc w:val="both"/>
       </w:pPr>
       <w:r>
         <w:rPr>
+          <w:rFonts w:ascii="Times New Roman" w:hAnsi="Times New Roman" w:eastAsia="宋体"/>
           <w:b w:val="0"/>
+          <w:sz w:val="21"/>
         </w:rPr>
         <w:t>作业二（自愿）：每天睡前用2分钟回想今天心里最清楚的一次状态；不用挑"最好的一次"，只观察、只记录，不打分、不自责。</w:t>
       </w:r>
@@ -2478,76 +3623,128 @@
     <w:p>
       <w:pPr>
         <w:pStyle w:val="ListBullet"/>
+        <w:spacing w:before="0" w:after="60" w:line="336" w:lineRule="auto"/>
+        <w:ind w:left="539" w:hanging="255"/>
+        <w:jc w:val="both"/>
       </w:pPr>
       <w:r>
         <w:rPr>
+          <w:rFonts w:ascii="Times New Roman" w:hAnsi="Times New Roman" w:eastAsia="宋体"/>
           <w:b w:val="0"/>
+          <w:sz w:val="21"/>
         </w:rPr>
         <w:t>作业三（自愿，面向想多读的朋友）：重读今晚共读的第三节与第四节，把"止在做什么、观在看什么"各用一句话写下来。</w:t>
       </w:r>
     </w:p>
     <w:p>
+      <w:pPr>
+        <w:spacing w:before="0" w:after="100" w:line="336" w:lineRule="auto"/>
+        <w:jc w:val="both"/>
+      </w:pPr>
       <w:r>
         <w:rPr>
+          <w:rFonts w:ascii="Times New Roman" w:hAnsi="Times New Roman" w:eastAsia="宋体"/>
           <w:b/>
+          <w:sz w:val="21"/>
         </w:rPr>
         <w:t>回向词（主持人领读，全体跟读）</w:t>
       </w:r>
     </w:p>
     <w:p>
+      <w:pPr>
+        <w:spacing w:before="0" w:after="100" w:line="336" w:lineRule="auto"/>
+        <w:jc w:val="both"/>
+      </w:pPr>
       <w:r>
         <w:rPr>
+          <w:rFonts w:ascii="Times New Roman" w:hAnsi="Times New Roman" w:eastAsia="宋体"/>
           <w:b w:val="0"/>
+          <w:sz w:val="21"/>
         </w:rPr>
         <w:t>（领读前留三息的静默——不需要宣布，只是自然地慢下来。八周的第一场回向，与每周的回向一样，是今晚最后、也是最轻的一句话。）</w:t>
       </w:r>
     </w:p>
     <w:p>
+      <w:pPr>
+        <w:spacing w:before="0" w:after="100" w:line="336" w:lineRule="auto"/>
+        <w:jc w:val="both"/>
+      </w:pPr>
       <w:r>
         <w:rPr>
+          <w:rFonts w:ascii="Times New Roman" w:hAnsi="Times New Roman" w:eastAsia="宋体"/>
           <w:b w:val="0"/>
+          <w:sz w:val="21"/>
         </w:rPr>
         <w:t>愿我此功德，导向诸漏尽！</w:t>
       </w:r>
     </w:p>
     <w:p>
+      <w:pPr>
+        <w:spacing w:before="0" w:after="100" w:line="336" w:lineRule="auto"/>
+        <w:jc w:val="both"/>
+      </w:pPr>
       <w:r>
         <w:rPr>
+          <w:rFonts w:ascii="Times New Roman" w:hAnsi="Times New Roman" w:eastAsia="宋体"/>
           <w:b w:val="0"/>
+          <w:sz w:val="21"/>
         </w:rPr>
         <w:t>愿我此功德，为证涅槃缘！</w:t>
       </w:r>
     </w:p>
     <w:p>
+      <w:pPr>
+        <w:spacing w:before="0" w:after="100" w:line="336" w:lineRule="auto"/>
+        <w:jc w:val="both"/>
+      </w:pPr>
       <w:r>
         <w:rPr>
+          <w:rFonts w:ascii="Times New Roman" w:hAnsi="Times New Roman" w:eastAsia="宋体"/>
           <w:b w:val="0"/>
+          <w:sz w:val="21"/>
         </w:rPr>
         <w:t>我此功德分，回向诸有情！</w:t>
       </w:r>
     </w:p>
     <w:p>
+      <w:pPr>
+        <w:spacing w:before="0" w:after="100" w:line="336" w:lineRule="auto"/>
+        <w:jc w:val="both"/>
+      </w:pPr>
       <w:r>
         <w:rPr>
+          <w:rFonts w:ascii="Times New Roman" w:hAnsi="Times New Roman" w:eastAsia="宋体"/>
           <w:b w:val="0"/>
+          <w:sz w:val="21"/>
         </w:rPr>
         <w:t>愿彼等一切，同得功德分！</w:t>
       </w:r>
     </w:p>
     <w:p>
+      <w:pPr>
+        <w:spacing w:before="0" w:after="100" w:line="336" w:lineRule="auto"/>
+        <w:jc w:val="both"/>
+      </w:pPr>
       <w:r>
         <w:rPr>
+          <w:rFonts w:ascii="Times New Roman" w:hAnsi="Times New Roman" w:eastAsia="宋体"/>
           <w:b w:val="0"/>
+          <w:sz w:val="21"/>
         </w:rPr>
         <w:t>（回向毕，轻声道一句"下周同一时间，我们读『正确坐姿与身心准备』"，随后散会。散会时不催促、不熄灯太早，留几分钟给想留下说话的人。）</w:t>
       </w:r>
     </w:p>
     <w:p>
+      <w:pPr>
+        <w:keepNext/>
+        <w:spacing w:before="280" w:after="80" w:line="300" w:lineRule="auto"/>
+      </w:pPr>
       <w:r>
         <w:rPr>
+          <w:rFonts w:ascii="微软雅黑" w:hAnsi="微软雅黑" w:eastAsia="微软雅黑"/>
           <w:b/>
           <w:color w:val="1F3864"/>
-          <w:sz w:val="26"/>
+          <w:sz w:val="27"/>
         </w:rPr>
         <w:t>📌 本讲主持人特别提醒</w:t>
       </w:r>
@@ -2555,16 +3752,23 @@
     <w:p>
       <w:pPr>
         <w:pStyle w:val="ListNumber"/>
+        <w:spacing w:before="0" w:after="60" w:line="336" w:lineRule="auto"/>
+        <w:ind w:left="539" w:hanging="255"/>
+        <w:jc w:val="both"/>
       </w:pPr>
       <w:r>
         <w:rPr>
+          <w:rFonts w:ascii="Times New Roman" w:hAnsi="Times New Roman" w:eastAsia="宋体"/>
           <w:b/>
+          <w:sz w:val="21"/>
         </w:rPr>
         <w:t>"禅修就是放空／解压"要当场校准（本周第一提醒）</w:t>
       </w:r>
       <w:r>
         <w:rPr>
+          <w:rFonts w:ascii="Times New Roman" w:hAnsi="Times New Roman" w:eastAsia="宋体"/>
           <w:b w:val="0"/>
+          <w:sz w:val="21"/>
         </w:rPr>
         <w:t>：这是本周最普遍的误解。原文说的是"培育"——有对象（心）、有方向（平静、去五盖）、有次第（戒定慧）。若有人说"我只想放松一下"，不必否定，回应："放松是它顺带带来的，但它真正做的是培育心的素质。"不要把禅修讲成"什么都不想"。</w:t>
       </w:r>
@@ -2572,16 +3776,23 @@
     <w:p>
       <w:pPr>
         <w:pStyle w:val="ListNumber"/>
+        <w:spacing w:before="0" w:after="60" w:line="336" w:lineRule="auto"/>
+        <w:ind w:left="539" w:hanging="255"/>
+        <w:jc w:val="both"/>
       </w:pPr>
       <w:r>
         <w:rPr>
+          <w:rFonts w:ascii="Times New Roman" w:hAnsi="Times New Roman" w:eastAsia="宋体"/>
           <w:b/>
+          <w:sz w:val="21"/>
         </w:rPr>
         <w:t>"不为结果"不等于"不用功"</w:t>
       </w:r>
       <w:r>
         <w:rPr>
+          <w:rFonts w:ascii="Times New Roman" w:hAnsi="Times New Roman" w:eastAsia="宋体"/>
           <w:b w:val="0"/>
+          <w:sz w:val="21"/>
         </w:rPr>
         <w:t>：原文说"修行不是为结果，结果是一个自然的呈现""你只管每个当下心在上行、在善心"。这句话极易被听成消极。若有人这样理解，不争论，交回原文；也提醒：不追结果，不等于不坐——每天该坐的十分钟照坐。</w:t>
       </w:r>
@@ -2589,16 +3800,23 @@
     <w:p>
       <w:pPr>
         <w:pStyle w:val="ListNumber"/>
+        <w:spacing w:before="0" w:after="60" w:line="336" w:lineRule="auto"/>
+        <w:ind w:left="539" w:hanging="255"/>
+        <w:jc w:val="both"/>
       </w:pPr>
       <w:r>
         <w:rPr>
+          <w:rFonts w:ascii="Times New Roman" w:hAnsi="Times New Roman" w:eastAsia="宋体"/>
           <w:b/>
+          <w:sz w:val="21"/>
         </w:rPr>
         <w:t>术语照读、先给白话</w:t>
       </w:r>
       <w:r>
         <w:rPr>
+          <w:rFonts w:ascii="Times New Roman" w:hAnsi="Times New Roman" w:eastAsia="宋体"/>
           <w:b w:val="0"/>
+          <w:sz w:val="21"/>
         </w:rPr>
         <w:t>：巴瓦那（bhāvanā）、萨马塔（samatha，旧译舍摩他／奢摩他）、维巴萨那（vipassanā，旧译毗婆舍那）、《辨析道义注》、沙利子尊者、七清净、十六观智……主持人照读即可，不必解释；有人问就说"跟着原文读，读几周自然就熟了"。术语统一读规范译名：阿拉汉（阿罗汉）、比库（比丘）、跋格瓦（薄伽梵）、帕奥西亚多、入出息念。</w:t>
       </w:r>
@@ -2606,16 +3824,23 @@
     <w:p>
       <w:pPr>
         <w:pStyle w:val="ListNumber"/>
+        <w:spacing w:before="0" w:after="60" w:line="336" w:lineRule="auto"/>
+        <w:ind w:left="539" w:hanging="255"/>
+        <w:jc w:val="both"/>
       </w:pPr>
       <w:r>
         <w:rPr>
+          <w:rFonts w:ascii="Times New Roman" w:hAnsi="Times New Roman" w:eastAsia="宋体"/>
           <w:b/>
+          <w:sz w:val="21"/>
         </w:rPr>
         <w:t>照录纪律</w:t>
       </w:r>
       <w:r>
         <w:rPr>
+          <w:rFonts w:ascii="Times New Roman" w:hAnsi="Times New Roman" w:eastAsia="宋体"/>
           <w:b w:val="0"/>
+          <w:sz w:val="21"/>
         </w:rPr>
         <w:t>：共读逐字照读，材料行、主持人操作行不读出；时间不足时压缩，而非跳读整篇。所有材料一律以 ima 知识库「古源尊者开示及上座部佛教资料」检索获取，不使用任何临时链接；若检索不到文本，宁可现场跳过并说明——"照录不虚构"是本系列铁律。</w:t>
       </w:r>
@@ -2623,16 +3848,23 @@
     <w:p>
       <w:pPr>
         <w:pStyle w:val="ListNumber"/>
+        <w:spacing w:before="0" w:after="60" w:line="336" w:lineRule="auto"/>
+        <w:ind w:left="539" w:hanging="255"/>
+        <w:jc w:val="both"/>
       </w:pPr>
       <w:r>
         <w:rPr>
+          <w:rFonts w:ascii="Times New Roman" w:hAnsi="Times New Roman" w:eastAsia="宋体"/>
           <w:b/>
+          <w:sz w:val="21"/>
         </w:rPr>
         <w:t>心理安全</w:t>
       </w:r>
       <w:r>
         <w:rPr>
+          <w:rFonts w:ascii="Times New Roman" w:hAnsi="Times New Roman" w:eastAsia="宋体"/>
           <w:b w:val="0"/>
+          <w:sz w:val="21"/>
         </w:rPr>
         <w:t>：不点名强迫发言，允许"跳过"；不诊断、不给心理学标签；成员情绪波动（落泪、长时间沉默、明显不适）时，提供呼吸放松或暂离选项，会后私下问候。若有人提到自己有心理疾病史或严重创伤，回应"这个部分值得被认真对待"，建议寻求专业支持，禅修可作辅助、不替代治疗。</w:t>
       </w:r>
@@ -2640,16 +3872,23 @@
     <w:p>
       <w:pPr>
         <w:pStyle w:val="ListNumber"/>
+        <w:spacing w:before="0" w:after="60" w:line="336" w:lineRule="auto"/>
+        <w:ind w:left="539" w:hanging="255"/>
+        <w:jc w:val="both"/>
       </w:pPr>
       <w:r>
         <w:rPr>
+          <w:rFonts w:ascii="Times New Roman" w:hAnsi="Times New Roman" w:eastAsia="宋体"/>
           <w:b/>
+          <w:sz w:val="21"/>
         </w:rPr>
         <w:t>第一次坐的期待管理</w:t>
       </w:r>
       <w:r>
         <w:rPr>
+          <w:rFonts w:ascii="Times New Roman" w:hAnsi="Times New Roman" w:eastAsia="宋体"/>
           <w:b w:val="0"/>
+          <w:sz w:val="21"/>
         </w:rPr>
         <w:t>：有人坐完说"什么感觉都没有"或"全是妄念"。回应："今天只求知道有呼吸，不求感觉。"不评价、不加码，也不比较谁坐得久。</w:t>
       </w:r>
@@ -2657,16 +3896,23 @@
     <w:p>
       <w:pPr>
         <w:pStyle w:val="ListNumber"/>
+        <w:spacing w:before="0" w:after="60" w:line="336" w:lineRule="auto"/>
+        <w:ind w:left="539" w:hanging="255"/>
+        <w:jc w:val="both"/>
       </w:pPr>
       <w:r>
         <w:rPr>
+          <w:rFonts w:ascii="Times New Roman" w:hAnsi="Times New Roman" w:eastAsia="宋体"/>
           <w:b/>
+          <w:sz w:val="21"/>
         </w:rPr>
         <w:t>本周边界（防止提前展开）</w:t>
       </w:r>
       <w:r>
         <w:rPr>
+          <w:rFonts w:ascii="Times New Roman" w:hAnsi="Times New Roman" w:eastAsia="宋体"/>
           <w:b w:val="0"/>
+          <w:sz w:val="21"/>
         </w:rPr>
         <w:t>：本周只讲"是什么、为什么"。坐姿与身心准备在第2周；呼吸的取相点与数息方法从第3周开始；三类菩提的详说与修学规划在第8周。若有人问"到底怎么修"，回答："方法下周起逐步展开，今天先把'是什么、为什么'弄清楚。"</w:t>
       </w:r>
@@ -2674,58 +3920,94 @@
     <w:p>
       <w:pPr>
         <w:pStyle w:val="ListNumber"/>
+        <w:spacing w:before="0" w:after="60" w:line="336" w:lineRule="auto"/>
+        <w:ind w:left="539" w:hanging="255"/>
+        <w:jc w:val="both"/>
       </w:pPr>
       <w:r>
         <w:rPr>
+          <w:rFonts w:ascii="Times New Roman" w:hAnsi="Times New Roman" w:eastAsia="宋体"/>
           <w:b/>
+          <w:sz w:val="21"/>
         </w:rPr>
         <w:t>主持人自己的位置</w:t>
       </w:r>
       <w:r>
         <w:rPr>
+          <w:rFonts w:ascii="Times New Roman" w:hAnsi="Times New Roman" w:eastAsia="宋体"/>
           <w:b w:val="0"/>
+          <w:sz w:val="21"/>
         </w:rPr>
         <w:t>：第一周你最可能走的两极——"准备过度"（把今晚上成课，塞满解释）与"准备不足"（只念流程，遇到提问就慌）。做法今晚已经演示给你了：原文读得慢而稳，解释只出现在操作行与衔接词，其余时间把空间交给成员。第一周结束，你只需要比开场时多认识每一张脸，这就够了。</w:t>
       </w:r>
     </w:p>
     <w:p>
+      <w:pPr>
+        <w:keepNext/>
+        <w:spacing w:before="280" w:after="80" w:line="300" w:lineRule="auto"/>
+      </w:pPr>
       <w:r>
         <w:rPr>
+          <w:rFonts w:ascii="微软雅黑" w:hAnsi="微软雅黑" w:eastAsia="微软雅黑"/>
           <w:b/>
           <w:color w:val="1F3864"/>
-          <w:sz w:val="26"/>
+          <w:sz w:val="27"/>
         </w:rPr>
         <w:t>📖 延伸阅读（课后自由选读）</w:t>
       </w:r>
     </w:p>
     <w:p>
+      <w:pPr>
+        <w:spacing w:before="0" w:after="100" w:line="336" w:lineRule="auto"/>
+        <w:jc w:val="both"/>
+      </w:pPr>
       <w:r>
         <w:rPr>
+          <w:rFonts w:ascii="Times New Roman" w:hAnsi="Times New Roman" w:eastAsia="宋体"/>
           <w:b w:val="0"/>
+          <w:sz w:val="21"/>
         </w:rPr>
         <w:t>《禅修入门与基础·第1周·朗读学习资料——禅修的本质与目标与如来禅修学体系》——本周共读正文，据知识库「古源尊者开示及上座部佛教资料」整理。</w:t>
       </w:r>
     </w:p>
     <w:p>
+      <w:pPr>
+        <w:spacing w:before="0" w:after="100" w:line="336" w:lineRule="auto"/>
+        <w:jc w:val="both"/>
+      </w:pPr>
       <w:r>
         <w:rPr>
+          <w:rFonts w:ascii="Times New Roman" w:hAnsi="Times New Roman" w:eastAsia="宋体"/>
           <w:b w:val="0"/>
+          <w:sz w:val="21"/>
         </w:rPr>
         <w:t>《如来禅修学体系介绍06-古源尊者-20240624》——禅修的本质（巴瓦那＝培育）、止禅与观禅的定义、止观关系、两条证悟路径。</w:t>
       </w:r>
     </w:p>
     <w:p>
+      <w:pPr>
+        <w:spacing w:before="0" w:after="100" w:line="336" w:lineRule="auto"/>
+        <w:jc w:val="both"/>
+      </w:pPr>
       <w:r>
         <w:rPr>
+          <w:rFonts w:ascii="Times New Roman" w:hAnsi="Times New Roman" w:eastAsia="宋体"/>
           <w:b w:val="0"/>
+          <w:sz w:val="21"/>
         </w:rPr>
         <w:t>《如来禅修学体系17-禅修次第1-时代特点与确立目标-古源尊者-20250119（课件）》——正法住世五个千年、三种菩提与修行目标总说。</w:t>
       </w:r>
     </w:p>
     <w:p>
+      <w:pPr>
+        <w:spacing w:before="0" w:after="100" w:line="336" w:lineRule="auto"/>
+        <w:jc w:val="both"/>
+      </w:pPr>
       <w:r>
         <w:rPr>
+          <w:rFonts w:ascii="Times New Roman" w:hAnsi="Times New Roman" w:eastAsia="宋体"/>
           <w:b w:val="0"/>
+          <w:sz w:val="21"/>
         </w:rPr>
         <w:t>《2025五月包容寺短期出家修习营01-如来禅修学体系简介-古源尊者-20250501（课件）》——如来禅名称由来、三学／七清净／十六观智体系总览。</w:t>
       </w:r>
@@ -2734,7 +4016,7 @@
       <w:headerReference w:type="default" r:id="rId9"/>
       <w:footerReference w:type="default" r:id="rId10"/>
       <w:pgSz w:w="11906" w:h="16838"/>
-      <w:pgMar w:top="1134" w:right="1134" w:bottom="1134" w:left="1134" w:header="720" w:footer="720" w:gutter="0"/>
+      <w:pgMar w:top="1134" w:right="1247" w:bottom="1134" w:left="1247" w:header="680" w:footer="680" w:gutter="0"/>
       <w:cols w:space="720"/>
       <w:docGrid w:linePitch="360"/>
     </w:sectPr>
@@ -2749,14 +4031,32 @@
       <w:pStyle w:val="Footer"/>
       <w:jc w:val="center"/>
     </w:pPr>
+    <w:r/>
     <w:r>
       <w:rPr>
+        <w:rFonts w:ascii="Times New Roman" w:hAnsi="Times New Roman" w:eastAsia="宋体"/>
+        <w:color w:val="808080"/>
+        <w:sz w:val="18"/>
+      </w:rPr>
+      <w:t xml:space="preserve">— </w:t>
+    </w:r>
+    <w:r>
+      <w:rPr>
+        <w:rFonts w:ascii="Times New Roman" w:hAnsi="Times New Roman" w:eastAsia="宋体"/>
         <w:color w:val="808080"/>
         <w:sz w:val="18"/>
       </w:rPr>
       <w:fldChar w:fldCharType="begin"/>
       <w:instrText xml:space="preserve">PAGE</w:instrText>
       <w:fldChar w:fldCharType="end"/>
+    </w:r>
+    <w:r>
+      <w:rPr>
+        <w:rFonts w:ascii="Times New Roman" w:hAnsi="Times New Roman" w:eastAsia="宋体"/>
+        <w:color w:val="808080"/>
+        <w:sz w:val="18"/>
+      </w:rPr>
+      <w:t xml:space="preserve"> —</w:t>
     </w:r>
   </w:p>
 </w:ftr>
@@ -2767,12 +4067,17 @@
   <w:p>
     <w:pPr>
       <w:pStyle w:val="Header"/>
+      <w:pBdr>
+        <w:bottom w:val="single" w:sz="6" w:space="4" w:color="D0D7E2"/>
+      </w:pBdr>
       <w:jc w:val="center"/>
     </w:pPr>
+    <w:r/>
     <w:r>
       <w:rPr>
+        <w:rFonts w:ascii="微软雅黑" w:hAnsi="微软雅黑" w:eastAsia="微软雅黑"/>
         <w:color w:val="1F3864"/>
-        <w:sz w:val="16"/>
+        <w:sz w:val="17"/>
       </w:rPr>
       <w:t>读书会01 · 第1周 · 第八轮（第8版）（8周版） · 主持人版</w:t>
     </w:r>
@@ -3143,8 +4448,11 @@
     <w:name w:val="Normal"/>
     <w:qFormat/>
     <w:rsid w:val="00FC693F"/>
+    <w:pPr>
+      <w:spacing w:after="80" w:line="336" w:lineRule="auto"/>
+    </w:pPr>
     <w:rPr>
-      <w:rFonts w:ascii="等线" w:hAnsi="等线" w:eastAsia="宋体"/>
+      <w:rFonts w:ascii="Times New Roman" w:hAnsi="Times New Roman" w:eastAsia="宋体"/>
       <w:sz w:val="21"/>
     </w:rPr>
   </w:style>
@@ -26678,74 +27986,14 @@
     </a:clrScheme>
     <a:fontScheme name="Office">
       <a:majorFont>
-        <a:latin typeface="Calibri"/>
-        <a:ea typeface=""/>
+        <a:latin typeface="微软雅黑"/>
+        <a:ea typeface="微软雅黑"/>
         <a:cs typeface=""/>
-        <a:font script="Jpan" typeface="ＭＳ ゴシック"/>
-        <a:font script="Hang" typeface="맑은 고딕"/>
-        <a:font script="Hans" typeface="宋体"/>
-        <a:font script="Hant" typeface="新細明體"/>
-        <a:font script="Arab" typeface="Times New Roman"/>
-        <a:font script="Hebr" typeface="Times New Roman"/>
-        <a:font script="Thai" typeface="Angsana New"/>
-        <a:font script="Ethi" typeface="Nyala"/>
-        <a:font script="Beng" typeface="Vrinda"/>
-        <a:font script="Gujr" typeface="Shruti"/>
-        <a:font script="Khmr" typeface="MoolBoran"/>
-        <a:font script="Knda" typeface="Tunga"/>
-        <a:font script="Guru" typeface="Raavi"/>
-        <a:font script="Cans" typeface="Euphemia"/>
-        <a:font script="Cher" typeface="Plantagenet Cherokee"/>
-        <a:font script="Yiii" typeface="Microsoft Yi Baiti"/>
-        <a:font script="Tibt" typeface="Microsoft Himalaya"/>
-        <a:font script="Thaa" typeface="MV Boli"/>
-        <a:font script="Deva" typeface="Mangal"/>
-        <a:font script="Telu" typeface="Gautami"/>
-        <a:font script="Taml" typeface="Latha"/>
-        <a:font script="Syrc" typeface="Estrangelo Edessa"/>
-        <a:font script="Orya" typeface="Kalinga"/>
-        <a:font script="Mlym" typeface="Kartika"/>
-        <a:font script="Laoo" typeface="DokChampa"/>
-        <a:font script="Sinh" typeface="Iskoola Pota"/>
-        <a:font script="Mong" typeface="Mongolian Baiti"/>
-        <a:font script="Viet" typeface="Times New Roman"/>
-        <a:font script="Uigh" typeface="Microsoft Uighur"/>
-        <a:font script="Geor" typeface="Sylfaen"/>
       </a:majorFont>
       <a:minorFont>
-        <a:latin typeface="Cambria"/>
-        <a:ea typeface=""/>
+        <a:latin typeface="Times New Roman"/>
+        <a:ea typeface="宋体"/>
         <a:cs typeface=""/>
-        <a:font script="Jpan" typeface="ＭＳ 明朝"/>
-        <a:font script="Hang" typeface="맑은 고딕"/>
-        <a:font script="Hans" typeface="宋体"/>
-        <a:font script="Hant" typeface="新細明體"/>
-        <a:font script="Arab" typeface="Arial"/>
-        <a:font script="Hebr" typeface="Arial"/>
-        <a:font script="Thai" typeface="Cordia New"/>
-        <a:font script="Ethi" typeface="Nyala"/>
-        <a:font script="Beng" typeface="Vrinda"/>
-        <a:font script="Gujr" typeface="Shruti"/>
-        <a:font script="Khmr" typeface="DaunPenh"/>
-        <a:font script="Knda" typeface="Tunga"/>
-        <a:font script="Guru" typeface="Raavi"/>
-        <a:font script="Cans" typeface="Euphemia"/>
-        <a:font script="Cher" typeface="Plantagenet Cherokee"/>
-        <a:font script="Yiii" typeface="Microsoft Yi Baiti"/>
-        <a:font script="Tibt" typeface="Microsoft Himalaya"/>
-        <a:font script="Thaa" typeface="MV Boli"/>
-        <a:font script="Deva" typeface="Mangal"/>
-        <a:font script="Telu" typeface="Gautami"/>
-        <a:font script="Taml" typeface="Latha"/>
-        <a:font script="Syrc" typeface="Estrangelo Edessa"/>
-        <a:font script="Orya" typeface="Kalinga"/>
-        <a:font script="Mlym" typeface="Kartika"/>
-        <a:font script="Laoo" typeface="DokChampa"/>
-        <a:font script="Sinh" typeface="Iskoola Pota"/>
-        <a:font script="Mong" typeface="Mongolian Baiti"/>
-        <a:font script="Viet" typeface="Arial"/>
-        <a:font script="Uigh" typeface="Microsoft Uighur"/>
-        <a:font script="Geor" typeface="Sylfaen"/>
       </a:minorFont>
     </a:fontScheme>
     <a:fmtScheme name="Office">

--- a/交付成果/第八轮去禅修引导/Word版/8周版/读书会01_第1周_禅修的本质与目标与如来禅修学体系_主持人版.docx
+++ b/交付成果/第八轮去禅修引导/Word版/8周版/读书会01_第1周_禅修的本质与目标与如来禅修学体系_主持人版.docx
@@ -51,7 +51,16 @@
           <w:color w:val="222222"/>
           <w:sz w:val="20"/>
         </w:rPr>
-        <w:t xml:space="preserve">⭐ </w:t>
+        <w:t>⭐</w:t>
+      </w:r>
+      <w:r>
+        <w:rPr>
+          <w:rFonts w:ascii="Times New Roman" w:hAnsi="Times New Roman" w:eastAsia="宋体"/>
+          <w:b w:val="0"/>
+          <w:color w:val="222222"/>
+          <w:sz w:val="20"/>
+        </w:rPr>
+        <w:t xml:space="preserve"> </w:t>
       </w:r>
       <w:r>
         <w:rPr>
@@ -109,7 +118,25 @@
           <w:color w:val="222222"/>
           <w:sz w:val="20"/>
         </w:rPr>
-        <w:t>本周为单一共读（25 min）</w:t>
+        <w:t>本周为单一共读（25</w:t>
+      </w:r>
+      <w:r>
+        <w:rPr>
+          <w:rFonts w:ascii="Times New Roman" w:hAnsi="Times New Roman" w:eastAsia="宋体"/>
+          <w:b/>
+          <w:color w:val="222222"/>
+          <w:sz w:val="20"/>
+        </w:rPr>
+        <w:t xml:space="preserve"> </w:t>
+      </w:r>
+      <w:r>
+        <w:rPr>
+          <w:rFonts w:ascii="Times New Roman" w:hAnsi="Times New Roman" w:eastAsia="宋体"/>
+          <w:b/>
+          <w:color w:val="222222"/>
+          <w:sz w:val="20"/>
+        </w:rPr>
+        <w:t>min）</w:t>
       </w:r>
       <w:r>
         <w:rPr>
@@ -118,7 +145,43 @@
           <w:color w:val="222222"/>
           <w:sz w:val="20"/>
         </w:rPr>
-        <w:t>，含一轮分享与一轮讨论，单讲 120 分钟。</w:t>
+        <w:t>，含一轮分享与一轮讨论，单讲</w:t>
+      </w:r>
+      <w:r>
+        <w:rPr>
+          <w:rFonts w:ascii="Times New Roman" w:hAnsi="Times New Roman" w:eastAsia="宋体"/>
+          <w:b w:val="0"/>
+          <w:color w:val="222222"/>
+          <w:sz w:val="20"/>
+        </w:rPr>
+        <w:t xml:space="preserve"> </w:t>
+      </w:r>
+      <w:r>
+        <w:rPr>
+          <w:rFonts w:ascii="Times New Roman" w:hAnsi="Times New Roman" w:eastAsia="宋体"/>
+          <w:b w:val="0"/>
+          <w:color w:val="222222"/>
+          <w:sz w:val="20"/>
+        </w:rPr>
+        <w:t>120</w:t>
+      </w:r>
+      <w:r>
+        <w:rPr>
+          <w:rFonts w:ascii="Times New Roman" w:hAnsi="Times New Roman" w:eastAsia="宋体"/>
+          <w:b w:val="0"/>
+          <w:color w:val="222222"/>
+          <w:sz w:val="20"/>
+        </w:rPr>
+        <w:t xml:space="preserve"> </w:t>
+      </w:r>
+      <w:r>
+        <w:rPr>
+          <w:rFonts w:ascii="Times New Roman" w:hAnsi="Times New Roman" w:eastAsia="宋体"/>
+          <w:b w:val="0"/>
+          <w:color w:val="222222"/>
+          <w:sz w:val="20"/>
+        </w:rPr>
+        <w:t>分钟。</w:t>
       </w:r>
     </w:p>
     <w:tbl>
@@ -206,7 +269,25 @@
                 <w:color w:val="FFFFFF"/>
                 <w:sz w:val="20"/>
               </w:rPr>
-              <w:t>⏱ 时间不够→</w:t>
+              <w:t>⏱</w:t>
+            </w:r>
+            <w:r>
+              <w:rPr>
+                <w:rFonts w:ascii="Times New Roman" w:hAnsi="Times New Roman" w:eastAsia="宋体"/>
+                <w:b/>
+                <w:color w:val="FFFFFF"/>
+                <w:sz w:val="20"/>
+              </w:rPr>
+              <w:t xml:space="preserve"> </w:t>
+            </w:r>
+            <w:r>
+              <w:rPr>
+                <w:rFonts w:ascii="Times New Roman" w:hAnsi="Times New Roman" w:eastAsia="宋体"/>
+                <w:b/>
+                <w:color w:val="FFFFFF"/>
+                <w:sz w:val="20"/>
+              </w:rPr>
+              <w:t>时间不够→</w:t>
             </w:r>
           </w:p>
         </w:tc>
@@ -227,7 +308,25 @@
                 <w:color w:val="FFFFFF"/>
                 <w:sz w:val="20"/>
               </w:rPr>
-              <w:t>⏱ 时间富余→</w:t>
+              <w:t>⏱</w:t>
+            </w:r>
+            <w:r>
+              <w:rPr>
+                <w:rFonts w:ascii="Times New Roman" w:hAnsi="Times New Roman" w:eastAsia="宋体"/>
+                <w:b/>
+                <w:color w:val="FFFFFF"/>
+                <w:sz w:val="20"/>
+              </w:rPr>
+              <w:t xml:space="preserve"> </w:t>
+            </w:r>
+            <w:r>
+              <w:rPr>
+                <w:rFonts w:ascii="Times New Roman" w:hAnsi="Times New Roman" w:eastAsia="宋体"/>
+                <w:b/>
+                <w:color w:val="FFFFFF"/>
+                <w:sz w:val="20"/>
+              </w:rPr>
+              <w:t>时间富余→</w:t>
             </w:r>
           </w:p>
         </w:tc>
@@ -248,7 +347,23 @@
                 <w:b/>
                 <w:sz w:val="19"/>
               </w:rPr>
-              <w:t>🧘 静心开场</w:t>
+              <w:t>🧘</w:t>
+            </w:r>
+            <w:r>
+              <w:rPr>
+                <w:rFonts w:ascii="Times New Roman" w:hAnsi="Times New Roman" w:eastAsia="宋体"/>
+                <w:b/>
+                <w:sz w:val="19"/>
+              </w:rPr>
+              <w:t xml:space="preserve"> </w:t>
+            </w:r>
+            <w:r>
+              <w:rPr>
+                <w:rFonts w:ascii="Times New Roman" w:hAnsi="Times New Roman" w:eastAsia="宋体"/>
+                <w:b/>
+                <w:sz w:val="19"/>
+              </w:rPr>
+              <w:t>静心开场</w:t>
             </w:r>
           </w:p>
         </w:tc>
@@ -267,7 +382,23 @@
                 <w:b w:val="0"/>
                 <w:sz w:val="19"/>
               </w:rPr>
-              <w:t>10 min</w:t>
+              <w:t>10</w:t>
+            </w:r>
+            <w:r>
+              <w:rPr>
+                <w:rFonts w:ascii="Times New Roman" w:hAnsi="Times New Roman" w:eastAsia="宋体"/>
+                <w:b w:val="0"/>
+                <w:sz w:val="19"/>
+              </w:rPr>
+              <w:t xml:space="preserve"> </w:t>
+            </w:r>
+            <w:r>
+              <w:rPr>
+                <w:rFonts w:ascii="Times New Roman" w:hAnsi="Times New Roman" w:eastAsia="宋体"/>
+                <w:b w:val="0"/>
+                <w:sz w:val="19"/>
+              </w:rPr>
+              <w:t>min</w:t>
             </w:r>
           </w:p>
         </w:tc>
@@ -286,7 +417,23 @@
                 <w:b w:val="0"/>
                 <w:sz w:val="19"/>
               </w:rPr>
-              <w:t>缩至5 min</w:t>
+              <w:t>缩至5</w:t>
+            </w:r>
+            <w:r>
+              <w:rPr>
+                <w:rFonts w:ascii="Times New Roman" w:hAnsi="Times New Roman" w:eastAsia="宋体"/>
+                <w:b w:val="0"/>
+                <w:sz w:val="19"/>
+              </w:rPr>
+              <w:t xml:space="preserve"> </w:t>
+            </w:r>
+            <w:r>
+              <w:rPr>
+                <w:rFonts w:ascii="Times New Roman" w:hAnsi="Times New Roman" w:eastAsia="宋体"/>
+                <w:b w:val="0"/>
+                <w:sz w:val="19"/>
+              </w:rPr>
+              <w:t>min</w:t>
             </w:r>
           </w:p>
         </w:tc>
@@ -327,7 +474,23 @@
                 <w:b/>
                 <w:sz w:val="19"/>
               </w:rPr>
-              <w:t>📖 共读原文</w:t>
+              <w:t>📖</w:t>
+            </w:r>
+            <w:r>
+              <w:rPr>
+                <w:rFonts w:ascii="Times New Roman" w:hAnsi="Times New Roman" w:eastAsia="宋体"/>
+                <w:b/>
+                <w:sz w:val="19"/>
+              </w:rPr>
+              <w:t xml:space="preserve"> </w:t>
+            </w:r>
+            <w:r>
+              <w:rPr>
+                <w:rFonts w:ascii="Times New Roman" w:hAnsi="Times New Roman" w:eastAsia="宋体"/>
+                <w:b/>
+                <w:sz w:val="19"/>
+              </w:rPr>
+              <w:t>共读原文</w:t>
             </w:r>
           </w:p>
         </w:tc>
@@ -347,7 +510,23 @@
                 <w:b w:val="0"/>
                 <w:sz w:val="19"/>
               </w:rPr>
-              <w:t>25 min</w:t>
+              <w:t>25</w:t>
+            </w:r>
+            <w:r>
+              <w:rPr>
+                <w:rFonts w:ascii="Times New Roman" w:hAnsi="Times New Roman" w:eastAsia="宋体"/>
+                <w:b w:val="0"/>
+                <w:sz w:val="19"/>
+              </w:rPr>
+              <w:t xml:space="preserve"> </w:t>
+            </w:r>
+            <w:r>
+              <w:rPr>
+                <w:rFonts w:ascii="Times New Roman" w:hAnsi="Times New Roman" w:eastAsia="宋体"/>
+                <w:b w:val="0"/>
+                <w:sz w:val="19"/>
+              </w:rPr>
+              <w:t>min</w:t>
             </w:r>
           </w:p>
         </w:tc>
@@ -367,7 +546,23 @@
                 <w:b w:val="0"/>
                 <w:sz w:val="19"/>
               </w:rPr>
-              <w:t>只读★核心段（约18 min）</w:t>
+              <w:t>只读★核心段（约18</w:t>
+            </w:r>
+            <w:r>
+              <w:rPr>
+                <w:rFonts w:ascii="Times New Roman" w:hAnsi="Times New Roman" w:eastAsia="宋体"/>
+                <w:b w:val="0"/>
+                <w:sz w:val="19"/>
+              </w:rPr>
+              <w:t xml:space="preserve"> </w:t>
+            </w:r>
+            <w:r>
+              <w:rPr>
+                <w:rFonts w:ascii="Times New Roman" w:hAnsi="Times New Roman" w:eastAsia="宋体"/>
+                <w:b w:val="0"/>
+                <w:sz w:val="19"/>
+              </w:rPr>
+              <w:t>min）</w:t>
             </w:r>
           </w:p>
         </w:tc>
@@ -408,7 +603,23 @@
                 <w:b/>
                 <w:sz w:val="19"/>
               </w:rPr>
-              <w:t>💬 第一轮分享</w:t>
+              <w:t>💬</w:t>
+            </w:r>
+            <w:r>
+              <w:rPr>
+                <w:rFonts w:ascii="Times New Roman" w:hAnsi="Times New Roman" w:eastAsia="宋体"/>
+                <w:b/>
+                <w:sz w:val="19"/>
+              </w:rPr>
+              <w:t xml:space="preserve"> </w:t>
+            </w:r>
+            <w:r>
+              <w:rPr>
+                <w:rFonts w:ascii="Times New Roman" w:hAnsi="Times New Roman" w:eastAsia="宋体"/>
+                <w:b/>
+                <w:sz w:val="19"/>
+              </w:rPr>
+              <w:t>第一轮分享</w:t>
             </w:r>
           </w:p>
         </w:tc>
@@ -427,7 +638,23 @@
                 <w:b w:val="0"/>
                 <w:sz w:val="19"/>
               </w:rPr>
-              <w:t>20 min</w:t>
+              <w:t>20</w:t>
+            </w:r>
+            <w:r>
+              <w:rPr>
+                <w:rFonts w:ascii="Times New Roman" w:hAnsi="Times New Roman" w:eastAsia="宋体"/>
+                <w:b w:val="0"/>
+                <w:sz w:val="19"/>
+              </w:rPr>
+              <w:t xml:space="preserve"> </w:t>
+            </w:r>
+            <w:r>
+              <w:rPr>
+                <w:rFonts w:ascii="Times New Roman" w:hAnsi="Times New Roman" w:eastAsia="宋体"/>
+                <w:b w:val="0"/>
+                <w:sz w:val="19"/>
+              </w:rPr>
+              <w:t>min</w:t>
             </w:r>
           </w:p>
         </w:tc>
@@ -487,7 +714,23 @@
                 <w:b/>
                 <w:sz w:val="19"/>
               </w:rPr>
-              <w:t>🎯 主题讨论</w:t>
+              <w:t>🎯</w:t>
+            </w:r>
+            <w:r>
+              <w:rPr>
+                <w:rFonts w:ascii="Times New Roman" w:hAnsi="Times New Roman" w:eastAsia="宋体"/>
+                <w:b/>
+                <w:sz w:val="19"/>
+              </w:rPr>
+              <w:t xml:space="preserve"> </w:t>
+            </w:r>
+            <w:r>
+              <w:rPr>
+                <w:rFonts w:ascii="Times New Roman" w:hAnsi="Times New Roman" w:eastAsia="宋体"/>
+                <w:b/>
+                <w:sz w:val="19"/>
+              </w:rPr>
+              <w:t>主题讨论</w:t>
             </w:r>
           </w:p>
         </w:tc>
@@ -507,7 +750,23 @@
                 <w:b w:val="0"/>
                 <w:sz w:val="19"/>
               </w:rPr>
-              <w:t>35 min</w:t>
+              <w:t>35</w:t>
+            </w:r>
+            <w:r>
+              <w:rPr>
+                <w:rFonts w:ascii="Times New Roman" w:hAnsi="Times New Roman" w:eastAsia="宋体"/>
+                <w:b w:val="0"/>
+                <w:sz w:val="19"/>
+              </w:rPr>
+              <w:t xml:space="preserve"> </w:t>
+            </w:r>
+            <w:r>
+              <w:rPr>
+                <w:rFonts w:ascii="Times New Roman" w:hAnsi="Times New Roman" w:eastAsia="宋体"/>
+                <w:b w:val="0"/>
+                <w:sz w:val="19"/>
+              </w:rPr>
+              <w:t>min</w:t>
             </w:r>
           </w:p>
         </w:tc>
@@ -568,7 +827,23 @@
                 <w:b/>
                 <w:sz w:val="19"/>
               </w:rPr>
-              <w:t>🧘 禅修练习</w:t>
+              <w:t>🧘</w:t>
+            </w:r>
+            <w:r>
+              <w:rPr>
+                <w:rFonts w:ascii="Times New Roman" w:hAnsi="Times New Roman" w:eastAsia="宋体"/>
+                <w:b/>
+                <w:sz w:val="19"/>
+              </w:rPr>
+              <w:t xml:space="preserve"> </w:t>
+            </w:r>
+            <w:r>
+              <w:rPr>
+                <w:rFonts w:ascii="Times New Roman" w:hAnsi="Times New Roman" w:eastAsia="宋体"/>
+                <w:b/>
+                <w:sz w:val="19"/>
+              </w:rPr>
+              <w:t>禅修练习</w:t>
             </w:r>
           </w:p>
         </w:tc>
@@ -587,7 +862,23 @@
                 <w:b w:val="0"/>
                 <w:sz w:val="19"/>
               </w:rPr>
-              <w:t>15 min</w:t>
+              <w:t>15</w:t>
+            </w:r>
+            <w:r>
+              <w:rPr>
+                <w:rFonts w:ascii="Times New Roman" w:hAnsi="Times New Roman" w:eastAsia="宋体"/>
+                <w:b w:val="0"/>
+                <w:sz w:val="19"/>
+              </w:rPr>
+              <w:t xml:space="preserve"> </w:t>
+            </w:r>
+            <w:r>
+              <w:rPr>
+                <w:rFonts w:ascii="Times New Roman" w:hAnsi="Times New Roman" w:eastAsia="宋体"/>
+                <w:b w:val="0"/>
+                <w:sz w:val="19"/>
+              </w:rPr>
+              <w:t>min</w:t>
             </w:r>
           </w:p>
         </w:tc>
@@ -606,7 +897,23 @@
                 <w:b w:val="0"/>
                 <w:sz w:val="19"/>
               </w:rPr>
-              <w:t>缩至8 min（只播音频前半）</w:t>
+              <w:t>缩至8</w:t>
+            </w:r>
+            <w:r>
+              <w:rPr>
+                <w:rFonts w:ascii="Times New Roman" w:hAnsi="Times New Roman" w:eastAsia="宋体"/>
+                <w:b w:val="0"/>
+                <w:sz w:val="19"/>
+              </w:rPr>
+              <w:t xml:space="preserve"> </w:t>
+            </w:r>
+            <w:r>
+              <w:rPr>
+                <w:rFonts w:ascii="Times New Roman" w:hAnsi="Times New Roman" w:eastAsia="宋体"/>
+                <w:b w:val="0"/>
+                <w:sz w:val="19"/>
+              </w:rPr>
+              <w:t>min（只播音频前半）</w:t>
             </w:r>
           </w:p>
         </w:tc>
@@ -625,7 +932,23 @@
                 <w:b w:val="0"/>
                 <w:sz w:val="19"/>
               </w:rPr>
-              <w:t>延长至20 min</w:t>
+              <w:t>延长至20</w:t>
+            </w:r>
+            <w:r>
+              <w:rPr>
+                <w:rFonts w:ascii="Times New Roman" w:hAnsi="Times New Roman" w:eastAsia="宋体"/>
+                <w:b w:val="0"/>
+                <w:sz w:val="19"/>
+              </w:rPr>
+              <w:t xml:space="preserve"> </w:t>
+            </w:r>
+            <w:r>
+              <w:rPr>
+                <w:rFonts w:ascii="Times New Roman" w:hAnsi="Times New Roman" w:eastAsia="宋体"/>
+                <w:b w:val="0"/>
+                <w:sz w:val="19"/>
+              </w:rPr>
+              <w:t>min</w:t>
             </w:r>
           </w:p>
         </w:tc>
@@ -647,7 +970,23 @@
                 <w:b/>
                 <w:sz w:val="19"/>
               </w:rPr>
-              <w:t>🔚 收尾与回向</w:t>
+              <w:t>🔚</w:t>
+            </w:r>
+            <w:r>
+              <w:rPr>
+                <w:rFonts w:ascii="Times New Roman" w:hAnsi="Times New Roman" w:eastAsia="宋体"/>
+                <w:b/>
+                <w:sz w:val="19"/>
+              </w:rPr>
+              <w:t xml:space="preserve"> </w:t>
+            </w:r>
+            <w:r>
+              <w:rPr>
+                <w:rFonts w:ascii="Times New Roman" w:hAnsi="Times New Roman" w:eastAsia="宋体"/>
+                <w:b/>
+                <w:sz w:val="19"/>
+              </w:rPr>
+              <w:t>收尾与回向</w:t>
             </w:r>
           </w:p>
         </w:tc>
@@ -667,7 +1006,23 @@
                 <w:b w:val="0"/>
                 <w:sz w:val="19"/>
               </w:rPr>
-              <w:t>15 min</w:t>
+              <w:t>15</w:t>
+            </w:r>
+            <w:r>
+              <w:rPr>
+                <w:rFonts w:ascii="Times New Roman" w:hAnsi="Times New Roman" w:eastAsia="宋体"/>
+                <w:b w:val="0"/>
+                <w:sz w:val="19"/>
+              </w:rPr>
+              <w:t xml:space="preserve"> </w:t>
+            </w:r>
+            <w:r>
+              <w:rPr>
+                <w:rFonts w:ascii="Times New Roman" w:hAnsi="Times New Roman" w:eastAsia="宋体"/>
+                <w:b w:val="0"/>
+                <w:sz w:val="19"/>
+              </w:rPr>
+              <w:t>min</w:t>
             </w:r>
           </w:p>
         </w:tc>
@@ -687,7 +1042,23 @@
                 <w:b w:val="0"/>
                 <w:sz w:val="19"/>
               </w:rPr>
-              <w:t>缩至10 min</w:t>
+              <w:t>缩至10</w:t>
+            </w:r>
+            <w:r>
+              <w:rPr>
+                <w:rFonts w:ascii="Times New Roman" w:hAnsi="Times New Roman" w:eastAsia="宋体"/>
+                <w:b w:val="0"/>
+                <w:sz w:val="19"/>
+              </w:rPr>
+              <w:t xml:space="preserve"> </w:t>
+            </w:r>
+            <w:r>
+              <w:rPr>
+                <w:rFonts w:ascii="Times New Roman" w:hAnsi="Times New Roman" w:eastAsia="宋体"/>
+                <w:b w:val="0"/>
+                <w:sz w:val="19"/>
+              </w:rPr>
+              <w:t>min</w:t>
             </w:r>
           </w:p>
         </w:tc>
@@ -764,7 +1135,187 @@
           <w:color w:val="222222"/>
           <w:sz w:val="20"/>
         </w:rPr>
-        <w:t>① 不讲解、不提供答案——让原文自己说话；② 有人问"正确答案"→说"先听听大家的看法"；③ 冷场→主持人先分享自己的真实感受；④ 跑题→温和拉回："这个有意思，我们回到今天的原文"；⑤ 争论→"两种看法都很好，大家保留自己的理解"；⑥ 确保人人发言；⑦ 不评判任何人的分享；⑧ 时间到了就推进；⑨ 禅修练习播放古源尊者禅修引导音频即可；⑩ 结束一起回向。</w:t>
+        <w:t>①</w:t>
+      </w:r>
+      <w:r>
+        <w:rPr>
+          <w:rFonts w:ascii="Times New Roman" w:hAnsi="Times New Roman" w:eastAsia="宋体"/>
+          <w:b w:val="0"/>
+          <w:color w:val="222222"/>
+          <w:sz w:val="20"/>
+        </w:rPr>
+        <w:t xml:space="preserve"> </w:t>
+      </w:r>
+      <w:r>
+        <w:rPr>
+          <w:rFonts w:ascii="Times New Roman" w:hAnsi="Times New Roman" w:eastAsia="宋体"/>
+          <w:b w:val="0"/>
+          <w:color w:val="222222"/>
+          <w:sz w:val="20"/>
+        </w:rPr>
+        <w:t>不讲解、不提供答案——让原文自己说话；②</w:t>
+      </w:r>
+      <w:r>
+        <w:rPr>
+          <w:rFonts w:ascii="Times New Roman" w:hAnsi="Times New Roman" w:eastAsia="宋体"/>
+          <w:b w:val="0"/>
+          <w:color w:val="222222"/>
+          <w:sz w:val="20"/>
+        </w:rPr>
+        <w:t xml:space="preserve"> </w:t>
+      </w:r>
+      <w:r>
+        <w:rPr>
+          <w:rFonts w:ascii="Times New Roman" w:hAnsi="Times New Roman" w:eastAsia="宋体"/>
+          <w:b w:val="0"/>
+          <w:color w:val="222222"/>
+          <w:sz w:val="20"/>
+        </w:rPr>
+        <w:t>有人问"正确答案"→说"先听听大家的看法"；③</w:t>
+      </w:r>
+      <w:r>
+        <w:rPr>
+          <w:rFonts w:ascii="Times New Roman" w:hAnsi="Times New Roman" w:eastAsia="宋体"/>
+          <w:b w:val="0"/>
+          <w:color w:val="222222"/>
+          <w:sz w:val="20"/>
+        </w:rPr>
+        <w:t xml:space="preserve"> </w:t>
+      </w:r>
+      <w:r>
+        <w:rPr>
+          <w:rFonts w:ascii="Times New Roman" w:hAnsi="Times New Roman" w:eastAsia="宋体"/>
+          <w:b w:val="0"/>
+          <w:color w:val="222222"/>
+          <w:sz w:val="20"/>
+        </w:rPr>
+        <w:t>冷场→主持人先分享自己的真实感受；④</w:t>
+      </w:r>
+      <w:r>
+        <w:rPr>
+          <w:rFonts w:ascii="Times New Roman" w:hAnsi="Times New Roman" w:eastAsia="宋体"/>
+          <w:b w:val="0"/>
+          <w:color w:val="222222"/>
+          <w:sz w:val="20"/>
+        </w:rPr>
+        <w:t xml:space="preserve"> </w:t>
+      </w:r>
+      <w:r>
+        <w:rPr>
+          <w:rFonts w:ascii="Times New Roman" w:hAnsi="Times New Roman" w:eastAsia="宋体"/>
+          <w:b w:val="0"/>
+          <w:color w:val="222222"/>
+          <w:sz w:val="20"/>
+        </w:rPr>
+        <w:t>跑题→温和拉回："这个有意思，我们回到今天的原文"；⑤</w:t>
+      </w:r>
+      <w:r>
+        <w:rPr>
+          <w:rFonts w:ascii="Times New Roman" w:hAnsi="Times New Roman" w:eastAsia="宋体"/>
+          <w:b w:val="0"/>
+          <w:color w:val="222222"/>
+          <w:sz w:val="20"/>
+        </w:rPr>
+        <w:t xml:space="preserve"> </w:t>
+      </w:r>
+      <w:r>
+        <w:rPr>
+          <w:rFonts w:ascii="Times New Roman" w:hAnsi="Times New Roman" w:eastAsia="宋体"/>
+          <w:b w:val="0"/>
+          <w:color w:val="222222"/>
+          <w:sz w:val="20"/>
+        </w:rPr>
+        <w:t>争论→"两种看法都很好，大家保留自己的理解"；⑥</w:t>
+      </w:r>
+      <w:r>
+        <w:rPr>
+          <w:rFonts w:ascii="Times New Roman" w:hAnsi="Times New Roman" w:eastAsia="宋体"/>
+          <w:b w:val="0"/>
+          <w:color w:val="222222"/>
+          <w:sz w:val="20"/>
+        </w:rPr>
+        <w:t xml:space="preserve"> </w:t>
+      </w:r>
+      <w:r>
+        <w:rPr>
+          <w:rFonts w:ascii="Times New Roman" w:hAnsi="Times New Roman" w:eastAsia="宋体"/>
+          <w:b w:val="0"/>
+          <w:color w:val="222222"/>
+          <w:sz w:val="20"/>
+        </w:rPr>
+        <w:t>确保人人发言；⑦</w:t>
+      </w:r>
+      <w:r>
+        <w:rPr>
+          <w:rFonts w:ascii="Times New Roman" w:hAnsi="Times New Roman" w:eastAsia="宋体"/>
+          <w:b w:val="0"/>
+          <w:color w:val="222222"/>
+          <w:sz w:val="20"/>
+        </w:rPr>
+        <w:t xml:space="preserve"> </w:t>
+      </w:r>
+      <w:r>
+        <w:rPr>
+          <w:rFonts w:ascii="Times New Roman" w:hAnsi="Times New Roman" w:eastAsia="宋体"/>
+          <w:b w:val="0"/>
+          <w:color w:val="222222"/>
+          <w:sz w:val="20"/>
+        </w:rPr>
+        <w:t>不评判任何人的分享；⑧</w:t>
+      </w:r>
+      <w:r>
+        <w:rPr>
+          <w:rFonts w:ascii="Times New Roman" w:hAnsi="Times New Roman" w:eastAsia="宋体"/>
+          <w:b w:val="0"/>
+          <w:color w:val="222222"/>
+          <w:sz w:val="20"/>
+        </w:rPr>
+        <w:t xml:space="preserve"> </w:t>
+      </w:r>
+      <w:r>
+        <w:rPr>
+          <w:rFonts w:ascii="Times New Roman" w:hAnsi="Times New Roman" w:eastAsia="宋体"/>
+          <w:b w:val="0"/>
+          <w:color w:val="222222"/>
+          <w:sz w:val="20"/>
+        </w:rPr>
+        <w:t>时间到了就推进；⑨</w:t>
+      </w:r>
+      <w:r>
+        <w:rPr>
+          <w:rFonts w:ascii="Times New Roman" w:hAnsi="Times New Roman" w:eastAsia="宋体"/>
+          <w:b w:val="0"/>
+          <w:color w:val="222222"/>
+          <w:sz w:val="20"/>
+        </w:rPr>
+        <w:t xml:space="preserve"> </w:t>
+      </w:r>
+      <w:r>
+        <w:rPr>
+          <w:rFonts w:ascii="Times New Roman" w:hAnsi="Times New Roman" w:eastAsia="宋体"/>
+          <w:b w:val="0"/>
+          <w:color w:val="222222"/>
+          <w:sz w:val="20"/>
+        </w:rPr>
+        <w:t>禅修练习播放古源尊者禅修引导音频即可；⑩</w:t>
+      </w:r>
+      <w:r>
+        <w:rPr>
+          <w:rFonts w:ascii="Times New Roman" w:hAnsi="Times New Roman" w:eastAsia="宋体"/>
+          <w:b w:val="0"/>
+          <w:color w:val="222222"/>
+          <w:sz w:val="20"/>
+        </w:rPr>
+        <w:t xml:space="preserve"> </w:t>
+      </w:r>
+      <w:r>
+        <w:rPr>
+          <w:rFonts w:ascii="Times New Roman" w:hAnsi="Times New Roman" w:eastAsia="宋体"/>
+          <w:b w:val="0"/>
+          <w:color w:val="222222"/>
+          <w:sz w:val="20"/>
+        </w:rPr>
+        <w:t>结束一起回向。</w:t>
       </w:r>
     </w:p>
     <w:p>
@@ -808,7 +1359,25 @@
           <w:color w:val="1F3864"/>
           <w:sz w:val="27"/>
         </w:rPr>
-        <w:t>📋 本周信息卡</w:t>
+        <w:t>📋</w:t>
+      </w:r>
+      <w:r>
+        <w:rPr>
+          <w:rFonts w:ascii="微软雅黑" w:hAnsi="微软雅黑" w:eastAsia="微软雅黑"/>
+          <w:b/>
+          <w:color w:val="1F3864"/>
+          <w:sz w:val="27"/>
+        </w:rPr>
+        <w:t xml:space="preserve"> </w:t>
+      </w:r>
+      <w:r>
+        <w:rPr>
+          <w:rFonts w:ascii="微软雅黑" w:hAnsi="微软雅黑" w:eastAsia="微软雅黑"/>
+          <w:b/>
+          <w:color w:val="1F3864"/>
+          <w:sz w:val="27"/>
+        </w:rPr>
+        <w:t>本周信息卡</w:t>
       </w:r>
     </w:p>
     <w:tbl>
@@ -913,7 +1482,39 @@
                 <w:b w:val="0"/>
                 <w:sz w:val="19"/>
               </w:rPr>
-              <w:t>120分钟（8周版 · 6环节）</w:t>
+              <w:t>120分钟（8周版</w:t>
+            </w:r>
+            <w:r>
+              <w:rPr>
+                <w:rFonts w:ascii="Times New Roman" w:hAnsi="Times New Roman" w:eastAsia="宋体"/>
+                <w:b w:val="0"/>
+                <w:sz w:val="19"/>
+              </w:rPr>
+              <w:t xml:space="preserve"> </w:t>
+            </w:r>
+            <w:r>
+              <w:rPr>
+                <w:rFonts w:ascii="Times New Roman" w:hAnsi="Times New Roman" w:eastAsia="宋体"/>
+                <w:b w:val="0"/>
+                <w:sz w:val="19"/>
+              </w:rPr>
+              <w:t>·</w:t>
+            </w:r>
+            <w:r>
+              <w:rPr>
+                <w:rFonts w:ascii="Times New Roman" w:hAnsi="Times New Roman" w:eastAsia="宋体"/>
+                <w:b w:val="0"/>
+                <w:sz w:val="19"/>
+              </w:rPr>
+              <w:t xml:space="preserve"> </w:t>
+            </w:r>
+            <w:r>
+              <w:rPr>
+                <w:rFonts w:ascii="Times New Roman" w:hAnsi="Times New Roman" w:eastAsia="宋体"/>
+                <w:b w:val="0"/>
+                <w:sz w:val="19"/>
+              </w:rPr>
+              <w:t>6环节）</w:t>
             </w:r>
           </w:p>
         </w:tc>
@@ -1060,594 +1661,8 @@
           <w:color w:val="1F3864"/>
           <w:sz w:val="27"/>
         </w:rPr>
-        <w:t>🗺 本周知识地图</w:t>
-      </w:r>
-    </w:p>
-    <w:p>
-      <w:pPr>
-        <w:spacing w:before="0" w:after="40" w:line="312" w:lineRule="auto"/>
-        <w:ind w:left="198" w:right="113"/>
-        <w:jc w:val="left"/>
-      </w:pPr>
-      <w:r>
-        <w:rPr>
-          <w:rFonts w:ascii="Times New Roman" w:hAnsi="Times New Roman" w:eastAsia="宋体"/>
-          <w:b/>
-          <w:color w:val="1A1A1A"/>
-          <w:sz w:val="21"/>
-        </w:rPr>
-        <w:t>本周 = 禅修的本质与目标（八周的第一课：先认路，再上路）</w:t>
-      </w:r>
-    </w:p>
-    <w:p>
-      <w:pPr>
-        <w:spacing w:before="0" w:after="40" w:line="312" w:lineRule="auto"/>
-        <w:ind w:left="198" w:right="113"/>
-        <w:jc w:val="left"/>
-      </w:pPr>
-      <w:r>
-        <w:rPr>
-          <w:rFonts w:ascii="Times New Roman" w:hAnsi="Times New Roman" w:eastAsia="宋体"/>
-          <w:b/>
-          <w:color w:val="1A1A1A"/>
-          <w:sz w:val="21"/>
-        </w:rPr>
-        <w:t>一、是什么：巴瓦那（bhāvanā）＝发展、培育</w:t>
-      </w:r>
-    </w:p>
-    <w:p>
-      <w:pPr>
-        <w:spacing w:before="0" w:after="40" w:line="312" w:lineRule="auto"/>
-        <w:ind w:left="510" w:right="113"/>
-        <w:jc w:val="left"/>
-      </w:pPr>
-      <w:r>
-        <w:rPr>
-          <w:rFonts w:ascii="Times New Roman" w:hAnsi="Times New Roman" w:eastAsia="宋体"/>
-          <w:b w:val="0"/>
-          <w:color w:val="333333"/>
-          <w:sz w:val="20"/>
-        </w:rPr>
-        <w:t>心灵发展、提升心的素质的修行实践；对象是心</w:t>
-      </w:r>
-    </w:p>
-    <w:p>
-      <w:pPr>
-        <w:spacing w:before="0" w:after="40" w:line="312" w:lineRule="auto"/>
-        <w:ind w:left="510" w:right="113"/>
-        <w:jc w:val="left"/>
-      </w:pPr>
-      <w:r>
-        <w:rPr>
-          <w:rFonts w:ascii="Times New Roman" w:hAnsi="Times New Roman" w:eastAsia="宋体"/>
-          <w:b w:val="0"/>
-          <w:color w:val="333333"/>
-          <w:sz w:val="20"/>
-        </w:rPr>
-        <w:t>可重复、有次第、慢慢累积：不是神秘状态，不是把心放空</w:t>
-      </w:r>
-    </w:p>
-    <w:p>
-      <w:pPr>
-        <w:spacing w:before="0" w:after="40" w:line="312" w:lineRule="auto"/>
-        <w:ind w:left="198" w:right="113"/>
-        <w:jc w:val="left"/>
-      </w:pPr>
-      <w:r>
-        <w:rPr>
-          <w:rFonts w:ascii="Times New Roman" w:hAnsi="Times New Roman" w:eastAsia="宋体"/>
-          <w:b/>
-          <w:color w:val="1A1A1A"/>
-          <w:sz w:val="21"/>
-        </w:rPr>
-        <w:t>二、为什么：平静·去五盖·不为结果</w:t>
-      </w:r>
-    </w:p>
-    <w:p>
-      <w:pPr>
-        <w:spacing w:before="0" w:after="40" w:line="312" w:lineRule="auto"/>
-        <w:ind w:left="510" w:right="113"/>
-        <w:jc w:val="left"/>
-      </w:pPr>
-      <w:r>
-        <w:rPr>
-          <w:rFonts w:ascii="Times New Roman" w:hAnsi="Times New Roman" w:eastAsia="宋体"/>
-          <w:b w:val="0"/>
-          <w:color w:val="333333"/>
-          <w:sz w:val="20"/>
-        </w:rPr>
-        <w:t>目的＝培育心的平静、去除五盖（欲贪·瞋恚·昏沉睡眠·掉举恶作·疑）</w:t>
-      </w:r>
-    </w:p>
-    <w:p>
-      <w:pPr>
-        <w:spacing w:before="0" w:after="40" w:line="312" w:lineRule="auto"/>
-        <w:ind w:left="510" w:right="113"/>
-        <w:jc w:val="left"/>
-      </w:pPr>
-      <w:r>
-        <w:rPr>
-          <w:rFonts w:ascii="Times New Roman" w:hAnsi="Times New Roman" w:eastAsia="宋体"/>
-          <w:b w:val="0"/>
-          <w:color w:val="333333"/>
-          <w:sz w:val="20"/>
-        </w:rPr>
-        <w:t>不为结果，结果是自然的呈现；只管当下心在上行，不善心自然不生</w:t>
-      </w:r>
-    </w:p>
-    <w:p>
-      <w:pPr>
-        <w:spacing w:before="0" w:after="40" w:line="312" w:lineRule="auto"/>
-        <w:ind w:left="198" w:right="113"/>
-        <w:jc w:val="left"/>
-      </w:pPr>
-      <w:r>
-        <w:rPr>
-          <w:rFonts w:ascii="Times New Roman" w:hAnsi="Times New Roman" w:eastAsia="宋体"/>
-          <w:b/>
-          <w:color w:val="1A1A1A"/>
-          <w:sz w:val="21"/>
-        </w:rPr>
-        <w:t>三、止与观：两块，一条路</w:t>
-      </w:r>
-    </w:p>
-    <w:p>
-      <w:pPr>
-        <w:spacing w:before="0" w:after="40" w:line="312" w:lineRule="auto"/>
-        <w:ind w:left="510" w:right="113"/>
-        <w:jc w:val="left"/>
-      </w:pPr>
-      <w:r>
-        <w:rPr>
-          <w:rFonts w:ascii="Times New Roman" w:hAnsi="Times New Roman" w:eastAsia="宋体"/>
-          <w:b w:val="0"/>
-          <w:color w:val="333333"/>
-          <w:sz w:val="20"/>
-        </w:rPr>
-        <w:t>止＝萨马塔（samatha）：令贪等诸障碍法止息，故名止（《辨析道义注》·沙利子尊者）</w:t>
-      </w:r>
-    </w:p>
-    <w:p>
-      <w:pPr>
-        <w:spacing w:before="0" w:after="40" w:line="312" w:lineRule="auto"/>
-        <w:ind w:left="822" w:right="113"/>
-        <w:jc w:val="left"/>
-      </w:pPr>
-      <w:r>
-        <w:rPr>
-          <w:rFonts w:ascii="Times New Roman" w:hAnsi="Times New Roman" w:eastAsia="宋体"/>
-          <w:b w:val="0"/>
-          <w:color w:val="333333"/>
-          <w:sz w:val="20"/>
-        </w:rPr>
-        <w:t>目标：宁静·征服烦恼·为观禅提供基础；修「心」＝止</w:t>
-      </w:r>
-    </w:p>
-    <w:p>
-      <w:pPr>
-        <w:spacing w:before="0" w:after="40" w:line="312" w:lineRule="auto"/>
-        <w:ind w:left="510" w:right="113"/>
-        <w:jc w:val="left"/>
-      </w:pPr>
-      <w:r>
-        <w:rPr>
-          <w:rFonts w:ascii="Times New Roman" w:hAnsi="Times New Roman" w:eastAsia="宋体"/>
-          <w:b w:val="0"/>
-          <w:color w:val="333333"/>
-          <w:sz w:val="20"/>
-        </w:rPr>
-        <w:t>观＝维巴萨那（vipassanā）：以无常等行相观照名色诸行法（译「内观」不准确）</w:t>
-      </w:r>
-    </w:p>
-    <w:p>
-      <w:pPr>
-        <w:spacing w:before="0" w:after="40" w:line="312" w:lineRule="auto"/>
-        <w:ind w:left="822" w:right="113"/>
-        <w:jc w:val="left"/>
-      </w:pPr>
-      <w:r>
-        <w:rPr>
-          <w:rFonts w:ascii="Times New Roman" w:hAnsi="Times New Roman" w:eastAsia="宋体"/>
-          <w:b w:val="0"/>
-          <w:color w:val="333333"/>
-          <w:sz w:val="20"/>
-        </w:rPr>
-        <w:t>所观＝无常·苦·无我；目的＝舍断执取、证悟涅槃；修「慧」＝观智（十六观智）</w:t>
-      </w:r>
-    </w:p>
-    <w:p>
-      <w:pPr>
-        <w:spacing w:before="0" w:after="40" w:line="312" w:lineRule="auto"/>
-        <w:ind w:left="510" w:right="113"/>
-        <w:jc w:val="left"/>
-      </w:pPr>
-      <w:r>
-        <w:rPr>
-          <w:rFonts w:ascii="Times New Roman" w:hAnsi="Times New Roman" w:eastAsia="宋体"/>
-          <w:b w:val="0"/>
-          <w:color w:val="333333"/>
-          <w:sz w:val="20"/>
-        </w:rPr>
-        <w:t>止是观的基础（灯在静处才照得清）；阿毗达摩是修观的说明书</w:t>
-      </w:r>
-    </w:p>
-    <w:p>
-      <w:pPr>
-        <w:spacing w:before="0" w:after="40" w:line="312" w:lineRule="auto"/>
-        <w:ind w:left="198" w:right="113"/>
-        <w:jc w:val="left"/>
-      </w:pPr>
-      <w:r>
-        <w:rPr>
-          <w:rFonts w:ascii="Times New Roman" w:hAnsi="Times New Roman" w:eastAsia="宋体"/>
-          <w:b/>
-          <w:color w:val="1A1A1A"/>
-          <w:sz w:val="21"/>
-        </w:rPr>
-        <w:t>四、两条路：止观行者与纯观行者</w:t>
-      </w:r>
-    </w:p>
-    <w:p>
-      <w:pPr>
-        <w:spacing w:before="0" w:after="40" w:line="312" w:lineRule="auto"/>
-        <w:ind w:left="510" w:right="113"/>
-        <w:jc w:val="left"/>
-      </w:pPr>
-      <w:r>
-        <w:rPr>
-          <w:rFonts w:ascii="Times New Roman" w:hAnsi="Times New Roman" w:eastAsia="宋体"/>
-          <w:b w:val="0"/>
-          <w:color w:val="333333"/>
-          <w:sz w:val="20"/>
-        </w:rPr>
-        <w:t>止观行者（萨马塔亚尼卡）＝证初禅乃至八定，出定后转修观智</w:t>
-      </w:r>
-    </w:p>
-    <w:p>
-      <w:pPr>
-        <w:spacing w:before="0" w:after="40" w:line="312" w:lineRule="auto"/>
-        <w:ind w:left="510" w:right="113"/>
-        <w:jc w:val="left"/>
-      </w:pPr>
-      <w:r>
-        <w:rPr>
-          <w:rFonts w:ascii="Times New Roman" w:hAnsi="Times New Roman" w:eastAsia="宋体"/>
-          <w:b w:val="0"/>
-          <w:color w:val="333333"/>
-          <w:sz w:val="20"/>
-        </w:rPr>
-        <w:t>纯观行者（干观）＝未证安止禅那，以近行定为基修观</w:t>
-      </w:r>
-    </w:p>
-    <w:p>
-      <w:pPr>
-        <w:spacing w:before="0" w:after="40" w:line="312" w:lineRule="auto"/>
-        <w:ind w:left="510" w:right="113"/>
-        <w:jc w:val="left"/>
-      </w:pPr>
-      <w:r>
-        <w:rPr>
-          <w:rFonts w:ascii="Times New Roman" w:hAnsi="Times New Roman" w:eastAsia="宋体"/>
-          <w:b w:val="0"/>
-          <w:color w:val="333333"/>
-          <w:sz w:val="20"/>
-        </w:rPr>
-        <w:t>前者完全涵盖后者；禅那如战场战士的堡垒，作休息处（《中部·两种寻经》）</w:t>
-      </w:r>
-    </w:p>
-    <w:p>
-      <w:pPr>
-        <w:spacing w:before="0" w:after="40" w:line="312" w:lineRule="auto"/>
-        <w:ind w:left="198" w:right="113"/>
-        <w:jc w:val="left"/>
-      </w:pPr>
-      <w:r>
-        <w:rPr>
-          <w:rFonts w:ascii="Times New Roman" w:hAnsi="Times New Roman" w:eastAsia="宋体"/>
-          <w:b/>
-          <w:color w:val="1A1A1A"/>
-          <w:sz w:val="21"/>
-        </w:rPr>
-        <w:t>五、时代：正法住世五个千年（《长部义注》）</w:t>
-      </w:r>
-    </w:p>
-    <w:p>
-      <w:pPr>
-        <w:spacing w:before="0" w:after="40" w:line="312" w:lineRule="auto"/>
-        <w:ind w:left="510" w:right="113"/>
-        <w:jc w:val="left"/>
-      </w:pPr>
-      <w:r>
-        <w:rPr>
-          <w:rFonts w:ascii="Times New Roman" w:hAnsi="Times New Roman" w:eastAsia="宋体"/>
-          <w:b w:val="0"/>
-          <w:color w:val="333333"/>
-          <w:sz w:val="20"/>
-        </w:rPr>
-        <w:t>辨析智→六神通→三明（tevijjā）→纯观阿拉汉果→不来·一来·入流果</w:t>
-      </w:r>
-    </w:p>
-    <w:p>
-      <w:pPr>
-        <w:spacing w:before="0" w:after="40" w:line="312" w:lineRule="auto"/>
-        <w:ind w:left="510" w:right="113"/>
-        <w:jc w:val="left"/>
-      </w:pPr>
-      <w:r>
-        <w:rPr>
-          <w:rFonts w:ascii="Times New Roman" w:hAnsi="Times New Roman" w:eastAsia="宋体"/>
-          <w:b w:val="0"/>
-          <w:color w:val="333333"/>
-          <w:sz w:val="20"/>
-        </w:rPr>
-        <w:t>佛灭两千五百多年，正处第三个千年：三明仍可证，法没有过期，是人的条件变了</w:t>
-      </w:r>
-    </w:p>
-    <w:p>
-      <w:pPr>
-        <w:spacing w:before="0" w:after="40" w:line="312" w:lineRule="auto"/>
-        <w:ind w:left="198" w:right="113"/>
-        <w:jc w:val="left"/>
-      </w:pPr>
-      <w:r>
-        <w:rPr>
-          <w:rFonts w:ascii="Times New Roman" w:hAnsi="Times New Roman" w:eastAsia="宋体"/>
-          <w:b/>
-          <w:color w:val="1A1A1A"/>
-          <w:sz w:val="21"/>
-        </w:rPr>
-        <w:t>六、目标与全图：三种菩提·如来禅体系</w:t>
-      </w:r>
-    </w:p>
-    <w:p>
-      <w:pPr>
-        <w:spacing w:before="0" w:after="40" w:line="312" w:lineRule="auto"/>
-        <w:ind w:left="510" w:right="113"/>
-        <w:jc w:val="left"/>
-      </w:pPr>
-      <w:r>
-        <w:rPr>
-          <w:rFonts w:ascii="Times New Roman" w:hAnsi="Times New Roman" w:eastAsia="宋体"/>
-          <w:b w:val="0"/>
-          <w:color w:val="333333"/>
-          <w:sz w:val="20"/>
-        </w:rPr>
-        <w:t>正自觉（sammā-sambodhi→佛陀）·独觉（pacceka-bodhi→独觉佛）</w:t>
-      </w:r>
-    </w:p>
-    <w:p>
-      <w:pPr>
-        <w:spacing w:before="0" w:after="40" w:line="312" w:lineRule="auto"/>
-        <w:ind w:left="510" w:right="113"/>
-        <w:jc w:val="left"/>
-      </w:pPr>
-      <w:r>
-        <w:rPr>
-          <w:rFonts w:ascii="Times New Roman" w:hAnsi="Times New Roman" w:eastAsia="宋体"/>
-          <w:b w:val="0"/>
-          <w:color w:val="333333"/>
-          <w:sz w:val="20"/>
-        </w:rPr>
-        <w:t>弟子（sāvaka-bodhi→圣弟子）：解脱无差异，差异在愿力·巴拉密·时间</w:t>
-      </w:r>
-    </w:p>
-    <w:p>
-      <w:pPr>
-        <w:spacing w:before="0" w:after="40" w:line="312" w:lineRule="auto"/>
-        <w:ind w:left="510" w:right="113"/>
-        <w:jc w:val="left"/>
-      </w:pPr>
-      <w:r>
-        <w:rPr>
-          <w:rFonts w:ascii="Times New Roman" w:hAnsi="Times New Roman" w:eastAsia="宋体"/>
-          <w:b w:val="0"/>
-          <w:color w:val="333333"/>
-          <w:sz w:val="20"/>
-        </w:rPr>
-        <w:t>如来禅＝佛陀教导、辗转传来无增减的禅法：三学＋七清净（后五展开为十六观智）</w:t>
-      </w:r>
-    </w:p>
-    <w:p>
-      <w:pPr>
-        <w:spacing w:before="0" w:after="100" w:line="336" w:lineRule="auto"/>
-        <w:jc w:val="both"/>
-      </w:pPr>
-      <w:r>
-        <w:rPr>
-          <w:rFonts w:ascii="Times New Roman" w:hAnsi="Times New Roman" w:eastAsia="宋体"/>
-          <w:b/>
-          <w:sz w:val="21"/>
-        </w:rPr>
-        <w:t>本周要点（7 条）</w:t>
-      </w:r>
-    </w:p>
-    <w:p>
-      <w:pPr>
-        <w:pStyle w:val="ListNumber"/>
-        <w:spacing w:before="0" w:after="60" w:line="336" w:lineRule="auto"/>
-        <w:ind w:left="539" w:hanging="255"/>
-        <w:jc w:val="both"/>
-      </w:pPr>
-      <w:r>
-        <w:rPr>
-          <w:rFonts w:ascii="Times New Roman" w:hAnsi="Times New Roman" w:eastAsia="宋体"/>
-          <w:b/>
-          <w:sz w:val="21"/>
-        </w:rPr>
-        <w:t>禅修＝巴瓦那，培育心的素质</w:t>
-      </w:r>
-      <w:r>
-        <w:rPr>
-          <w:rFonts w:ascii="Times New Roman" w:hAnsi="Times New Roman" w:eastAsia="宋体"/>
-          <w:b w:val="0"/>
-          <w:sz w:val="21"/>
-        </w:rPr>
-        <w:t>——bhāvanā 意为发展、培育；对象是心，可重复累积，不是放空。</w:t>
-      </w:r>
-    </w:p>
-    <w:p>
-      <w:pPr>
-        <w:pStyle w:val="ListNumber"/>
-        <w:spacing w:before="0" w:after="60" w:line="336" w:lineRule="auto"/>
-        <w:ind w:left="539" w:hanging="255"/>
-        <w:jc w:val="both"/>
-      </w:pPr>
-      <w:r>
-        <w:rPr>
-          <w:rFonts w:ascii="Times New Roman" w:hAnsi="Times New Roman" w:eastAsia="宋体"/>
-          <w:b/>
-          <w:sz w:val="21"/>
-        </w:rPr>
-        <w:t>目的＝平静与去五盖</w:t>
-      </w:r>
-      <w:r>
-        <w:rPr>
-          <w:rFonts w:ascii="Times New Roman" w:hAnsi="Times New Roman" w:eastAsia="宋体"/>
-          <w:b w:val="0"/>
-          <w:sz w:val="21"/>
-        </w:rPr>
-        <w:t>——五盖即欲贪、瞋恚、昏沉睡眠、掉举恶作、疑；心被盖住就看不清、使不上力。</w:t>
-      </w:r>
-    </w:p>
-    <w:p>
-      <w:pPr>
-        <w:pStyle w:val="ListNumber"/>
-        <w:spacing w:before="0" w:after="60" w:line="336" w:lineRule="auto"/>
-        <w:ind w:left="539" w:hanging="255"/>
-        <w:jc w:val="both"/>
-      </w:pPr>
-      <w:r>
-        <w:rPr>
-          <w:rFonts w:ascii="Times New Roman" w:hAnsi="Times New Roman" w:eastAsia="宋体"/>
-          <w:b/>
-          <w:sz w:val="21"/>
-        </w:rPr>
-        <w:t>不为结果，结果是自然的呈现</w:t>
-      </w:r>
-      <w:r>
-        <w:rPr>
-          <w:rFonts w:ascii="Times New Roman" w:hAnsi="Times New Roman" w:eastAsia="宋体"/>
-          <w:b w:val="0"/>
-          <w:sz w:val="21"/>
-        </w:rPr>
-        <w:t>——追结果的急、加力、紧绷，正是许多「禅病」的来路。</w:t>
-      </w:r>
-    </w:p>
-    <w:p>
-      <w:pPr>
-        <w:pStyle w:val="ListNumber"/>
-        <w:spacing w:before="0" w:after="60" w:line="336" w:lineRule="auto"/>
-        <w:ind w:left="539" w:hanging="255"/>
-        <w:jc w:val="both"/>
-      </w:pPr>
-      <w:r>
-        <w:rPr>
-          <w:rFonts w:ascii="Times New Roman" w:hAnsi="Times New Roman" w:eastAsia="宋体"/>
-          <w:b/>
-          <w:sz w:val="21"/>
-        </w:rPr>
-        <w:t>止＝萨马塔</w:t>
-      </w:r>
-      <w:r>
-        <w:rPr>
-          <w:rFonts w:ascii="Times New Roman" w:hAnsi="Times New Roman" w:eastAsia="宋体"/>
-          <w:b w:val="0"/>
-          <w:sz w:val="21"/>
-        </w:rPr>
-        <w:t>——令欲贪等诸障碍法止息、消失，故名止；目标是为观禅提供基础。</w:t>
-      </w:r>
-    </w:p>
-    <w:p>
-      <w:pPr>
-        <w:pStyle w:val="ListNumber"/>
-        <w:spacing w:before="0" w:after="60" w:line="336" w:lineRule="auto"/>
-        <w:ind w:left="539" w:hanging="255"/>
-        <w:jc w:val="both"/>
-      </w:pPr>
-      <w:r>
-        <w:rPr>
-          <w:rFonts w:ascii="Times New Roman" w:hAnsi="Times New Roman" w:eastAsia="宋体"/>
-          <w:b/>
-          <w:sz w:val="21"/>
-        </w:rPr>
-        <w:t>观＝维巴萨那</w:t>
-      </w:r>
-      <w:r>
-        <w:rPr>
-          <w:rFonts w:ascii="Times New Roman" w:hAnsi="Times New Roman" w:eastAsia="宋体"/>
-          <w:b w:val="0"/>
-          <w:sz w:val="21"/>
-        </w:rPr>
-        <w:t>——以无常·苦·无我观照名色诸行法，舍断对五蕴的执取；阿毗达摩是修观的说明书。</w:t>
-      </w:r>
-    </w:p>
-    <w:p>
-      <w:pPr>
-        <w:pStyle w:val="ListNumber"/>
-        <w:spacing w:before="0" w:after="60" w:line="336" w:lineRule="auto"/>
-        <w:ind w:left="539" w:hanging="255"/>
-        <w:jc w:val="both"/>
-      </w:pPr>
-      <w:r>
-        <w:rPr>
-          <w:rFonts w:ascii="Times New Roman" w:hAnsi="Times New Roman" w:eastAsia="宋体"/>
-          <w:b/>
-          <w:sz w:val="21"/>
-        </w:rPr>
-        <w:t>两条路都通</w:t>
-      </w:r>
-      <w:r>
-        <w:rPr>
-          <w:rFonts w:ascii="Times New Roman" w:hAnsi="Times New Roman" w:eastAsia="宋体"/>
-          <w:b w:val="0"/>
-          <w:sz w:val="21"/>
-        </w:rPr>
-        <w:t>——止观行者的路完全涵盖纯观行者；禅那如堡垒，是休息处。</w:t>
-      </w:r>
-    </w:p>
-    <w:p>
-      <w:pPr>
-        <w:pStyle w:val="ListNumber"/>
-        <w:spacing w:before="0" w:after="60" w:line="336" w:lineRule="auto"/>
-        <w:ind w:left="539" w:hanging="255"/>
-        <w:jc w:val="both"/>
-      </w:pPr>
-      <w:r>
-        <w:rPr>
-          <w:rFonts w:ascii="Times New Roman" w:hAnsi="Times New Roman" w:eastAsia="宋体"/>
-          <w:b/>
-          <w:sz w:val="21"/>
-        </w:rPr>
-        <w:t>正法还在、目标清楚、地图在手</w:t>
-      </w:r>
-      <w:r>
-        <w:rPr>
-          <w:rFonts w:ascii="Times New Roman" w:hAnsi="Times New Roman" w:eastAsia="宋体"/>
-          <w:b w:val="0"/>
-          <w:sz w:val="21"/>
-        </w:rPr>
-        <w:t>——五个千年里仍能证果；三种菩提解脱无差异；体系即三学·七清净·十六观智。</w:t>
-      </w:r>
-    </w:p>
-    <w:p>
-      <w:pPr>
-        <w:spacing w:before="0" w:after="100" w:line="336" w:lineRule="auto"/>
-        <w:jc w:val="both"/>
-      </w:pPr>
-      <w:r>
-        <w:rPr>
-          <w:rFonts w:ascii="Times New Roman" w:hAnsi="Times New Roman" w:eastAsia="宋体"/>
-          <w:b w:val="0"/>
-          <w:sz w:val="21"/>
-        </w:rPr>
-        <w:t>📌 来源：知识框架与要点/读书会01_禅修入门与基础_知识框架与要点.md → 「二、8周版 · W1　禅修的本质与目标与如来禅修学体系」（脚本：全部取自 ima 知识库「古源尊者开示及上座部佛教资料」）</w:t>
-      </w:r>
-    </w:p>
-    <w:p>
-      <w:pPr>
-        <w:keepNext/>
-        <w:spacing w:before="280" w:after="80" w:line="300" w:lineRule="auto"/>
-      </w:pPr>
+        <w:t>🗺</w:t>
+      </w:r>
       <w:r>
         <w:rPr>
           <w:rFonts w:ascii="微软雅黑" w:hAnsi="微软雅黑" w:eastAsia="微软雅黑"/>
@@ -1655,7 +1670,948 @@
           <w:color w:val="1F3864"/>
           <w:sz w:val="27"/>
         </w:rPr>
-        <w:t>🧘 静心开场（10 min）</w:t>
+        <w:t xml:space="preserve"> </w:t>
+      </w:r>
+      <w:r>
+        <w:rPr>
+          <w:rFonts w:ascii="微软雅黑" w:hAnsi="微软雅黑" w:eastAsia="微软雅黑"/>
+          <w:b/>
+          <w:color w:val="1F3864"/>
+          <w:sz w:val="27"/>
+        </w:rPr>
+        <w:t>本周知识地图</w:t>
+      </w:r>
+    </w:p>
+    <w:p>
+      <w:pPr>
+        <w:spacing w:before="0" w:after="40" w:line="312" w:lineRule="auto"/>
+        <w:ind w:left="198" w:right="113"/>
+        <w:jc w:val="left"/>
+      </w:pPr>
+      <w:r>
+        <w:rPr>
+          <w:rFonts w:ascii="Times New Roman" w:hAnsi="Times New Roman" w:eastAsia="宋体"/>
+          <w:b/>
+          <w:color w:val="1A1A1A"/>
+          <w:sz w:val="21"/>
+        </w:rPr>
+        <w:t>本周</w:t>
+      </w:r>
+      <w:r>
+        <w:rPr>
+          <w:rFonts w:ascii="Times New Roman" w:hAnsi="Times New Roman" w:eastAsia="宋体"/>
+          <w:b/>
+          <w:color w:val="1A1A1A"/>
+          <w:sz w:val="21"/>
+        </w:rPr>
+        <w:t xml:space="preserve"> </w:t>
+      </w:r>
+      <w:r>
+        <w:rPr>
+          <w:rFonts w:ascii="Times New Roman" w:hAnsi="Times New Roman" w:eastAsia="宋体"/>
+          <w:b/>
+          <w:color w:val="1A1A1A"/>
+          <w:sz w:val="21"/>
+        </w:rPr>
+        <w:t>=</w:t>
+      </w:r>
+      <w:r>
+        <w:rPr>
+          <w:rFonts w:ascii="Times New Roman" w:hAnsi="Times New Roman" w:eastAsia="宋体"/>
+          <w:b/>
+          <w:color w:val="1A1A1A"/>
+          <w:sz w:val="21"/>
+        </w:rPr>
+        <w:t xml:space="preserve"> </w:t>
+      </w:r>
+      <w:r>
+        <w:rPr>
+          <w:rFonts w:ascii="Times New Roman" w:hAnsi="Times New Roman" w:eastAsia="宋体"/>
+          <w:b/>
+          <w:color w:val="1A1A1A"/>
+          <w:sz w:val="21"/>
+        </w:rPr>
+        <w:t>禅修的本质与目标（八周的第一课：先认路，再上路）</w:t>
+      </w:r>
+    </w:p>
+    <w:p>
+      <w:pPr>
+        <w:spacing w:before="0" w:after="40" w:line="312" w:lineRule="auto"/>
+        <w:ind w:left="198" w:right="113"/>
+        <w:jc w:val="left"/>
+      </w:pPr>
+      <w:r>
+        <w:rPr>
+          <w:rFonts w:ascii="Times New Roman" w:hAnsi="Times New Roman" w:eastAsia="宋体" w:cs="Times New Roman"/>
+          <w:b/>
+          <w:color w:val="1A1A1A"/>
+          <w:sz w:val="21"/>
+        </w:rPr>
+        <w:t>一、是什么：巴瓦那（bhāvanā）＝发展、培育</w:t>
+      </w:r>
+    </w:p>
+    <w:p>
+      <w:pPr>
+        <w:spacing w:before="0" w:after="40" w:line="312" w:lineRule="auto"/>
+        <w:ind w:left="510" w:right="113"/>
+        <w:jc w:val="left"/>
+      </w:pPr>
+      <w:r>
+        <w:rPr>
+          <w:rFonts w:ascii="Times New Roman" w:hAnsi="Times New Roman" w:eastAsia="宋体"/>
+          <w:b w:val="0"/>
+          <w:color w:val="333333"/>
+          <w:sz w:val="20"/>
+        </w:rPr>
+        <w:t>心灵发展、提升心的素质的修行实践；对象是心</w:t>
+      </w:r>
+    </w:p>
+    <w:p>
+      <w:pPr>
+        <w:spacing w:before="0" w:after="40" w:line="312" w:lineRule="auto"/>
+        <w:ind w:left="510" w:right="113"/>
+        <w:jc w:val="left"/>
+      </w:pPr>
+      <w:r>
+        <w:rPr>
+          <w:rFonts w:ascii="Times New Roman" w:hAnsi="Times New Roman" w:eastAsia="宋体"/>
+          <w:b w:val="0"/>
+          <w:color w:val="333333"/>
+          <w:sz w:val="20"/>
+        </w:rPr>
+        <w:t>可重复、有次第、慢慢累积：不是神秘状态，不是把心放空</w:t>
+      </w:r>
+    </w:p>
+    <w:p>
+      <w:pPr>
+        <w:spacing w:before="0" w:after="40" w:line="312" w:lineRule="auto"/>
+        <w:ind w:left="198" w:right="113"/>
+        <w:jc w:val="left"/>
+      </w:pPr>
+      <w:r>
+        <w:rPr>
+          <w:rFonts w:ascii="Times New Roman" w:hAnsi="Times New Roman" w:eastAsia="宋体"/>
+          <w:b/>
+          <w:color w:val="1A1A1A"/>
+          <w:sz w:val="21"/>
+        </w:rPr>
+        <w:t>二、为什么：平静·去五盖·不为结果</w:t>
+      </w:r>
+    </w:p>
+    <w:p>
+      <w:pPr>
+        <w:spacing w:before="0" w:after="40" w:line="312" w:lineRule="auto"/>
+        <w:ind w:left="510" w:right="113"/>
+        <w:jc w:val="left"/>
+      </w:pPr>
+      <w:r>
+        <w:rPr>
+          <w:rFonts w:ascii="Times New Roman" w:hAnsi="Times New Roman" w:eastAsia="宋体"/>
+          <w:b w:val="0"/>
+          <w:color w:val="333333"/>
+          <w:sz w:val="20"/>
+        </w:rPr>
+        <w:t>目的＝培育心的平静、去除五盖（欲贪·瞋恚·昏沉睡眠·掉举恶作·疑）</w:t>
+      </w:r>
+    </w:p>
+    <w:p>
+      <w:pPr>
+        <w:spacing w:before="0" w:after="40" w:line="312" w:lineRule="auto"/>
+        <w:ind w:left="510" w:right="113"/>
+        <w:jc w:val="left"/>
+      </w:pPr>
+      <w:r>
+        <w:rPr>
+          <w:rFonts w:ascii="Times New Roman" w:hAnsi="Times New Roman" w:eastAsia="宋体"/>
+          <w:b w:val="0"/>
+          <w:color w:val="333333"/>
+          <w:sz w:val="20"/>
+        </w:rPr>
+        <w:t>不为结果，结果是自然的呈现；只管当下心在上行，不善心自然不生</w:t>
+      </w:r>
+    </w:p>
+    <w:p>
+      <w:pPr>
+        <w:spacing w:before="0" w:after="40" w:line="312" w:lineRule="auto"/>
+        <w:ind w:left="198" w:right="113"/>
+        <w:jc w:val="left"/>
+      </w:pPr>
+      <w:r>
+        <w:rPr>
+          <w:rFonts w:ascii="Times New Roman" w:hAnsi="Times New Roman" w:eastAsia="宋体"/>
+          <w:b/>
+          <w:color w:val="1A1A1A"/>
+          <w:sz w:val="21"/>
+        </w:rPr>
+        <w:t>三、止与观：两块，一条路</w:t>
+      </w:r>
+    </w:p>
+    <w:p>
+      <w:pPr>
+        <w:spacing w:before="0" w:after="40" w:line="312" w:lineRule="auto"/>
+        <w:ind w:left="510" w:right="113"/>
+        <w:jc w:val="left"/>
+      </w:pPr>
+      <w:r>
+        <w:rPr>
+          <w:rFonts w:ascii="Times New Roman" w:hAnsi="Times New Roman" w:eastAsia="宋体"/>
+          <w:b w:val="0"/>
+          <w:color w:val="333333"/>
+          <w:sz w:val="20"/>
+        </w:rPr>
+        <w:t>止＝萨马塔（samatha）：令贪等诸障碍法止息，故名止（《辨析道义注》·沙利子尊者）</w:t>
+      </w:r>
+    </w:p>
+    <w:p>
+      <w:pPr>
+        <w:spacing w:before="0" w:after="40" w:line="312" w:lineRule="auto"/>
+        <w:ind w:left="822" w:right="113"/>
+        <w:jc w:val="left"/>
+      </w:pPr>
+      <w:r>
+        <w:rPr>
+          <w:rFonts w:ascii="Times New Roman" w:hAnsi="Times New Roman" w:eastAsia="宋体"/>
+          <w:b w:val="0"/>
+          <w:color w:val="333333"/>
+          <w:sz w:val="20"/>
+        </w:rPr>
+        <w:t>目标：宁静·征服烦恼·为观禅提供基础；修「心」＝止</w:t>
+      </w:r>
+    </w:p>
+    <w:p>
+      <w:pPr>
+        <w:spacing w:before="0" w:after="40" w:line="312" w:lineRule="auto"/>
+        <w:ind w:left="510" w:right="113"/>
+        <w:jc w:val="left"/>
+      </w:pPr>
+      <w:r>
+        <w:rPr>
+          <w:rFonts w:ascii="Times New Roman" w:hAnsi="Times New Roman" w:eastAsia="宋体" w:cs="Times New Roman"/>
+          <w:b w:val="0"/>
+          <w:color w:val="333333"/>
+          <w:sz w:val="20"/>
+        </w:rPr>
+        <w:t>观＝维巴萨那（vipassanā）：以无常等行相观照名色诸行法（译「内观」不准确）</w:t>
+      </w:r>
+    </w:p>
+    <w:p>
+      <w:pPr>
+        <w:spacing w:before="0" w:after="40" w:line="312" w:lineRule="auto"/>
+        <w:ind w:left="822" w:right="113"/>
+        <w:jc w:val="left"/>
+      </w:pPr>
+      <w:r>
+        <w:rPr>
+          <w:rFonts w:ascii="Times New Roman" w:hAnsi="Times New Roman" w:eastAsia="宋体"/>
+          <w:b w:val="0"/>
+          <w:color w:val="333333"/>
+          <w:sz w:val="20"/>
+        </w:rPr>
+        <w:t>所观＝无常·苦·无我；目的＝舍断执取、证悟涅槃；修「慧」＝观智（十六观智）</w:t>
+      </w:r>
+    </w:p>
+    <w:p>
+      <w:pPr>
+        <w:spacing w:before="0" w:after="40" w:line="312" w:lineRule="auto"/>
+        <w:ind w:left="510" w:right="113"/>
+        <w:jc w:val="left"/>
+      </w:pPr>
+      <w:r>
+        <w:rPr>
+          <w:rFonts w:ascii="Times New Roman" w:hAnsi="Times New Roman" w:eastAsia="宋体"/>
+          <w:b w:val="0"/>
+          <w:color w:val="333333"/>
+          <w:sz w:val="20"/>
+        </w:rPr>
+        <w:t>止是观的基础（灯在静处才照得清）；阿毗达摩是修观的说明书</w:t>
+      </w:r>
+    </w:p>
+    <w:p>
+      <w:pPr>
+        <w:spacing w:before="0" w:after="40" w:line="312" w:lineRule="auto"/>
+        <w:ind w:left="198" w:right="113"/>
+        <w:jc w:val="left"/>
+      </w:pPr>
+      <w:r>
+        <w:rPr>
+          <w:rFonts w:ascii="Times New Roman" w:hAnsi="Times New Roman" w:eastAsia="宋体"/>
+          <w:b/>
+          <w:color w:val="1A1A1A"/>
+          <w:sz w:val="21"/>
+        </w:rPr>
+        <w:t>四、两条路：止观行者与纯观行者</w:t>
+      </w:r>
+    </w:p>
+    <w:p>
+      <w:pPr>
+        <w:spacing w:before="0" w:after="40" w:line="312" w:lineRule="auto"/>
+        <w:ind w:left="510" w:right="113"/>
+        <w:jc w:val="left"/>
+      </w:pPr>
+      <w:r>
+        <w:rPr>
+          <w:rFonts w:ascii="Times New Roman" w:hAnsi="Times New Roman" w:eastAsia="宋体"/>
+          <w:b w:val="0"/>
+          <w:color w:val="333333"/>
+          <w:sz w:val="20"/>
+        </w:rPr>
+        <w:t>止观行者（萨马塔亚尼卡）＝证初禅乃至八定，出定后转修观智</w:t>
+      </w:r>
+    </w:p>
+    <w:p>
+      <w:pPr>
+        <w:spacing w:before="0" w:after="40" w:line="312" w:lineRule="auto"/>
+        <w:ind w:left="510" w:right="113"/>
+        <w:jc w:val="left"/>
+      </w:pPr>
+      <w:r>
+        <w:rPr>
+          <w:rFonts w:ascii="Times New Roman" w:hAnsi="Times New Roman" w:eastAsia="宋体"/>
+          <w:b w:val="0"/>
+          <w:color w:val="333333"/>
+          <w:sz w:val="20"/>
+        </w:rPr>
+        <w:t>纯观行者（干观）＝未证安止禅那，以近行定为基修观</w:t>
+      </w:r>
+    </w:p>
+    <w:p>
+      <w:pPr>
+        <w:spacing w:before="0" w:after="40" w:line="312" w:lineRule="auto"/>
+        <w:ind w:left="510" w:right="113"/>
+        <w:jc w:val="left"/>
+      </w:pPr>
+      <w:r>
+        <w:rPr>
+          <w:rFonts w:ascii="Times New Roman" w:hAnsi="Times New Roman" w:eastAsia="宋体"/>
+          <w:b w:val="0"/>
+          <w:color w:val="333333"/>
+          <w:sz w:val="20"/>
+        </w:rPr>
+        <w:t>前者完全涵盖后者；禅那如战场战士的堡垒，作休息处（《中部·两种寻经》）</w:t>
+      </w:r>
+    </w:p>
+    <w:p>
+      <w:pPr>
+        <w:spacing w:before="0" w:after="40" w:line="312" w:lineRule="auto"/>
+        <w:ind w:left="198" w:right="113"/>
+        <w:jc w:val="left"/>
+      </w:pPr>
+      <w:r>
+        <w:rPr>
+          <w:rFonts w:ascii="Times New Roman" w:hAnsi="Times New Roman" w:eastAsia="宋体"/>
+          <w:b/>
+          <w:color w:val="1A1A1A"/>
+          <w:sz w:val="21"/>
+        </w:rPr>
+        <w:t>五、时代：正法住世五个千年（《长部义注》）</w:t>
+      </w:r>
+    </w:p>
+    <w:p>
+      <w:pPr>
+        <w:spacing w:before="0" w:after="40" w:line="312" w:lineRule="auto"/>
+        <w:ind w:left="510" w:right="113"/>
+        <w:jc w:val="left"/>
+      </w:pPr>
+      <w:r>
+        <w:rPr>
+          <w:rFonts w:ascii="Times New Roman" w:hAnsi="Times New Roman" w:eastAsia="宋体" w:cs="Times New Roman"/>
+          <w:b w:val="0"/>
+          <w:color w:val="333333"/>
+          <w:sz w:val="20"/>
+        </w:rPr>
+        <w:t>辨析智→六神通→三明（tevijjā）→纯观阿拉汉果→不来·一来·入流果</w:t>
+      </w:r>
+    </w:p>
+    <w:p>
+      <w:pPr>
+        <w:spacing w:before="0" w:after="40" w:line="312" w:lineRule="auto"/>
+        <w:ind w:left="510" w:right="113"/>
+        <w:jc w:val="left"/>
+      </w:pPr>
+      <w:r>
+        <w:rPr>
+          <w:rFonts w:ascii="Times New Roman" w:hAnsi="Times New Roman" w:eastAsia="宋体"/>
+          <w:b w:val="0"/>
+          <w:color w:val="333333"/>
+          <w:sz w:val="20"/>
+        </w:rPr>
+        <w:t>佛灭两千五百多年，正处第三个千年：三明仍可证，法没有过期，是人的条件变了</w:t>
+      </w:r>
+    </w:p>
+    <w:p>
+      <w:pPr>
+        <w:spacing w:before="0" w:after="40" w:line="312" w:lineRule="auto"/>
+        <w:ind w:left="198" w:right="113"/>
+        <w:jc w:val="left"/>
+      </w:pPr>
+      <w:r>
+        <w:rPr>
+          <w:rFonts w:ascii="Times New Roman" w:hAnsi="Times New Roman" w:eastAsia="宋体"/>
+          <w:b/>
+          <w:color w:val="1A1A1A"/>
+          <w:sz w:val="21"/>
+        </w:rPr>
+        <w:t>六、目标与全图：三种菩提·如来禅体系</w:t>
+      </w:r>
+    </w:p>
+    <w:p>
+      <w:pPr>
+        <w:spacing w:before="0" w:after="40" w:line="312" w:lineRule="auto"/>
+        <w:ind w:left="510" w:right="113"/>
+        <w:jc w:val="left"/>
+      </w:pPr>
+      <w:r>
+        <w:rPr>
+          <w:rFonts w:ascii="Times New Roman" w:hAnsi="Times New Roman" w:eastAsia="宋体" w:cs="Times New Roman"/>
+          <w:b w:val="0"/>
+          <w:color w:val="333333"/>
+          <w:sz w:val="20"/>
+        </w:rPr>
+        <w:t>正自觉（sammā-sambodhi→佛陀）·独觉（pacceka-bodhi→独觉佛）</w:t>
+      </w:r>
+    </w:p>
+    <w:p>
+      <w:pPr>
+        <w:spacing w:before="0" w:after="40" w:line="312" w:lineRule="auto"/>
+        <w:ind w:left="510" w:right="113"/>
+        <w:jc w:val="left"/>
+      </w:pPr>
+      <w:r>
+        <w:rPr>
+          <w:rFonts w:ascii="Times New Roman" w:hAnsi="Times New Roman" w:eastAsia="宋体" w:cs="Times New Roman"/>
+          <w:b w:val="0"/>
+          <w:color w:val="333333"/>
+          <w:sz w:val="20"/>
+        </w:rPr>
+        <w:t>弟子（sāvaka-bodhi→圣弟子）：解脱无差异，差异在愿力·巴拉密·时间</w:t>
+      </w:r>
+    </w:p>
+    <w:p>
+      <w:pPr>
+        <w:spacing w:before="0" w:after="40" w:line="312" w:lineRule="auto"/>
+        <w:ind w:left="510" w:right="113"/>
+        <w:jc w:val="left"/>
+      </w:pPr>
+      <w:r>
+        <w:rPr>
+          <w:rFonts w:ascii="Times New Roman" w:hAnsi="Times New Roman" w:eastAsia="宋体"/>
+          <w:b w:val="0"/>
+          <w:color w:val="333333"/>
+          <w:sz w:val="20"/>
+        </w:rPr>
+        <w:t>如来禅＝佛陀教导、辗转传来无增减的禅法：三学＋七清净（后五展开为十六观智）</w:t>
+      </w:r>
+    </w:p>
+    <w:p>
+      <w:pPr>
+        <w:spacing w:before="0" w:after="100" w:line="336" w:lineRule="auto"/>
+        <w:jc w:val="both"/>
+      </w:pPr>
+      <w:r>
+        <w:rPr>
+          <w:rFonts w:ascii="Times New Roman" w:hAnsi="Times New Roman" w:eastAsia="宋体"/>
+          <w:b/>
+          <w:sz w:val="21"/>
+        </w:rPr>
+        <w:t>本周要点（7</w:t>
+      </w:r>
+      <w:r>
+        <w:rPr>
+          <w:rFonts w:ascii="Times New Roman" w:hAnsi="Times New Roman" w:eastAsia="宋体"/>
+          <w:b/>
+          <w:sz w:val="21"/>
+        </w:rPr>
+        <w:t xml:space="preserve"> </w:t>
+      </w:r>
+      <w:r>
+        <w:rPr>
+          <w:rFonts w:ascii="Times New Roman" w:hAnsi="Times New Roman" w:eastAsia="宋体"/>
+          <w:b/>
+          <w:sz w:val="21"/>
+        </w:rPr>
+        <w:t>条）</w:t>
+      </w:r>
+    </w:p>
+    <w:p>
+      <w:pPr>
+        <w:spacing w:before="0" w:after="60" w:line="336" w:lineRule="auto"/>
+        <w:ind w:left="539" w:hanging="283"/>
+        <w:jc w:val="both"/>
+      </w:pPr>
+      <w:r>
+        <w:rPr>
+          <w:rFonts w:ascii="Times New Roman" w:hAnsi="Times New Roman" w:eastAsia="宋体"/>
+          <w:b w:val="0"/>
+          <w:sz w:val="21"/>
+        </w:rPr>
+        <w:t>1.</w:t>
+      </w:r>
+      <w:r>
+        <w:rPr>
+          <w:rFonts w:ascii="Times New Roman" w:hAnsi="Times New Roman" w:eastAsia="宋体"/>
+          <w:b w:val="0"/>
+          <w:sz w:val="21"/>
+        </w:rPr>
+        <w:t xml:space="preserve"> </w:t>
+      </w:r>
+      <w:r>
+        <w:rPr>
+          <w:rFonts w:ascii="Times New Roman" w:hAnsi="Times New Roman" w:eastAsia="宋体"/>
+          <w:b/>
+          <w:sz w:val="21"/>
+        </w:rPr>
+        <w:t>禅修＝巴瓦那，培育心的素质</w:t>
+      </w:r>
+      <w:r>
+        <w:rPr>
+          <w:rFonts w:ascii="Times New Roman" w:hAnsi="Times New Roman" w:eastAsia="宋体" w:cs="Times New Roman"/>
+          <w:b w:val="0"/>
+          <w:sz w:val="21"/>
+        </w:rPr>
+        <w:t>——bhāvanā</w:t>
+      </w:r>
+      <w:r>
+        <w:rPr>
+          <w:rFonts w:ascii="Times New Roman" w:hAnsi="Times New Roman" w:eastAsia="宋体"/>
+          <w:b w:val="0"/>
+          <w:sz w:val="21"/>
+        </w:rPr>
+        <w:t xml:space="preserve"> </w:t>
+      </w:r>
+      <w:r>
+        <w:rPr>
+          <w:rFonts w:ascii="Times New Roman" w:hAnsi="Times New Roman" w:eastAsia="宋体"/>
+          <w:b w:val="0"/>
+          <w:sz w:val="21"/>
+        </w:rPr>
+        <w:t>意为发展、培育；对象是心，可重复累积，不是放空。</w:t>
+      </w:r>
+    </w:p>
+    <w:p>
+      <w:pPr>
+        <w:spacing w:before="0" w:after="60" w:line="336" w:lineRule="auto"/>
+        <w:ind w:left="539" w:hanging="283"/>
+        <w:jc w:val="both"/>
+      </w:pPr>
+      <w:r>
+        <w:rPr>
+          <w:rFonts w:ascii="Times New Roman" w:hAnsi="Times New Roman" w:eastAsia="宋体"/>
+          <w:b w:val="0"/>
+          <w:sz w:val="21"/>
+        </w:rPr>
+        <w:t>2.</w:t>
+      </w:r>
+      <w:r>
+        <w:rPr>
+          <w:rFonts w:ascii="Times New Roman" w:hAnsi="Times New Roman" w:eastAsia="宋体"/>
+          <w:b w:val="0"/>
+          <w:sz w:val="21"/>
+        </w:rPr>
+        <w:t xml:space="preserve"> </w:t>
+      </w:r>
+      <w:r>
+        <w:rPr>
+          <w:rFonts w:ascii="Times New Roman" w:hAnsi="Times New Roman" w:eastAsia="宋体"/>
+          <w:b/>
+          <w:sz w:val="21"/>
+        </w:rPr>
+        <w:t>目的＝平静与去五盖</w:t>
+      </w:r>
+      <w:r>
+        <w:rPr>
+          <w:rFonts w:ascii="Times New Roman" w:hAnsi="Times New Roman" w:eastAsia="宋体"/>
+          <w:b w:val="0"/>
+          <w:sz w:val="21"/>
+        </w:rPr>
+        <w:t>——五盖即欲贪、瞋恚、昏沉睡眠、掉举恶作、疑；心被盖住就看不清、使不上力。</w:t>
+      </w:r>
+    </w:p>
+    <w:p>
+      <w:pPr>
+        <w:spacing w:before="0" w:after="60" w:line="336" w:lineRule="auto"/>
+        <w:ind w:left="539" w:hanging="283"/>
+        <w:jc w:val="both"/>
+      </w:pPr>
+      <w:r>
+        <w:rPr>
+          <w:rFonts w:ascii="Times New Roman" w:hAnsi="Times New Roman" w:eastAsia="宋体"/>
+          <w:b w:val="0"/>
+          <w:sz w:val="21"/>
+        </w:rPr>
+        <w:t>3.</w:t>
+      </w:r>
+      <w:r>
+        <w:rPr>
+          <w:rFonts w:ascii="Times New Roman" w:hAnsi="Times New Roman" w:eastAsia="宋体"/>
+          <w:b w:val="0"/>
+          <w:sz w:val="21"/>
+        </w:rPr>
+        <w:t xml:space="preserve"> </w:t>
+      </w:r>
+      <w:r>
+        <w:rPr>
+          <w:rFonts w:ascii="Times New Roman" w:hAnsi="Times New Roman" w:eastAsia="宋体"/>
+          <w:b/>
+          <w:sz w:val="21"/>
+        </w:rPr>
+        <w:t>不为结果，结果是自然的呈现</w:t>
+      </w:r>
+      <w:r>
+        <w:rPr>
+          <w:rFonts w:ascii="Times New Roman" w:hAnsi="Times New Roman" w:eastAsia="宋体"/>
+          <w:b w:val="0"/>
+          <w:sz w:val="21"/>
+        </w:rPr>
+        <w:t>——追结果的急、加力、紧绷，正是许多「禅病」的来路。</w:t>
+      </w:r>
+    </w:p>
+    <w:p>
+      <w:pPr>
+        <w:spacing w:before="0" w:after="60" w:line="336" w:lineRule="auto"/>
+        <w:ind w:left="539" w:hanging="283"/>
+        <w:jc w:val="both"/>
+      </w:pPr>
+      <w:r>
+        <w:rPr>
+          <w:rFonts w:ascii="Times New Roman" w:hAnsi="Times New Roman" w:eastAsia="宋体"/>
+          <w:b w:val="0"/>
+          <w:sz w:val="21"/>
+        </w:rPr>
+        <w:t>4.</w:t>
+      </w:r>
+      <w:r>
+        <w:rPr>
+          <w:rFonts w:ascii="Times New Roman" w:hAnsi="Times New Roman" w:eastAsia="宋体"/>
+          <w:b w:val="0"/>
+          <w:sz w:val="21"/>
+        </w:rPr>
+        <w:t xml:space="preserve"> </w:t>
+      </w:r>
+      <w:r>
+        <w:rPr>
+          <w:rFonts w:ascii="Times New Roman" w:hAnsi="Times New Roman" w:eastAsia="宋体"/>
+          <w:b/>
+          <w:sz w:val="21"/>
+        </w:rPr>
+        <w:t>止＝萨马塔</w:t>
+      </w:r>
+      <w:r>
+        <w:rPr>
+          <w:rFonts w:ascii="Times New Roman" w:hAnsi="Times New Roman" w:eastAsia="宋体"/>
+          <w:b w:val="0"/>
+          <w:sz w:val="21"/>
+        </w:rPr>
+        <w:t>——令欲贪等诸障碍法止息、消失，故名止；目标是为观禅提供基础。</w:t>
+      </w:r>
+    </w:p>
+    <w:p>
+      <w:pPr>
+        <w:spacing w:before="0" w:after="60" w:line="336" w:lineRule="auto"/>
+        <w:ind w:left="539" w:hanging="283"/>
+        <w:jc w:val="both"/>
+      </w:pPr>
+      <w:r>
+        <w:rPr>
+          <w:rFonts w:ascii="Times New Roman" w:hAnsi="Times New Roman" w:eastAsia="宋体"/>
+          <w:b w:val="0"/>
+          <w:sz w:val="21"/>
+        </w:rPr>
+        <w:t>5.</w:t>
+      </w:r>
+      <w:r>
+        <w:rPr>
+          <w:rFonts w:ascii="Times New Roman" w:hAnsi="Times New Roman" w:eastAsia="宋体"/>
+          <w:b w:val="0"/>
+          <w:sz w:val="21"/>
+        </w:rPr>
+        <w:t xml:space="preserve"> </w:t>
+      </w:r>
+      <w:r>
+        <w:rPr>
+          <w:rFonts w:ascii="Times New Roman" w:hAnsi="Times New Roman" w:eastAsia="宋体"/>
+          <w:b/>
+          <w:sz w:val="21"/>
+        </w:rPr>
+        <w:t>观＝维巴萨那</w:t>
+      </w:r>
+      <w:r>
+        <w:rPr>
+          <w:rFonts w:ascii="Times New Roman" w:hAnsi="Times New Roman" w:eastAsia="宋体"/>
+          <w:b w:val="0"/>
+          <w:sz w:val="21"/>
+        </w:rPr>
+        <w:t>——以无常·苦·无我观照名色诸行法，舍断对五蕴的执取；阿毗达摩是修观的说明书。</w:t>
+      </w:r>
+    </w:p>
+    <w:p>
+      <w:pPr>
+        <w:spacing w:before="0" w:after="60" w:line="336" w:lineRule="auto"/>
+        <w:ind w:left="539" w:hanging="283"/>
+        <w:jc w:val="both"/>
+      </w:pPr>
+      <w:r>
+        <w:rPr>
+          <w:rFonts w:ascii="Times New Roman" w:hAnsi="Times New Roman" w:eastAsia="宋体"/>
+          <w:b w:val="0"/>
+          <w:sz w:val="21"/>
+        </w:rPr>
+        <w:t>6.</w:t>
+      </w:r>
+      <w:r>
+        <w:rPr>
+          <w:rFonts w:ascii="Times New Roman" w:hAnsi="Times New Roman" w:eastAsia="宋体"/>
+          <w:b w:val="0"/>
+          <w:sz w:val="21"/>
+        </w:rPr>
+        <w:t xml:space="preserve"> </w:t>
+      </w:r>
+      <w:r>
+        <w:rPr>
+          <w:rFonts w:ascii="Times New Roman" w:hAnsi="Times New Roman" w:eastAsia="宋体"/>
+          <w:b/>
+          <w:sz w:val="21"/>
+        </w:rPr>
+        <w:t>两条路都通</w:t>
+      </w:r>
+      <w:r>
+        <w:rPr>
+          <w:rFonts w:ascii="Times New Roman" w:hAnsi="Times New Roman" w:eastAsia="宋体"/>
+          <w:b w:val="0"/>
+          <w:sz w:val="21"/>
+        </w:rPr>
+        <w:t>——止观行者的路完全涵盖纯观行者；禅那如堡垒，是休息处。</w:t>
+      </w:r>
+    </w:p>
+    <w:p>
+      <w:pPr>
+        <w:spacing w:before="0" w:after="60" w:line="336" w:lineRule="auto"/>
+        <w:ind w:left="539" w:hanging="283"/>
+        <w:jc w:val="both"/>
+      </w:pPr>
+      <w:r>
+        <w:rPr>
+          <w:rFonts w:ascii="Times New Roman" w:hAnsi="Times New Roman" w:eastAsia="宋体"/>
+          <w:b w:val="0"/>
+          <w:sz w:val="21"/>
+        </w:rPr>
+        <w:t>7.</w:t>
+      </w:r>
+      <w:r>
+        <w:rPr>
+          <w:rFonts w:ascii="Times New Roman" w:hAnsi="Times New Roman" w:eastAsia="宋体"/>
+          <w:b w:val="0"/>
+          <w:sz w:val="21"/>
+        </w:rPr>
+        <w:t xml:space="preserve"> </w:t>
+      </w:r>
+      <w:r>
+        <w:rPr>
+          <w:rFonts w:ascii="Times New Roman" w:hAnsi="Times New Roman" w:eastAsia="宋体"/>
+          <w:b/>
+          <w:sz w:val="21"/>
+        </w:rPr>
+        <w:t>正法还在、目标清楚、地图在手</w:t>
+      </w:r>
+      <w:r>
+        <w:rPr>
+          <w:rFonts w:ascii="Times New Roman" w:hAnsi="Times New Roman" w:eastAsia="宋体"/>
+          <w:b w:val="0"/>
+          <w:sz w:val="21"/>
+        </w:rPr>
+        <w:t>——五个千年里仍能证果；三种菩提解脱无差异；体系即三学·七清净·十六观智。</w:t>
+      </w:r>
+    </w:p>
+    <w:p>
+      <w:pPr>
+        <w:spacing w:before="0" w:after="100" w:line="336" w:lineRule="auto"/>
+        <w:jc w:val="both"/>
+      </w:pPr>
+      <w:r>
+        <w:rPr>
+          <w:rFonts w:ascii="Times New Roman" w:hAnsi="Times New Roman" w:eastAsia="宋体"/>
+          <w:b w:val="0"/>
+          <w:sz w:val="21"/>
+        </w:rPr>
+        <w:t>📌</w:t>
+      </w:r>
+      <w:r>
+        <w:rPr>
+          <w:rFonts w:ascii="Times New Roman" w:hAnsi="Times New Roman" w:eastAsia="宋体"/>
+          <w:b w:val="0"/>
+          <w:sz w:val="21"/>
+        </w:rPr>
+        <w:t xml:space="preserve"> </w:t>
+      </w:r>
+      <w:r>
+        <w:rPr>
+          <w:rFonts w:ascii="Times New Roman" w:hAnsi="Times New Roman" w:eastAsia="宋体"/>
+          <w:b w:val="0"/>
+          <w:sz w:val="21"/>
+        </w:rPr>
+        <w:t>来源：知识框架与要点/读书会01_禅修入门与基础_知识框架与要点.md</w:t>
+      </w:r>
+      <w:r>
+        <w:rPr>
+          <w:rFonts w:ascii="Times New Roman" w:hAnsi="Times New Roman" w:eastAsia="宋体"/>
+          <w:b w:val="0"/>
+          <w:sz w:val="21"/>
+        </w:rPr>
+        <w:t xml:space="preserve"> </w:t>
+      </w:r>
+      <w:r>
+        <w:rPr>
+          <w:rFonts w:ascii="Times New Roman" w:hAnsi="Times New Roman" w:eastAsia="宋体"/>
+          <w:b w:val="0"/>
+          <w:sz w:val="21"/>
+        </w:rPr>
+        <w:t>→</w:t>
+      </w:r>
+      <w:r>
+        <w:rPr>
+          <w:rFonts w:ascii="Times New Roman" w:hAnsi="Times New Roman" w:eastAsia="宋体"/>
+          <w:b w:val="0"/>
+          <w:sz w:val="21"/>
+        </w:rPr>
+        <w:t xml:space="preserve"> </w:t>
+      </w:r>
+      <w:r>
+        <w:rPr>
+          <w:rFonts w:ascii="Times New Roman" w:hAnsi="Times New Roman" w:eastAsia="宋体"/>
+          <w:b w:val="0"/>
+          <w:sz w:val="21"/>
+        </w:rPr>
+        <w:t>「二、8周版</w:t>
+      </w:r>
+      <w:r>
+        <w:rPr>
+          <w:rFonts w:ascii="Times New Roman" w:hAnsi="Times New Roman" w:eastAsia="宋体"/>
+          <w:b w:val="0"/>
+          <w:sz w:val="21"/>
+        </w:rPr>
+        <w:t xml:space="preserve"> </w:t>
+      </w:r>
+      <w:r>
+        <w:rPr>
+          <w:rFonts w:ascii="Times New Roman" w:hAnsi="Times New Roman" w:eastAsia="宋体"/>
+          <w:b w:val="0"/>
+          <w:sz w:val="21"/>
+        </w:rPr>
+        <w:t>·</w:t>
+      </w:r>
+      <w:r>
+        <w:rPr>
+          <w:rFonts w:ascii="Times New Roman" w:hAnsi="Times New Roman" w:eastAsia="宋体"/>
+          <w:b w:val="0"/>
+          <w:sz w:val="21"/>
+        </w:rPr>
+        <w:t xml:space="preserve"> </w:t>
+      </w:r>
+      <w:r>
+        <w:rPr>
+          <w:rFonts w:ascii="Times New Roman" w:hAnsi="Times New Roman" w:eastAsia="宋体"/>
+          <w:b w:val="0"/>
+          <w:sz w:val="21"/>
+        </w:rPr>
+        <w:t>W1</w:t>
+      </w:r>
+      <w:r>
+        <w:rPr>
+          <w:rFonts w:ascii="Times New Roman" w:hAnsi="Times New Roman" w:eastAsia="宋体"/>
+          <w:b w:val="0"/>
+          <w:sz w:val="21"/>
+        </w:rPr>
+        <w:t xml:space="preserve">　</w:t>
+      </w:r>
+      <w:r>
+        <w:rPr>
+          <w:rFonts w:ascii="Times New Roman" w:hAnsi="Times New Roman" w:eastAsia="宋体"/>
+          <w:b w:val="0"/>
+          <w:sz w:val="21"/>
+        </w:rPr>
+        <w:t>禅修的本质与目标与如来禅修学体系」（脚本：全部取自</w:t>
+      </w:r>
+      <w:r>
+        <w:rPr>
+          <w:rFonts w:ascii="Times New Roman" w:hAnsi="Times New Roman" w:eastAsia="宋体"/>
+          <w:b w:val="0"/>
+          <w:sz w:val="21"/>
+        </w:rPr>
+        <w:t xml:space="preserve"> </w:t>
+      </w:r>
+      <w:r>
+        <w:rPr>
+          <w:rFonts w:ascii="Times New Roman" w:hAnsi="Times New Roman" w:eastAsia="宋体"/>
+          <w:b w:val="0"/>
+          <w:sz w:val="21"/>
+        </w:rPr>
+        <w:t>ima</w:t>
+      </w:r>
+      <w:r>
+        <w:rPr>
+          <w:rFonts w:ascii="Times New Roman" w:hAnsi="Times New Roman" w:eastAsia="宋体"/>
+          <w:b w:val="0"/>
+          <w:sz w:val="21"/>
+        </w:rPr>
+        <w:t xml:space="preserve"> </w:t>
+      </w:r>
+      <w:r>
+        <w:rPr>
+          <w:rFonts w:ascii="Times New Roman" w:hAnsi="Times New Roman" w:eastAsia="宋体"/>
+          <w:b w:val="0"/>
+          <w:sz w:val="21"/>
+        </w:rPr>
+        <w:t>知识库「古源尊者开示及上座部佛教资料」）</w:t>
+      </w:r>
+    </w:p>
+    <w:p>
+      <w:pPr>
+        <w:keepNext/>
+        <w:spacing w:before="280" w:after="80" w:line="300" w:lineRule="auto"/>
+      </w:pPr>
+      <w:r>
+        <w:rPr>
+          <w:rFonts w:ascii="微软雅黑" w:hAnsi="微软雅黑" w:eastAsia="微软雅黑"/>
+          <w:b/>
+          <w:color w:val="1F3864"/>
+          <w:sz w:val="27"/>
+        </w:rPr>
+        <w:t>🧘</w:t>
+      </w:r>
+      <w:r>
+        <w:rPr>
+          <w:rFonts w:ascii="微软雅黑" w:hAnsi="微软雅黑" w:eastAsia="微软雅黑"/>
+          <w:b/>
+          <w:color w:val="1F3864"/>
+          <w:sz w:val="27"/>
+        </w:rPr>
+        <w:t xml:space="preserve"> </w:t>
+      </w:r>
+      <w:r>
+        <w:rPr>
+          <w:rFonts w:ascii="微软雅黑" w:hAnsi="微软雅黑" w:eastAsia="微软雅黑"/>
+          <w:b/>
+          <w:color w:val="1F3864"/>
+          <w:sz w:val="27"/>
+        </w:rPr>
+        <w:t>静心开场（10</w:t>
+      </w:r>
+      <w:r>
+        <w:rPr>
+          <w:rFonts w:ascii="微软雅黑" w:hAnsi="微软雅黑" w:eastAsia="微软雅黑"/>
+          <w:b/>
+          <w:color w:val="1F3864"/>
+          <w:sz w:val="27"/>
+        </w:rPr>
+        <w:t xml:space="preserve"> </w:t>
+      </w:r>
+      <w:r>
+        <w:rPr>
+          <w:rFonts w:ascii="微软雅黑" w:hAnsi="微软雅黑" w:eastAsia="微软雅黑"/>
+          <w:b/>
+          <w:color w:val="1F3864"/>
+          <w:sz w:val="27"/>
+        </w:rPr>
+        <w:t>min）</w:t>
       </w:r>
     </w:p>
     <w:p>
@@ -1755,7 +2711,43 @@
           <w:color w:val="222222"/>
           <w:sz w:val="20"/>
         </w:rPr>
-        <w:t>（停 30 秒）</w:t>
+        <w:t>（停</w:t>
+      </w:r>
+      <w:r>
+        <w:rPr>
+          <w:rFonts w:ascii="Times New Roman" w:hAnsi="Times New Roman" w:eastAsia="宋体"/>
+          <w:b w:val="0"/>
+          <w:color w:val="222222"/>
+          <w:sz w:val="20"/>
+        </w:rPr>
+        <w:t xml:space="preserve"> </w:t>
+      </w:r>
+      <w:r>
+        <w:rPr>
+          <w:rFonts w:ascii="Times New Roman" w:hAnsi="Times New Roman" w:eastAsia="宋体"/>
+          <w:b w:val="0"/>
+          <w:color w:val="222222"/>
+          <w:sz w:val="20"/>
+        </w:rPr>
+        <w:t>30</w:t>
+      </w:r>
+      <w:r>
+        <w:rPr>
+          <w:rFonts w:ascii="Times New Roman" w:hAnsi="Times New Roman" w:eastAsia="宋体"/>
+          <w:b w:val="0"/>
+          <w:color w:val="222222"/>
+          <w:sz w:val="20"/>
+        </w:rPr>
+        <w:t xml:space="preserve"> </w:t>
+      </w:r>
+      <w:r>
+        <w:rPr>
+          <w:rFonts w:ascii="Times New Roman" w:hAnsi="Times New Roman" w:eastAsia="宋体"/>
+          <w:b w:val="0"/>
+          <w:color w:val="222222"/>
+          <w:sz w:val="20"/>
+        </w:rPr>
+        <w:t>秒）</w:t>
       </w:r>
     </w:p>
     <w:p>
@@ -1795,7 +2787,43 @@
           <w:color w:val="222222"/>
           <w:sz w:val="20"/>
         </w:rPr>
-        <w:t>（停 30 秒）</w:t>
+        <w:t>（停</w:t>
+      </w:r>
+      <w:r>
+        <w:rPr>
+          <w:rFonts w:ascii="Times New Roman" w:hAnsi="Times New Roman" w:eastAsia="宋体"/>
+          <w:b w:val="0"/>
+          <w:color w:val="222222"/>
+          <w:sz w:val="20"/>
+        </w:rPr>
+        <w:t xml:space="preserve"> </w:t>
+      </w:r>
+      <w:r>
+        <w:rPr>
+          <w:rFonts w:ascii="Times New Roman" w:hAnsi="Times New Roman" w:eastAsia="宋体"/>
+          <w:b w:val="0"/>
+          <w:color w:val="222222"/>
+          <w:sz w:val="20"/>
+        </w:rPr>
+        <w:t>30</w:t>
+      </w:r>
+      <w:r>
+        <w:rPr>
+          <w:rFonts w:ascii="Times New Roman" w:hAnsi="Times New Roman" w:eastAsia="宋体"/>
+          <w:b w:val="0"/>
+          <w:color w:val="222222"/>
+          <w:sz w:val="20"/>
+        </w:rPr>
+        <w:t xml:space="preserve"> </w:t>
+      </w:r>
+      <w:r>
+        <w:rPr>
+          <w:rFonts w:ascii="Times New Roman" w:hAnsi="Times New Roman" w:eastAsia="宋体"/>
+          <w:b w:val="0"/>
+          <w:color w:val="222222"/>
+          <w:sz w:val="20"/>
+        </w:rPr>
+        <w:t>秒）</w:t>
       </w:r>
     </w:p>
     <w:p>
@@ -1835,7 +2863,43 @@
           <w:color w:val="222222"/>
           <w:sz w:val="20"/>
         </w:rPr>
-        <w:t>（静默静坐约 3 分钟。结束前轻声提醒：）请慢慢把注意力带回这个房间，动一动手指、脚趾，轻轻转动颈部。当你准备好时，睁开眼睛。</w:t>
+        <w:t>（静默静坐约</w:t>
+      </w:r>
+      <w:r>
+        <w:rPr>
+          <w:rFonts w:ascii="Times New Roman" w:hAnsi="Times New Roman" w:eastAsia="宋体"/>
+          <w:b w:val="0"/>
+          <w:color w:val="222222"/>
+          <w:sz w:val="20"/>
+        </w:rPr>
+        <w:t xml:space="preserve"> </w:t>
+      </w:r>
+      <w:r>
+        <w:rPr>
+          <w:rFonts w:ascii="Times New Roman" w:hAnsi="Times New Roman" w:eastAsia="宋体"/>
+          <w:b w:val="0"/>
+          <w:color w:val="222222"/>
+          <w:sz w:val="20"/>
+        </w:rPr>
+        <w:t>3</w:t>
+      </w:r>
+      <w:r>
+        <w:rPr>
+          <w:rFonts w:ascii="Times New Roman" w:hAnsi="Times New Roman" w:eastAsia="宋体"/>
+          <w:b w:val="0"/>
+          <w:color w:val="222222"/>
+          <w:sz w:val="20"/>
+        </w:rPr>
+        <w:t xml:space="preserve"> </w:t>
+      </w:r>
+      <w:r>
+        <w:rPr>
+          <w:rFonts w:ascii="Times New Roman" w:hAnsi="Times New Roman" w:eastAsia="宋体"/>
+          <w:b w:val="0"/>
+          <w:color w:val="222222"/>
+          <w:sz w:val="20"/>
+        </w:rPr>
+        <w:t>分钟。结束前轻声提醒：）请慢慢把注意力带回这个房间，动一动手指、脚趾，轻轻转动颈部。当你准备好时，睁开眼睛。</w:t>
       </w:r>
     </w:p>
     <w:p>
@@ -1855,7 +2919,16 @@
           <w:color w:val="222222"/>
           <w:sz w:val="20"/>
         </w:rPr>
-        <w:t xml:space="preserve">💬 </w:t>
+        <w:t>💬</w:t>
+      </w:r>
+      <w:r>
+        <w:rPr>
+          <w:rFonts w:ascii="Times New Roman" w:hAnsi="Times New Roman" w:eastAsia="宋体"/>
+          <w:b w:val="0"/>
+          <w:color w:val="222222"/>
+          <w:sz w:val="20"/>
+        </w:rPr>
+        <w:t xml:space="preserve"> </w:t>
       </w:r>
       <w:r>
         <w:rPr>
@@ -1893,7 +2966,16 @@
           <w:color w:val="222222"/>
           <w:sz w:val="20"/>
         </w:rPr>
-        <w:t xml:space="preserve">🛡️ </w:t>
+        <w:t>🛡️</w:t>
+      </w:r>
+      <w:r>
+        <w:rPr>
+          <w:rFonts w:ascii="Times New Roman" w:hAnsi="Times New Roman" w:eastAsia="宋体"/>
+          <w:b w:val="0"/>
+          <w:color w:val="222222"/>
+          <w:sz w:val="20"/>
+        </w:rPr>
+        <w:t xml:space="preserve"> </w:t>
       </w:r>
       <w:r>
         <w:rPr>
@@ -1911,7 +2993,16 @@
           <w:color w:val="222222"/>
           <w:sz w:val="20"/>
         </w:rPr>
-        <w:t xml:space="preserve">（每次开场在心里过一遍）：① </w:t>
+        <w:t>（每次开场在心里过一遍）：①</w:t>
+      </w:r>
+      <w:r>
+        <w:rPr>
+          <w:rFonts w:ascii="Times New Roman" w:hAnsi="Times New Roman" w:eastAsia="宋体"/>
+          <w:b w:val="0"/>
+          <w:color w:val="222222"/>
+          <w:sz w:val="20"/>
+        </w:rPr>
+        <w:t xml:space="preserve"> </w:t>
       </w:r>
       <w:r>
         <w:rPr>
@@ -1929,7 +3020,16 @@
           <w:color w:val="222222"/>
           <w:sz w:val="20"/>
         </w:rPr>
-        <w:t xml:space="preserve">——这里说的话不出这间屋子；② </w:t>
+        <w:t>——这里说的话不出这间屋子；②</w:t>
+      </w:r>
+      <w:r>
+        <w:rPr>
+          <w:rFonts w:ascii="Times New Roman" w:hAnsi="Times New Roman" w:eastAsia="宋体"/>
+          <w:b w:val="0"/>
+          <w:color w:val="222222"/>
+          <w:sz w:val="20"/>
+        </w:rPr>
+        <w:t xml:space="preserve"> </w:t>
       </w:r>
       <w:r>
         <w:rPr>
@@ -1947,7 +3047,16 @@
           <w:color w:val="222222"/>
           <w:sz w:val="20"/>
         </w:rPr>
-        <w:t xml:space="preserve">——不评价任何人的分享，也不急着评价自己；③ </w:t>
+        <w:t>——不评价任何人的分享，也不急着评价自己；③</w:t>
+      </w:r>
+      <w:r>
+        <w:rPr>
+          <w:rFonts w:ascii="Times New Roman" w:hAnsi="Times New Roman" w:eastAsia="宋体"/>
+          <w:b w:val="0"/>
+          <w:color w:val="222222"/>
+          <w:sz w:val="20"/>
+        </w:rPr>
+        <w:t xml:space="preserve"> </w:t>
       </w:r>
       <w:r>
         <w:rPr>
@@ -1980,7 +3089,43 @@
           <w:color w:val="1F3864"/>
           <w:sz w:val="27"/>
         </w:rPr>
-        <w:t>📖 共读原文（25 min）</w:t>
+        <w:t>📖</w:t>
+      </w:r>
+      <w:r>
+        <w:rPr>
+          <w:rFonts w:ascii="微软雅黑" w:hAnsi="微软雅黑" w:eastAsia="微软雅黑"/>
+          <w:b/>
+          <w:color w:val="1F3864"/>
+          <w:sz w:val="27"/>
+        </w:rPr>
+        <w:t xml:space="preserve"> </w:t>
+      </w:r>
+      <w:r>
+        <w:rPr>
+          <w:rFonts w:ascii="微软雅黑" w:hAnsi="微软雅黑" w:eastAsia="微软雅黑"/>
+          <w:b/>
+          <w:color w:val="1F3864"/>
+          <w:sz w:val="27"/>
+        </w:rPr>
+        <w:t>共读原文（25</w:t>
+      </w:r>
+      <w:r>
+        <w:rPr>
+          <w:rFonts w:ascii="微软雅黑" w:hAnsi="微软雅黑" w:eastAsia="微软雅黑"/>
+          <w:b/>
+          <w:color w:val="1F3864"/>
+          <w:sz w:val="27"/>
+        </w:rPr>
+        <w:t xml:space="preserve"> </w:t>
+      </w:r>
+      <w:r>
+        <w:rPr>
+          <w:rFonts w:ascii="微软雅黑" w:hAnsi="微软雅黑" w:eastAsia="微软雅黑"/>
+          <w:b/>
+          <w:color w:val="1F3864"/>
+          <w:sz w:val="27"/>
+        </w:rPr>
+        <w:t>min）</w:t>
       </w:r>
     </w:p>
     <w:p>
@@ -2020,7 +3165,25 @@
           <w:color w:val="222222"/>
           <w:sz w:val="20"/>
         </w:rPr>
-        <w:t>⚠️ 主持人操作：本段为</w:t>
+        <w:t>⚠️</w:t>
+      </w:r>
+      <w:r>
+        <w:rPr>
+          <w:rFonts w:ascii="Times New Roman" w:hAnsi="Times New Roman" w:eastAsia="宋体"/>
+          <w:b w:val="0"/>
+          <w:color w:val="222222"/>
+          <w:sz w:val="20"/>
+        </w:rPr>
+        <w:t xml:space="preserve"> </w:t>
+      </w:r>
+      <w:r>
+        <w:rPr>
+          <w:rFonts w:ascii="Times New Roman" w:hAnsi="Times New Roman" w:eastAsia="宋体"/>
+          <w:b w:val="0"/>
+          <w:color w:val="222222"/>
+          <w:sz w:val="20"/>
+        </w:rPr>
+        <w:t>主持人操作：本段为</w:t>
       </w:r>
       <w:r>
         <w:rPr>
@@ -2038,7 +3201,169 @@
           <w:color w:val="222222"/>
           <w:sz w:val="20"/>
         </w:rPr>
-        <w:t>，全新改写、逐字照读、无需解释。全篇共十节：①禅修是什么·巴瓦那 ②目的·平静与五盖 ③止禅 ④观禅 ⑤止观关系 ⑥两条证悟的路 ⑦五个千年 ⑧三种菩提 ⑨如来禅的名字与全图 ⑩收束。③④两节的巴利语与论典名（萨马塔／维巴萨那／《辨析道义注》／沙利子尊者）请念得慢一点、清楚一点；⑦五个千年是全篇最能让现代人安心的一段，务必念完。</w:t>
+        <w:t>，全新改写、逐字照读、无需解释。全篇共十节：①禅修是什么·巴瓦那</w:t>
+      </w:r>
+      <w:r>
+        <w:rPr>
+          <w:rFonts w:ascii="Times New Roman" w:hAnsi="Times New Roman" w:eastAsia="宋体"/>
+          <w:b w:val="0"/>
+          <w:color w:val="222222"/>
+          <w:sz w:val="20"/>
+        </w:rPr>
+        <w:t xml:space="preserve"> </w:t>
+      </w:r>
+      <w:r>
+        <w:rPr>
+          <w:rFonts w:ascii="Times New Roman" w:hAnsi="Times New Roman" w:eastAsia="宋体"/>
+          <w:b w:val="0"/>
+          <w:color w:val="222222"/>
+          <w:sz w:val="20"/>
+        </w:rPr>
+        <w:t>②目的·平静与五盖</w:t>
+      </w:r>
+      <w:r>
+        <w:rPr>
+          <w:rFonts w:ascii="Times New Roman" w:hAnsi="Times New Roman" w:eastAsia="宋体"/>
+          <w:b w:val="0"/>
+          <w:color w:val="222222"/>
+          <w:sz w:val="20"/>
+        </w:rPr>
+        <w:t xml:space="preserve"> </w:t>
+      </w:r>
+      <w:r>
+        <w:rPr>
+          <w:rFonts w:ascii="Times New Roman" w:hAnsi="Times New Roman" w:eastAsia="宋体"/>
+          <w:b w:val="0"/>
+          <w:color w:val="222222"/>
+          <w:sz w:val="20"/>
+        </w:rPr>
+        <w:t>③止禅</w:t>
+      </w:r>
+      <w:r>
+        <w:rPr>
+          <w:rFonts w:ascii="Times New Roman" w:hAnsi="Times New Roman" w:eastAsia="宋体"/>
+          <w:b w:val="0"/>
+          <w:color w:val="222222"/>
+          <w:sz w:val="20"/>
+        </w:rPr>
+        <w:t xml:space="preserve"> </w:t>
+      </w:r>
+      <w:r>
+        <w:rPr>
+          <w:rFonts w:ascii="Times New Roman" w:hAnsi="Times New Roman" w:eastAsia="宋体"/>
+          <w:b w:val="0"/>
+          <w:color w:val="222222"/>
+          <w:sz w:val="20"/>
+        </w:rPr>
+        <w:t>④观禅</w:t>
+      </w:r>
+      <w:r>
+        <w:rPr>
+          <w:rFonts w:ascii="Times New Roman" w:hAnsi="Times New Roman" w:eastAsia="宋体"/>
+          <w:b w:val="0"/>
+          <w:color w:val="222222"/>
+          <w:sz w:val="20"/>
+        </w:rPr>
+        <w:t xml:space="preserve"> </w:t>
+      </w:r>
+      <w:r>
+        <w:rPr>
+          <w:rFonts w:ascii="Times New Roman" w:hAnsi="Times New Roman" w:eastAsia="宋体"/>
+          <w:b w:val="0"/>
+          <w:color w:val="222222"/>
+          <w:sz w:val="20"/>
+        </w:rPr>
+        <w:t>⑤止观关系</w:t>
+      </w:r>
+      <w:r>
+        <w:rPr>
+          <w:rFonts w:ascii="Times New Roman" w:hAnsi="Times New Roman" w:eastAsia="宋体"/>
+          <w:b w:val="0"/>
+          <w:color w:val="222222"/>
+          <w:sz w:val="20"/>
+        </w:rPr>
+        <w:t xml:space="preserve"> </w:t>
+      </w:r>
+      <w:r>
+        <w:rPr>
+          <w:rFonts w:ascii="Times New Roman" w:hAnsi="Times New Roman" w:eastAsia="宋体"/>
+          <w:b w:val="0"/>
+          <w:color w:val="222222"/>
+          <w:sz w:val="20"/>
+        </w:rPr>
+        <w:t>⑥两条证悟的路</w:t>
+      </w:r>
+      <w:r>
+        <w:rPr>
+          <w:rFonts w:ascii="Times New Roman" w:hAnsi="Times New Roman" w:eastAsia="宋体"/>
+          <w:b w:val="0"/>
+          <w:color w:val="222222"/>
+          <w:sz w:val="20"/>
+        </w:rPr>
+        <w:t xml:space="preserve"> </w:t>
+      </w:r>
+      <w:r>
+        <w:rPr>
+          <w:rFonts w:ascii="Times New Roman" w:hAnsi="Times New Roman" w:eastAsia="宋体"/>
+          <w:b w:val="0"/>
+          <w:color w:val="222222"/>
+          <w:sz w:val="20"/>
+        </w:rPr>
+        <w:t>⑦五个千年</w:t>
+      </w:r>
+      <w:r>
+        <w:rPr>
+          <w:rFonts w:ascii="Times New Roman" w:hAnsi="Times New Roman" w:eastAsia="宋体"/>
+          <w:b w:val="0"/>
+          <w:color w:val="222222"/>
+          <w:sz w:val="20"/>
+        </w:rPr>
+        <w:t xml:space="preserve"> </w:t>
+      </w:r>
+      <w:r>
+        <w:rPr>
+          <w:rFonts w:ascii="Times New Roman" w:hAnsi="Times New Roman" w:eastAsia="宋体"/>
+          <w:b w:val="0"/>
+          <w:color w:val="222222"/>
+          <w:sz w:val="20"/>
+        </w:rPr>
+        <w:t>⑧三种菩提</w:t>
+      </w:r>
+      <w:r>
+        <w:rPr>
+          <w:rFonts w:ascii="Times New Roman" w:hAnsi="Times New Roman" w:eastAsia="宋体"/>
+          <w:b w:val="0"/>
+          <w:color w:val="222222"/>
+          <w:sz w:val="20"/>
+        </w:rPr>
+        <w:t xml:space="preserve"> </w:t>
+      </w:r>
+      <w:r>
+        <w:rPr>
+          <w:rFonts w:ascii="Times New Roman" w:hAnsi="Times New Roman" w:eastAsia="宋体"/>
+          <w:b w:val="0"/>
+          <w:color w:val="222222"/>
+          <w:sz w:val="20"/>
+        </w:rPr>
+        <w:t>⑨如来禅的名字与全图</w:t>
+      </w:r>
+      <w:r>
+        <w:rPr>
+          <w:rFonts w:ascii="Times New Roman" w:hAnsi="Times New Roman" w:eastAsia="宋体"/>
+          <w:b w:val="0"/>
+          <w:color w:val="222222"/>
+          <w:sz w:val="20"/>
+        </w:rPr>
+        <w:t xml:space="preserve"> </w:t>
+      </w:r>
+      <w:r>
+        <w:rPr>
+          <w:rFonts w:ascii="Times New Roman" w:hAnsi="Times New Roman" w:eastAsia="宋体"/>
+          <w:b w:val="0"/>
+          <w:color w:val="222222"/>
+          <w:sz w:val="20"/>
+        </w:rPr>
+        <w:t>⑩收束。③④两节的巴利语与论典名（萨马塔／维巴萨那／《辨析道义注》／沙利子尊者）请念得慢一点、清楚一点；⑦五个千年是全篇最能让现代人安心的一段，务必念完。</w:t>
       </w:r>
     </w:p>
     <w:p>
@@ -2058,11 +3383,26 @@
     </w:p>
     <w:p>
       <w:pPr>
-        <w:pStyle w:val="ListBullet"/>
         <w:spacing w:before="0" w:after="60" w:line="336" w:lineRule="auto"/>
         <w:ind w:left="539" w:hanging="255"/>
         <w:jc w:val="both"/>
       </w:pPr>
+      <w:r>
+        <w:rPr>
+          <w:rFonts w:ascii="Times New Roman" w:hAnsi="Times New Roman" w:eastAsia="宋体"/>
+          <w:b w:val="0"/>
+          <w:sz w:val="21"/>
+        </w:rPr>
+        <w:t>•</w:t>
+      </w:r>
+      <w:r>
+        <w:rPr>
+          <w:rFonts w:ascii="Times New Roman" w:hAnsi="Times New Roman" w:eastAsia="宋体"/>
+          <w:b w:val="0"/>
+          <w:sz w:val="21"/>
+        </w:rPr>
+        <w:t xml:space="preserve"> </w:t>
+      </w:r>
       <w:r>
         <w:rPr>
           <w:rFonts w:ascii="Times New Roman" w:hAnsi="Times New Roman" w:eastAsia="宋体"/>
@@ -2138,7 +3478,7 @@
       </w:pPr>
       <w:r>
         <w:rPr>
-          <w:rFonts w:ascii="Times New Roman" w:hAnsi="Times New Roman" w:eastAsia="宋体"/>
+          <w:rFonts w:ascii="Times New Roman" w:hAnsi="Times New Roman" w:eastAsia="宋体" w:cs="Times New Roman"/>
           <w:b w:val="0"/>
           <w:sz w:val="21"/>
         </w:rPr>
@@ -2323,7 +3663,7 @@
       </w:pPr>
       <w:r>
         <w:rPr>
-          <w:rFonts w:ascii="Times New Roman" w:hAnsi="Times New Roman" w:eastAsia="宋体"/>
+          <w:rFonts w:ascii="Times New Roman" w:hAnsi="Times New Roman" w:eastAsia="宋体" w:cs="Times New Roman"/>
           <w:b w:val="0"/>
           <w:sz w:val="21"/>
         </w:rPr>
@@ -2465,7 +3805,7 @@
       </w:pPr>
       <w:r>
         <w:rPr>
-          <w:rFonts w:ascii="Times New Roman" w:hAnsi="Times New Roman" w:eastAsia="宋体"/>
+          <w:rFonts w:ascii="Times New Roman" w:hAnsi="Times New Roman" w:eastAsia="宋体" w:cs="Times New Roman"/>
           <w:b w:val="0"/>
           <w:sz w:val="21"/>
         </w:rPr>
@@ -2550,7 +3890,7 @@
       </w:pPr>
       <w:r>
         <w:rPr>
-          <w:rFonts w:ascii="Times New Roman" w:hAnsi="Times New Roman" w:eastAsia="宋体"/>
+          <w:rFonts w:ascii="Times New Roman" w:hAnsi="Times New Roman" w:eastAsia="宋体" w:cs="Times New Roman"/>
           <w:b w:val="0"/>
           <w:sz w:val="21"/>
         </w:rPr>
@@ -2607,7 +3947,7 @@
       </w:pPr>
       <w:r>
         <w:rPr>
-          <w:rFonts w:ascii="Times New Roman" w:hAnsi="Times New Roman" w:eastAsia="宋体"/>
+          <w:rFonts w:ascii="Times New Roman" w:hAnsi="Times New Roman" w:eastAsia="宋体" w:cs="Times New Roman"/>
           <w:b w:val="0"/>
           <w:sz w:val="21"/>
         </w:rPr>
@@ -2796,7 +4136,43 @@
           <w:color w:val="1F3864"/>
           <w:sz w:val="27"/>
         </w:rPr>
-        <w:t>💬 第一轮分享（20 min）</w:t>
+        <w:t>💬</w:t>
+      </w:r>
+      <w:r>
+        <w:rPr>
+          <w:rFonts w:ascii="微软雅黑" w:hAnsi="微软雅黑" w:eastAsia="微软雅黑"/>
+          <w:b/>
+          <w:color w:val="1F3864"/>
+          <w:sz w:val="27"/>
+        </w:rPr>
+        <w:t xml:space="preserve"> </w:t>
+      </w:r>
+      <w:r>
+        <w:rPr>
+          <w:rFonts w:ascii="微软雅黑" w:hAnsi="微软雅黑" w:eastAsia="微软雅黑"/>
+          <w:b/>
+          <w:color w:val="1F3864"/>
+          <w:sz w:val="27"/>
+        </w:rPr>
+        <w:t>第一轮分享（20</w:t>
+      </w:r>
+      <w:r>
+        <w:rPr>
+          <w:rFonts w:ascii="微软雅黑" w:hAnsi="微软雅黑" w:eastAsia="微软雅黑"/>
+          <w:b/>
+          <w:color w:val="1F3864"/>
+          <w:sz w:val="27"/>
+        </w:rPr>
+        <w:t xml:space="preserve"> </w:t>
+      </w:r>
+      <w:r>
+        <w:rPr>
+          <w:rFonts w:ascii="微软雅黑" w:hAnsi="微软雅黑" w:eastAsia="微软雅黑"/>
+          <w:b/>
+          <w:color w:val="1F3864"/>
+          <w:sz w:val="27"/>
+        </w:rPr>
+        <w:t>min）</w:t>
       </w:r>
     </w:p>
     <w:p>
@@ -2815,7 +4191,6 @@
     </w:p>
     <w:p>
       <w:pPr>
-        <w:pStyle w:val="ListBullet"/>
         <w:spacing w:before="0" w:after="60" w:line="336" w:lineRule="auto"/>
         <w:ind w:left="539" w:hanging="255"/>
         <w:jc w:val="both"/>
@@ -2826,12 +4201,27 @@
           <w:b w:val="0"/>
           <w:sz w:val="21"/>
         </w:rPr>
+        <w:t>•</w:t>
+      </w:r>
+      <w:r>
+        <w:rPr>
+          <w:rFonts w:ascii="Times New Roman" w:hAnsi="Times New Roman" w:eastAsia="宋体"/>
+          <w:b w:val="0"/>
+          <w:sz w:val="21"/>
+        </w:rPr>
+        <w:t xml:space="preserve"> </w:t>
+      </w:r>
+      <w:r>
+        <w:rPr>
+          <w:rFonts w:ascii="Times New Roman" w:hAnsi="Times New Roman" w:eastAsia="宋体"/>
+          <w:b w:val="0"/>
+          <w:sz w:val="21"/>
+        </w:rPr>
         <w:t>自愿分享：可以从"跳过"开始，任何人都可以只说"我这周想先听"；</w:t>
       </w:r>
     </w:p>
     <w:p>
       <w:pPr>
-        <w:pStyle w:val="ListBullet"/>
         <w:spacing w:before="0" w:after="60" w:line="336" w:lineRule="auto"/>
         <w:ind w:left="539" w:hanging="255"/>
         <w:jc w:val="both"/>
@@ -2842,12 +4232,27 @@
           <w:b w:val="0"/>
           <w:sz w:val="21"/>
         </w:rPr>
+        <w:t>•</w:t>
+      </w:r>
+      <w:r>
+        <w:rPr>
+          <w:rFonts w:ascii="Times New Roman" w:hAnsi="Times New Roman" w:eastAsia="宋体"/>
+          <w:b w:val="0"/>
+          <w:sz w:val="21"/>
+        </w:rPr>
+        <w:t xml:space="preserve"> </w:t>
+      </w:r>
+      <w:r>
+        <w:rPr>
+          <w:rFonts w:ascii="Times New Roman" w:hAnsi="Times New Roman" w:eastAsia="宋体"/>
+          <w:b w:val="0"/>
+          <w:sz w:val="21"/>
+        </w:rPr>
         <w:t>一轮制：每人不超过2分钟，说"最近的、真实的"比说"正确的"更有价值；</w:t>
       </w:r>
     </w:p>
     <w:p>
       <w:pPr>
-        <w:pStyle w:val="ListBullet"/>
         <w:spacing w:before="0" w:after="60" w:line="336" w:lineRule="auto"/>
         <w:ind w:left="539" w:hanging="255"/>
         <w:jc w:val="both"/>
@@ -2858,12 +4263,27 @@
           <w:b w:val="0"/>
           <w:sz w:val="21"/>
         </w:rPr>
+        <w:t>•</w:t>
+      </w:r>
+      <w:r>
+        <w:rPr>
+          <w:rFonts w:ascii="Times New Roman" w:hAnsi="Times New Roman" w:eastAsia="宋体"/>
+          <w:b w:val="0"/>
+          <w:sz w:val="21"/>
+        </w:rPr>
+        <w:t xml:space="preserve"> </w:t>
+      </w:r>
+      <w:r>
+        <w:rPr>
+          <w:rFonts w:ascii="Times New Roman" w:hAnsi="Times New Roman" w:eastAsia="宋体"/>
+          <w:b w:val="0"/>
+          <w:sz w:val="21"/>
+        </w:rPr>
         <w:t>不交叉评论：分享阶段不回应、不辩论、不建议，只倾听；他人的分享将在主题讨论环节以"话题"而非"当事人"的方式被谈及；</w:t>
       </w:r>
     </w:p>
     <w:p>
       <w:pPr>
-        <w:pStyle w:val="ListBullet"/>
         <w:spacing w:before="0" w:after="60" w:line="336" w:lineRule="auto"/>
         <w:ind w:left="539" w:hanging="255"/>
         <w:jc w:val="both"/>
@@ -2874,6 +4294,22 @@
           <w:b w:val="0"/>
           <w:sz w:val="21"/>
         </w:rPr>
+        <w:t>•</w:t>
+      </w:r>
+      <w:r>
+        <w:rPr>
+          <w:rFonts w:ascii="Times New Roman" w:hAnsi="Times New Roman" w:eastAsia="宋体"/>
+          <w:b w:val="0"/>
+          <w:sz w:val="21"/>
+        </w:rPr>
+        <w:t xml:space="preserve"> </w:t>
+      </w:r>
+      <w:r>
+        <w:rPr>
+          <w:rFonts w:ascii="Times New Roman" w:hAnsi="Times New Roman" w:eastAsia="宋体"/>
+          <w:b w:val="0"/>
+          <w:sz w:val="21"/>
+        </w:rPr>
         <w:t>保密约定：会中分享不出本场。</w:t>
       </w:r>
     </w:p>
@@ -2893,9 +4329,8 @@
     </w:p>
     <w:p>
       <w:pPr>
-        <w:pStyle w:val="ListNumber"/>
         <w:spacing w:before="0" w:after="60" w:line="336" w:lineRule="auto"/>
-        <w:ind w:left="539" w:hanging="255"/>
+        <w:ind w:left="539" w:hanging="283"/>
         <w:jc w:val="both"/>
       </w:pPr>
       <w:r>
@@ -2904,14 +4339,29 @@
           <w:b w:val="0"/>
           <w:sz w:val="21"/>
         </w:rPr>
+        <w:t>1.</w:t>
+      </w:r>
+      <w:r>
+        <w:rPr>
+          <w:rFonts w:ascii="Times New Roman" w:hAnsi="Times New Roman" w:eastAsia="宋体"/>
+          <w:b w:val="0"/>
+          <w:sz w:val="21"/>
+        </w:rPr>
+        <w:t xml:space="preserve"> </w:t>
+      </w:r>
+      <w:r>
+        <w:rPr>
+          <w:rFonts w:ascii="Times New Roman" w:hAnsi="Times New Roman" w:eastAsia="宋体"/>
+          <w:b w:val="0"/>
+          <w:sz w:val="21"/>
+        </w:rPr>
         <w:t>刚才共读里，哪一句话最让你意外？为什么？（问这个是因为它安全、具体，只要求回应文本画面，适合第一轮破冰。）</w:t>
       </w:r>
     </w:p>
     <w:p>
       <w:pPr>
-        <w:pStyle w:val="ListNumber"/>
         <w:spacing w:before="0" w:after="60" w:line="336" w:lineRule="auto"/>
-        <w:ind w:left="539" w:hanging="255"/>
+        <w:ind w:left="539" w:hanging="283"/>
         <w:jc w:val="both"/>
       </w:pPr>
       <w:r>
@@ -2920,14 +4370,29 @@
           <w:b w:val="0"/>
           <w:sz w:val="21"/>
         </w:rPr>
+        <w:t>2.</w:t>
+      </w:r>
+      <w:r>
+        <w:rPr>
+          <w:rFonts w:ascii="Times New Roman" w:hAnsi="Times New Roman" w:eastAsia="宋体"/>
+          <w:b w:val="0"/>
+          <w:sz w:val="21"/>
+        </w:rPr>
+        <w:t xml:space="preserve"> </w:t>
+      </w:r>
+      <w:r>
+        <w:rPr>
+          <w:rFonts w:ascii="Times New Roman" w:hAnsi="Times New Roman" w:eastAsia="宋体"/>
+          <w:b w:val="0"/>
+          <w:sz w:val="21"/>
+        </w:rPr>
         <w:t>你来之前以为"禅修"是什么？听完这一段，那个印象有没有一点变化？（不追求正确答案，我们只想收集第一印象，再对照原文找差异。）</w:t>
       </w:r>
     </w:p>
     <w:p>
       <w:pPr>
-        <w:pStyle w:val="ListNumber"/>
         <w:spacing w:before="0" w:after="60" w:line="336" w:lineRule="auto"/>
-        <w:ind w:left="539" w:hanging="255"/>
+        <w:ind w:left="539" w:hanging="283"/>
         <w:jc w:val="both"/>
       </w:pPr>
       <w:r>
@@ -2936,16 +4401,47 @@
           <w:b w:val="0"/>
           <w:sz w:val="21"/>
         </w:rPr>
+        <w:t>3.</w:t>
+      </w:r>
+      <w:r>
+        <w:rPr>
+          <w:rFonts w:ascii="Times New Roman" w:hAnsi="Times New Roman" w:eastAsia="宋体"/>
+          <w:b w:val="0"/>
+          <w:sz w:val="21"/>
+        </w:rPr>
+        <w:t xml:space="preserve"> </w:t>
+      </w:r>
+      <w:r>
+        <w:rPr>
+          <w:rFonts w:ascii="Times New Roman" w:hAnsi="Times New Roman" w:eastAsia="宋体"/>
+          <w:b w:val="0"/>
+          <w:sz w:val="21"/>
+        </w:rPr>
         <w:t>"禅修的目的是培育心的平静，是去除我们内心的五盖"——这句话里，哪一个词你最想弄懂？（五盖、平静、培育，任选一个即可。）</w:t>
       </w:r>
     </w:p>
     <w:p>
       <w:pPr>
-        <w:pStyle w:val="ListNumber"/>
         <w:spacing w:before="0" w:after="60" w:line="336" w:lineRule="auto"/>
-        <w:ind w:left="539" w:hanging="255"/>
+        <w:ind w:left="539" w:hanging="283"/>
         <w:jc w:val="both"/>
       </w:pPr>
+      <w:r>
+        <w:rPr>
+          <w:rFonts w:ascii="Times New Roman" w:hAnsi="Times New Roman" w:eastAsia="宋体"/>
+          <w:b w:val="0"/>
+          <w:sz w:val="21"/>
+        </w:rPr>
+        <w:t>4.</w:t>
+      </w:r>
+      <w:r>
+        <w:rPr>
+          <w:rFonts w:ascii="Times New Roman" w:hAnsi="Times New Roman" w:eastAsia="宋体"/>
+          <w:b w:val="0"/>
+          <w:sz w:val="21"/>
+        </w:rPr>
+        <w:t xml:space="preserve"> </w:t>
+      </w:r>
       <w:r>
         <w:rPr>
           <w:rFonts w:ascii="Times New Roman" w:hAnsi="Times New Roman" w:eastAsia="宋体"/>
@@ -3012,7 +4508,25 @@
           <w:color w:val="222222"/>
           <w:sz w:val="20"/>
         </w:rPr>
-        <w:t>- 20分钟的常见切法：规则宣读约2分钟＋起手问题约1分钟＋每人2分钟（按7–8人计约16分钟）＋收束1分钟；</w:t>
+        <w:t>-</w:t>
+      </w:r>
+      <w:r>
+        <w:rPr>
+          <w:rFonts w:ascii="Times New Roman" w:hAnsi="Times New Roman" w:eastAsia="宋体"/>
+          <w:b w:val="0"/>
+          <w:color w:val="222222"/>
+          <w:sz w:val="20"/>
+        </w:rPr>
+        <w:t xml:space="preserve"> </w:t>
+      </w:r>
+      <w:r>
+        <w:rPr>
+          <w:rFonts w:ascii="Times New Roman" w:hAnsi="Times New Roman" w:eastAsia="宋体"/>
+          <w:b w:val="0"/>
+          <w:color w:val="222222"/>
+          <w:sz w:val="20"/>
+        </w:rPr>
+        <w:t>20分钟的常见切法：规则宣读约2分钟＋起手问题约1分钟＋每人2分钟（按7–8人计约16分钟）＋收束1分钟；</w:t>
       </w:r>
     </w:p>
     <w:p>
@@ -3032,7 +4546,25 @@
           <w:color w:val="222222"/>
           <w:sz w:val="20"/>
         </w:rPr>
-        <w:t>- 人数超过10人时，提前说明"本轮压缩到每人90秒"，并请在场最守时的人自愿帮看时间；</w:t>
+        <w:t>-</w:t>
+      </w:r>
+      <w:r>
+        <w:rPr>
+          <w:rFonts w:ascii="Times New Roman" w:hAnsi="Times New Roman" w:eastAsia="宋体"/>
+          <w:b w:val="0"/>
+          <w:color w:val="222222"/>
+          <w:sz w:val="20"/>
+        </w:rPr>
+        <w:t xml:space="preserve"> </w:t>
+      </w:r>
+      <w:r>
+        <w:rPr>
+          <w:rFonts w:ascii="Times New Roman" w:hAnsi="Times New Roman" w:eastAsia="宋体"/>
+          <w:b w:val="0"/>
+          <w:color w:val="222222"/>
+          <w:sz w:val="20"/>
+        </w:rPr>
+        <w:t>人数超过10人时，提前说明"本轮压缩到每人90秒"，并请在场最守时的人自愿帮看时间；</w:t>
       </w:r>
     </w:p>
     <w:p>
@@ -3052,7 +4584,25 @@
           <w:color w:val="222222"/>
           <w:sz w:val="20"/>
         </w:rPr>
-        <w:t>- 若有人明显超时，用"感谢你说的这点，我很想听后面的朋友也谈谈"自然收束，不生硬打断。</w:t>
+        <w:t>-</w:t>
+      </w:r>
+      <w:r>
+        <w:rPr>
+          <w:rFonts w:ascii="Times New Roman" w:hAnsi="Times New Roman" w:eastAsia="宋体"/>
+          <w:b w:val="0"/>
+          <w:color w:val="222222"/>
+          <w:sz w:val="20"/>
+        </w:rPr>
+        <w:t xml:space="preserve"> </w:t>
+      </w:r>
+      <w:r>
+        <w:rPr>
+          <w:rFonts w:ascii="Times New Roman" w:hAnsi="Times New Roman" w:eastAsia="宋体"/>
+          <w:b w:val="0"/>
+          <w:color w:val="222222"/>
+          <w:sz w:val="20"/>
+        </w:rPr>
+        <w:t>若有人明显超时，用"感谢你说的这点，我很想听后面的朋友也谈谈"自然收束，不生硬打断。</w:t>
       </w:r>
     </w:p>
     <w:p>
@@ -3067,7 +4617,43 @@
           <w:color w:val="1F3864"/>
           <w:sz w:val="27"/>
         </w:rPr>
-        <w:t>🎯 主题讨论（35 min）</w:t>
+        <w:t>🎯</w:t>
+      </w:r>
+      <w:r>
+        <w:rPr>
+          <w:rFonts w:ascii="微软雅黑" w:hAnsi="微软雅黑" w:eastAsia="微软雅黑"/>
+          <w:b/>
+          <w:color w:val="1F3864"/>
+          <w:sz w:val="27"/>
+        </w:rPr>
+        <w:t xml:space="preserve"> </w:t>
+      </w:r>
+      <w:r>
+        <w:rPr>
+          <w:rFonts w:ascii="微软雅黑" w:hAnsi="微软雅黑" w:eastAsia="微软雅黑"/>
+          <w:b/>
+          <w:color w:val="1F3864"/>
+          <w:sz w:val="27"/>
+        </w:rPr>
+        <w:t>主题讨论（35</w:t>
+      </w:r>
+      <w:r>
+        <w:rPr>
+          <w:rFonts w:ascii="微软雅黑" w:hAnsi="微软雅黑" w:eastAsia="微软雅黑"/>
+          <w:b/>
+          <w:color w:val="1F3864"/>
+          <w:sz w:val="27"/>
+        </w:rPr>
+        <w:t xml:space="preserve"> </w:t>
+      </w:r>
+      <w:r>
+        <w:rPr>
+          <w:rFonts w:ascii="微软雅黑" w:hAnsi="微软雅黑" w:eastAsia="微软雅黑"/>
+          <w:b/>
+          <w:color w:val="1F3864"/>
+          <w:sz w:val="27"/>
+        </w:rPr>
+        <w:t>min）</w:t>
       </w:r>
     </w:p>
     <w:p>
@@ -3307,7 +4893,25 @@
           <w:color w:val="222222"/>
           <w:sz w:val="20"/>
         </w:rPr>
-        <w:t>- 【现象】你平时听到"禅修"这个词时，脑子里浮现的第一幅画面是什么？它又是从哪里来的？</w:t>
+        <w:t>-</w:t>
+      </w:r>
+      <w:r>
+        <w:rPr>
+          <w:rFonts w:ascii="Times New Roman" w:hAnsi="Times New Roman" w:eastAsia="宋体"/>
+          <w:b w:val="0"/>
+          <w:color w:val="222222"/>
+          <w:sz w:val="20"/>
+        </w:rPr>
+        <w:t xml:space="preserve"> </w:t>
+      </w:r>
+      <w:r>
+        <w:rPr>
+          <w:rFonts w:ascii="Times New Roman" w:hAnsi="Times New Roman" w:eastAsia="宋体"/>
+          <w:b w:val="0"/>
+          <w:color w:val="222222"/>
+          <w:sz w:val="20"/>
+        </w:rPr>
+        <w:t>【现象】你平时听到"禅修"这个词时，脑子里浮现的第一幅画面是什么？它又是从哪里来的？</w:t>
       </w:r>
     </w:p>
     <w:p>
@@ -3327,7 +4931,25 @@
           <w:color w:val="222222"/>
           <w:sz w:val="20"/>
         </w:rPr>
-        <w:t>- 【影响】回想你最近一次想让心静下来的时刻，那时的你，是想解决点什么，还是只想歇一歇？</w:t>
+        <w:t>-</w:t>
+      </w:r>
+      <w:r>
+        <w:rPr>
+          <w:rFonts w:ascii="Times New Roman" w:hAnsi="Times New Roman" w:eastAsia="宋体"/>
+          <w:b w:val="0"/>
+          <w:color w:val="222222"/>
+          <w:sz w:val="20"/>
+        </w:rPr>
+        <w:t xml:space="preserve"> </w:t>
+      </w:r>
+      <w:r>
+        <w:rPr>
+          <w:rFonts w:ascii="Times New Roman" w:hAnsi="Times New Roman" w:eastAsia="宋体"/>
+          <w:b w:val="0"/>
+          <w:color w:val="222222"/>
+          <w:sz w:val="20"/>
+        </w:rPr>
+        <w:t>【影响】回想你最近一次想让心静下来的时刻，那时的你，是想解决点什么，还是只想歇一歇？</w:t>
       </w:r>
     </w:p>
     <w:p>
@@ -3347,7 +4969,25 @@
           <w:color w:val="222222"/>
           <w:sz w:val="20"/>
         </w:rPr>
-        <w:t>- 【应对】这周挑一个安静的十分钟，坐着不动，只观察此刻的心是紧的还是松的，不急着去改变它。</w:t>
+        <w:t>-</w:t>
+      </w:r>
+      <w:r>
+        <w:rPr>
+          <w:rFonts w:ascii="Times New Roman" w:hAnsi="Times New Roman" w:eastAsia="宋体"/>
+          <w:b w:val="0"/>
+          <w:color w:val="222222"/>
+          <w:sz w:val="20"/>
+        </w:rPr>
+        <w:t xml:space="preserve"> </w:t>
+      </w:r>
+      <w:r>
+        <w:rPr>
+          <w:rFonts w:ascii="Times New Roman" w:hAnsi="Times New Roman" w:eastAsia="宋体"/>
+          <w:b w:val="0"/>
+          <w:color w:val="222222"/>
+          <w:sz w:val="20"/>
+        </w:rPr>
+        <w:t>【应对】这周挑一个安静的十分钟，坐着不动，只观察此刻的心是紧的还是松的，不急着去改变它。</w:t>
       </w:r>
     </w:p>
     <w:p>
@@ -3362,7 +5002,25 @@
           <w:color w:val="1F3864"/>
           <w:sz w:val="27"/>
         </w:rPr>
-        <w:t>🧘 禅修练习</w:t>
+        <w:t>🧘</w:t>
+      </w:r>
+      <w:r>
+        <w:rPr>
+          <w:rFonts w:ascii="微软雅黑" w:hAnsi="微软雅黑" w:eastAsia="微软雅黑"/>
+          <w:b/>
+          <w:color w:val="1F3864"/>
+          <w:sz w:val="27"/>
+        </w:rPr>
+        <w:t xml:space="preserve"> </w:t>
+      </w:r>
+      <w:r>
+        <w:rPr>
+          <w:rFonts w:ascii="微软雅黑" w:hAnsi="微软雅黑" w:eastAsia="微软雅黑"/>
+          <w:b/>
+          <w:color w:val="1F3864"/>
+          <w:sz w:val="27"/>
+        </w:rPr>
+        <w:t>禅修练习</w:t>
       </w:r>
     </w:p>
     <w:p>
@@ -3382,7 +5040,16 @@
           <w:color w:val="222222"/>
           <w:sz w:val="20"/>
         </w:rPr>
-        <w:t xml:space="preserve">⚠️ </w:t>
+        <w:t>⚠️</w:t>
+      </w:r>
+      <w:r>
+        <w:rPr>
+          <w:rFonts w:ascii="Times New Roman" w:hAnsi="Times New Roman" w:eastAsia="宋体"/>
+          <w:b w:val="0"/>
+          <w:color w:val="222222"/>
+          <w:sz w:val="20"/>
+        </w:rPr>
+        <w:t xml:space="preserve"> </w:t>
       </w:r>
       <w:r>
         <w:rPr>
@@ -3420,7 +5087,16 @@
           <w:color w:val="222222"/>
           <w:sz w:val="20"/>
         </w:rPr>
-        <w:t xml:space="preserve">🎧 </w:t>
+        <w:t>🎧</w:t>
+      </w:r>
+      <w:r>
+        <w:rPr>
+          <w:rFonts w:ascii="Times New Roman" w:hAnsi="Times New Roman" w:eastAsia="宋体"/>
+          <w:b w:val="0"/>
+          <w:color w:val="222222"/>
+          <w:sz w:val="20"/>
+        </w:rPr>
+        <w:t xml:space="preserve"> </w:t>
       </w:r>
       <w:r>
         <w:rPr>
@@ -3453,292 +5129,8 @@
           <w:color w:val="1F3864"/>
           <w:sz w:val="27"/>
         </w:rPr>
-        <w:t>🔚 收尾与回向（15 min）</w:t>
-      </w:r>
-    </w:p>
-    <w:p>
-      <w:pPr>
-        <w:spacing w:before="0" w:after="100" w:line="336" w:lineRule="auto"/>
-        <w:jc w:val="both"/>
-      </w:pPr>
-      <w:r>
-        <w:rPr>
-          <w:rFonts w:ascii="Times New Roman" w:hAnsi="Times New Roman" w:eastAsia="宋体"/>
-          <w:b/>
-          <w:sz w:val="21"/>
-        </w:rPr>
-        <w:t>总结引导（主持人照读或化用）</w:t>
-      </w:r>
-    </w:p>
-    <w:p>
-      <w:pPr>
-        <w:spacing w:before="0" w:after="100" w:line="336" w:lineRule="auto"/>
-        <w:jc w:val="both"/>
-      </w:pPr>
-      <w:r>
-        <w:rPr>
-          <w:rFonts w:ascii="Times New Roman" w:hAnsi="Times New Roman" w:eastAsia="宋体"/>
-          <w:b w:val="0"/>
-          <w:sz w:val="21"/>
-        </w:rPr>
-        <w:t>今晚我们走过了四步：第一步，禅修是巴瓦那——发展、培育，是心灵发展、提升心的素质的修行实践，它不是放空，也不是神秘状态。第二步，目的是培育心的平静、去除五盖（欲贪、瞋恚、昏沉睡眠、掉举恶作、疑）；而修行不为结果，结果是自然的呈现。第三步，止禅是萨马塔，令欲贪等诸障碍法止息、消失，故名止，它征服烦恼并为观禅提供基础；观禅是维巴萨那，以无常等种种行相观照名色诸行法的无常·苦·无我，目的是舍断对五蕴的执取、证悟涅槃——止是观的基础，两条路都通。第四步，正法还在：五个千年里，我们现在正处在第三个千年，三明的阿拉汉果还证得到，只是六通与四无碍解难得；目标就立在三种菩提上，体系就是三学、七清净、十六观智。</w:t>
-      </w:r>
-    </w:p>
-    <w:p>
-      <w:pPr>
-        <w:spacing w:before="0" w:after="100" w:line="336" w:lineRule="auto"/>
-        <w:jc w:val="both"/>
-      </w:pPr>
-      <w:r>
-        <w:rPr>
-          <w:rFonts w:ascii="Times New Roman" w:hAnsi="Times New Roman" w:eastAsia="宋体"/>
-          <w:b/>
-          <w:sz w:val="21"/>
-        </w:rPr>
-        <w:t>今晚请带走这三样（主持人照读或化用）</w:t>
-      </w:r>
-    </w:p>
-    <w:p>
-      <w:pPr>
-        <w:pStyle w:val="ListBullet"/>
-        <w:spacing w:before="0" w:after="60" w:line="336" w:lineRule="auto"/>
-        <w:ind w:left="539" w:hanging="255"/>
-        <w:jc w:val="both"/>
-      </w:pPr>
-      <w:r>
-        <w:rPr>
-          <w:rFonts w:ascii="Times New Roman" w:hAnsi="Times New Roman" w:eastAsia="宋体"/>
-          <w:b w:val="0"/>
-          <w:sz w:val="21"/>
-        </w:rPr>
-        <w:t>一句话：禅修是培育，不是放空——培育心的平静、去除五盖；不追结果，结果自然来。</w:t>
-      </w:r>
-    </w:p>
-    <w:p>
-      <w:pPr>
-        <w:pStyle w:val="ListBullet"/>
-        <w:spacing w:before="0" w:after="60" w:line="336" w:lineRule="auto"/>
-        <w:ind w:left="539" w:hanging="255"/>
-        <w:jc w:val="both"/>
-      </w:pPr>
-      <w:r>
-        <w:rPr>
-          <w:rFonts w:ascii="Times New Roman" w:hAnsi="Times New Roman" w:eastAsia="宋体"/>
-          <w:b w:val="0"/>
-          <w:sz w:val="21"/>
-        </w:rPr>
-        <w:t>一次观察：本周留意一次自己的心"紧／松"，两三行字，自愿记录（即作业二）。</w:t>
-      </w:r>
-    </w:p>
-    <w:p>
-      <w:pPr>
-        <w:pStyle w:val="ListBullet"/>
-        <w:spacing w:before="0" w:after="60" w:line="336" w:lineRule="auto"/>
-        <w:ind w:left="539" w:hanging="255"/>
-        <w:jc w:val="both"/>
-      </w:pPr>
-      <w:r>
-        <w:rPr>
-          <w:rFonts w:ascii="Times New Roman" w:hAnsi="Times New Roman" w:eastAsia="宋体"/>
-          <w:b w:val="0"/>
-          <w:sz w:val="21"/>
-        </w:rPr>
-        <w:t>一张图：三学——七清净——十六观智。知道自己在第一段，就不慌。</w:t>
-      </w:r>
-    </w:p>
-    <w:p>
-      <w:pPr>
-        <w:spacing w:before="0" w:after="100" w:line="336" w:lineRule="auto"/>
-        <w:jc w:val="both"/>
-      </w:pPr>
-      <w:r>
-        <w:rPr>
-          <w:rFonts w:ascii="Times New Roman" w:hAnsi="Times New Roman" w:eastAsia="宋体"/>
-          <w:b/>
-          <w:sz w:val="21"/>
-        </w:rPr>
-        <w:t>下周预告</w:t>
-      </w:r>
-    </w:p>
-    <w:p>
-      <w:pPr>
-        <w:spacing w:before="0" w:after="100" w:line="336" w:lineRule="auto"/>
-        <w:jc w:val="both"/>
-      </w:pPr>
-      <w:r>
-        <w:rPr>
-          <w:rFonts w:ascii="Times New Roman" w:hAnsi="Times New Roman" w:eastAsia="宋体"/>
-          <w:b w:val="0"/>
-          <w:sz w:val="21"/>
-        </w:rPr>
-        <w:t>下周主题：〈正确坐姿与身心准备〉。今晚我们知道了"要培育什么"，下周解决"怎么坐下来"：骨盆怎么放、肩怎么松、头怎么摆，坐下之前要检查什么。请带一样东西来——你平时坐的椅子或坐垫，家里用什么，下周就用什么练。</w:t>
-      </w:r>
-    </w:p>
-    <w:p>
-      <w:pPr>
-        <w:spacing w:before="0" w:after="100" w:line="336" w:lineRule="auto"/>
-        <w:jc w:val="both"/>
-      </w:pPr>
-      <w:r>
-        <w:rPr>
-          <w:rFonts w:ascii="Times New Roman" w:hAnsi="Times New Roman" w:eastAsia="宋体"/>
-          <w:b/>
-          <w:sz w:val="21"/>
-        </w:rPr>
-        <w:t>本周作业详说（照读）</w:t>
-      </w:r>
-    </w:p>
-    <w:p>
-      <w:pPr>
-        <w:pStyle w:val="ListBullet"/>
-        <w:spacing w:before="0" w:after="60" w:line="336" w:lineRule="auto"/>
-        <w:ind w:left="539" w:hanging="255"/>
-        <w:jc w:val="both"/>
-      </w:pPr>
-      <w:r>
-        <w:rPr>
-          <w:rFonts w:ascii="Times New Roman" w:hAnsi="Times New Roman" w:eastAsia="宋体"/>
-          <w:b w:val="0"/>
-          <w:sz w:val="21"/>
-        </w:rPr>
-        <w:t>作业一（全员）：用自己的话说出禅修的本质与目的，并写出五盖的名目——欲贪、瞋恚、昏沉睡眠、掉举恶作、疑。不必背诵解释，能说出来就好。</w:t>
-      </w:r>
-    </w:p>
-    <w:p>
-      <w:pPr>
-        <w:pStyle w:val="ListBullet"/>
-        <w:spacing w:before="0" w:after="60" w:line="336" w:lineRule="auto"/>
-        <w:ind w:left="539" w:hanging="255"/>
-        <w:jc w:val="both"/>
-      </w:pPr>
-      <w:r>
-        <w:rPr>
-          <w:rFonts w:ascii="Times New Roman" w:hAnsi="Times New Roman" w:eastAsia="宋体"/>
-          <w:b w:val="0"/>
-          <w:sz w:val="21"/>
-        </w:rPr>
-        <w:t>作业二（自愿）：每天睡前用2分钟回想今天心里最清楚的一次状态；不用挑"最好的一次"，只观察、只记录，不打分、不自责。</w:t>
-      </w:r>
-    </w:p>
-    <w:p>
-      <w:pPr>
-        <w:pStyle w:val="ListBullet"/>
-        <w:spacing w:before="0" w:after="60" w:line="336" w:lineRule="auto"/>
-        <w:ind w:left="539" w:hanging="255"/>
-        <w:jc w:val="both"/>
-      </w:pPr>
-      <w:r>
-        <w:rPr>
-          <w:rFonts w:ascii="Times New Roman" w:hAnsi="Times New Roman" w:eastAsia="宋体"/>
-          <w:b w:val="0"/>
-          <w:sz w:val="21"/>
-        </w:rPr>
-        <w:t>作业三（自愿，面向想多读的朋友）：重读今晚共读的第三节与第四节，把"止在做什么、观在看什么"各用一句话写下来。</w:t>
-      </w:r>
-    </w:p>
-    <w:p>
-      <w:pPr>
-        <w:spacing w:before="0" w:after="100" w:line="336" w:lineRule="auto"/>
-        <w:jc w:val="both"/>
-      </w:pPr>
-      <w:r>
-        <w:rPr>
-          <w:rFonts w:ascii="Times New Roman" w:hAnsi="Times New Roman" w:eastAsia="宋体"/>
-          <w:b/>
-          <w:sz w:val="21"/>
-        </w:rPr>
-        <w:t>回向词（主持人领读，全体跟读）</w:t>
-      </w:r>
-    </w:p>
-    <w:p>
-      <w:pPr>
-        <w:spacing w:before="0" w:after="100" w:line="336" w:lineRule="auto"/>
-        <w:jc w:val="both"/>
-      </w:pPr>
-      <w:r>
-        <w:rPr>
-          <w:rFonts w:ascii="Times New Roman" w:hAnsi="Times New Roman" w:eastAsia="宋体"/>
-          <w:b w:val="0"/>
-          <w:sz w:val="21"/>
-        </w:rPr>
-        <w:t>（领读前留三息的静默——不需要宣布，只是自然地慢下来。八周的第一场回向，与每周的回向一样，是今晚最后、也是最轻的一句话。）</w:t>
-      </w:r>
-    </w:p>
-    <w:p>
-      <w:pPr>
-        <w:spacing w:before="0" w:after="100" w:line="336" w:lineRule="auto"/>
-        <w:jc w:val="both"/>
-      </w:pPr>
-      <w:r>
-        <w:rPr>
-          <w:rFonts w:ascii="Times New Roman" w:hAnsi="Times New Roman" w:eastAsia="宋体"/>
-          <w:b w:val="0"/>
-          <w:sz w:val="21"/>
-        </w:rPr>
-        <w:t>愿我此功德，导向诸漏尽！</w:t>
-      </w:r>
-    </w:p>
-    <w:p>
-      <w:pPr>
-        <w:spacing w:before="0" w:after="100" w:line="336" w:lineRule="auto"/>
-        <w:jc w:val="both"/>
-      </w:pPr>
-      <w:r>
-        <w:rPr>
-          <w:rFonts w:ascii="Times New Roman" w:hAnsi="Times New Roman" w:eastAsia="宋体"/>
-          <w:b w:val="0"/>
-          <w:sz w:val="21"/>
-        </w:rPr>
-        <w:t>愿我此功德，为证涅槃缘！</w:t>
-      </w:r>
-    </w:p>
-    <w:p>
-      <w:pPr>
-        <w:spacing w:before="0" w:after="100" w:line="336" w:lineRule="auto"/>
-        <w:jc w:val="both"/>
-      </w:pPr>
-      <w:r>
-        <w:rPr>
-          <w:rFonts w:ascii="Times New Roman" w:hAnsi="Times New Roman" w:eastAsia="宋体"/>
-          <w:b w:val="0"/>
-          <w:sz w:val="21"/>
-        </w:rPr>
-        <w:t>我此功德分，回向诸有情！</w:t>
-      </w:r>
-    </w:p>
-    <w:p>
-      <w:pPr>
-        <w:spacing w:before="0" w:after="100" w:line="336" w:lineRule="auto"/>
-        <w:jc w:val="both"/>
-      </w:pPr>
-      <w:r>
-        <w:rPr>
-          <w:rFonts w:ascii="Times New Roman" w:hAnsi="Times New Roman" w:eastAsia="宋体"/>
-          <w:b w:val="0"/>
-          <w:sz w:val="21"/>
-        </w:rPr>
-        <w:t>愿彼等一切，同得功德分！</w:t>
-      </w:r>
-    </w:p>
-    <w:p>
-      <w:pPr>
-        <w:spacing w:before="0" w:after="100" w:line="336" w:lineRule="auto"/>
-        <w:jc w:val="both"/>
-      </w:pPr>
-      <w:r>
-        <w:rPr>
-          <w:rFonts w:ascii="Times New Roman" w:hAnsi="Times New Roman" w:eastAsia="宋体"/>
-          <w:b w:val="0"/>
-          <w:sz w:val="21"/>
-        </w:rPr>
-        <w:t>（回向毕，轻声道一句"下周同一时间，我们读『正确坐姿与身心准备』"，随后散会。散会时不催促、不熄灯太早，留几分钟给想留下说话的人。）</w:t>
-      </w:r>
-    </w:p>
-    <w:p>
-      <w:pPr>
-        <w:keepNext/>
-        <w:spacing w:before="280" w:after="80" w:line="300" w:lineRule="auto"/>
-      </w:pPr>
+        <w:t>🔚</w:t>
+      </w:r>
       <w:r>
         <w:rPr>
           <w:rFonts w:ascii="微软雅黑" w:hAnsi="微软雅黑" w:eastAsia="微软雅黑"/>
@@ -3746,206 +5138,8 @@
           <w:color w:val="1F3864"/>
           <w:sz w:val="27"/>
         </w:rPr>
-        <w:t>📌 本讲主持人特别提醒</w:t>
-      </w:r>
-    </w:p>
-    <w:p>
-      <w:pPr>
-        <w:pStyle w:val="ListNumber"/>
-        <w:spacing w:before="0" w:after="60" w:line="336" w:lineRule="auto"/>
-        <w:ind w:left="539" w:hanging="255"/>
-        <w:jc w:val="both"/>
-      </w:pPr>
-      <w:r>
-        <w:rPr>
-          <w:rFonts w:ascii="Times New Roman" w:hAnsi="Times New Roman" w:eastAsia="宋体"/>
-          <w:b/>
-          <w:sz w:val="21"/>
-        </w:rPr>
-        <w:t>"禅修就是放空／解压"要当场校准（本周第一提醒）</w:t>
-      </w:r>
-      <w:r>
-        <w:rPr>
-          <w:rFonts w:ascii="Times New Roman" w:hAnsi="Times New Roman" w:eastAsia="宋体"/>
-          <w:b w:val="0"/>
-          <w:sz w:val="21"/>
-        </w:rPr>
-        <w:t>：这是本周最普遍的误解。原文说的是"培育"——有对象（心）、有方向（平静、去五盖）、有次第（戒定慧）。若有人说"我只想放松一下"，不必否定，回应："放松是它顺带带来的，但它真正做的是培育心的素质。"不要把禅修讲成"什么都不想"。</w:t>
-      </w:r>
-    </w:p>
-    <w:p>
-      <w:pPr>
-        <w:pStyle w:val="ListNumber"/>
-        <w:spacing w:before="0" w:after="60" w:line="336" w:lineRule="auto"/>
-        <w:ind w:left="539" w:hanging="255"/>
-        <w:jc w:val="both"/>
-      </w:pPr>
-      <w:r>
-        <w:rPr>
-          <w:rFonts w:ascii="Times New Roman" w:hAnsi="Times New Roman" w:eastAsia="宋体"/>
-          <w:b/>
-          <w:sz w:val="21"/>
-        </w:rPr>
-        <w:t>"不为结果"不等于"不用功"</w:t>
-      </w:r>
-      <w:r>
-        <w:rPr>
-          <w:rFonts w:ascii="Times New Roman" w:hAnsi="Times New Roman" w:eastAsia="宋体"/>
-          <w:b w:val="0"/>
-          <w:sz w:val="21"/>
-        </w:rPr>
-        <w:t>：原文说"修行不是为结果，结果是一个自然的呈现""你只管每个当下心在上行、在善心"。这句话极易被听成消极。若有人这样理解，不争论，交回原文；也提醒：不追结果，不等于不坐——每天该坐的十分钟照坐。</w:t>
-      </w:r>
-    </w:p>
-    <w:p>
-      <w:pPr>
-        <w:pStyle w:val="ListNumber"/>
-        <w:spacing w:before="0" w:after="60" w:line="336" w:lineRule="auto"/>
-        <w:ind w:left="539" w:hanging="255"/>
-        <w:jc w:val="both"/>
-      </w:pPr>
-      <w:r>
-        <w:rPr>
-          <w:rFonts w:ascii="Times New Roman" w:hAnsi="Times New Roman" w:eastAsia="宋体"/>
-          <w:b/>
-          <w:sz w:val="21"/>
-        </w:rPr>
-        <w:t>术语照读、先给白话</w:t>
-      </w:r>
-      <w:r>
-        <w:rPr>
-          <w:rFonts w:ascii="Times New Roman" w:hAnsi="Times New Roman" w:eastAsia="宋体"/>
-          <w:b w:val="0"/>
-          <w:sz w:val="21"/>
-        </w:rPr>
-        <w:t>：巴瓦那（bhāvanā）、萨马塔（samatha，旧译舍摩他／奢摩他）、维巴萨那（vipassanā，旧译毗婆舍那）、《辨析道义注》、沙利子尊者、七清净、十六观智……主持人照读即可，不必解释；有人问就说"跟着原文读，读几周自然就熟了"。术语统一读规范译名：阿拉汉（阿罗汉）、比库（比丘）、跋格瓦（薄伽梵）、帕奥西亚多、入出息念。</w:t>
-      </w:r>
-    </w:p>
-    <w:p>
-      <w:pPr>
-        <w:pStyle w:val="ListNumber"/>
-        <w:spacing w:before="0" w:after="60" w:line="336" w:lineRule="auto"/>
-        <w:ind w:left="539" w:hanging="255"/>
-        <w:jc w:val="both"/>
-      </w:pPr>
-      <w:r>
-        <w:rPr>
-          <w:rFonts w:ascii="Times New Roman" w:hAnsi="Times New Roman" w:eastAsia="宋体"/>
-          <w:b/>
-          <w:sz w:val="21"/>
-        </w:rPr>
-        <w:t>照录纪律</w:t>
-      </w:r>
-      <w:r>
-        <w:rPr>
-          <w:rFonts w:ascii="Times New Roman" w:hAnsi="Times New Roman" w:eastAsia="宋体"/>
-          <w:b w:val="0"/>
-          <w:sz w:val="21"/>
-        </w:rPr>
-        <w:t>：共读逐字照读，材料行、主持人操作行不读出；时间不足时压缩，而非跳读整篇。所有材料一律以 ima 知识库「古源尊者开示及上座部佛教资料」检索获取，不使用任何临时链接；若检索不到文本，宁可现场跳过并说明——"照录不虚构"是本系列铁律。</w:t>
-      </w:r>
-    </w:p>
-    <w:p>
-      <w:pPr>
-        <w:pStyle w:val="ListNumber"/>
-        <w:spacing w:before="0" w:after="60" w:line="336" w:lineRule="auto"/>
-        <w:ind w:left="539" w:hanging="255"/>
-        <w:jc w:val="both"/>
-      </w:pPr>
-      <w:r>
-        <w:rPr>
-          <w:rFonts w:ascii="Times New Roman" w:hAnsi="Times New Roman" w:eastAsia="宋体"/>
-          <w:b/>
-          <w:sz w:val="21"/>
-        </w:rPr>
-        <w:t>心理安全</w:t>
-      </w:r>
-      <w:r>
-        <w:rPr>
-          <w:rFonts w:ascii="Times New Roman" w:hAnsi="Times New Roman" w:eastAsia="宋体"/>
-          <w:b w:val="0"/>
-          <w:sz w:val="21"/>
-        </w:rPr>
-        <w:t>：不点名强迫发言，允许"跳过"；不诊断、不给心理学标签；成员情绪波动（落泪、长时间沉默、明显不适）时，提供呼吸放松或暂离选项，会后私下问候。若有人提到自己有心理疾病史或严重创伤，回应"这个部分值得被认真对待"，建议寻求专业支持，禅修可作辅助、不替代治疗。</w:t>
-      </w:r>
-    </w:p>
-    <w:p>
-      <w:pPr>
-        <w:pStyle w:val="ListNumber"/>
-        <w:spacing w:before="0" w:after="60" w:line="336" w:lineRule="auto"/>
-        <w:ind w:left="539" w:hanging="255"/>
-        <w:jc w:val="both"/>
-      </w:pPr>
-      <w:r>
-        <w:rPr>
-          <w:rFonts w:ascii="Times New Roman" w:hAnsi="Times New Roman" w:eastAsia="宋体"/>
-          <w:b/>
-          <w:sz w:val="21"/>
-        </w:rPr>
-        <w:t>第一次坐的期待管理</w:t>
-      </w:r>
-      <w:r>
-        <w:rPr>
-          <w:rFonts w:ascii="Times New Roman" w:hAnsi="Times New Roman" w:eastAsia="宋体"/>
-          <w:b w:val="0"/>
-          <w:sz w:val="21"/>
-        </w:rPr>
-        <w:t>：有人坐完说"什么感觉都没有"或"全是妄念"。回应："今天只求知道有呼吸，不求感觉。"不评价、不加码，也不比较谁坐得久。</w:t>
-      </w:r>
-    </w:p>
-    <w:p>
-      <w:pPr>
-        <w:pStyle w:val="ListNumber"/>
-        <w:spacing w:before="0" w:after="60" w:line="336" w:lineRule="auto"/>
-        <w:ind w:left="539" w:hanging="255"/>
-        <w:jc w:val="both"/>
-      </w:pPr>
-      <w:r>
-        <w:rPr>
-          <w:rFonts w:ascii="Times New Roman" w:hAnsi="Times New Roman" w:eastAsia="宋体"/>
-          <w:b/>
-          <w:sz w:val="21"/>
-        </w:rPr>
-        <w:t>本周边界（防止提前展开）</w:t>
-      </w:r>
-      <w:r>
-        <w:rPr>
-          <w:rFonts w:ascii="Times New Roman" w:hAnsi="Times New Roman" w:eastAsia="宋体"/>
-          <w:b w:val="0"/>
-          <w:sz w:val="21"/>
-        </w:rPr>
-        <w:t>：本周只讲"是什么、为什么"。坐姿与身心准备在第2周；呼吸的取相点与数息方法从第3周开始；三类菩提的详说与修学规划在第8周。若有人问"到底怎么修"，回答："方法下周起逐步展开，今天先把'是什么、为什么'弄清楚。"</w:t>
-      </w:r>
-    </w:p>
-    <w:p>
-      <w:pPr>
-        <w:pStyle w:val="ListNumber"/>
-        <w:spacing w:before="0" w:after="60" w:line="336" w:lineRule="auto"/>
-        <w:ind w:left="539" w:hanging="255"/>
-        <w:jc w:val="both"/>
-      </w:pPr>
-      <w:r>
-        <w:rPr>
-          <w:rFonts w:ascii="Times New Roman" w:hAnsi="Times New Roman" w:eastAsia="宋体"/>
-          <w:b/>
-          <w:sz w:val="21"/>
-        </w:rPr>
-        <w:t>主持人自己的位置</w:t>
-      </w:r>
-      <w:r>
-        <w:rPr>
-          <w:rFonts w:ascii="Times New Roman" w:hAnsi="Times New Roman" w:eastAsia="宋体"/>
-          <w:b w:val="0"/>
-          <w:sz w:val="21"/>
-        </w:rPr>
-        <w:t>：第一周你最可能走的两极——"准备过度"（把今晚上成课，塞满解释）与"准备不足"（只念流程，遇到提问就慌）。做法今晚已经演示给你了：原文读得慢而稳，解释只出现在操作行与衔接词，其余时间把空间交给成员。第一周结束，你只需要比开场时多认识每一张脸，这就够了。</w:t>
-      </w:r>
-    </w:p>
-    <w:p>
-      <w:pPr>
-        <w:keepNext/>
-        <w:spacing w:before="280" w:after="80" w:line="300" w:lineRule="auto"/>
-      </w:pPr>
+        <w:t xml:space="preserve"> </w:t>
+      </w:r>
       <w:r>
         <w:rPr>
           <w:rFonts w:ascii="微软雅黑" w:hAnsi="微软雅黑" w:eastAsia="微软雅黑"/>
@@ -3953,7 +5147,803 @@
           <w:color w:val="1F3864"/>
           <w:sz w:val="27"/>
         </w:rPr>
-        <w:t>📖 延伸阅读（课后自由选读）</w:t>
+        <w:t>收尾与回向（15</w:t>
+      </w:r>
+      <w:r>
+        <w:rPr>
+          <w:rFonts w:ascii="微软雅黑" w:hAnsi="微软雅黑" w:eastAsia="微软雅黑"/>
+          <w:b/>
+          <w:color w:val="1F3864"/>
+          <w:sz w:val="27"/>
+        </w:rPr>
+        <w:t xml:space="preserve"> </w:t>
+      </w:r>
+      <w:r>
+        <w:rPr>
+          <w:rFonts w:ascii="微软雅黑" w:hAnsi="微软雅黑" w:eastAsia="微软雅黑"/>
+          <w:b/>
+          <w:color w:val="1F3864"/>
+          <w:sz w:val="27"/>
+        </w:rPr>
+        <w:t>min）</w:t>
+      </w:r>
+    </w:p>
+    <w:p>
+      <w:pPr>
+        <w:spacing w:before="0" w:after="100" w:line="336" w:lineRule="auto"/>
+        <w:jc w:val="both"/>
+      </w:pPr>
+      <w:r>
+        <w:rPr>
+          <w:rFonts w:ascii="Times New Roman" w:hAnsi="Times New Roman" w:eastAsia="宋体"/>
+          <w:b/>
+          <w:sz w:val="21"/>
+        </w:rPr>
+        <w:t>总结引导（主持人照读或化用）</w:t>
+      </w:r>
+    </w:p>
+    <w:p>
+      <w:pPr>
+        <w:spacing w:before="0" w:after="100" w:line="336" w:lineRule="auto"/>
+        <w:jc w:val="both"/>
+      </w:pPr>
+      <w:r>
+        <w:rPr>
+          <w:rFonts w:ascii="Times New Roman" w:hAnsi="Times New Roman" w:eastAsia="宋体"/>
+          <w:b w:val="0"/>
+          <w:sz w:val="21"/>
+        </w:rPr>
+        <w:t>今晚我们走过了四步：第一步，禅修是巴瓦那——发展、培育，是心灵发展、提升心的素质的修行实践，它不是放空，也不是神秘状态。第二步，目的是培育心的平静、去除五盖（欲贪、瞋恚、昏沉睡眠、掉举恶作、疑）；而修行不为结果，结果是自然的呈现。第三步，止禅是萨马塔，令欲贪等诸障碍法止息、消失，故名止，它征服烦恼并为观禅提供基础；观禅是维巴萨那，以无常等种种行相观照名色诸行法的无常·苦·无我，目的是舍断对五蕴的执取、证悟涅槃——止是观的基础，两条路都通。第四步，正法还在：五个千年里，我们现在正处在第三个千年，三明的阿拉汉果还证得到，只是六通与四无碍解难得；目标就立在三种菩提上，体系就是三学、七清净、十六观智。</w:t>
+      </w:r>
+    </w:p>
+    <w:p>
+      <w:pPr>
+        <w:spacing w:before="0" w:after="100" w:line="336" w:lineRule="auto"/>
+        <w:jc w:val="both"/>
+      </w:pPr>
+      <w:r>
+        <w:rPr>
+          <w:rFonts w:ascii="Times New Roman" w:hAnsi="Times New Roman" w:eastAsia="宋体"/>
+          <w:b/>
+          <w:sz w:val="21"/>
+        </w:rPr>
+        <w:t>今晚请带走这三样（主持人照读或化用）</w:t>
+      </w:r>
+    </w:p>
+    <w:p>
+      <w:pPr>
+        <w:spacing w:before="0" w:after="60" w:line="336" w:lineRule="auto"/>
+        <w:ind w:left="539" w:hanging="255"/>
+        <w:jc w:val="both"/>
+      </w:pPr>
+      <w:r>
+        <w:rPr>
+          <w:rFonts w:ascii="Times New Roman" w:hAnsi="Times New Roman" w:eastAsia="宋体"/>
+          <w:b w:val="0"/>
+          <w:sz w:val="21"/>
+        </w:rPr>
+        <w:t>•</w:t>
+      </w:r>
+      <w:r>
+        <w:rPr>
+          <w:rFonts w:ascii="Times New Roman" w:hAnsi="Times New Roman" w:eastAsia="宋体"/>
+          <w:b w:val="0"/>
+          <w:sz w:val="21"/>
+        </w:rPr>
+        <w:t xml:space="preserve"> </w:t>
+      </w:r>
+      <w:r>
+        <w:rPr>
+          <w:rFonts w:ascii="Times New Roman" w:hAnsi="Times New Roman" w:eastAsia="宋体"/>
+          <w:b w:val="0"/>
+          <w:sz w:val="21"/>
+        </w:rPr>
+        <w:t>一句话：禅修是培育，不是放空——培育心的平静、去除五盖；不追结果，结果自然来。</w:t>
+      </w:r>
+    </w:p>
+    <w:p>
+      <w:pPr>
+        <w:spacing w:before="0" w:after="60" w:line="336" w:lineRule="auto"/>
+        <w:ind w:left="539" w:hanging="255"/>
+        <w:jc w:val="both"/>
+      </w:pPr>
+      <w:r>
+        <w:rPr>
+          <w:rFonts w:ascii="Times New Roman" w:hAnsi="Times New Roman" w:eastAsia="宋体"/>
+          <w:b w:val="0"/>
+          <w:sz w:val="21"/>
+        </w:rPr>
+        <w:t>•</w:t>
+      </w:r>
+      <w:r>
+        <w:rPr>
+          <w:rFonts w:ascii="Times New Roman" w:hAnsi="Times New Roman" w:eastAsia="宋体"/>
+          <w:b w:val="0"/>
+          <w:sz w:val="21"/>
+        </w:rPr>
+        <w:t xml:space="preserve"> </w:t>
+      </w:r>
+      <w:r>
+        <w:rPr>
+          <w:rFonts w:ascii="Times New Roman" w:hAnsi="Times New Roman" w:eastAsia="宋体"/>
+          <w:b w:val="0"/>
+          <w:sz w:val="21"/>
+        </w:rPr>
+        <w:t>一次观察：本周留意一次自己的心"紧／松"，两三行字，自愿记录（即作业二）。</w:t>
+      </w:r>
+    </w:p>
+    <w:p>
+      <w:pPr>
+        <w:spacing w:before="0" w:after="60" w:line="336" w:lineRule="auto"/>
+        <w:ind w:left="539" w:hanging="255"/>
+        <w:jc w:val="both"/>
+      </w:pPr>
+      <w:r>
+        <w:rPr>
+          <w:rFonts w:ascii="Times New Roman" w:hAnsi="Times New Roman" w:eastAsia="宋体"/>
+          <w:b w:val="0"/>
+          <w:sz w:val="21"/>
+        </w:rPr>
+        <w:t>•</w:t>
+      </w:r>
+      <w:r>
+        <w:rPr>
+          <w:rFonts w:ascii="Times New Roman" w:hAnsi="Times New Roman" w:eastAsia="宋体"/>
+          <w:b w:val="0"/>
+          <w:sz w:val="21"/>
+        </w:rPr>
+        <w:t xml:space="preserve"> </w:t>
+      </w:r>
+      <w:r>
+        <w:rPr>
+          <w:rFonts w:ascii="Times New Roman" w:hAnsi="Times New Roman" w:eastAsia="宋体"/>
+          <w:b w:val="0"/>
+          <w:sz w:val="21"/>
+        </w:rPr>
+        <w:t>一张图：三学——七清净——十六观智。知道自己在第一段，就不慌。</w:t>
+      </w:r>
+    </w:p>
+    <w:p>
+      <w:pPr>
+        <w:spacing w:before="0" w:after="100" w:line="336" w:lineRule="auto"/>
+        <w:jc w:val="both"/>
+      </w:pPr>
+      <w:r>
+        <w:rPr>
+          <w:rFonts w:ascii="Times New Roman" w:hAnsi="Times New Roman" w:eastAsia="宋体"/>
+          <w:b/>
+          <w:sz w:val="21"/>
+        </w:rPr>
+        <w:t>下周预告</w:t>
+      </w:r>
+    </w:p>
+    <w:p>
+      <w:pPr>
+        <w:spacing w:before="0" w:after="100" w:line="336" w:lineRule="auto"/>
+        <w:jc w:val="both"/>
+      </w:pPr>
+      <w:r>
+        <w:rPr>
+          <w:rFonts w:ascii="Times New Roman" w:hAnsi="Times New Roman" w:eastAsia="宋体"/>
+          <w:b w:val="0"/>
+          <w:sz w:val="21"/>
+        </w:rPr>
+        <w:t>下周主题：〈正确坐姿与身心准备〉。今晚我们知道了"要培育什么"，下周解决"怎么坐下来"：骨盆怎么放、肩怎么松、头怎么摆，坐下之前要检查什么。请带一样东西来——你平时坐的椅子或坐垫，家里用什么，下周就用什么练。</w:t>
+      </w:r>
+    </w:p>
+    <w:p>
+      <w:pPr>
+        <w:spacing w:before="0" w:after="100" w:line="336" w:lineRule="auto"/>
+        <w:jc w:val="both"/>
+      </w:pPr>
+      <w:r>
+        <w:rPr>
+          <w:rFonts w:ascii="Times New Roman" w:hAnsi="Times New Roman" w:eastAsia="宋体"/>
+          <w:b/>
+          <w:sz w:val="21"/>
+        </w:rPr>
+        <w:t>本周作业详说（照读）</w:t>
+      </w:r>
+    </w:p>
+    <w:p>
+      <w:pPr>
+        <w:spacing w:before="0" w:after="60" w:line="336" w:lineRule="auto"/>
+        <w:ind w:left="539" w:hanging="255"/>
+        <w:jc w:val="both"/>
+      </w:pPr>
+      <w:r>
+        <w:rPr>
+          <w:rFonts w:ascii="Times New Roman" w:hAnsi="Times New Roman" w:eastAsia="宋体"/>
+          <w:b w:val="0"/>
+          <w:sz w:val="21"/>
+        </w:rPr>
+        <w:t>•</w:t>
+      </w:r>
+      <w:r>
+        <w:rPr>
+          <w:rFonts w:ascii="Times New Roman" w:hAnsi="Times New Roman" w:eastAsia="宋体"/>
+          <w:b w:val="0"/>
+          <w:sz w:val="21"/>
+        </w:rPr>
+        <w:t xml:space="preserve"> </w:t>
+      </w:r>
+      <w:r>
+        <w:rPr>
+          <w:rFonts w:ascii="Times New Roman" w:hAnsi="Times New Roman" w:eastAsia="宋体"/>
+          <w:b w:val="0"/>
+          <w:sz w:val="21"/>
+        </w:rPr>
+        <w:t>作业一（全员）：用自己的话说出禅修的本质与目的，并写出五盖的名目——欲贪、瞋恚、昏沉睡眠、掉举恶作、疑。不必背诵解释，能说出来就好。</w:t>
+      </w:r>
+    </w:p>
+    <w:p>
+      <w:pPr>
+        <w:spacing w:before="0" w:after="60" w:line="336" w:lineRule="auto"/>
+        <w:ind w:left="539" w:hanging="255"/>
+        <w:jc w:val="both"/>
+      </w:pPr>
+      <w:r>
+        <w:rPr>
+          <w:rFonts w:ascii="Times New Roman" w:hAnsi="Times New Roman" w:eastAsia="宋体"/>
+          <w:b w:val="0"/>
+          <w:sz w:val="21"/>
+        </w:rPr>
+        <w:t>•</w:t>
+      </w:r>
+      <w:r>
+        <w:rPr>
+          <w:rFonts w:ascii="Times New Roman" w:hAnsi="Times New Roman" w:eastAsia="宋体"/>
+          <w:b w:val="0"/>
+          <w:sz w:val="21"/>
+        </w:rPr>
+        <w:t xml:space="preserve"> </w:t>
+      </w:r>
+      <w:r>
+        <w:rPr>
+          <w:rFonts w:ascii="Times New Roman" w:hAnsi="Times New Roman" w:eastAsia="宋体"/>
+          <w:b w:val="0"/>
+          <w:sz w:val="21"/>
+        </w:rPr>
+        <w:t>作业二（自愿）：每天睡前用2分钟回想今天心里最清楚的一次状态；不用挑"最好的一次"，只观察、只记录，不打分、不自责。</w:t>
+      </w:r>
+    </w:p>
+    <w:p>
+      <w:pPr>
+        <w:spacing w:before="0" w:after="60" w:line="336" w:lineRule="auto"/>
+        <w:ind w:left="539" w:hanging="255"/>
+        <w:jc w:val="both"/>
+      </w:pPr>
+      <w:r>
+        <w:rPr>
+          <w:rFonts w:ascii="Times New Roman" w:hAnsi="Times New Roman" w:eastAsia="宋体"/>
+          <w:b w:val="0"/>
+          <w:sz w:val="21"/>
+        </w:rPr>
+        <w:t>•</w:t>
+      </w:r>
+      <w:r>
+        <w:rPr>
+          <w:rFonts w:ascii="Times New Roman" w:hAnsi="Times New Roman" w:eastAsia="宋体"/>
+          <w:b w:val="0"/>
+          <w:sz w:val="21"/>
+        </w:rPr>
+        <w:t xml:space="preserve"> </w:t>
+      </w:r>
+      <w:r>
+        <w:rPr>
+          <w:rFonts w:ascii="Times New Roman" w:hAnsi="Times New Roman" w:eastAsia="宋体"/>
+          <w:b w:val="0"/>
+          <w:sz w:val="21"/>
+        </w:rPr>
+        <w:t>作业三（自愿，面向想多读的朋友）：重读今晚共读的第三节与第四节，把"止在做什么、观在看什么"各用一句话写下来。</w:t>
+      </w:r>
+    </w:p>
+    <w:p>
+      <w:pPr>
+        <w:spacing w:before="0" w:after="100" w:line="336" w:lineRule="auto"/>
+        <w:jc w:val="both"/>
+      </w:pPr>
+      <w:r>
+        <w:rPr>
+          <w:rFonts w:ascii="Times New Roman" w:hAnsi="Times New Roman" w:eastAsia="宋体"/>
+          <w:b/>
+          <w:sz w:val="21"/>
+        </w:rPr>
+        <w:t>回向词（主持人领读，全体跟读）</w:t>
+      </w:r>
+    </w:p>
+    <w:p>
+      <w:pPr>
+        <w:spacing w:before="0" w:after="100" w:line="336" w:lineRule="auto"/>
+        <w:jc w:val="both"/>
+      </w:pPr>
+      <w:r>
+        <w:rPr>
+          <w:rFonts w:ascii="Times New Roman" w:hAnsi="Times New Roman" w:eastAsia="宋体"/>
+          <w:b w:val="0"/>
+          <w:sz w:val="21"/>
+        </w:rPr>
+        <w:t>（领读前留三息的静默——不需要宣布，只是自然地慢下来。八周的第一场回向，与每周的回向一样，是今晚最后、也是最轻的一句话。）</w:t>
+      </w:r>
+    </w:p>
+    <w:p>
+      <w:pPr>
+        <w:spacing w:before="0" w:after="100" w:line="336" w:lineRule="auto"/>
+        <w:jc w:val="both"/>
+      </w:pPr>
+      <w:r>
+        <w:rPr>
+          <w:rFonts w:ascii="Times New Roman" w:hAnsi="Times New Roman" w:eastAsia="宋体"/>
+          <w:b w:val="0"/>
+          <w:sz w:val="21"/>
+        </w:rPr>
+        <w:t>愿我此功德，导向诸漏尽！</w:t>
+      </w:r>
+    </w:p>
+    <w:p>
+      <w:pPr>
+        <w:spacing w:before="0" w:after="100" w:line="336" w:lineRule="auto"/>
+        <w:jc w:val="both"/>
+      </w:pPr>
+      <w:r>
+        <w:rPr>
+          <w:rFonts w:ascii="Times New Roman" w:hAnsi="Times New Roman" w:eastAsia="宋体"/>
+          <w:b w:val="0"/>
+          <w:sz w:val="21"/>
+        </w:rPr>
+        <w:t>愿我此功德，为证涅槃缘！</w:t>
+      </w:r>
+    </w:p>
+    <w:p>
+      <w:pPr>
+        <w:spacing w:before="0" w:after="100" w:line="336" w:lineRule="auto"/>
+        <w:jc w:val="both"/>
+      </w:pPr>
+      <w:r>
+        <w:rPr>
+          <w:rFonts w:ascii="Times New Roman" w:hAnsi="Times New Roman" w:eastAsia="宋体"/>
+          <w:b w:val="0"/>
+          <w:sz w:val="21"/>
+        </w:rPr>
+        <w:t>我此功德分，回向诸有情！</w:t>
+      </w:r>
+    </w:p>
+    <w:p>
+      <w:pPr>
+        <w:spacing w:before="0" w:after="100" w:line="336" w:lineRule="auto"/>
+        <w:jc w:val="both"/>
+      </w:pPr>
+      <w:r>
+        <w:rPr>
+          <w:rFonts w:ascii="Times New Roman" w:hAnsi="Times New Roman" w:eastAsia="宋体"/>
+          <w:b w:val="0"/>
+          <w:sz w:val="21"/>
+        </w:rPr>
+        <w:t>愿彼等一切，同得功德分！</w:t>
+      </w:r>
+    </w:p>
+    <w:p>
+      <w:pPr>
+        <w:spacing w:before="0" w:after="100" w:line="336" w:lineRule="auto"/>
+        <w:jc w:val="both"/>
+      </w:pPr>
+      <w:r>
+        <w:rPr>
+          <w:rFonts w:ascii="Times New Roman" w:hAnsi="Times New Roman" w:eastAsia="宋体"/>
+          <w:b w:val="0"/>
+          <w:sz w:val="21"/>
+        </w:rPr>
+        <w:t>（回向毕，轻声道一句"下周同一时间，我们读『正确坐姿与身心准备』"，随后散会。散会时不催促、不熄灯太早，留几分钟给想留下说话的人。）</w:t>
+      </w:r>
+    </w:p>
+    <w:p>
+      <w:pPr>
+        <w:keepNext/>
+        <w:spacing w:before="280" w:after="80" w:line="300" w:lineRule="auto"/>
+      </w:pPr>
+      <w:r>
+        <w:rPr>
+          <w:rFonts w:ascii="微软雅黑" w:hAnsi="微软雅黑" w:eastAsia="微软雅黑"/>
+          <w:b/>
+          <w:color w:val="1F3864"/>
+          <w:sz w:val="27"/>
+        </w:rPr>
+        <w:t>📌</w:t>
+      </w:r>
+      <w:r>
+        <w:rPr>
+          <w:rFonts w:ascii="微软雅黑" w:hAnsi="微软雅黑" w:eastAsia="微软雅黑"/>
+          <w:b/>
+          <w:color w:val="1F3864"/>
+          <w:sz w:val="27"/>
+        </w:rPr>
+        <w:t xml:space="preserve"> </w:t>
+      </w:r>
+      <w:r>
+        <w:rPr>
+          <w:rFonts w:ascii="微软雅黑" w:hAnsi="微软雅黑" w:eastAsia="微软雅黑"/>
+          <w:b/>
+          <w:color w:val="1F3864"/>
+          <w:sz w:val="27"/>
+        </w:rPr>
+        <w:t>本讲主持人特别提醒</w:t>
+      </w:r>
+    </w:p>
+    <w:p>
+      <w:pPr>
+        <w:spacing w:before="0" w:after="60" w:line="336" w:lineRule="auto"/>
+        <w:ind w:left="539" w:hanging="283"/>
+        <w:jc w:val="both"/>
+      </w:pPr>
+      <w:r>
+        <w:rPr>
+          <w:rFonts w:ascii="Times New Roman" w:hAnsi="Times New Roman" w:eastAsia="宋体"/>
+          <w:b w:val="0"/>
+          <w:sz w:val="21"/>
+        </w:rPr>
+        <w:t>1.</w:t>
+      </w:r>
+      <w:r>
+        <w:rPr>
+          <w:rFonts w:ascii="Times New Roman" w:hAnsi="Times New Roman" w:eastAsia="宋体"/>
+          <w:b w:val="0"/>
+          <w:sz w:val="21"/>
+        </w:rPr>
+        <w:t xml:space="preserve"> </w:t>
+      </w:r>
+      <w:r>
+        <w:rPr>
+          <w:rFonts w:ascii="Times New Roman" w:hAnsi="Times New Roman" w:eastAsia="宋体"/>
+          <w:b/>
+          <w:sz w:val="21"/>
+        </w:rPr>
+        <w:t>"禅修就是放空／解压"要当场校准（本周第一提醒）</w:t>
+      </w:r>
+      <w:r>
+        <w:rPr>
+          <w:rFonts w:ascii="Times New Roman" w:hAnsi="Times New Roman" w:eastAsia="宋体"/>
+          <w:b w:val="0"/>
+          <w:sz w:val="21"/>
+        </w:rPr>
+        <w:t>：这是本周最普遍的误解。原文说的是"培育"——有对象（心）、有方向（平静、去五盖）、有次第（戒定慧）。若有人说"我只想放松一下"，不必否定，回应："放松是它顺带带来的，但它真正做的是培育心的素质。"不要把禅修讲成"什么都不想"。</w:t>
+      </w:r>
+    </w:p>
+    <w:p>
+      <w:pPr>
+        <w:spacing w:before="0" w:after="60" w:line="336" w:lineRule="auto"/>
+        <w:ind w:left="539" w:hanging="283"/>
+        <w:jc w:val="both"/>
+      </w:pPr>
+      <w:r>
+        <w:rPr>
+          <w:rFonts w:ascii="Times New Roman" w:hAnsi="Times New Roman" w:eastAsia="宋体"/>
+          <w:b w:val="0"/>
+          <w:sz w:val="21"/>
+        </w:rPr>
+        <w:t>2.</w:t>
+      </w:r>
+      <w:r>
+        <w:rPr>
+          <w:rFonts w:ascii="Times New Roman" w:hAnsi="Times New Roman" w:eastAsia="宋体"/>
+          <w:b w:val="0"/>
+          <w:sz w:val="21"/>
+        </w:rPr>
+        <w:t xml:space="preserve"> </w:t>
+      </w:r>
+      <w:r>
+        <w:rPr>
+          <w:rFonts w:ascii="Times New Roman" w:hAnsi="Times New Roman" w:eastAsia="宋体"/>
+          <w:b/>
+          <w:sz w:val="21"/>
+        </w:rPr>
+        <w:t>"不为结果"不等于"不用功"</w:t>
+      </w:r>
+      <w:r>
+        <w:rPr>
+          <w:rFonts w:ascii="Times New Roman" w:hAnsi="Times New Roman" w:eastAsia="宋体"/>
+          <w:b w:val="0"/>
+          <w:sz w:val="21"/>
+        </w:rPr>
+        <w:t>：原文说"修行不是为结果，结果是一个自然的呈现""你只管每个当下心在上行、在善心"。这句话极易被听成消极。若有人这样理解，不争论，交回原文；也提醒：不追结果，不等于不坐——每天该坐的十分钟照坐。</w:t>
+      </w:r>
+    </w:p>
+    <w:p>
+      <w:pPr>
+        <w:spacing w:before="0" w:after="60" w:line="336" w:lineRule="auto"/>
+        <w:ind w:left="539" w:hanging="283"/>
+        <w:jc w:val="both"/>
+      </w:pPr>
+      <w:r>
+        <w:rPr>
+          <w:rFonts w:ascii="Times New Roman" w:hAnsi="Times New Roman" w:eastAsia="宋体"/>
+          <w:b w:val="0"/>
+          <w:sz w:val="21"/>
+        </w:rPr>
+        <w:t>3.</w:t>
+      </w:r>
+      <w:r>
+        <w:rPr>
+          <w:rFonts w:ascii="Times New Roman" w:hAnsi="Times New Roman" w:eastAsia="宋体"/>
+          <w:b w:val="0"/>
+          <w:sz w:val="21"/>
+        </w:rPr>
+        <w:t xml:space="preserve"> </w:t>
+      </w:r>
+      <w:r>
+        <w:rPr>
+          <w:rFonts w:ascii="Times New Roman" w:hAnsi="Times New Roman" w:eastAsia="宋体"/>
+          <w:b/>
+          <w:sz w:val="21"/>
+        </w:rPr>
+        <w:t>术语照读、先给白话</w:t>
+      </w:r>
+      <w:r>
+        <w:rPr>
+          <w:rFonts w:ascii="Times New Roman" w:hAnsi="Times New Roman" w:eastAsia="宋体" w:cs="Times New Roman"/>
+          <w:b w:val="0"/>
+          <w:sz w:val="21"/>
+        </w:rPr>
+        <w:t>：巴瓦那（bhāvanā）、萨马塔（samatha，旧译舍摩他／奢摩他）、维巴萨那（vipassanā，旧译毗婆舍那）、《辨析道义注》、沙利子尊者、七清净、十六观智……主持人照读即可，不必解释；有人问就说"跟着原文读，读几周自然就熟了"。术语统一读规范译名：阿拉汉（阿罗汉）、比库（比丘）、跋格瓦（薄伽梵）、帕奥西亚多、入出息念。</w:t>
+      </w:r>
+    </w:p>
+    <w:p>
+      <w:pPr>
+        <w:spacing w:before="0" w:after="60" w:line="336" w:lineRule="auto"/>
+        <w:ind w:left="539" w:hanging="283"/>
+        <w:jc w:val="both"/>
+      </w:pPr>
+      <w:r>
+        <w:rPr>
+          <w:rFonts w:ascii="Times New Roman" w:hAnsi="Times New Roman" w:eastAsia="宋体"/>
+          <w:b w:val="0"/>
+          <w:sz w:val="21"/>
+        </w:rPr>
+        <w:t>4.</w:t>
+      </w:r>
+      <w:r>
+        <w:rPr>
+          <w:rFonts w:ascii="Times New Roman" w:hAnsi="Times New Roman" w:eastAsia="宋体"/>
+          <w:b w:val="0"/>
+          <w:sz w:val="21"/>
+        </w:rPr>
+        <w:t xml:space="preserve"> </w:t>
+      </w:r>
+      <w:r>
+        <w:rPr>
+          <w:rFonts w:ascii="Times New Roman" w:hAnsi="Times New Roman" w:eastAsia="宋体"/>
+          <w:b/>
+          <w:sz w:val="21"/>
+        </w:rPr>
+        <w:t>照录纪律</w:t>
+      </w:r>
+      <w:r>
+        <w:rPr>
+          <w:rFonts w:ascii="Times New Roman" w:hAnsi="Times New Roman" w:eastAsia="宋体"/>
+          <w:b w:val="0"/>
+          <w:sz w:val="21"/>
+        </w:rPr>
+        <w:t>：共读逐字照读，材料行、主持人操作行不读出；时间不足时压缩，而非跳读整篇。所有材料一律以</w:t>
+      </w:r>
+      <w:r>
+        <w:rPr>
+          <w:rFonts w:ascii="Times New Roman" w:hAnsi="Times New Roman" w:eastAsia="宋体"/>
+          <w:b w:val="0"/>
+          <w:sz w:val="21"/>
+        </w:rPr>
+        <w:t xml:space="preserve"> </w:t>
+      </w:r>
+      <w:r>
+        <w:rPr>
+          <w:rFonts w:ascii="Times New Roman" w:hAnsi="Times New Roman" w:eastAsia="宋体"/>
+          <w:b w:val="0"/>
+          <w:sz w:val="21"/>
+        </w:rPr>
+        <w:t>ima</w:t>
+      </w:r>
+      <w:r>
+        <w:rPr>
+          <w:rFonts w:ascii="Times New Roman" w:hAnsi="Times New Roman" w:eastAsia="宋体"/>
+          <w:b w:val="0"/>
+          <w:sz w:val="21"/>
+        </w:rPr>
+        <w:t xml:space="preserve"> </w:t>
+      </w:r>
+      <w:r>
+        <w:rPr>
+          <w:rFonts w:ascii="Times New Roman" w:hAnsi="Times New Roman" w:eastAsia="宋体"/>
+          <w:b w:val="0"/>
+          <w:sz w:val="21"/>
+        </w:rPr>
+        <w:t>知识库「古源尊者开示及上座部佛教资料」检索获取，不使用任何临时链接；若检索不到文本，宁可现场跳过并说明——"照录不虚构"是本系列铁律。</w:t>
+      </w:r>
+    </w:p>
+    <w:p>
+      <w:pPr>
+        <w:spacing w:before="0" w:after="60" w:line="336" w:lineRule="auto"/>
+        <w:ind w:left="539" w:hanging="283"/>
+        <w:jc w:val="both"/>
+      </w:pPr>
+      <w:r>
+        <w:rPr>
+          <w:rFonts w:ascii="Times New Roman" w:hAnsi="Times New Roman" w:eastAsia="宋体"/>
+          <w:b w:val="0"/>
+          <w:sz w:val="21"/>
+        </w:rPr>
+        <w:t>5.</w:t>
+      </w:r>
+      <w:r>
+        <w:rPr>
+          <w:rFonts w:ascii="Times New Roman" w:hAnsi="Times New Roman" w:eastAsia="宋体"/>
+          <w:b w:val="0"/>
+          <w:sz w:val="21"/>
+        </w:rPr>
+        <w:t xml:space="preserve"> </w:t>
+      </w:r>
+      <w:r>
+        <w:rPr>
+          <w:rFonts w:ascii="Times New Roman" w:hAnsi="Times New Roman" w:eastAsia="宋体"/>
+          <w:b/>
+          <w:sz w:val="21"/>
+        </w:rPr>
+        <w:t>心理安全</w:t>
+      </w:r>
+      <w:r>
+        <w:rPr>
+          <w:rFonts w:ascii="Times New Roman" w:hAnsi="Times New Roman" w:eastAsia="宋体"/>
+          <w:b w:val="0"/>
+          <w:sz w:val="21"/>
+        </w:rPr>
+        <w:t>：不点名强迫发言，允许"跳过"；不诊断、不给心理学标签；成员情绪波动（落泪、长时间沉默、明显不适）时，提供呼吸放松或暂离选项，会后私下问候。若有人提到自己有心理疾病史或严重创伤，回应"这个部分值得被认真对待"，建议寻求专业支持，禅修可作辅助、不替代治疗。</w:t>
+      </w:r>
+    </w:p>
+    <w:p>
+      <w:pPr>
+        <w:spacing w:before="0" w:after="60" w:line="336" w:lineRule="auto"/>
+        <w:ind w:left="539" w:hanging="283"/>
+        <w:jc w:val="both"/>
+      </w:pPr>
+      <w:r>
+        <w:rPr>
+          <w:rFonts w:ascii="Times New Roman" w:hAnsi="Times New Roman" w:eastAsia="宋体"/>
+          <w:b w:val="0"/>
+          <w:sz w:val="21"/>
+        </w:rPr>
+        <w:t>6.</w:t>
+      </w:r>
+      <w:r>
+        <w:rPr>
+          <w:rFonts w:ascii="Times New Roman" w:hAnsi="Times New Roman" w:eastAsia="宋体"/>
+          <w:b w:val="0"/>
+          <w:sz w:val="21"/>
+        </w:rPr>
+        <w:t xml:space="preserve"> </w:t>
+      </w:r>
+      <w:r>
+        <w:rPr>
+          <w:rFonts w:ascii="Times New Roman" w:hAnsi="Times New Roman" w:eastAsia="宋体"/>
+          <w:b/>
+          <w:sz w:val="21"/>
+        </w:rPr>
+        <w:t>第一次坐的期待管理</w:t>
+      </w:r>
+      <w:r>
+        <w:rPr>
+          <w:rFonts w:ascii="Times New Roman" w:hAnsi="Times New Roman" w:eastAsia="宋体"/>
+          <w:b w:val="0"/>
+          <w:sz w:val="21"/>
+        </w:rPr>
+        <w:t>：有人坐完说"什么感觉都没有"或"全是妄念"。回应："今天只求知道有呼吸，不求感觉。"不评价、不加码，也不比较谁坐得久。</w:t>
+      </w:r>
+    </w:p>
+    <w:p>
+      <w:pPr>
+        <w:spacing w:before="0" w:after="60" w:line="336" w:lineRule="auto"/>
+        <w:ind w:left="539" w:hanging="283"/>
+        <w:jc w:val="both"/>
+      </w:pPr>
+      <w:r>
+        <w:rPr>
+          <w:rFonts w:ascii="Times New Roman" w:hAnsi="Times New Roman" w:eastAsia="宋体"/>
+          <w:b w:val="0"/>
+          <w:sz w:val="21"/>
+        </w:rPr>
+        <w:t>7.</w:t>
+      </w:r>
+      <w:r>
+        <w:rPr>
+          <w:rFonts w:ascii="Times New Roman" w:hAnsi="Times New Roman" w:eastAsia="宋体"/>
+          <w:b w:val="0"/>
+          <w:sz w:val="21"/>
+        </w:rPr>
+        <w:t xml:space="preserve"> </w:t>
+      </w:r>
+      <w:r>
+        <w:rPr>
+          <w:rFonts w:ascii="Times New Roman" w:hAnsi="Times New Roman" w:eastAsia="宋体"/>
+          <w:b/>
+          <w:sz w:val="21"/>
+        </w:rPr>
+        <w:t>本周边界（防止提前展开）</w:t>
+      </w:r>
+      <w:r>
+        <w:rPr>
+          <w:rFonts w:ascii="Times New Roman" w:hAnsi="Times New Roman" w:eastAsia="宋体"/>
+          <w:b w:val="0"/>
+          <w:sz w:val="21"/>
+        </w:rPr>
+        <w:t>：本周只讲"是什么、为什么"。坐姿与身心准备在第2周；呼吸的取相点与数息方法从第3周开始；三类菩提的详说与修学规划在第8周。若有人问"到底怎么修"，回答："方法下周起逐步展开，今天先把'是什么、为什么'弄清楚。"</w:t>
+      </w:r>
+    </w:p>
+    <w:p>
+      <w:pPr>
+        <w:spacing w:before="0" w:after="60" w:line="336" w:lineRule="auto"/>
+        <w:ind w:left="539" w:hanging="283"/>
+        <w:jc w:val="both"/>
+      </w:pPr>
+      <w:r>
+        <w:rPr>
+          <w:rFonts w:ascii="Times New Roman" w:hAnsi="Times New Roman" w:eastAsia="宋体"/>
+          <w:b w:val="0"/>
+          <w:sz w:val="21"/>
+        </w:rPr>
+        <w:t>8.</w:t>
+      </w:r>
+      <w:r>
+        <w:rPr>
+          <w:rFonts w:ascii="Times New Roman" w:hAnsi="Times New Roman" w:eastAsia="宋体"/>
+          <w:b w:val="0"/>
+          <w:sz w:val="21"/>
+        </w:rPr>
+        <w:t xml:space="preserve"> </w:t>
+      </w:r>
+      <w:r>
+        <w:rPr>
+          <w:rFonts w:ascii="Times New Roman" w:hAnsi="Times New Roman" w:eastAsia="宋体"/>
+          <w:b/>
+          <w:sz w:val="21"/>
+        </w:rPr>
+        <w:t>主持人自己的位置</w:t>
+      </w:r>
+      <w:r>
+        <w:rPr>
+          <w:rFonts w:ascii="Times New Roman" w:hAnsi="Times New Roman" w:eastAsia="宋体"/>
+          <w:b w:val="0"/>
+          <w:sz w:val="21"/>
+        </w:rPr>
+        <w:t>：第一周你最可能走的两极——"准备过度"（把今晚上成课，塞满解释）与"准备不足"（只念流程，遇到提问就慌）。做法今晚已经演示给你了：原文读得慢而稳，解释只出现在操作行与衔接词，其余时间把空间交给成员。第一周结束，你只需要比开场时多认识每一张脸，这就够了。</w:t>
+      </w:r>
+    </w:p>
+    <w:p>
+      <w:pPr>
+        <w:keepNext/>
+        <w:spacing w:before="280" w:after="80" w:line="300" w:lineRule="auto"/>
+      </w:pPr>
+      <w:r>
+        <w:rPr>
+          <w:rFonts w:ascii="微软雅黑" w:hAnsi="微软雅黑" w:eastAsia="微软雅黑"/>
+          <w:b/>
+          <w:color w:val="1F3864"/>
+          <w:sz w:val="27"/>
+        </w:rPr>
+        <w:t>📖</w:t>
+      </w:r>
+      <w:r>
+        <w:rPr>
+          <w:rFonts w:ascii="微软雅黑" w:hAnsi="微软雅黑" w:eastAsia="微软雅黑"/>
+          <w:b/>
+          <w:color w:val="1F3864"/>
+          <w:sz w:val="27"/>
+        </w:rPr>
+        <w:t xml:space="preserve"> </w:t>
+      </w:r>
+      <w:r>
+        <w:rPr>
+          <w:rFonts w:ascii="微软雅黑" w:hAnsi="微软雅黑" w:eastAsia="微软雅黑"/>
+          <w:b/>
+          <w:color w:val="1F3864"/>
+          <w:sz w:val="27"/>
+        </w:rPr>
+        <w:t>延伸阅读（课后自由选读）</w:t>
       </w:r>
     </w:p>
     <w:p>
@@ -4173,7 +6163,7 @@
         <w:ind w:left="1440" w:hanging="360"/>
       </w:pPr>
       <w:rPr>
-        <w:rFonts w:ascii="Symbol" w:hAnsi="Symbol" w:hint="default"/>
+        <w:rFonts w:ascii="Times New Roman" w:hAnsi="Times New Roman" w:hint="default"/>
       </w:rPr>
     </w:lvl>
   </w:abstractNum>
@@ -4194,7 +6184,7 @@
         <w:ind w:left="1080" w:hanging="360"/>
       </w:pPr>
       <w:rPr>
-        <w:rFonts w:ascii="Symbol" w:hAnsi="Symbol" w:hint="default"/>
+        <w:rFonts w:ascii="Times New Roman" w:hAnsi="Times New Roman" w:hint="default"/>
       </w:rPr>
     </w:lvl>
   </w:abstractNum>
@@ -4215,7 +6205,7 @@
         <w:ind w:left="720" w:hanging="360"/>
       </w:pPr>
       <w:rPr>
-        <w:rFonts w:ascii="Symbol" w:hAnsi="Symbol" w:hint="default"/>
+        <w:rFonts w:ascii="Times New Roman" w:hAnsi="Times New Roman" w:hint="default"/>
       </w:rPr>
     </w:lvl>
   </w:abstractNum>
@@ -4254,7 +6244,7 @@
         <w:ind w:left="360" w:hanging="360"/>
       </w:pPr>
       <w:rPr>
-        <w:rFonts w:ascii="Symbol" w:hAnsi="Symbol" w:hint="default"/>
+        <w:rFonts w:ascii="Times New Roman" w:hAnsi="Times New Roman" w:hint="default"/>
       </w:rPr>
     </w:lvl>
   </w:abstractNum>
@@ -5104,7 +7094,7 @@
       </w:tabs>
     </w:pPr>
     <w:rPr>
-      <w:rFonts w:ascii="Courier" w:hAnsi="Courier"/>
+      <w:rFonts w:ascii="Times New Roman" w:hAnsi="Times New Roman"/>
       <w:sz w:val="20"/>
       <w:szCs w:val="20"/>
     </w:rPr>
@@ -5116,7 +7106,7 @@
     <w:uiPriority w:val="99"/>
     <w:rsid w:val="0029639D"/>
     <w:rPr>
-      <w:rFonts w:ascii="Courier" w:hAnsi="Courier"/>
+      <w:rFonts w:ascii="Times New Roman" w:hAnsi="Times New Roman"/>
       <w:sz w:val="20"/>
       <w:szCs w:val="20"/>
     </w:rPr>
@@ -16906,7 +18896,7 @@
       </w:tabs>
     </w:pPr>
     <w:rPr>
-      <w:rFonts w:ascii="Courier" w:hAnsi="Courier"/>
+      <w:rFonts w:ascii="Times New Roman" w:hAnsi="Times New Roman"/>
       <w:sz w:val="20"/>
       <w:szCs w:val="20"/>
     </w:rPr>
@@ -16918,7 +18908,7 @@
     <w:uiPriority w:val="99"/>
     <w:rsid w:val="0029639D"/>
     <w:rPr>
-      <w:rFonts w:ascii="Courier" w:hAnsi="Courier"/>
+      <w:rFonts w:ascii="Times New Roman" w:hAnsi="Times New Roman"/>
       <w:sz w:val="20"/>
       <w:szCs w:val="20"/>
     </w:rPr>

--- a/交付成果/第八轮去禅修引导/Word版/8周版/读书会01_第1周_禅修的本质与目标与如来禅修学体系_主持人版.docx
+++ b/交付成果/第八轮去禅修引导/Word版/8周版/读书会01_第1周_禅修的本质与目标与如来禅修学体系_主持人版.docx
@@ -4498,7 +4498,7 @@
         </w:pBdr>
         <w:shd w:val="clear" w:fill="EEF3F9"/>
         <w:spacing w:before="0" w:after="40" w:line="348" w:lineRule="auto"/>
-        <w:ind w:left="255" w:right="142"/>
+        <w:ind w:left="539" w:right="142" w:hanging="255"/>
         <w:jc w:val="both"/>
       </w:pPr>
       <w:r>
@@ -4508,7 +4508,7 @@
           <w:color w:val="222222"/>
           <w:sz w:val="20"/>
         </w:rPr>
-        <w:t>-</w:t>
+        <w:t>•</w:t>
       </w:r>
       <w:r>
         <w:rPr>
@@ -4517,7 +4517,7 @@
           <w:color w:val="222222"/>
           <w:sz w:val="20"/>
         </w:rPr>
-        <w:t xml:space="preserve"> </w:t>
+        <w:t xml:space="preserve"> </w:t>
       </w:r>
       <w:r>
         <w:rPr>
@@ -4527,6 +4527,147 @@
           <w:sz w:val="20"/>
         </w:rPr>
         <w:t>20分钟的常见切法：规则宣读约2分钟＋起手问题约1分钟＋每人2分钟（按7–8人计约16分钟）＋收束1分钟；</w:t>
+      </w:r>
+    </w:p>
+    <w:p>
+      <w:pPr>
+        <w:pBdr>
+          <w:left w:val="single" w:sz="30" w:space="8" w:color="1F3864"/>
+        </w:pBdr>
+        <w:shd w:val="clear" w:fill="EEF3F9"/>
+        <w:spacing w:before="0" w:after="40" w:line="348" w:lineRule="auto"/>
+        <w:ind w:left="539" w:right="142" w:hanging="255"/>
+        <w:jc w:val="both"/>
+      </w:pPr>
+      <w:r>
+        <w:rPr>
+          <w:rFonts w:ascii="Times New Roman" w:hAnsi="Times New Roman" w:eastAsia="宋体"/>
+          <w:b w:val="0"/>
+          <w:color w:val="222222"/>
+          <w:sz w:val="20"/>
+        </w:rPr>
+        <w:t>•</w:t>
+      </w:r>
+      <w:r>
+        <w:rPr>
+          <w:rFonts w:ascii="Times New Roman" w:hAnsi="Times New Roman" w:eastAsia="宋体"/>
+          <w:b w:val="0"/>
+          <w:color w:val="222222"/>
+          <w:sz w:val="20"/>
+        </w:rPr>
+        <w:t xml:space="preserve"> </w:t>
+      </w:r>
+      <w:r>
+        <w:rPr>
+          <w:rFonts w:ascii="Times New Roman" w:hAnsi="Times New Roman" w:eastAsia="宋体"/>
+          <w:b w:val="0"/>
+          <w:color w:val="222222"/>
+          <w:sz w:val="20"/>
+        </w:rPr>
+        <w:t>人数超过10人时，提前说明"本轮压缩到每人90秒"，并请在场最守时的人自愿帮看时间；</w:t>
+      </w:r>
+    </w:p>
+    <w:p>
+      <w:pPr>
+        <w:pBdr>
+          <w:left w:val="single" w:sz="30" w:space="8" w:color="1F3864"/>
+        </w:pBdr>
+        <w:shd w:val="clear" w:fill="EEF3F9"/>
+        <w:spacing w:before="0" w:after="40" w:line="348" w:lineRule="auto"/>
+        <w:ind w:left="539" w:right="142" w:hanging="255"/>
+        <w:jc w:val="both"/>
+      </w:pPr>
+      <w:r>
+        <w:rPr>
+          <w:rFonts w:ascii="Times New Roman" w:hAnsi="Times New Roman" w:eastAsia="宋体"/>
+          <w:b w:val="0"/>
+          <w:color w:val="222222"/>
+          <w:sz w:val="20"/>
+        </w:rPr>
+        <w:t>•</w:t>
+      </w:r>
+      <w:r>
+        <w:rPr>
+          <w:rFonts w:ascii="Times New Roman" w:hAnsi="Times New Roman" w:eastAsia="宋体"/>
+          <w:b w:val="0"/>
+          <w:color w:val="222222"/>
+          <w:sz w:val="20"/>
+        </w:rPr>
+        <w:t xml:space="preserve"> </w:t>
+      </w:r>
+      <w:r>
+        <w:rPr>
+          <w:rFonts w:ascii="Times New Roman" w:hAnsi="Times New Roman" w:eastAsia="宋体"/>
+          <w:b w:val="0"/>
+          <w:color w:val="222222"/>
+          <w:sz w:val="20"/>
+        </w:rPr>
+        <w:t>若有人明显超时，用"感谢你说的这点，我很想听后面的朋友也谈谈"自然收束，不生硬打断。</w:t>
+      </w:r>
+    </w:p>
+    <w:p>
+      <w:pPr>
+        <w:keepNext/>
+        <w:spacing w:before="280" w:after="80" w:line="300" w:lineRule="auto"/>
+      </w:pPr>
+      <w:r>
+        <w:rPr>
+          <w:rFonts w:ascii="微软雅黑" w:hAnsi="微软雅黑" w:eastAsia="微软雅黑"/>
+          <w:b/>
+          <w:color w:val="1F3864"/>
+          <w:sz w:val="27"/>
+        </w:rPr>
+        <w:t>🎯</w:t>
+      </w:r>
+      <w:r>
+        <w:rPr>
+          <w:rFonts w:ascii="微软雅黑" w:hAnsi="微软雅黑" w:eastAsia="微软雅黑"/>
+          <w:b/>
+          <w:color w:val="1F3864"/>
+          <w:sz w:val="27"/>
+        </w:rPr>
+        <w:t xml:space="preserve"> </w:t>
+      </w:r>
+      <w:r>
+        <w:rPr>
+          <w:rFonts w:ascii="微软雅黑" w:hAnsi="微软雅黑" w:eastAsia="微软雅黑"/>
+          <w:b/>
+          <w:color w:val="1F3864"/>
+          <w:sz w:val="27"/>
+        </w:rPr>
+        <w:t>主题讨论（35</w:t>
+      </w:r>
+      <w:r>
+        <w:rPr>
+          <w:rFonts w:ascii="微软雅黑" w:hAnsi="微软雅黑" w:eastAsia="微软雅黑"/>
+          <w:b/>
+          <w:color w:val="1F3864"/>
+          <w:sz w:val="27"/>
+        </w:rPr>
+        <w:t xml:space="preserve"> </w:t>
+      </w:r>
+      <w:r>
+        <w:rPr>
+          <w:rFonts w:ascii="微软雅黑" w:hAnsi="微软雅黑" w:eastAsia="微软雅黑"/>
+          <w:b/>
+          <w:color w:val="1F3864"/>
+          <w:sz w:val="27"/>
+        </w:rPr>
+        <w:t>min）</w:t>
+      </w:r>
+    </w:p>
+    <w:p>
+      <w:pPr>
+        <w:spacing w:before="0" w:after="100" w:line="336" w:lineRule="auto"/>
+        <w:jc w:val="both"/>
+      </w:pPr>
+      <w:r>
+        <w:rPr>
+          <w:rFonts w:ascii="Times New Roman" w:hAnsi="Times New Roman" w:eastAsia="宋体"/>
+          <w:b/>
+          <w:sz w:val="21"/>
+        </w:rPr>
+        <w:t>引导问题一（由浅入深·第1层）：禅修的本质是"培育心的平静、去除五盖"——这和"打坐发呆、放松解压"有什么不同？</w:t>
       </w:r>
     </w:p>
     <w:p>
@@ -4546,25 +4687,7 @@
           <w:color w:val="222222"/>
           <w:sz w:val="20"/>
         </w:rPr>
-        <w:t>-</w:t>
-      </w:r>
-      <w:r>
-        <w:rPr>
-          <w:rFonts w:ascii="Times New Roman" w:hAnsi="Times New Roman" w:eastAsia="宋体"/>
-          <w:b w:val="0"/>
-          <w:color w:val="222222"/>
-          <w:sz w:val="20"/>
-        </w:rPr>
-        <w:t xml:space="preserve"> </w:t>
-      </w:r>
-      <w:r>
-        <w:rPr>
-          <w:rFonts w:ascii="Times New Roman" w:hAnsi="Times New Roman" w:eastAsia="宋体"/>
-          <w:b w:val="0"/>
-          <w:color w:val="222222"/>
-          <w:sz w:val="20"/>
-        </w:rPr>
-        <w:t>人数超过10人时，提前说明"本轮压缩到每人90秒"，并请在场最守时的人自愿帮看时间；</w:t>
+        <w:t>提示：请成员回到原文找答案——"巴瓦那的意思是发展、培育，是心灵发展、提升心的素质的一种修行实践""禅修的目的是培育心的平静，是去除我们内心的五盖"。追问：五盖是哪五样？你在自己身上最常看到的是哪一样？</w:t>
       </w:r>
     </w:p>
     <w:p>
@@ -4584,80 +4707,11 @@
           <w:color w:val="222222"/>
           <w:sz w:val="20"/>
         </w:rPr>
-        <w:t>-</w:t>
-      </w:r>
-      <w:r>
-        <w:rPr>
-          <w:rFonts w:ascii="Times New Roman" w:hAnsi="Times New Roman" w:eastAsia="宋体"/>
-          <w:b w:val="0"/>
-          <w:color w:val="222222"/>
-          <w:sz w:val="20"/>
-        </w:rPr>
-        <w:t xml:space="preserve"> </w:t>
-      </w:r>
-      <w:r>
-        <w:rPr>
-          <w:rFonts w:ascii="Times New Roman" w:hAnsi="Times New Roman" w:eastAsia="宋体"/>
-          <w:b w:val="0"/>
-          <w:color w:val="222222"/>
-          <w:sz w:val="20"/>
-        </w:rPr>
-        <w:t>若有人明显超时，用"感谢你说的这点，我很想听后面的朋友也谈谈"自然收束，不生硬打断。</w:t>
+        <w:t>落点：不必否定"放松解压"的价值，只说"那是它顺带带来的，不是它的全部"。若有人问"那我不追结果，还修什么"——回应原文："你只管在每个当下心在上行、在善心，不善心自然就不生起。"</w:t>
       </w:r>
     </w:p>
     <w:p>
       <w:pPr>
-        <w:keepNext/>
-        <w:spacing w:before="280" w:after="80" w:line="300" w:lineRule="auto"/>
-      </w:pPr>
-      <w:r>
-        <w:rPr>
-          <w:rFonts w:ascii="微软雅黑" w:hAnsi="微软雅黑" w:eastAsia="微软雅黑"/>
-          <w:b/>
-          <w:color w:val="1F3864"/>
-          <w:sz w:val="27"/>
-        </w:rPr>
-        <w:t>🎯</w:t>
-      </w:r>
-      <w:r>
-        <w:rPr>
-          <w:rFonts w:ascii="微软雅黑" w:hAnsi="微软雅黑" w:eastAsia="微软雅黑"/>
-          <w:b/>
-          <w:color w:val="1F3864"/>
-          <w:sz w:val="27"/>
-        </w:rPr>
-        <w:t xml:space="preserve"> </w:t>
-      </w:r>
-      <w:r>
-        <w:rPr>
-          <w:rFonts w:ascii="微软雅黑" w:hAnsi="微软雅黑" w:eastAsia="微软雅黑"/>
-          <w:b/>
-          <w:color w:val="1F3864"/>
-          <w:sz w:val="27"/>
-        </w:rPr>
-        <w:t>主题讨论（35</w:t>
-      </w:r>
-      <w:r>
-        <w:rPr>
-          <w:rFonts w:ascii="微软雅黑" w:hAnsi="微软雅黑" w:eastAsia="微软雅黑"/>
-          <w:b/>
-          <w:color w:val="1F3864"/>
-          <w:sz w:val="27"/>
-        </w:rPr>
-        <w:t xml:space="preserve"> </w:t>
-      </w:r>
-      <w:r>
-        <w:rPr>
-          <w:rFonts w:ascii="微软雅黑" w:hAnsi="微软雅黑" w:eastAsia="微软雅黑"/>
-          <w:b/>
-          <w:color w:val="1F3864"/>
-          <w:sz w:val="27"/>
-        </w:rPr>
-        <w:t>min）</w:t>
-      </w:r>
-    </w:p>
-    <w:p>
-      <w:pPr>
         <w:spacing w:before="0" w:after="100" w:line="336" w:lineRule="auto"/>
         <w:jc w:val="both"/>
       </w:pPr>
@@ -4667,7 +4721,7 @@
           <w:b/>
           <w:sz w:val="21"/>
         </w:rPr>
-        <w:t>引导问题一（由浅入深·第1层）：禅修的本质是"培育心的平静、去除五盖"——这和"打坐发呆、放松解压"有什么不同？</w:t>
+        <w:t>引导问题二（第2层）：止禅与观禅各是什么？为什么说"止是观的基础"？</w:t>
       </w:r>
     </w:p>
     <w:p>
@@ -4687,7 +4741,7 @@
           <w:color w:val="222222"/>
           <w:sz w:val="20"/>
         </w:rPr>
-        <w:t>提示：请成员回到原文找答案——"巴瓦那的意思是发展、培育，是心灵发展、提升心的素质的一种修行实践""禅修的目的是培育心的平静，是去除我们内心的五盖"。追问：五盖是哪五样？你在自己身上最常看到的是哪一样？</w:t>
+        <w:t>提示：先请成员分别用一句话说"止在做什么""观在看什么"，再回到原文——止是令欲贪等诸障碍法止息、消失，目标是心宁静平静、为观禅提供基础；观是以无常等种种行相观照名色诸行法，目的是舍断对五蕴的执取。</w:t>
       </w:r>
     </w:p>
     <w:p>
@@ -4707,7 +4761,7 @@
           <w:color w:val="222222"/>
           <w:sz w:val="20"/>
         </w:rPr>
-        <w:t>落点：不必否定"放松解压"的价值，只说"那是它顺带带来的，不是它的全部"。若有人问"那我不追结果，还修什么"——回应原文："你只管在每个当下心在上行、在善心，不善心自然就不生起。"</w:t>
+        <w:t>落点：用"灯在风口与灯在静处"的比喻收束。有人若问"能不能直接修观"，回应：两条路都通，纯观行者以近行定为基；但止观行者的路涵盖纯观行者——先不必替自己选，先把路看清。</w:t>
       </w:r>
     </w:p>
     <w:p>
@@ -4721,7 +4775,7 @@
           <w:b/>
           <w:sz w:val="21"/>
         </w:rPr>
-        <w:t>引导问题二（第2层）：止禅与观禅各是什么？为什么说"止是观的基础"？</w:t>
+        <w:t>引导问题三（第3层·指向信心与目标）：五个千年说明了什么？目标该立在哪里？</w:t>
       </w:r>
     </w:p>
     <w:p>
@@ -4741,7 +4795,7 @@
           <w:color w:val="222222"/>
           <w:sz w:val="20"/>
         </w:rPr>
-        <w:t>提示：先请成员分别用一句话说"止在做什么""观在看什么"，再回到原文——止是令欲贪等诸障碍法止息、消失，目标是心宁静平静、为观禅提供基础；观是以无常等种种行相观照名色诸行法，目的是舍断对五蕴的执取。</w:t>
+        <w:t>提示：重读原文第七、八节——第一千年辨析智、第二千年六神通、第三千年三明、第四千年纯观阿拉汉果、第五千年只能证不来·一来·入流果；佛灭两千五百多年，我们正处在第三个千年——三明还证得到，只是六通与四无碍解难得。三种菩提（正自觉·独觉·弟子）在解脱上无差异，差异在往昔所愿、巴拉密与累积时间。</w:t>
       </w:r>
     </w:p>
     <w:p>
@@ -4761,21 +4815,7 @@
           <w:color w:val="222222"/>
           <w:sz w:val="20"/>
         </w:rPr>
-        <w:t>落点：用"灯在风口与灯在静处"的比喻收束。有人若问"能不能直接修观"，回应：两条路都通，纯观行者以近行定为基；但止观行者的路涵盖纯观行者——先不必替自己选，先把路看清。</w:t>
-      </w:r>
-    </w:p>
-    <w:p>
-      <w:pPr>
-        <w:spacing w:before="0" w:after="100" w:line="336" w:lineRule="auto"/>
-        <w:jc w:val="both"/>
-      </w:pPr>
-      <w:r>
-        <w:rPr>
-          <w:rFonts w:ascii="Times New Roman" w:hAnsi="Times New Roman" w:eastAsia="宋体"/>
-          <w:b/>
-          <w:sz w:val="21"/>
-        </w:rPr>
-        <w:t>引导问题三（第3层·指向信心与目标）：五个千年说明了什么？目标该立在哪里？</w:t>
+        <w:t>落点：不承诺任何人的修行结果，也不谈神通与境界，只说"路还在，法没有过期"；目标立清楚，修行才不会变成求神奇、求感应。</w:t>
       </w:r>
     </w:p>
     <w:p>
@@ -4795,7 +4835,16 @@
           <w:color w:val="222222"/>
           <w:sz w:val="20"/>
         </w:rPr>
-        <w:t>提示：重读原文第七、八节——第一千年辨析智、第二千年六神通、第三千年三明、第四千年纯观阿拉汉果、第五千年只能证不来·一来·入流果；佛灭两千五百多年，我们正处在第三个千年——三明还证得到，只是六通与四无碍解难得。三种菩提（正自觉·独觉·弟子）在解脱上无差异，差异在往昔所愿、巴拉密与累积时间。</w:t>
+        <w:t>主持人收束一句（照读即可）：请带走三句话——"禅修是培育心的素质""止是观的基础""正法还在，我们站在能证果的那一段"。</w:t>
+      </w:r>
+      <w:r>
+        <w:rPr>
+          <w:rFonts w:ascii="Times New Roman" w:hAnsi="Times New Roman" w:eastAsia="宋体"/>
+          <w:b/>
+          <w:color w:val="222222"/>
+          <w:sz w:val="20"/>
+        </w:rPr>
+        <w:t>路认清楚了，接下来的每一步，才走得踏实。</w:t>
       </w:r>
     </w:p>
     <w:p>
@@ -4811,11 +4860,20 @@
       <w:r>
         <w:rPr>
           <w:rFonts w:ascii="Times New Roman" w:hAnsi="Times New Roman" w:eastAsia="宋体"/>
+          <w:b/>
+          <w:color w:val="222222"/>
+          <w:sz w:val="20"/>
+        </w:rPr>
+        <w:t>分层追问</w:t>
+      </w:r>
+      <w:r>
+        <w:rPr>
+          <w:rFonts w:ascii="Times New Roman" w:hAnsi="Times New Roman" w:eastAsia="宋体"/>
           <w:b w:val="0"/>
           <w:color w:val="222222"/>
           <w:sz w:val="20"/>
         </w:rPr>
-        <w:t>落点：不承诺任何人的修行结果，也不谈神通与境界，只说"路还在，法没有过期"；目标立清楚，修行才不会变成求神奇、求感应。</w:t>
+        <w:t>（可视时间取用，由浅入深）：</w:t>
       </w:r>
     </w:p>
     <w:p>
@@ -4825,7 +4883,7 @@
         </w:pBdr>
         <w:shd w:val="clear" w:fill="EEF3F9"/>
         <w:spacing w:before="0" w:after="40" w:line="348" w:lineRule="auto"/>
-        <w:ind w:left="255" w:right="142"/>
+        <w:ind w:left="539" w:right="142" w:hanging="255"/>
         <w:jc w:val="both"/>
       </w:pPr>
       <w:r>
@@ -4835,16 +4893,25 @@
           <w:color w:val="222222"/>
           <w:sz w:val="20"/>
         </w:rPr>
-        <w:t>主持人收束一句（照读即可）：请带走三句话——"禅修是培育心的素质""止是观的基础""正法还在，我们站在能证果的那一段"。</w:t>
-      </w:r>
-      <w:r>
-        <w:rPr>
-          <w:rFonts w:ascii="Times New Roman" w:hAnsi="Times New Roman" w:eastAsia="宋体"/>
-          <w:b/>
+        <w:t>•</w:t>
+      </w:r>
+      <w:r>
+        <w:rPr>
+          <w:rFonts w:ascii="Times New Roman" w:hAnsi="Times New Roman" w:eastAsia="宋体"/>
+          <w:b w:val="0"/>
           <w:color w:val="222222"/>
           <w:sz w:val="20"/>
         </w:rPr>
-        <w:t>路认清楚了，接下来的每一步，才走得踏实。</w:t>
+        <w:t xml:space="preserve"> </w:t>
+      </w:r>
+      <w:r>
+        <w:rPr>
+          <w:rFonts w:ascii="Times New Roman" w:hAnsi="Times New Roman" w:eastAsia="宋体"/>
+          <w:b w:val="0"/>
+          <w:color w:val="222222"/>
+          <w:sz w:val="20"/>
+        </w:rPr>
+        <w:t>【现象】你平时听到"禅修"这个词时，脑子里浮现的第一幅画面是什么？它又是从哪里来的？</w:t>
       </w:r>
     </w:p>
     <w:p>
@@ -4854,18 +4921,9 @@
         </w:pBdr>
         <w:shd w:val="clear" w:fill="EEF3F9"/>
         <w:spacing w:before="0" w:after="40" w:line="348" w:lineRule="auto"/>
-        <w:ind w:left="255" w:right="142"/>
+        <w:ind w:left="539" w:right="142" w:hanging="255"/>
         <w:jc w:val="both"/>
       </w:pPr>
-      <w:r>
-        <w:rPr>
-          <w:rFonts w:ascii="Times New Roman" w:hAnsi="Times New Roman" w:eastAsia="宋体"/>
-          <w:b/>
-          <w:color w:val="222222"/>
-          <w:sz w:val="20"/>
-        </w:rPr>
-        <w:t>分层追问</w:t>
-      </w:r>
       <w:r>
         <w:rPr>
           <w:rFonts w:ascii="Times New Roman" w:hAnsi="Times New Roman" w:eastAsia="宋体"/>
@@ -4873,7 +4931,25 @@
           <w:color w:val="222222"/>
           <w:sz w:val="20"/>
         </w:rPr>
-        <w:t>（可视时间取用，由浅入深）：</w:t>
+        <w:t>•</w:t>
+      </w:r>
+      <w:r>
+        <w:rPr>
+          <w:rFonts w:ascii="Times New Roman" w:hAnsi="Times New Roman" w:eastAsia="宋体"/>
+          <w:b w:val="0"/>
+          <w:color w:val="222222"/>
+          <w:sz w:val="20"/>
+        </w:rPr>
+        <w:t xml:space="preserve"> </w:t>
+      </w:r>
+      <w:r>
+        <w:rPr>
+          <w:rFonts w:ascii="Times New Roman" w:hAnsi="Times New Roman" w:eastAsia="宋体"/>
+          <w:b w:val="0"/>
+          <w:color w:val="222222"/>
+          <w:sz w:val="20"/>
+        </w:rPr>
+        <w:t>【影响】回想你最近一次想让心静下来的时刻，那时的你，是想解决点什么，还是只想歇一歇？</w:t>
       </w:r>
     </w:p>
     <w:p>
@@ -4883,7 +4959,7 @@
         </w:pBdr>
         <w:shd w:val="clear" w:fill="EEF3F9"/>
         <w:spacing w:before="0" w:after="40" w:line="348" w:lineRule="auto"/>
-        <w:ind w:left="255" w:right="142"/>
+        <w:ind w:left="539" w:right="142" w:hanging="255"/>
         <w:jc w:val="both"/>
       </w:pPr>
       <w:r>
@@ -4893,7 +4969,7 @@
           <w:color w:val="222222"/>
           <w:sz w:val="20"/>
         </w:rPr>
-        <w:t>-</w:t>
+        <w:t>•</w:t>
       </w:r>
       <w:r>
         <w:rPr>
@@ -4902,83 +4978,7 @@
           <w:color w:val="222222"/>
           <w:sz w:val="20"/>
         </w:rPr>
-        <w:t xml:space="preserve"> </w:t>
-      </w:r>
-      <w:r>
-        <w:rPr>
-          <w:rFonts w:ascii="Times New Roman" w:hAnsi="Times New Roman" w:eastAsia="宋体"/>
-          <w:b w:val="0"/>
-          <w:color w:val="222222"/>
-          <w:sz w:val="20"/>
-        </w:rPr>
-        <w:t>【现象】你平时听到"禅修"这个词时，脑子里浮现的第一幅画面是什么？它又是从哪里来的？</w:t>
-      </w:r>
-    </w:p>
-    <w:p>
-      <w:pPr>
-        <w:pBdr>
-          <w:left w:val="single" w:sz="30" w:space="8" w:color="1F3864"/>
-        </w:pBdr>
-        <w:shd w:val="clear" w:fill="EEF3F9"/>
-        <w:spacing w:before="0" w:after="40" w:line="348" w:lineRule="auto"/>
-        <w:ind w:left="255" w:right="142"/>
-        <w:jc w:val="both"/>
-      </w:pPr>
-      <w:r>
-        <w:rPr>
-          <w:rFonts w:ascii="Times New Roman" w:hAnsi="Times New Roman" w:eastAsia="宋体"/>
-          <w:b w:val="0"/>
-          <w:color w:val="222222"/>
-          <w:sz w:val="20"/>
-        </w:rPr>
-        <w:t>-</w:t>
-      </w:r>
-      <w:r>
-        <w:rPr>
-          <w:rFonts w:ascii="Times New Roman" w:hAnsi="Times New Roman" w:eastAsia="宋体"/>
-          <w:b w:val="0"/>
-          <w:color w:val="222222"/>
-          <w:sz w:val="20"/>
-        </w:rPr>
-        <w:t xml:space="preserve"> </w:t>
-      </w:r>
-      <w:r>
-        <w:rPr>
-          <w:rFonts w:ascii="Times New Roman" w:hAnsi="Times New Roman" w:eastAsia="宋体"/>
-          <w:b w:val="0"/>
-          <w:color w:val="222222"/>
-          <w:sz w:val="20"/>
-        </w:rPr>
-        <w:t>【影响】回想你最近一次想让心静下来的时刻，那时的你，是想解决点什么，还是只想歇一歇？</w:t>
-      </w:r>
-    </w:p>
-    <w:p>
-      <w:pPr>
-        <w:pBdr>
-          <w:left w:val="single" w:sz="30" w:space="8" w:color="1F3864"/>
-        </w:pBdr>
-        <w:shd w:val="clear" w:fill="EEF3F9"/>
-        <w:spacing w:before="0" w:after="40" w:line="348" w:lineRule="auto"/>
-        <w:ind w:left="255" w:right="142"/>
-        <w:jc w:val="both"/>
-      </w:pPr>
-      <w:r>
-        <w:rPr>
-          <w:rFonts w:ascii="Times New Roman" w:hAnsi="Times New Roman" w:eastAsia="宋体"/>
-          <w:b w:val="0"/>
-          <w:color w:val="222222"/>
-          <w:sz w:val="20"/>
-        </w:rPr>
-        <w:t>-</w:t>
-      </w:r>
-      <w:r>
-        <w:rPr>
-          <w:rFonts w:ascii="Times New Roman" w:hAnsi="Times New Roman" w:eastAsia="宋体"/>
-          <w:b w:val="0"/>
-          <w:color w:val="222222"/>
-          <w:sz w:val="20"/>
-        </w:rPr>
-        <w:t xml:space="preserve"> </w:t>
+        <w:t xml:space="preserve"> </w:t>
       </w:r>
       <w:r>
         <w:rPr>
